--- a/PSP Project.docx
+++ b/PSP Project.docx
@@ -1,6 +1,6 @@
 
 <file path=word/document.xml><?xml version="1.0" encoding="utf-8"?>
-<w:document xmlns:wpc="http://schemas.microsoft.com/office/word/2010/wordprocessingCanvas" xmlns:cx="http://schemas.microsoft.com/office/drawing/2014/chartex" xmlns:cx1="http://schemas.microsoft.com/office/drawing/2015/9/8/chartex" xmlns:cx2="http://schemas.microsoft.com/office/drawing/2015/10/21/chartex" xmlns:cx3="http://schemas.microsoft.com/office/drawing/2016/5/9/chartex" xmlns:cx4="http://schemas.microsoft.com/office/drawing/2016/5/10/chartex" xmlns:cx5="http://schemas.microsoft.com/office/drawing/2016/5/11/chartex" xmlns:cx6="http://schemas.microsoft.com/office/drawing/2016/5/12/chartex" xmlns:cx7="http://schemas.microsoft.com/office/drawing/2016/5/13/chartex" xmlns:cx8="http://schemas.microsoft.com/office/drawing/2016/5/14/chartex" xmlns:mc="http://schemas.openxmlformats.org/markup-compatibility/2006" xmlns:aink="http://schemas.microsoft.com/office/drawing/2016/ink" xmlns:am3d="http://schemas.microsoft.com/office/drawing/2017/model3d" xmlns:o="urn:schemas-microsoft-com:office:office" xmlns:r="http://schemas.openxmlformats.org/officeDocument/2006/relationships" xmlns:m="http://schemas.openxmlformats.org/officeDocument/2006/math" xmlns:v="urn:schemas-microsoft-com:vml" xmlns:wp14="http://schemas.microsoft.com/office/word/2010/wordprocessingDrawing" xmlns:wp="http://schemas.openxmlformats.org/drawingml/2006/wordprocessingDrawing" xmlns:w10="urn:schemas-microsoft-com:office:word" xmlns:w="http://schemas.openxmlformats.org/wordprocessingml/2006/main" xmlns:w14="http://schemas.microsoft.com/office/word/2010/wordml" xmlns:w15="http://schemas.microsoft.com/office/word/2012/wordml" xmlns:w16cex="http://schemas.microsoft.com/office/word/2018/wordml/cex" xmlns:w16cid="http://schemas.microsoft.com/office/word/2016/wordml/cid" xmlns:w16="http://schemas.microsoft.com/office/word/2018/wordml" xmlns:w16sdtdh="http://schemas.microsoft.com/office/word/2020/wordml/sdtdatahash" xmlns:w16se="http://schemas.microsoft.com/office/word/2015/wordml/symex" xmlns:wpg="http://schemas.microsoft.com/office/word/2010/wordprocessingGroup" xmlns:wpi="http://schemas.microsoft.com/office/word/2010/wordprocessingInk" xmlns:wne="http://schemas.microsoft.com/office/word/2006/wordml" xmlns:wps="http://schemas.microsoft.com/office/word/2010/wordprocessingShape" mc:Ignorable="w14 w15 w16se w16cid w16 w16cex w16sdtdh wp14">
+<w:document xmlns:wpc="http://schemas.microsoft.com/office/word/2010/wordprocessingCanvas" xmlns:cx="http://schemas.microsoft.com/office/drawing/2014/chartex" xmlns:cx1="http://schemas.microsoft.com/office/drawing/2015/9/8/chartex" xmlns:cx2="http://schemas.microsoft.com/office/drawing/2015/10/21/chartex" xmlns:cx3="http://schemas.microsoft.com/office/drawing/2016/5/9/chartex" xmlns:cx4="http://schemas.microsoft.com/office/drawing/2016/5/10/chartex" xmlns:cx5="http://schemas.microsoft.com/office/drawing/2016/5/11/chartex" xmlns:cx6="http://schemas.microsoft.com/office/drawing/2016/5/12/chartex" xmlns:cx7="http://schemas.microsoft.com/office/drawing/2016/5/13/chartex" xmlns:cx8="http://schemas.microsoft.com/office/drawing/2016/5/14/chartex" xmlns:mc="http://schemas.openxmlformats.org/markup-compatibility/2006" xmlns:aink="http://schemas.microsoft.com/office/drawing/2016/ink" xmlns:am3d="http://schemas.microsoft.com/office/drawing/2017/model3d" xmlns:o="urn:schemas-microsoft-com:office:office" xmlns:oel="http://schemas.microsoft.com/office/2019/extlst" xmlns:r="http://schemas.openxmlformats.org/officeDocument/2006/relationships" xmlns:m="http://schemas.openxmlformats.org/officeDocument/2006/math" xmlns:v="urn:schemas-microsoft-com:vml" xmlns:wp14="http://schemas.microsoft.com/office/word/2010/wordprocessingDrawing" xmlns:wp="http://schemas.openxmlformats.org/drawingml/2006/wordprocessingDrawing" xmlns:w10="urn:schemas-microsoft-com:office:word" xmlns:w="http://schemas.openxmlformats.org/wordprocessingml/2006/main" xmlns:w14="http://schemas.microsoft.com/office/word/2010/wordml" xmlns:w15="http://schemas.microsoft.com/office/word/2012/wordml" xmlns:w16cex="http://schemas.microsoft.com/office/word/2018/wordml/cex" xmlns:w16cid="http://schemas.microsoft.com/office/word/2016/wordml/cid" xmlns:w16="http://schemas.microsoft.com/office/word/2018/wordml" xmlns:w16sdtdh="http://schemas.microsoft.com/office/word/2020/wordml/sdtdatahash" xmlns:w16se="http://schemas.microsoft.com/office/word/2015/wordml/symex" xmlns:wpg="http://schemas.microsoft.com/office/word/2010/wordprocessingGroup" xmlns:wpi="http://schemas.microsoft.com/office/word/2010/wordprocessingInk" xmlns:wne="http://schemas.microsoft.com/office/word/2006/wordml" xmlns:wps="http://schemas.microsoft.com/office/word/2010/wordprocessingShape" mc:Ignorable="w14 w15 w16se w16cid w16 w16cex w16sdtdh wp14">
   <w:body>
     <w:p>
       <w:pPr>
@@ -29,7 +29,7 @@
             <wp:cNvGraphicFramePr/>
             <a:graphic xmlns:a="http://schemas.openxmlformats.org/drawingml/2006/main">
               <a:graphicData uri="http://schemas.openxmlformats.org/drawingml/2006/diagram">
-                <dgm:relIds xmlns:dgm="http://schemas.openxmlformats.org/drawingml/2006/diagram" xmlns:r="http://schemas.openxmlformats.org/officeDocument/2006/relationships" r:dm="rId4" r:lo="rId5" r:qs="rId6" r:cs="rId7"/>
+                <dgm:relIds xmlns:dgm="http://schemas.openxmlformats.org/drawingml/2006/diagram" xmlns:r="http://schemas.openxmlformats.org/officeDocument/2006/relationships" r:dm="rId5" r:lo="rId6" r:qs="rId7" r:cs="rId8"/>
               </a:graphicData>
             </a:graphic>
           </wp:inline>
@@ -45,124 +45,130 @@
         <w:t>Vorgangsliste</w:t>
       </w:r>
     </w:p>
-    <w:p>
-      <w:pPr>
-        <w:rPr>
-          <w:noProof/>
-        </w:rPr>
-      </w:pPr>
-    </w:p>
-    <w:p>
-      <w:pPr>
-        <w:tabs>
-          <w:tab w:val="left" w:pos="915"/>
-        </w:tabs>
-      </w:pPr>
-      <w:r>
-        <w:tab/>
-      </w:r>
-    </w:p>
+    <w:p/>
     <w:tbl>
       <w:tblPr>
-        <w:tblStyle w:val="Tabellenraster"/>
         <w:tblW w:w="0" w:type="auto"/>
+        <w:tblCellSpacing w:w="15" w:type="dxa"/>
+        <w:tblCellMar>
+          <w:top w:w="15" w:type="dxa"/>
+          <w:left w:w="15" w:type="dxa"/>
+          <w:bottom w:w="15" w:type="dxa"/>
+          <w:right w:w="15" w:type="dxa"/>
+        </w:tblCellMar>
         <w:tblLook w:val="04A0" w:firstRow="1" w:lastRow="0" w:firstColumn="1" w:lastColumn="0" w:noHBand="0" w:noVBand="1"/>
       </w:tblPr>
       <w:tblGrid>
-        <w:gridCol w:w="704"/>
-        <w:gridCol w:w="2920"/>
-        <w:gridCol w:w="1812"/>
-        <w:gridCol w:w="1813"/>
-        <w:gridCol w:w="1813"/>
+        <w:gridCol w:w="299"/>
+        <w:gridCol w:w="4041"/>
+        <w:gridCol w:w="615"/>
+        <w:gridCol w:w="1026"/>
       </w:tblGrid>
       <w:tr>
-        <w:tc>
-          <w:tcPr>
-            <w:tcW w:w="704" w:type="dxa"/>
+        <w:trPr>
+          <w:tblHeader/>
+          <w:tblCellSpacing w:w="15" w:type="dxa"/>
+        </w:trPr>
+        <w:tc>
+          <w:tcPr>
+            <w:tcW w:w="0" w:type="auto"/>
+            <w:vAlign w:val="center"/>
+            <w:hideMark/>
           </w:tcPr>
           <w:p>
             <w:pPr>
-              <w:tabs>
-                <w:tab w:val="left" w:pos="915"/>
-              </w:tabs>
+              <w:rPr>
+                <w:b/>
+                <w:bCs/>
+              </w:rPr>
             </w:pPr>
             <w:r>
-              <w:t>Nr.</w:t>
-            </w:r>
-          </w:p>
-        </w:tc>
-        <w:tc>
-          <w:tcPr>
-            <w:tcW w:w="2920" w:type="dxa"/>
+              <w:rPr>
+                <w:b/>
+                <w:bCs/>
+              </w:rPr>
+              <w:t>ID</w:t>
+            </w:r>
+          </w:p>
+        </w:tc>
+        <w:tc>
+          <w:tcPr>
+            <w:tcW w:w="0" w:type="auto"/>
+            <w:vAlign w:val="center"/>
+            <w:hideMark/>
           </w:tcPr>
           <w:p>
             <w:pPr>
-              <w:tabs>
-                <w:tab w:val="left" w:pos="915"/>
-              </w:tabs>
+              <w:rPr>
+                <w:b/>
+                <w:bCs/>
+              </w:rPr>
             </w:pPr>
             <w:r>
-              <w:t>Vorgangsname</w:t>
-            </w:r>
-          </w:p>
-        </w:tc>
-        <w:tc>
-          <w:tcPr>
-            <w:tcW w:w="1812" w:type="dxa"/>
+              <w:rPr>
+                <w:b/>
+                <w:bCs/>
+              </w:rPr>
+              <w:t>Vorgang</w:t>
+            </w:r>
+          </w:p>
+        </w:tc>
+        <w:tc>
+          <w:tcPr>
+            <w:tcW w:w="0" w:type="auto"/>
+            <w:vAlign w:val="center"/>
+            <w:hideMark/>
           </w:tcPr>
           <w:p>
             <w:pPr>
-              <w:tabs>
-                <w:tab w:val="left" w:pos="915"/>
-              </w:tabs>
+              <w:rPr>
+                <w:b/>
+                <w:bCs/>
+              </w:rPr>
             </w:pPr>
             <w:r>
+              <w:rPr>
+                <w:b/>
+                <w:bCs/>
+              </w:rPr>
               <w:t>Dauer</w:t>
             </w:r>
           </w:p>
         </w:tc>
         <w:tc>
           <w:tcPr>
-            <w:tcW w:w="1813" w:type="dxa"/>
+            <w:tcW w:w="0" w:type="auto"/>
+            <w:vAlign w:val="center"/>
+            <w:hideMark/>
           </w:tcPr>
           <w:p>
             <w:pPr>
-              <w:tabs>
-                <w:tab w:val="left" w:pos="915"/>
-              </w:tabs>
+              <w:rPr>
+                <w:b/>
+                <w:bCs/>
+              </w:rPr>
             </w:pPr>
             <w:r>
+              <w:rPr>
+                <w:b/>
+                <w:bCs/>
+              </w:rPr>
               <w:t>Vorgänger</w:t>
-            </w:r>
-          </w:p>
-        </w:tc>
-        <w:tc>
-          <w:tcPr>
-            <w:tcW w:w="1813" w:type="dxa"/>
-          </w:tcPr>
-          <w:p>
-            <w:pPr>
-              <w:tabs>
-                <w:tab w:val="left" w:pos="915"/>
-              </w:tabs>
-            </w:pPr>
-            <w:r>
-              <w:t>Ressourcen</w:t>
             </w:r>
           </w:p>
         </w:tc>
       </w:tr>
       <w:tr>
-        <w:tc>
-          <w:tcPr>
-            <w:tcW w:w="704" w:type="dxa"/>
-          </w:tcPr>
-          <w:p>
-            <w:pPr>
-              <w:tabs>
-                <w:tab w:val="left" w:pos="915"/>
-              </w:tabs>
-            </w:pPr>
+        <w:trPr>
+          <w:tblCellSpacing w:w="15" w:type="dxa"/>
+        </w:trPr>
+        <w:tc>
+          <w:tcPr>
+            <w:tcW w:w="0" w:type="auto"/>
+            <w:vAlign w:val="center"/>
+            <w:hideMark/>
+          </w:tcPr>
+          <w:p>
             <w:r>
               <w:t>1</w:t>
             </w:r>
@@ -170,14 +176,11 @@
         </w:tc>
         <w:tc>
           <w:tcPr>
-            <w:tcW w:w="2920" w:type="dxa"/>
-          </w:tcPr>
-          <w:p>
-            <w:pPr>
-              <w:tabs>
-                <w:tab w:val="left" w:pos="915"/>
-              </w:tabs>
-            </w:pPr>
+            <w:tcW w:w="0" w:type="auto"/>
+            <w:vAlign w:val="center"/>
+            <w:hideMark/>
+          </w:tcPr>
+          <w:p>
             <w:r>
               <w:t>Vorbereitung</w:t>
             </w:r>
@@ -185,52 +188,34 @@
         </w:tc>
         <w:tc>
           <w:tcPr>
-            <w:tcW w:w="1812" w:type="dxa"/>
-          </w:tcPr>
-          <w:p>
-            <w:pPr>
-              <w:tabs>
-                <w:tab w:val="left" w:pos="915"/>
-              </w:tabs>
-            </w:pPr>
-          </w:p>
-        </w:tc>
-        <w:tc>
-          <w:tcPr>
-            <w:tcW w:w="1813" w:type="dxa"/>
-          </w:tcPr>
-          <w:p>
-            <w:pPr>
-              <w:tabs>
-                <w:tab w:val="left" w:pos="915"/>
-              </w:tabs>
-            </w:pPr>
-          </w:p>
-        </w:tc>
-        <w:tc>
-          <w:tcPr>
-            <w:tcW w:w="1813" w:type="dxa"/>
-          </w:tcPr>
-          <w:p>
-            <w:pPr>
-              <w:tabs>
-                <w:tab w:val="left" w:pos="915"/>
-              </w:tabs>
-            </w:pPr>
+            <w:tcW w:w="0" w:type="auto"/>
+            <w:vAlign w:val="center"/>
+          </w:tcPr>
+          <w:p/>
+        </w:tc>
+        <w:tc>
+          <w:tcPr>
+            <w:tcW w:w="0" w:type="auto"/>
+            <w:vAlign w:val="center"/>
+          </w:tcPr>
+          <w:p>
+            <w:r>
+              <w:t>-</w:t>
+            </w:r>
           </w:p>
         </w:tc>
       </w:tr>
       <w:tr>
-        <w:tc>
-          <w:tcPr>
-            <w:tcW w:w="704" w:type="dxa"/>
-          </w:tcPr>
-          <w:p>
-            <w:pPr>
-              <w:tabs>
-                <w:tab w:val="left" w:pos="915"/>
-              </w:tabs>
-            </w:pPr>
+        <w:trPr>
+          <w:tblCellSpacing w:w="15" w:type="dxa"/>
+        </w:trPr>
+        <w:tc>
+          <w:tcPr>
+            <w:tcW w:w="0" w:type="auto"/>
+            <w:vAlign w:val="center"/>
+            <w:hideMark/>
+          </w:tcPr>
+          <w:p>
             <w:r>
               <w:t>2</w:t>
             </w:r>
@@ -238,14 +223,14 @@
         </w:tc>
         <w:tc>
           <w:tcPr>
-            <w:tcW w:w="2920" w:type="dxa"/>
-          </w:tcPr>
-          <w:p>
-            <w:pPr>
-              <w:tabs>
-                <w:tab w:val="left" w:pos="915"/>
-              </w:tabs>
-            </w:pPr>
+            <w:tcW w:w="0" w:type="auto"/>
+            <w:vAlign w:val="center"/>
+            <w:hideMark/>
+          </w:tcPr>
+          <w:p>
+            <w:r>
+              <w:t xml:space="preserve">   </w:t>
+            </w:r>
             <w:r>
               <w:t>PSP</w:t>
             </w:r>
@@ -253,52 +238,34 @@
         </w:tc>
         <w:tc>
           <w:tcPr>
-            <w:tcW w:w="1812" w:type="dxa"/>
-          </w:tcPr>
-          <w:p>
-            <w:pPr>
-              <w:tabs>
-                <w:tab w:val="left" w:pos="915"/>
-              </w:tabs>
-            </w:pPr>
-          </w:p>
-        </w:tc>
-        <w:tc>
-          <w:tcPr>
-            <w:tcW w:w="1813" w:type="dxa"/>
-          </w:tcPr>
-          <w:p>
-            <w:pPr>
-              <w:tabs>
-                <w:tab w:val="left" w:pos="915"/>
-              </w:tabs>
-            </w:pPr>
-          </w:p>
-        </w:tc>
-        <w:tc>
-          <w:tcPr>
-            <w:tcW w:w="1813" w:type="dxa"/>
-          </w:tcPr>
-          <w:p>
-            <w:pPr>
-              <w:tabs>
-                <w:tab w:val="left" w:pos="915"/>
-              </w:tabs>
-            </w:pPr>
+            <w:tcW w:w="0" w:type="auto"/>
+            <w:vAlign w:val="center"/>
+          </w:tcPr>
+          <w:p/>
+        </w:tc>
+        <w:tc>
+          <w:tcPr>
+            <w:tcW w:w="0" w:type="auto"/>
+            <w:vAlign w:val="center"/>
+          </w:tcPr>
+          <w:p>
+            <w:r>
+              <w:t>-</w:t>
+            </w:r>
           </w:p>
         </w:tc>
       </w:tr>
       <w:tr>
-        <w:tc>
-          <w:tcPr>
-            <w:tcW w:w="704" w:type="dxa"/>
-          </w:tcPr>
-          <w:p>
-            <w:pPr>
-              <w:tabs>
-                <w:tab w:val="left" w:pos="915"/>
-              </w:tabs>
-            </w:pPr>
+        <w:trPr>
+          <w:tblCellSpacing w:w="15" w:type="dxa"/>
+        </w:trPr>
+        <w:tc>
+          <w:tcPr>
+            <w:tcW w:w="0" w:type="auto"/>
+            <w:vAlign w:val="center"/>
+            <w:hideMark/>
+          </w:tcPr>
+          <w:p>
             <w:r>
               <w:t>3</w:t>
             </w:r>
@@ -306,14 +273,14 @@
         </w:tc>
         <w:tc>
           <w:tcPr>
-            <w:tcW w:w="2920" w:type="dxa"/>
-          </w:tcPr>
-          <w:p>
-            <w:pPr>
-              <w:tabs>
-                <w:tab w:val="left" w:pos="915"/>
-              </w:tabs>
-            </w:pPr>
+            <w:tcW w:w="0" w:type="auto"/>
+            <w:vAlign w:val="center"/>
+            <w:hideMark/>
+          </w:tcPr>
+          <w:p>
+            <w:r>
+              <w:t xml:space="preserve">      </w:t>
+            </w:r>
             <w:r>
               <w:t>Projekt Organisation</w:t>
             </w:r>
@@ -321,52 +288,43 @@
         </w:tc>
         <w:tc>
           <w:tcPr>
-            <w:tcW w:w="1812" w:type="dxa"/>
-          </w:tcPr>
-          <w:p>
-            <w:pPr>
-              <w:tabs>
-                <w:tab w:val="left" w:pos="915"/>
-              </w:tabs>
-            </w:pPr>
-          </w:p>
-        </w:tc>
-        <w:tc>
-          <w:tcPr>
-            <w:tcW w:w="1813" w:type="dxa"/>
-          </w:tcPr>
-          <w:p>
-            <w:pPr>
-              <w:tabs>
-                <w:tab w:val="left" w:pos="915"/>
-              </w:tabs>
-            </w:pPr>
-          </w:p>
-        </w:tc>
-        <w:tc>
-          <w:tcPr>
-            <w:tcW w:w="1813" w:type="dxa"/>
-          </w:tcPr>
-          <w:p>
-            <w:pPr>
-              <w:tabs>
-                <w:tab w:val="left" w:pos="915"/>
-              </w:tabs>
-            </w:pPr>
+            <w:tcW w:w="0" w:type="auto"/>
+            <w:vAlign w:val="center"/>
+            <w:hideMark/>
+          </w:tcPr>
+          <w:p>
+            <w:r>
+              <w:t>2</w:t>
+            </w:r>
+            <w:r>
+              <w:t xml:space="preserve"> h</w:t>
+            </w:r>
+          </w:p>
+        </w:tc>
+        <w:tc>
+          <w:tcPr>
+            <w:tcW w:w="0" w:type="auto"/>
+            <w:vAlign w:val="center"/>
+            <w:hideMark/>
+          </w:tcPr>
+          <w:p>
+            <w:r>
+              <w:t>-</w:t>
+            </w:r>
           </w:p>
         </w:tc>
       </w:tr>
       <w:tr>
-        <w:tc>
-          <w:tcPr>
-            <w:tcW w:w="704" w:type="dxa"/>
-          </w:tcPr>
-          <w:p>
-            <w:pPr>
-              <w:tabs>
-                <w:tab w:val="left" w:pos="915"/>
-              </w:tabs>
-            </w:pPr>
+        <w:trPr>
+          <w:tblCellSpacing w:w="15" w:type="dxa"/>
+        </w:trPr>
+        <w:tc>
+          <w:tcPr>
+            <w:tcW w:w="0" w:type="auto"/>
+            <w:vAlign w:val="center"/>
+            <w:hideMark/>
+          </w:tcPr>
+          <w:p>
             <w:r>
               <w:t>4</w:t>
             </w:r>
@@ -374,67 +332,58 @@
         </w:tc>
         <w:tc>
           <w:tcPr>
-            <w:tcW w:w="2920" w:type="dxa"/>
-          </w:tcPr>
-          <w:p>
-            <w:pPr>
-              <w:tabs>
-                <w:tab w:val="left" w:pos="915"/>
-              </w:tabs>
-            </w:pPr>
-            <w:r>
-              <w:t xml:space="preserve">Durchführung in Word </w:t>
-            </w:r>
-          </w:p>
-        </w:tc>
-        <w:tc>
-          <w:tcPr>
-            <w:tcW w:w="1812" w:type="dxa"/>
-          </w:tcPr>
-          <w:p>
-            <w:pPr>
-              <w:tabs>
-                <w:tab w:val="left" w:pos="915"/>
-              </w:tabs>
-            </w:pPr>
-          </w:p>
-        </w:tc>
-        <w:tc>
-          <w:tcPr>
-            <w:tcW w:w="1813" w:type="dxa"/>
-          </w:tcPr>
-          <w:p>
-            <w:pPr>
-              <w:tabs>
-                <w:tab w:val="left" w:pos="915"/>
-              </w:tabs>
-            </w:pPr>
-          </w:p>
-        </w:tc>
-        <w:tc>
-          <w:tcPr>
-            <w:tcW w:w="1813" w:type="dxa"/>
-          </w:tcPr>
-          <w:p>
-            <w:pPr>
-              <w:tabs>
-                <w:tab w:val="left" w:pos="915"/>
-              </w:tabs>
-            </w:pPr>
+            <w:tcW w:w="0" w:type="auto"/>
+            <w:vAlign w:val="center"/>
+            <w:hideMark/>
+          </w:tcPr>
+          <w:p>
+            <w:r>
+              <w:t xml:space="preserve">     </w:t>
+            </w:r>
+            <w:r>
+              <w:t>Durchführung in Word</w:t>
+            </w:r>
+          </w:p>
+        </w:tc>
+        <w:tc>
+          <w:tcPr>
+            <w:tcW w:w="0" w:type="auto"/>
+            <w:vAlign w:val="center"/>
+            <w:hideMark/>
+          </w:tcPr>
+          <w:p>
+            <w:r>
+              <w:t>2</w:t>
+            </w:r>
+            <w:r>
+              <w:t xml:space="preserve"> h</w:t>
+            </w:r>
+          </w:p>
+        </w:tc>
+        <w:tc>
+          <w:tcPr>
+            <w:tcW w:w="0" w:type="auto"/>
+            <w:vAlign w:val="center"/>
+            <w:hideMark/>
+          </w:tcPr>
+          <w:p>
+            <w:r>
+              <w:t>3</w:t>
+            </w:r>
           </w:p>
         </w:tc>
       </w:tr>
       <w:tr>
-        <w:tc>
-          <w:tcPr>
-            <w:tcW w:w="704" w:type="dxa"/>
-          </w:tcPr>
-          <w:p>
-            <w:pPr>
-              <w:tabs>
-                <w:tab w:val="left" w:pos="915"/>
-              </w:tabs>
-            </w:pPr>
+        <w:trPr>
+          <w:tblCellSpacing w:w="15" w:type="dxa"/>
+        </w:trPr>
+        <w:tc>
+          <w:tcPr>
+            <w:tcW w:w="0" w:type="auto"/>
+            <w:vAlign w:val="center"/>
+            <w:hideMark/>
+          </w:tcPr>
+          <w:p>
             <w:r>
               <w:t>5</w:t>
             </w:r>
@@ -442,14 +391,14 @@
         </w:tc>
         <w:tc>
           <w:tcPr>
-            <w:tcW w:w="2920" w:type="dxa"/>
-          </w:tcPr>
-          <w:p>
-            <w:pPr>
-              <w:tabs>
-                <w:tab w:val="left" w:pos="915"/>
-              </w:tabs>
-            </w:pPr>
+            <w:tcW w:w="0" w:type="auto"/>
+            <w:vAlign w:val="center"/>
+            <w:hideMark/>
+          </w:tcPr>
+          <w:p>
+            <w:r>
+              <w:t xml:space="preserve">  </w:t>
+            </w:r>
             <w:r>
               <w:t>Liste</w:t>
             </w:r>
@@ -457,52 +406,36 @@
         </w:tc>
         <w:tc>
           <w:tcPr>
-            <w:tcW w:w="1812" w:type="dxa"/>
-          </w:tcPr>
-          <w:p>
-            <w:pPr>
-              <w:tabs>
-                <w:tab w:val="left" w:pos="915"/>
-              </w:tabs>
-            </w:pPr>
-          </w:p>
-        </w:tc>
-        <w:tc>
-          <w:tcPr>
-            <w:tcW w:w="1813" w:type="dxa"/>
-          </w:tcPr>
-          <w:p>
-            <w:pPr>
-              <w:tabs>
-                <w:tab w:val="left" w:pos="915"/>
-              </w:tabs>
-            </w:pPr>
-          </w:p>
-        </w:tc>
-        <w:tc>
-          <w:tcPr>
-            <w:tcW w:w="1813" w:type="dxa"/>
-          </w:tcPr>
-          <w:p>
-            <w:pPr>
-              <w:tabs>
-                <w:tab w:val="left" w:pos="915"/>
-              </w:tabs>
-            </w:pPr>
+            <w:tcW w:w="0" w:type="auto"/>
+            <w:vAlign w:val="center"/>
+            <w:hideMark/>
+          </w:tcPr>
+          <w:p/>
+        </w:tc>
+        <w:tc>
+          <w:tcPr>
+            <w:tcW w:w="0" w:type="auto"/>
+            <w:vAlign w:val="center"/>
+            <w:hideMark/>
+          </w:tcPr>
+          <w:p>
+            <w:r>
+              <w:t>-</w:t>
+            </w:r>
           </w:p>
         </w:tc>
       </w:tr>
       <w:tr>
-        <w:tc>
-          <w:tcPr>
-            <w:tcW w:w="704" w:type="dxa"/>
-          </w:tcPr>
-          <w:p>
-            <w:pPr>
-              <w:tabs>
-                <w:tab w:val="left" w:pos="915"/>
-              </w:tabs>
-            </w:pPr>
+        <w:trPr>
+          <w:tblCellSpacing w:w="15" w:type="dxa"/>
+        </w:trPr>
+        <w:tc>
+          <w:tcPr>
+            <w:tcW w:w="0" w:type="auto"/>
+            <w:vAlign w:val="center"/>
+            <w:hideMark/>
+          </w:tcPr>
+          <w:p>
             <w:r>
               <w:t>6</w:t>
             </w:r>
@@ -510,67 +443,55 @@
         </w:tc>
         <w:tc>
           <w:tcPr>
-            <w:tcW w:w="2920" w:type="dxa"/>
-          </w:tcPr>
-          <w:p>
-            <w:pPr>
-              <w:tabs>
-                <w:tab w:val="left" w:pos="915"/>
-              </w:tabs>
-            </w:pPr>
-            <w:r>
-              <w:t xml:space="preserve">Vorgänge </w:t>
-            </w:r>
-          </w:p>
-        </w:tc>
-        <w:tc>
-          <w:tcPr>
-            <w:tcW w:w="1812" w:type="dxa"/>
-          </w:tcPr>
-          <w:p>
-            <w:pPr>
-              <w:tabs>
-                <w:tab w:val="left" w:pos="915"/>
-              </w:tabs>
-            </w:pPr>
-          </w:p>
-        </w:tc>
-        <w:tc>
-          <w:tcPr>
-            <w:tcW w:w="1813" w:type="dxa"/>
-          </w:tcPr>
-          <w:p>
-            <w:pPr>
-              <w:tabs>
-                <w:tab w:val="left" w:pos="915"/>
-              </w:tabs>
-            </w:pPr>
-          </w:p>
-        </w:tc>
-        <w:tc>
-          <w:tcPr>
-            <w:tcW w:w="1813" w:type="dxa"/>
-          </w:tcPr>
-          <w:p>
-            <w:pPr>
-              <w:tabs>
-                <w:tab w:val="left" w:pos="915"/>
-              </w:tabs>
-            </w:pPr>
+            <w:tcW w:w="0" w:type="auto"/>
+            <w:vAlign w:val="center"/>
+            <w:hideMark/>
+          </w:tcPr>
+          <w:p>
+            <w:r>
+              <w:t xml:space="preserve">    </w:t>
+            </w:r>
+            <w:r>
+              <w:t>Vorgänge</w:t>
+            </w:r>
+          </w:p>
+        </w:tc>
+        <w:tc>
+          <w:tcPr>
+            <w:tcW w:w="0" w:type="auto"/>
+            <w:vAlign w:val="center"/>
+            <w:hideMark/>
+          </w:tcPr>
+          <w:p>
+            <w:r>
+              <w:t>1</w:t>
+            </w:r>
+          </w:p>
+        </w:tc>
+        <w:tc>
+          <w:tcPr>
+            <w:tcW w:w="0" w:type="auto"/>
+            <w:vAlign w:val="center"/>
+            <w:hideMark/>
+          </w:tcPr>
+          <w:p>
+            <w:r>
+              <w:t>4</w:t>
+            </w:r>
           </w:p>
         </w:tc>
       </w:tr>
       <w:tr>
-        <w:tc>
-          <w:tcPr>
-            <w:tcW w:w="704" w:type="dxa"/>
-          </w:tcPr>
-          <w:p>
-            <w:pPr>
-              <w:tabs>
-                <w:tab w:val="left" w:pos="915"/>
-              </w:tabs>
-            </w:pPr>
+        <w:trPr>
+          <w:tblCellSpacing w:w="15" w:type="dxa"/>
+        </w:trPr>
+        <w:tc>
+          <w:tcPr>
+            <w:tcW w:w="0" w:type="auto"/>
+            <w:vAlign w:val="center"/>
+            <w:hideMark/>
+          </w:tcPr>
+          <w:p>
             <w:r>
               <w:t>7</w:t>
             </w:r>
@@ -578,67 +499,55 @@
         </w:tc>
         <w:tc>
           <w:tcPr>
-            <w:tcW w:w="2920" w:type="dxa"/>
-          </w:tcPr>
-          <w:p>
-            <w:pPr>
-              <w:tabs>
-                <w:tab w:val="left" w:pos="915"/>
-              </w:tabs>
-            </w:pPr>
-            <w:r>
-              <w:t xml:space="preserve">Ressourcen </w:t>
-            </w:r>
-          </w:p>
-        </w:tc>
-        <w:tc>
-          <w:tcPr>
-            <w:tcW w:w="1812" w:type="dxa"/>
-          </w:tcPr>
-          <w:p>
-            <w:pPr>
-              <w:tabs>
-                <w:tab w:val="left" w:pos="915"/>
-              </w:tabs>
-            </w:pPr>
-          </w:p>
-        </w:tc>
-        <w:tc>
-          <w:tcPr>
-            <w:tcW w:w="1813" w:type="dxa"/>
-          </w:tcPr>
-          <w:p>
-            <w:pPr>
-              <w:tabs>
-                <w:tab w:val="left" w:pos="915"/>
-              </w:tabs>
-            </w:pPr>
-          </w:p>
-        </w:tc>
-        <w:tc>
-          <w:tcPr>
-            <w:tcW w:w="1813" w:type="dxa"/>
-          </w:tcPr>
-          <w:p>
-            <w:pPr>
-              <w:tabs>
-                <w:tab w:val="left" w:pos="915"/>
-              </w:tabs>
-            </w:pPr>
+            <w:tcW w:w="0" w:type="auto"/>
+            <w:vAlign w:val="center"/>
+            <w:hideMark/>
+          </w:tcPr>
+          <w:p>
+            <w:r>
+              <w:t xml:space="preserve">    </w:t>
+            </w:r>
+            <w:r>
+              <w:t>Ressourcen</w:t>
+            </w:r>
+          </w:p>
+        </w:tc>
+        <w:tc>
+          <w:tcPr>
+            <w:tcW w:w="0" w:type="auto"/>
+            <w:vAlign w:val="center"/>
+            <w:hideMark/>
+          </w:tcPr>
+          <w:p>
+            <w:r>
+              <w:t>1</w:t>
+            </w:r>
+          </w:p>
+        </w:tc>
+        <w:tc>
+          <w:tcPr>
+            <w:tcW w:w="0" w:type="auto"/>
+            <w:vAlign w:val="center"/>
+            <w:hideMark/>
+          </w:tcPr>
+          <w:p>
+            <w:r>
+              <w:t>6</w:t>
+            </w:r>
           </w:p>
         </w:tc>
       </w:tr>
       <w:tr>
-        <w:tc>
-          <w:tcPr>
-            <w:tcW w:w="704" w:type="dxa"/>
-          </w:tcPr>
-          <w:p>
-            <w:pPr>
-              <w:tabs>
-                <w:tab w:val="left" w:pos="915"/>
-              </w:tabs>
-            </w:pPr>
+        <w:trPr>
+          <w:tblCellSpacing w:w="15" w:type="dxa"/>
+        </w:trPr>
+        <w:tc>
+          <w:tcPr>
+            <w:tcW w:w="0" w:type="auto"/>
+            <w:vAlign w:val="center"/>
+            <w:hideMark/>
+          </w:tcPr>
+          <w:p>
             <w:r>
               <w:t>8</w:t>
             </w:r>
@@ -646,14 +555,14 @@
         </w:tc>
         <w:tc>
           <w:tcPr>
-            <w:tcW w:w="2920" w:type="dxa"/>
-          </w:tcPr>
-          <w:p>
-            <w:pPr>
-              <w:tabs>
-                <w:tab w:val="left" w:pos="915"/>
-              </w:tabs>
-            </w:pPr>
+            <w:tcW w:w="0" w:type="auto"/>
+            <w:vAlign w:val="center"/>
+            <w:hideMark/>
+          </w:tcPr>
+          <w:p>
+            <w:r>
+              <w:t xml:space="preserve">   </w:t>
+            </w:r>
             <w:r>
               <w:t>Ressourcenzuordnung</w:t>
             </w:r>
@@ -661,408 +570,353 @@
         </w:tc>
         <w:tc>
           <w:tcPr>
-            <w:tcW w:w="1812" w:type="dxa"/>
-          </w:tcPr>
-          <w:p>
-            <w:pPr>
-              <w:tabs>
-                <w:tab w:val="left" w:pos="915"/>
-              </w:tabs>
-            </w:pPr>
-          </w:p>
-        </w:tc>
-        <w:tc>
-          <w:tcPr>
-            <w:tcW w:w="1813" w:type="dxa"/>
-          </w:tcPr>
-          <w:p>
-            <w:pPr>
-              <w:tabs>
-                <w:tab w:val="left" w:pos="915"/>
-              </w:tabs>
-            </w:pPr>
-          </w:p>
-        </w:tc>
-        <w:tc>
-          <w:tcPr>
-            <w:tcW w:w="1813" w:type="dxa"/>
-          </w:tcPr>
-          <w:p>
-            <w:pPr>
-              <w:tabs>
-                <w:tab w:val="left" w:pos="915"/>
-              </w:tabs>
-            </w:pPr>
+            <w:tcW w:w="0" w:type="auto"/>
+            <w:vAlign w:val="center"/>
+            <w:hideMark/>
+          </w:tcPr>
+          <w:p>
+            <w:r>
+              <w:t>1</w:t>
+            </w:r>
+          </w:p>
+        </w:tc>
+        <w:tc>
+          <w:tcPr>
+            <w:tcW w:w="0" w:type="auto"/>
+            <w:vAlign w:val="center"/>
+            <w:hideMark/>
+          </w:tcPr>
+          <w:p>
+            <w:r>
+              <w:t>7</w:t>
+            </w:r>
           </w:p>
         </w:tc>
       </w:tr>
       <w:tr>
-        <w:tc>
-          <w:tcPr>
-            <w:tcW w:w="704" w:type="dxa"/>
-          </w:tcPr>
-          <w:p>
-            <w:pPr>
-              <w:tabs>
-                <w:tab w:val="left" w:pos="915"/>
-              </w:tabs>
-            </w:pPr>
-            <w:r>
+        <w:trPr>
+          <w:tblCellSpacing w:w="15" w:type="dxa"/>
+        </w:trPr>
+        <w:tc>
+          <w:tcPr>
+            <w:tcW w:w="0" w:type="auto"/>
+            <w:vAlign w:val="center"/>
+            <w:hideMark/>
+          </w:tcPr>
+          <w:p>
+            <w:r>
+              <w:lastRenderedPageBreak/>
               <w:t>9</w:t>
             </w:r>
           </w:p>
         </w:tc>
         <w:tc>
           <w:tcPr>
-            <w:tcW w:w="2920" w:type="dxa"/>
-          </w:tcPr>
-          <w:p>
-            <w:pPr>
-              <w:tabs>
-                <w:tab w:val="left" w:pos="915"/>
-              </w:tabs>
-            </w:pPr>
-            <w:r>
-              <w:t>Überprüfung</w:t>
-            </w:r>
-          </w:p>
-        </w:tc>
-        <w:tc>
-          <w:tcPr>
-            <w:tcW w:w="1812" w:type="dxa"/>
-          </w:tcPr>
-          <w:p>
-            <w:pPr>
-              <w:tabs>
-                <w:tab w:val="left" w:pos="915"/>
-              </w:tabs>
-            </w:pPr>
-          </w:p>
-        </w:tc>
-        <w:tc>
-          <w:tcPr>
-            <w:tcW w:w="1813" w:type="dxa"/>
-          </w:tcPr>
-          <w:p>
-            <w:pPr>
-              <w:tabs>
-                <w:tab w:val="left" w:pos="915"/>
-              </w:tabs>
-            </w:pPr>
-          </w:p>
-        </w:tc>
-        <w:tc>
-          <w:tcPr>
-            <w:tcW w:w="1813" w:type="dxa"/>
-          </w:tcPr>
-          <w:p>
-            <w:pPr>
-              <w:tabs>
-                <w:tab w:val="left" w:pos="915"/>
-              </w:tabs>
-            </w:pPr>
+            <w:tcW w:w="0" w:type="auto"/>
+            <w:vAlign w:val="center"/>
+            <w:hideMark/>
+          </w:tcPr>
+          <w:p>
+            <w:r>
+              <w:t xml:space="preserve">   </w:t>
+            </w:r>
+            <w:r>
+              <w:t>Überprüfung (Liste)</w:t>
+            </w:r>
+          </w:p>
+        </w:tc>
+        <w:tc>
+          <w:tcPr>
+            <w:tcW w:w="0" w:type="auto"/>
+            <w:vAlign w:val="center"/>
+            <w:hideMark/>
+          </w:tcPr>
+          <w:p>
+            <w:r>
+              <w:t>1</w:t>
+            </w:r>
+          </w:p>
+        </w:tc>
+        <w:tc>
+          <w:tcPr>
+            <w:tcW w:w="0" w:type="auto"/>
+            <w:vAlign w:val="center"/>
+            <w:hideMark/>
+          </w:tcPr>
+          <w:p>
+            <w:r>
+              <w:t>8</w:t>
+            </w:r>
           </w:p>
         </w:tc>
       </w:tr>
       <w:tr>
-        <w:tc>
-          <w:tcPr>
-            <w:tcW w:w="704" w:type="dxa"/>
-          </w:tcPr>
-          <w:p>
-            <w:pPr>
-              <w:tabs>
-                <w:tab w:val="left" w:pos="915"/>
-              </w:tabs>
-            </w:pPr>
-            <w:r>
-              <w:t>10</w:t>
-            </w:r>
-          </w:p>
-        </w:tc>
-        <w:tc>
-          <w:tcPr>
-            <w:tcW w:w="2920" w:type="dxa"/>
-          </w:tcPr>
-          <w:p>
-            <w:pPr>
-              <w:tabs>
-                <w:tab w:val="left" w:pos="915"/>
-              </w:tabs>
-            </w:pPr>
-            <w:r>
-              <w:t xml:space="preserve">MS Project </w:t>
-            </w:r>
-          </w:p>
-        </w:tc>
-        <w:tc>
-          <w:tcPr>
-            <w:tcW w:w="1812" w:type="dxa"/>
-          </w:tcPr>
-          <w:p>
-            <w:pPr>
-              <w:tabs>
-                <w:tab w:val="left" w:pos="915"/>
-              </w:tabs>
-            </w:pPr>
-          </w:p>
-        </w:tc>
-        <w:tc>
-          <w:tcPr>
-            <w:tcW w:w="1813" w:type="dxa"/>
-          </w:tcPr>
-          <w:p>
-            <w:pPr>
-              <w:tabs>
-                <w:tab w:val="left" w:pos="915"/>
-              </w:tabs>
-            </w:pPr>
-          </w:p>
-        </w:tc>
-        <w:tc>
-          <w:tcPr>
-            <w:tcW w:w="1813" w:type="dxa"/>
-          </w:tcPr>
-          <w:p>
-            <w:pPr>
-              <w:tabs>
-                <w:tab w:val="left" w:pos="915"/>
-              </w:tabs>
-            </w:pPr>
-          </w:p>
+        <w:trPr>
+          <w:tblCellSpacing w:w="15" w:type="dxa"/>
+        </w:trPr>
+        <w:tc>
+          <w:tcPr>
+            <w:tcW w:w="0" w:type="auto"/>
+            <w:vAlign w:val="center"/>
+            <w:hideMark/>
+          </w:tcPr>
+          <w:p>
+            <w:r>
+              <w:t>1</w:t>
+            </w:r>
+            <w:r>
+              <w:t>0</w:t>
+            </w:r>
+          </w:p>
+        </w:tc>
+        <w:tc>
+          <w:tcPr>
+            <w:tcW w:w="0" w:type="auto"/>
+            <w:vAlign w:val="center"/>
+            <w:hideMark/>
+          </w:tcPr>
+          <w:p>
+            <w:r>
+              <w:t xml:space="preserve">  </w:t>
+            </w:r>
+            <w:r>
+              <w:t>MS Project</w:t>
+            </w:r>
+          </w:p>
+        </w:tc>
+        <w:tc>
+          <w:tcPr>
+            <w:tcW w:w="0" w:type="auto"/>
+            <w:vAlign w:val="center"/>
+            <w:hideMark/>
+          </w:tcPr>
+          <w:p>
+            <w:r>
+              <w:t>0</w:t>
+            </w:r>
+          </w:p>
+        </w:tc>
+        <w:tc>
+          <w:tcPr>
+            <w:tcW w:w="0" w:type="auto"/>
+            <w:vAlign w:val="center"/>
+            <w:hideMark/>
+          </w:tcPr>
+          <w:p/>
         </w:tc>
       </w:tr>
       <w:tr>
-        <w:tc>
-          <w:tcPr>
-            <w:tcW w:w="704" w:type="dxa"/>
-          </w:tcPr>
-          <w:p>
-            <w:pPr>
-              <w:tabs>
-                <w:tab w:val="left" w:pos="915"/>
-              </w:tabs>
-            </w:pPr>
-            <w:r>
-              <w:t>11</w:t>
-            </w:r>
-          </w:p>
-        </w:tc>
-        <w:tc>
-          <w:tcPr>
-            <w:tcW w:w="2920" w:type="dxa"/>
-          </w:tcPr>
-          <w:p>
-            <w:pPr>
-              <w:tabs>
-                <w:tab w:val="left" w:pos="915"/>
-              </w:tabs>
-            </w:pPr>
-            <w:r>
-              <w:t xml:space="preserve">Datei Einstellungen </w:t>
-            </w:r>
-          </w:p>
-        </w:tc>
-        <w:tc>
-          <w:tcPr>
-            <w:tcW w:w="1812" w:type="dxa"/>
-          </w:tcPr>
-          <w:p>
-            <w:pPr>
-              <w:tabs>
-                <w:tab w:val="left" w:pos="915"/>
-              </w:tabs>
-            </w:pPr>
-          </w:p>
-        </w:tc>
-        <w:tc>
-          <w:tcPr>
-            <w:tcW w:w="1813" w:type="dxa"/>
-          </w:tcPr>
-          <w:p>
-            <w:pPr>
-              <w:tabs>
-                <w:tab w:val="left" w:pos="915"/>
-              </w:tabs>
-            </w:pPr>
-          </w:p>
-        </w:tc>
-        <w:tc>
-          <w:tcPr>
-            <w:tcW w:w="1813" w:type="dxa"/>
-          </w:tcPr>
-          <w:p>
-            <w:pPr>
-              <w:tabs>
-                <w:tab w:val="left" w:pos="915"/>
-              </w:tabs>
-            </w:pPr>
+        <w:trPr>
+          <w:tblCellSpacing w:w="15" w:type="dxa"/>
+        </w:trPr>
+        <w:tc>
+          <w:tcPr>
+            <w:tcW w:w="0" w:type="auto"/>
+            <w:vAlign w:val="center"/>
+            <w:hideMark/>
+          </w:tcPr>
+          <w:p>
+            <w:r>
+              <w:t>1</w:t>
+            </w:r>
+            <w:r>
+              <w:t>1</w:t>
+            </w:r>
+          </w:p>
+        </w:tc>
+        <w:tc>
+          <w:tcPr>
+            <w:tcW w:w="0" w:type="auto"/>
+            <w:vAlign w:val="center"/>
+            <w:hideMark/>
+          </w:tcPr>
+          <w:p>
+            <w:r>
+              <w:t xml:space="preserve">   </w:t>
+            </w:r>
+            <w:r>
+              <w:t>Datei Einstellungen</w:t>
+            </w:r>
+          </w:p>
+        </w:tc>
+        <w:tc>
+          <w:tcPr>
+            <w:tcW w:w="0" w:type="auto"/>
+            <w:vAlign w:val="center"/>
+            <w:hideMark/>
+          </w:tcPr>
+          <w:p>
+            <w:r>
+              <w:t>1</w:t>
+            </w:r>
+          </w:p>
+        </w:tc>
+        <w:tc>
+          <w:tcPr>
+            <w:tcW w:w="0" w:type="auto"/>
+            <w:vAlign w:val="center"/>
+            <w:hideMark/>
+          </w:tcPr>
+          <w:p>
+            <w:r>
+              <w:t>9</w:t>
+            </w:r>
           </w:p>
         </w:tc>
       </w:tr>
       <w:tr>
-        <w:tc>
-          <w:tcPr>
-            <w:tcW w:w="704" w:type="dxa"/>
-          </w:tcPr>
-          <w:p>
-            <w:pPr>
-              <w:tabs>
-                <w:tab w:val="left" w:pos="915"/>
-              </w:tabs>
-            </w:pPr>
-            <w:r>
-              <w:t>12</w:t>
-            </w:r>
-          </w:p>
-        </w:tc>
-        <w:tc>
-          <w:tcPr>
-            <w:tcW w:w="2920" w:type="dxa"/>
-          </w:tcPr>
-          <w:p>
-            <w:pPr>
-              <w:tabs>
-                <w:tab w:val="left" w:pos="915"/>
-              </w:tabs>
-            </w:pPr>
-            <w:r>
-              <w:t xml:space="preserve">Einfügung von Vorgänger/Ressourcen Liste </w:t>
-            </w:r>
-          </w:p>
-        </w:tc>
-        <w:tc>
-          <w:tcPr>
-            <w:tcW w:w="1812" w:type="dxa"/>
-          </w:tcPr>
-          <w:p>
-            <w:pPr>
-              <w:tabs>
-                <w:tab w:val="left" w:pos="915"/>
-              </w:tabs>
-            </w:pPr>
-          </w:p>
-        </w:tc>
-        <w:tc>
-          <w:tcPr>
-            <w:tcW w:w="1813" w:type="dxa"/>
-          </w:tcPr>
-          <w:p>
-            <w:pPr>
-              <w:tabs>
-                <w:tab w:val="left" w:pos="915"/>
-              </w:tabs>
-            </w:pPr>
-          </w:p>
-        </w:tc>
-        <w:tc>
-          <w:tcPr>
-            <w:tcW w:w="1813" w:type="dxa"/>
-          </w:tcPr>
-          <w:p>
-            <w:pPr>
-              <w:tabs>
-                <w:tab w:val="left" w:pos="915"/>
-              </w:tabs>
-            </w:pPr>
+        <w:trPr>
+          <w:tblCellSpacing w:w="15" w:type="dxa"/>
+        </w:trPr>
+        <w:tc>
+          <w:tcPr>
+            <w:tcW w:w="0" w:type="auto"/>
+            <w:vAlign w:val="center"/>
+            <w:hideMark/>
+          </w:tcPr>
+          <w:p>
+            <w:r>
+              <w:t>1</w:t>
+            </w:r>
+            <w:r>
+              <w:t>2</w:t>
+            </w:r>
+          </w:p>
+        </w:tc>
+        <w:tc>
+          <w:tcPr>
+            <w:tcW w:w="0" w:type="auto"/>
+            <w:vAlign w:val="center"/>
+            <w:hideMark/>
+          </w:tcPr>
+          <w:p>
+            <w:r>
+              <w:t xml:space="preserve">   </w:t>
+            </w:r>
+            <w:r>
+              <w:t>Einfügung von Vorgänger/Ressourcen Liste</w:t>
+            </w:r>
+          </w:p>
+        </w:tc>
+        <w:tc>
+          <w:tcPr>
+            <w:tcW w:w="0" w:type="auto"/>
+            <w:vAlign w:val="center"/>
+            <w:hideMark/>
+          </w:tcPr>
+          <w:p>
+            <w:r>
+              <w:t>2</w:t>
+            </w:r>
+          </w:p>
+        </w:tc>
+        <w:tc>
+          <w:tcPr>
+            <w:tcW w:w="0" w:type="auto"/>
+            <w:vAlign w:val="center"/>
+            <w:hideMark/>
+          </w:tcPr>
+          <w:p>
+            <w:r>
+              <w:t>1</w:t>
+            </w:r>
+            <w:r>
+              <w:t>1</w:t>
+            </w:r>
           </w:p>
         </w:tc>
       </w:tr>
       <w:tr>
-        <w:tc>
-          <w:tcPr>
-            <w:tcW w:w="704" w:type="dxa"/>
-          </w:tcPr>
-          <w:p>
-            <w:pPr>
-              <w:tabs>
-                <w:tab w:val="left" w:pos="915"/>
-              </w:tabs>
-            </w:pPr>
-            <w:r>
-              <w:t>13</w:t>
-            </w:r>
-          </w:p>
-        </w:tc>
-        <w:tc>
-          <w:tcPr>
-            <w:tcW w:w="2920" w:type="dxa"/>
-          </w:tcPr>
-          <w:p>
-            <w:pPr>
-              <w:tabs>
-                <w:tab w:val="left" w:pos="915"/>
-              </w:tabs>
-            </w:pPr>
-            <w:r>
-              <w:t xml:space="preserve">Zeitplan </w:t>
-            </w:r>
-          </w:p>
-        </w:tc>
-        <w:tc>
-          <w:tcPr>
-            <w:tcW w:w="1812" w:type="dxa"/>
-          </w:tcPr>
-          <w:p>
-            <w:pPr>
-              <w:tabs>
-                <w:tab w:val="left" w:pos="915"/>
-              </w:tabs>
-            </w:pPr>
-          </w:p>
-        </w:tc>
-        <w:tc>
-          <w:tcPr>
-            <w:tcW w:w="1813" w:type="dxa"/>
-          </w:tcPr>
-          <w:p>
-            <w:pPr>
-              <w:tabs>
-                <w:tab w:val="left" w:pos="915"/>
-              </w:tabs>
-            </w:pPr>
-          </w:p>
-        </w:tc>
-        <w:tc>
-          <w:tcPr>
-            <w:tcW w:w="1813" w:type="dxa"/>
-          </w:tcPr>
-          <w:p>
-            <w:pPr>
-              <w:tabs>
-                <w:tab w:val="left" w:pos="915"/>
-              </w:tabs>
-            </w:pPr>
+        <w:trPr>
+          <w:tblCellSpacing w:w="15" w:type="dxa"/>
+        </w:trPr>
+        <w:tc>
+          <w:tcPr>
+            <w:tcW w:w="0" w:type="auto"/>
+            <w:vAlign w:val="center"/>
+            <w:hideMark/>
+          </w:tcPr>
+          <w:p>
+            <w:r>
+              <w:t>1</w:t>
+            </w:r>
+            <w:r>
+              <w:t>3</w:t>
+            </w:r>
+          </w:p>
+        </w:tc>
+        <w:tc>
+          <w:tcPr>
+            <w:tcW w:w="0" w:type="auto"/>
+            <w:vAlign w:val="center"/>
+            <w:hideMark/>
+          </w:tcPr>
+          <w:p>
+            <w:r>
+              <w:t xml:space="preserve">   </w:t>
+            </w:r>
+            <w:r>
+              <w:t>Zeitplan</w:t>
+            </w:r>
+          </w:p>
+        </w:tc>
+        <w:tc>
+          <w:tcPr>
+            <w:tcW w:w="0" w:type="auto"/>
+            <w:vAlign w:val="center"/>
+            <w:hideMark/>
+          </w:tcPr>
+          <w:p>
+            <w:r>
+              <w:t>2</w:t>
+            </w:r>
+          </w:p>
+        </w:tc>
+        <w:tc>
+          <w:tcPr>
+            <w:tcW w:w="0" w:type="auto"/>
+            <w:vAlign w:val="center"/>
+            <w:hideMark/>
+          </w:tcPr>
+          <w:p>
+            <w:r>
+              <w:t>1</w:t>
+            </w:r>
+            <w:r>
+              <w:t>2</w:t>
+            </w:r>
           </w:p>
         </w:tc>
       </w:tr>
       <w:tr>
-        <w:tc>
-          <w:tcPr>
-            <w:tcW w:w="704" w:type="dxa"/>
-          </w:tcPr>
-          <w:p>
-            <w:pPr>
-              <w:tabs>
-                <w:tab w:val="left" w:pos="915"/>
-              </w:tabs>
-            </w:pPr>
-            <w:r>
-              <w:lastRenderedPageBreak/>
-              <w:t>14</w:t>
-            </w:r>
-          </w:p>
-        </w:tc>
-        <w:tc>
-          <w:tcPr>
-            <w:tcW w:w="2920" w:type="dxa"/>
-          </w:tcPr>
-          <w:p>
-            <w:pPr>
-              <w:tabs>
-                <w:tab w:val="left" w:pos="915"/>
-              </w:tabs>
-            </w:pPr>
+        <w:trPr>
+          <w:tblCellSpacing w:w="15" w:type="dxa"/>
+        </w:trPr>
+        <w:tc>
+          <w:tcPr>
+            <w:tcW w:w="0" w:type="auto"/>
+            <w:vAlign w:val="center"/>
+            <w:hideMark/>
+          </w:tcPr>
+          <w:p>
+            <w:r>
+              <w:t>1</w:t>
+            </w:r>
+            <w:r>
+              <w:t>4</w:t>
+            </w:r>
+          </w:p>
+        </w:tc>
+        <w:tc>
+          <w:tcPr>
+            <w:tcW w:w="0" w:type="auto"/>
+            <w:vAlign w:val="center"/>
+            <w:hideMark/>
+          </w:tcPr>
+          <w:p>
+            <w:r>
+              <w:t xml:space="preserve">   </w:t>
+            </w:r>
             <w:r>
               <w:t>Bestimmung der Pufferzeiten</w:t>
             </w:r>
@@ -1070,3459 +924,1697 @@
         </w:tc>
         <w:tc>
           <w:tcPr>
-            <w:tcW w:w="1812" w:type="dxa"/>
-          </w:tcPr>
-          <w:p>
-            <w:pPr>
-              <w:tabs>
-                <w:tab w:val="left" w:pos="915"/>
-              </w:tabs>
-            </w:pPr>
-          </w:p>
-        </w:tc>
-        <w:tc>
-          <w:tcPr>
-            <w:tcW w:w="1813" w:type="dxa"/>
-          </w:tcPr>
-          <w:p>
-            <w:pPr>
-              <w:tabs>
-                <w:tab w:val="left" w:pos="915"/>
-              </w:tabs>
-            </w:pPr>
-          </w:p>
-        </w:tc>
-        <w:tc>
-          <w:tcPr>
-            <w:tcW w:w="1813" w:type="dxa"/>
-          </w:tcPr>
-          <w:p>
-            <w:pPr>
-              <w:tabs>
-                <w:tab w:val="left" w:pos="915"/>
-              </w:tabs>
-            </w:pPr>
+            <w:tcW w:w="0" w:type="auto"/>
+            <w:vAlign w:val="center"/>
+            <w:hideMark/>
+          </w:tcPr>
+          <w:p>
+            <w:r>
+              <w:t>1</w:t>
+            </w:r>
+          </w:p>
+        </w:tc>
+        <w:tc>
+          <w:tcPr>
+            <w:tcW w:w="0" w:type="auto"/>
+            <w:vAlign w:val="center"/>
+            <w:hideMark/>
+          </w:tcPr>
+          <w:p>
+            <w:r>
+              <w:t>1</w:t>
+            </w:r>
+            <w:r>
+              <w:t>3</w:t>
+            </w:r>
           </w:p>
         </w:tc>
       </w:tr>
       <w:tr>
-        <w:tc>
-          <w:tcPr>
-            <w:tcW w:w="704" w:type="dxa"/>
-          </w:tcPr>
-          <w:p>
-            <w:pPr>
-              <w:tabs>
-                <w:tab w:val="left" w:pos="915"/>
-              </w:tabs>
-            </w:pPr>
-            <w:r>
-              <w:t>15</w:t>
-            </w:r>
-          </w:p>
-        </w:tc>
-        <w:tc>
-          <w:tcPr>
-            <w:tcW w:w="2920" w:type="dxa"/>
-          </w:tcPr>
-          <w:p>
-            <w:pPr>
-              <w:tabs>
-                <w:tab w:val="left" w:pos="915"/>
-              </w:tabs>
-            </w:pPr>
-            <w:r>
-              <w:t xml:space="preserve"> Berechnung der Kosten und Arbeitszeiten</w:t>
-            </w:r>
-          </w:p>
-        </w:tc>
-        <w:tc>
-          <w:tcPr>
-            <w:tcW w:w="1812" w:type="dxa"/>
-          </w:tcPr>
-          <w:p>
-            <w:pPr>
-              <w:tabs>
-                <w:tab w:val="left" w:pos="915"/>
-              </w:tabs>
-            </w:pPr>
-          </w:p>
-        </w:tc>
-        <w:tc>
-          <w:tcPr>
-            <w:tcW w:w="1813" w:type="dxa"/>
-          </w:tcPr>
-          <w:p>
-            <w:pPr>
-              <w:tabs>
-                <w:tab w:val="left" w:pos="915"/>
-              </w:tabs>
-            </w:pPr>
-          </w:p>
-        </w:tc>
-        <w:tc>
-          <w:tcPr>
-            <w:tcW w:w="1813" w:type="dxa"/>
-          </w:tcPr>
-          <w:p>
-            <w:pPr>
-              <w:tabs>
-                <w:tab w:val="left" w:pos="915"/>
-              </w:tabs>
-            </w:pPr>
+        <w:trPr>
+          <w:tblCellSpacing w:w="15" w:type="dxa"/>
+        </w:trPr>
+        <w:tc>
+          <w:tcPr>
+            <w:tcW w:w="0" w:type="auto"/>
+            <w:vAlign w:val="center"/>
+            <w:hideMark/>
+          </w:tcPr>
+          <w:p>
+            <w:r>
+              <w:t>1</w:t>
+            </w:r>
+            <w:r>
+              <w:t>5</w:t>
+            </w:r>
+          </w:p>
+        </w:tc>
+        <w:tc>
+          <w:tcPr>
+            <w:tcW w:w="0" w:type="auto"/>
+            <w:vAlign w:val="center"/>
+            <w:hideMark/>
+          </w:tcPr>
+          <w:p>
+            <w:r>
+              <w:t xml:space="preserve">   </w:t>
+            </w:r>
+            <w:r>
+              <w:t>Berechnung der Kosten und Arbeitszeiten</w:t>
+            </w:r>
+          </w:p>
+        </w:tc>
+        <w:tc>
+          <w:tcPr>
+            <w:tcW w:w="0" w:type="auto"/>
+            <w:vAlign w:val="center"/>
+            <w:hideMark/>
+          </w:tcPr>
+          <w:p>
+            <w:r>
+              <w:t>2</w:t>
+            </w:r>
+          </w:p>
+        </w:tc>
+        <w:tc>
+          <w:tcPr>
+            <w:tcW w:w="0" w:type="auto"/>
+            <w:vAlign w:val="center"/>
+            <w:hideMark/>
+          </w:tcPr>
+          <w:p>
+            <w:r>
+              <w:t>1</w:t>
+            </w:r>
+            <w:r>
+              <w:t>4</w:t>
+            </w:r>
           </w:p>
         </w:tc>
       </w:tr>
       <w:tr>
-        <w:tc>
-          <w:tcPr>
-            <w:tcW w:w="704" w:type="dxa"/>
-          </w:tcPr>
-          <w:p>
-            <w:pPr>
-              <w:tabs>
-                <w:tab w:val="left" w:pos="915"/>
-              </w:tabs>
-            </w:pPr>
-            <w:r>
-              <w:t>16</w:t>
-            </w:r>
-          </w:p>
-        </w:tc>
-        <w:tc>
-          <w:tcPr>
-            <w:tcW w:w="2920" w:type="dxa"/>
-          </w:tcPr>
-          <w:p>
-            <w:pPr>
-              <w:tabs>
-                <w:tab w:val="left" w:pos="915"/>
-              </w:tabs>
-            </w:pPr>
-            <w:r>
-              <w:t>Überprüfung</w:t>
-            </w:r>
-          </w:p>
-        </w:tc>
-        <w:tc>
-          <w:tcPr>
-            <w:tcW w:w="1812" w:type="dxa"/>
-          </w:tcPr>
-          <w:p>
-            <w:pPr>
-              <w:tabs>
-                <w:tab w:val="left" w:pos="915"/>
-              </w:tabs>
-            </w:pPr>
-          </w:p>
-        </w:tc>
-        <w:tc>
-          <w:tcPr>
-            <w:tcW w:w="1813" w:type="dxa"/>
-          </w:tcPr>
-          <w:p>
-            <w:pPr>
-              <w:tabs>
-                <w:tab w:val="left" w:pos="915"/>
-              </w:tabs>
-            </w:pPr>
-          </w:p>
-        </w:tc>
-        <w:tc>
-          <w:tcPr>
-            <w:tcW w:w="1813" w:type="dxa"/>
-          </w:tcPr>
-          <w:p>
-            <w:pPr>
-              <w:tabs>
-                <w:tab w:val="left" w:pos="915"/>
-              </w:tabs>
-            </w:pPr>
+        <w:trPr>
+          <w:tblCellSpacing w:w="15" w:type="dxa"/>
+        </w:trPr>
+        <w:tc>
+          <w:tcPr>
+            <w:tcW w:w="0" w:type="auto"/>
+            <w:vAlign w:val="center"/>
+            <w:hideMark/>
+          </w:tcPr>
+          <w:p>
+            <w:r>
+              <w:t>1</w:t>
+            </w:r>
+            <w:r>
+              <w:t>6</w:t>
+            </w:r>
+          </w:p>
+        </w:tc>
+        <w:tc>
+          <w:tcPr>
+            <w:tcW w:w="0" w:type="auto"/>
+            <w:vAlign w:val="center"/>
+            <w:hideMark/>
+          </w:tcPr>
+          <w:p>
+            <w:r>
+              <w:t xml:space="preserve">  </w:t>
+            </w:r>
+            <w:r>
+              <w:t>Überprüfung (MS Project)</w:t>
+            </w:r>
+          </w:p>
+        </w:tc>
+        <w:tc>
+          <w:tcPr>
+            <w:tcW w:w="0" w:type="auto"/>
+            <w:vAlign w:val="center"/>
+            <w:hideMark/>
+          </w:tcPr>
+          <w:p>
+            <w:r>
+              <w:t>1</w:t>
+            </w:r>
+          </w:p>
+        </w:tc>
+        <w:tc>
+          <w:tcPr>
+            <w:tcW w:w="0" w:type="auto"/>
+            <w:vAlign w:val="center"/>
+            <w:hideMark/>
+          </w:tcPr>
+          <w:p>
+            <w:r>
+              <w:t>1</w:t>
+            </w:r>
+            <w:r>
+              <w:t>5</w:t>
+            </w:r>
           </w:p>
         </w:tc>
       </w:tr>
       <w:tr>
-        <w:tc>
-          <w:tcPr>
-            <w:tcW w:w="704" w:type="dxa"/>
-          </w:tcPr>
-          <w:p>
-            <w:pPr>
-              <w:tabs>
-                <w:tab w:val="left" w:pos="915"/>
-              </w:tabs>
-            </w:pPr>
+        <w:trPr>
+          <w:tblCellSpacing w:w="15" w:type="dxa"/>
+        </w:trPr>
+        <w:tc>
+          <w:tcPr>
+            <w:tcW w:w="0" w:type="auto"/>
+            <w:vAlign w:val="center"/>
+            <w:hideMark/>
+          </w:tcPr>
+          <w:p>
+            <w:r>
+              <w:t>18</w:t>
+            </w:r>
+          </w:p>
+        </w:tc>
+        <w:tc>
+          <w:tcPr>
+            <w:tcW w:w="0" w:type="auto"/>
+            <w:vAlign w:val="center"/>
+            <w:hideMark/>
+          </w:tcPr>
+          <w:p>
+            <w:r>
+              <w:t>Durchführung</w:t>
+            </w:r>
+          </w:p>
+        </w:tc>
+        <w:tc>
+          <w:tcPr>
+            <w:tcW w:w="0" w:type="auto"/>
+            <w:vAlign w:val="center"/>
+            <w:hideMark/>
+          </w:tcPr>
+          <w:p>
+            <w:r>
+              <w:t>0</w:t>
+            </w:r>
+          </w:p>
+        </w:tc>
+        <w:tc>
+          <w:tcPr>
+            <w:tcW w:w="0" w:type="auto"/>
+            <w:vAlign w:val="center"/>
+            <w:hideMark/>
+          </w:tcPr>
+          <w:p>
             <w:r>
               <w:t>17</w:t>
             </w:r>
-          </w:p>
-        </w:tc>
-        <w:tc>
-          <w:tcPr>
-            <w:tcW w:w="2920" w:type="dxa"/>
-          </w:tcPr>
-          <w:p>
-            <w:pPr>
-              <w:tabs>
-                <w:tab w:val="left" w:pos="915"/>
-              </w:tabs>
-            </w:pPr>
-            <w:r>
-              <w:t xml:space="preserve">Durchführung </w:t>
-            </w:r>
-          </w:p>
-        </w:tc>
-        <w:tc>
-          <w:tcPr>
-            <w:tcW w:w="1812" w:type="dxa"/>
-          </w:tcPr>
-          <w:p>
-            <w:pPr>
-              <w:tabs>
-                <w:tab w:val="left" w:pos="915"/>
-              </w:tabs>
-            </w:pPr>
-          </w:p>
-        </w:tc>
-        <w:tc>
-          <w:tcPr>
-            <w:tcW w:w="1813" w:type="dxa"/>
-          </w:tcPr>
-          <w:p>
-            <w:pPr>
-              <w:tabs>
-                <w:tab w:val="left" w:pos="915"/>
-              </w:tabs>
-            </w:pPr>
-          </w:p>
-        </w:tc>
-        <w:tc>
-          <w:tcPr>
-            <w:tcW w:w="1813" w:type="dxa"/>
-          </w:tcPr>
-          <w:p>
-            <w:pPr>
-              <w:tabs>
-                <w:tab w:val="left" w:pos="915"/>
-              </w:tabs>
-            </w:pPr>
           </w:p>
         </w:tc>
       </w:tr>
       <w:tr>
-        <w:tc>
-          <w:tcPr>
-            <w:tcW w:w="704" w:type="dxa"/>
-          </w:tcPr>
-          <w:p>
-            <w:pPr>
-              <w:tabs>
-                <w:tab w:val="left" w:pos="915"/>
-              </w:tabs>
-            </w:pPr>
+        <w:trPr>
+          <w:tblCellSpacing w:w="15" w:type="dxa"/>
+        </w:trPr>
+        <w:tc>
+          <w:tcPr>
+            <w:tcW w:w="0" w:type="auto"/>
+            <w:vAlign w:val="center"/>
+            <w:hideMark/>
+          </w:tcPr>
+          <w:p>
+            <w:r>
+              <w:t>19</w:t>
+            </w:r>
+          </w:p>
+        </w:tc>
+        <w:tc>
+          <w:tcPr>
+            <w:tcW w:w="0" w:type="auto"/>
+            <w:vAlign w:val="center"/>
+            <w:hideMark/>
+          </w:tcPr>
+          <w:p>
+            <w:r>
+              <w:t>Datenbank</w:t>
+            </w:r>
+          </w:p>
+        </w:tc>
+        <w:tc>
+          <w:tcPr>
+            <w:tcW w:w="0" w:type="auto"/>
+            <w:vAlign w:val="center"/>
+            <w:hideMark/>
+          </w:tcPr>
+          <w:p>
+            <w:r>
+              <w:t>0</w:t>
+            </w:r>
+          </w:p>
+        </w:tc>
+        <w:tc>
+          <w:tcPr>
+            <w:tcW w:w="0" w:type="auto"/>
+            <w:vAlign w:val="center"/>
+            <w:hideMark/>
+          </w:tcPr>
+          <w:p>
             <w:r>
               <w:t>18</w:t>
             </w:r>
-          </w:p>
-        </w:tc>
-        <w:tc>
-          <w:tcPr>
-            <w:tcW w:w="2920" w:type="dxa"/>
-          </w:tcPr>
-          <w:p>
-            <w:pPr>
-              <w:tabs>
-                <w:tab w:val="left" w:pos="915"/>
-              </w:tabs>
-            </w:pPr>
-            <w:r>
-              <w:t xml:space="preserve">Datenbank </w:t>
-            </w:r>
-          </w:p>
-        </w:tc>
-        <w:tc>
-          <w:tcPr>
-            <w:tcW w:w="1812" w:type="dxa"/>
-          </w:tcPr>
-          <w:p>
-            <w:pPr>
-              <w:tabs>
-                <w:tab w:val="left" w:pos="915"/>
-              </w:tabs>
-            </w:pPr>
-          </w:p>
-        </w:tc>
-        <w:tc>
-          <w:tcPr>
-            <w:tcW w:w="1813" w:type="dxa"/>
-          </w:tcPr>
-          <w:p>
-            <w:pPr>
-              <w:tabs>
-                <w:tab w:val="left" w:pos="915"/>
-              </w:tabs>
-            </w:pPr>
-          </w:p>
-        </w:tc>
-        <w:tc>
-          <w:tcPr>
-            <w:tcW w:w="1813" w:type="dxa"/>
-          </w:tcPr>
-          <w:p>
-            <w:pPr>
-              <w:tabs>
-                <w:tab w:val="left" w:pos="915"/>
-              </w:tabs>
-            </w:pPr>
           </w:p>
         </w:tc>
       </w:tr>
       <w:tr>
-        <w:tc>
-          <w:tcPr>
-            <w:tcW w:w="704" w:type="dxa"/>
-          </w:tcPr>
-          <w:p>
-            <w:pPr>
-              <w:tabs>
-                <w:tab w:val="left" w:pos="915"/>
-              </w:tabs>
-            </w:pPr>
+        <w:trPr>
+          <w:tblCellSpacing w:w="15" w:type="dxa"/>
+        </w:trPr>
+        <w:tc>
+          <w:tcPr>
+            <w:tcW w:w="0" w:type="auto"/>
+            <w:vAlign w:val="center"/>
+            <w:hideMark/>
+          </w:tcPr>
+          <w:p>
+            <w:r>
+              <w:t>20</w:t>
+            </w:r>
+          </w:p>
+        </w:tc>
+        <w:tc>
+          <w:tcPr>
+            <w:tcW w:w="0" w:type="auto"/>
+            <w:vAlign w:val="center"/>
+            <w:hideMark/>
+          </w:tcPr>
+          <w:p>
+            <w:r>
+              <w:t>Planung</w:t>
+            </w:r>
+          </w:p>
+        </w:tc>
+        <w:tc>
+          <w:tcPr>
+            <w:tcW w:w="0" w:type="auto"/>
+            <w:vAlign w:val="center"/>
+            <w:hideMark/>
+          </w:tcPr>
+          <w:p>
+            <w:r>
+              <w:t>0</w:t>
+            </w:r>
+          </w:p>
+        </w:tc>
+        <w:tc>
+          <w:tcPr>
+            <w:tcW w:w="0" w:type="auto"/>
+            <w:vAlign w:val="center"/>
+            <w:hideMark/>
+          </w:tcPr>
+          <w:p>
             <w:r>
               <w:t>19</w:t>
             </w:r>
-          </w:p>
-        </w:tc>
-        <w:tc>
-          <w:tcPr>
-            <w:tcW w:w="2920" w:type="dxa"/>
-          </w:tcPr>
-          <w:p>
-            <w:pPr>
-              <w:tabs>
-                <w:tab w:val="left" w:pos="915"/>
-              </w:tabs>
-            </w:pPr>
-            <w:r>
-              <w:t>Planung</w:t>
-            </w:r>
-          </w:p>
-        </w:tc>
-        <w:tc>
-          <w:tcPr>
-            <w:tcW w:w="1812" w:type="dxa"/>
-          </w:tcPr>
-          <w:p>
-            <w:pPr>
-              <w:tabs>
-                <w:tab w:val="left" w:pos="915"/>
-              </w:tabs>
-            </w:pPr>
-          </w:p>
-        </w:tc>
-        <w:tc>
-          <w:tcPr>
-            <w:tcW w:w="1813" w:type="dxa"/>
-          </w:tcPr>
-          <w:p>
-            <w:pPr>
-              <w:tabs>
-                <w:tab w:val="left" w:pos="915"/>
-              </w:tabs>
-            </w:pPr>
-          </w:p>
-        </w:tc>
-        <w:tc>
-          <w:tcPr>
-            <w:tcW w:w="1813" w:type="dxa"/>
-          </w:tcPr>
-          <w:p>
-            <w:pPr>
-              <w:tabs>
-                <w:tab w:val="left" w:pos="915"/>
-              </w:tabs>
-            </w:pPr>
           </w:p>
         </w:tc>
       </w:tr>
       <w:tr>
-        <w:tc>
-          <w:tcPr>
-            <w:tcW w:w="704" w:type="dxa"/>
-          </w:tcPr>
-          <w:p>
-            <w:pPr>
-              <w:tabs>
-                <w:tab w:val="left" w:pos="915"/>
-              </w:tabs>
-            </w:pPr>
+        <w:trPr>
+          <w:tblCellSpacing w:w="15" w:type="dxa"/>
+        </w:trPr>
+        <w:tc>
+          <w:tcPr>
+            <w:tcW w:w="0" w:type="auto"/>
+            <w:vAlign w:val="center"/>
+            <w:hideMark/>
+          </w:tcPr>
+          <w:p>
+            <w:r>
+              <w:t>21</w:t>
+            </w:r>
+          </w:p>
+        </w:tc>
+        <w:tc>
+          <w:tcPr>
+            <w:tcW w:w="0" w:type="auto"/>
+            <w:vAlign w:val="center"/>
+            <w:hideMark/>
+          </w:tcPr>
+          <w:p>
+            <w:r>
+              <w:t>Primär-Fremdschlüssel</w:t>
+            </w:r>
+          </w:p>
+        </w:tc>
+        <w:tc>
+          <w:tcPr>
+            <w:tcW w:w="0" w:type="auto"/>
+            <w:vAlign w:val="center"/>
+            <w:hideMark/>
+          </w:tcPr>
+          <w:p>
+            <w:r>
+              <w:t>2</w:t>
+            </w:r>
+          </w:p>
+        </w:tc>
+        <w:tc>
+          <w:tcPr>
+            <w:tcW w:w="0" w:type="auto"/>
+            <w:vAlign w:val="center"/>
+            <w:hideMark/>
+          </w:tcPr>
+          <w:p>
             <w:r>
               <w:t>20</w:t>
             </w:r>
-          </w:p>
-        </w:tc>
-        <w:tc>
-          <w:tcPr>
-            <w:tcW w:w="2920" w:type="dxa"/>
-          </w:tcPr>
-          <w:p>
-            <w:pPr>
-              <w:tabs>
-                <w:tab w:val="left" w:pos="915"/>
-              </w:tabs>
-            </w:pPr>
-            <w:r>
-              <w:t xml:space="preserve">Primär-Fremdschlüssel </w:t>
-            </w:r>
-          </w:p>
-        </w:tc>
-        <w:tc>
-          <w:tcPr>
-            <w:tcW w:w="1812" w:type="dxa"/>
-          </w:tcPr>
-          <w:p>
-            <w:pPr>
-              <w:tabs>
-                <w:tab w:val="left" w:pos="915"/>
-              </w:tabs>
-            </w:pPr>
-          </w:p>
-        </w:tc>
-        <w:tc>
-          <w:tcPr>
-            <w:tcW w:w="1813" w:type="dxa"/>
-          </w:tcPr>
-          <w:p>
-            <w:pPr>
-              <w:tabs>
-                <w:tab w:val="left" w:pos="915"/>
-              </w:tabs>
-            </w:pPr>
-          </w:p>
-        </w:tc>
-        <w:tc>
-          <w:tcPr>
-            <w:tcW w:w="1813" w:type="dxa"/>
-          </w:tcPr>
-          <w:p>
-            <w:pPr>
-              <w:tabs>
-                <w:tab w:val="left" w:pos="915"/>
-              </w:tabs>
-            </w:pPr>
           </w:p>
         </w:tc>
       </w:tr>
       <w:tr>
-        <w:tc>
-          <w:tcPr>
-            <w:tcW w:w="704" w:type="dxa"/>
-          </w:tcPr>
-          <w:p>
-            <w:pPr>
-              <w:tabs>
-                <w:tab w:val="left" w:pos="915"/>
-              </w:tabs>
-            </w:pPr>
+        <w:trPr>
+          <w:tblCellSpacing w:w="15" w:type="dxa"/>
+        </w:trPr>
+        <w:tc>
+          <w:tcPr>
+            <w:tcW w:w="0" w:type="auto"/>
+            <w:vAlign w:val="center"/>
+            <w:hideMark/>
+          </w:tcPr>
+          <w:p>
+            <w:r>
+              <w:t>22</w:t>
+            </w:r>
+          </w:p>
+        </w:tc>
+        <w:tc>
+          <w:tcPr>
+            <w:tcW w:w="0" w:type="auto"/>
+            <w:vAlign w:val="center"/>
+            <w:hideMark/>
+          </w:tcPr>
+          <w:p>
+            <w:r>
+              <w:t>Entitäten</w:t>
+            </w:r>
+          </w:p>
+        </w:tc>
+        <w:tc>
+          <w:tcPr>
+            <w:tcW w:w="0" w:type="auto"/>
+            <w:vAlign w:val="center"/>
+            <w:hideMark/>
+          </w:tcPr>
+          <w:p>
+            <w:r>
+              <w:t>2</w:t>
+            </w:r>
+          </w:p>
+        </w:tc>
+        <w:tc>
+          <w:tcPr>
+            <w:tcW w:w="0" w:type="auto"/>
+            <w:vAlign w:val="center"/>
+            <w:hideMark/>
+          </w:tcPr>
+          <w:p>
             <w:r>
               <w:t>21</w:t>
             </w:r>
-          </w:p>
-        </w:tc>
-        <w:tc>
-          <w:tcPr>
-            <w:tcW w:w="2920" w:type="dxa"/>
-          </w:tcPr>
-          <w:p>
-            <w:pPr>
-              <w:tabs>
-                <w:tab w:val="left" w:pos="915"/>
-              </w:tabs>
-            </w:pPr>
-            <w:r>
-              <w:t>Entitäten</w:t>
-            </w:r>
-          </w:p>
-        </w:tc>
-        <w:tc>
-          <w:tcPr>
-            <w:tcW w:w="1812" w:type="dxa"/>
-          </w:tcPr>
-          <w:p>
-            <w:pPr>
-              <w:tabs>
-                <w:tab w:val="left" w:pos="915"/>
-              </w:tabs>
-            </w:pPr>
-          </w:p>
-        </w:tc>
-        <w:tc>
-          <w:tcPr>
-            <w:tcW w:w="1813" w:type="dxa"/>
-          </w:tcPr>
-          <w:p>
-            <w:pPr>
-              <w:tabs>
-                <w:tab w:val="left" w:pos="915"/>
-              </w:tabs>
-            </w:pPr>
-          </w:p>
-        </w:tc>
-        <w:tc>
-          <w:tcPr>
-            <w:tcW w:w="1813" w:type="dxa"/>
-          </w:tcPr>
-          <w:p>
-            <w:pPr>
-              <w:tabs>
-                <w:tab w:val="left" w:pos="915"/>
-              </w:tabs>
-            </w:pPr>
           </w:p>
         </w:tc>
       </w:tr>
       <w:tr>
-        <w:tc>
-          <w:tcPr>
-            <w:tcW w:w="704" w:type="dxa"/>
-          </w:tcPr>
-          <w:p>
-            <w:pPr>
-              <w:tabs>
-                <w:tab w:val="left" w:pos="915"/>
-              </w:tabs>
-            </w:pPr>
+        <w:trPr>
+          <w:tblCellSpacing w:w="15" w:type="dxa"/>
+        </w:trPr>
+        <w:tc>
+          <w:tcPr>
+            <w:tcW w:w="0" w:type="auto"/>
+            <w:vAlign w:val="center"/>
+            <w:hideMark/>
+          </w:tcPr>
+          <w:p>
+            <w:r>
+              <w:t>23</w:t>
+            </w:r>
+          </w:p>
+        </w:tc>
+        <w:tc>
+          <w:tcPr>
+            <w:tcW w:w="0" w:type="auto"/>
+            <w:vAlign w:val="center"/>
+            <w:hideMark/>
+          </w:tcPr>
+          <w:p>
+            <w:r>
+              <w:t>Attribute</w:t>
+            </w:r>
+          </w:p>
+        </w:tc>
+        <w:tc>
+          <w:tcPr>
+            <w:tcW w:w="0" w:type="auto"/>
+            <w:vAlign w:val="center"/>
+            <w:hideMark/>
+          </w:tcPr>
+          <w:p>
+            <w:r>
+              <w:t>2</w:t>
+            </w:r>
+          </w:p>
+        </w:tc>
+        <w:tc>
+          <w:tcPr>
+            <w:tcW w:w="0" w:type="auto"/>
+            <w:vAlign w:val="center"/>
+            <w:hideMark/>
+          </w:tcPr>
+          <w:p>
             <w:r>
               <w:t>22</w:t>
             </w:r>
-          </w:p>
-        </w:tc>
-        <w:tc>
-          <w:tcPr>
-            <w:tcW w:w="2920" w:type="dxa"/>
-          </w:tcPr>
-          <w:p>
-            <w:pPr>
-              <w:tabs>
-                <w:tab w:val="left" w:pos="915"/>
-              </w:tabs>
-            </w:pPr>
-            <w:r>
-              <w:t>Attribute</w:t>
-            </w:r>
-          </w:p>
-        </w:tc>
-        <w:tc>
-          <w:tcPr>
-            <w:tcW w:w="1812" w:type="dxa"/>
-          </w:tcPr>
-          <w:p>
-            <w:pPr>
-              <w:tabs>
-                <w:tab w:val="left" w:pos="915"/>
-              </w:tabs>
-            </w:pPr>
-          </w:p>
-        </w:tc>
-        <w:tc>
-          <w:tcPr>
-            <w:tcW w:w="1813" w:type="dxa"/>
-          </w:tcPr>
-          <w:p>
-            <w:pPr>
-              <w:tabs>
-                <w:tab w:val="left" w:pos="915"/>
-              </w:tabs>
-            </w:pPr>
-          </w:p>
-        </w:tc>
-        <w:tc>
-          <w:tcPr>
-            <w:tcW w:w="1813" w:type="dxa"/>
-          </w:tcPr>
-          <w:p>
-            <w:pPr>
-              <w:tabs>
-                <w:tab w:val="left" w:pos="915"/>
-              </w:tabs>
-            </w:pPr>
           </w:p>
         </w:tc>
       </w:tr>
       <w:tr>
-        <w:tc>
-          <w:tcPr>
-            <w:tcW w:w="704" w:type="dxa"/>
-          </w:tcPr>
-          <w:p>
-            <w:pPr>
-              <w:tabs>
-                <w:tab w:val="left" w:pos="915"/>
-              </w:tabs>
-            </w:pPr>
+        <w:trPr>
+          <w:tblCellSpacing w:w="15" w:type="dxa"/>
+        </w:trPr>
+        <w:tc>
+          <w:tcPr>
+            <w:tcW w:w="0" w:type="auto"/>
+            <w:vAlign w:val="center"/>
+            <w:hideMark/>
+          </w:tcPr>
+          <w:p>
+            <w:r>
+              <w:t>24</w:t>
+            </w:r>
+          </w:p>
+        </w:tc>
+        <w:tc>
+          <w:tcPr>
+            <w:tcW w:w="0" w:type="auto"/>
+            <w:vAlign w:val="center"/>
+            <w:hideMark/>
+          </w:tcPr>
+          <w:p>
+            <w:r>
+              <w:t>Überprüfung (Planung)</w:t>
+            </w:r>
+          </w:p>
+        </w:tc>
+        <w:tc>
+          <w:tcPr>
+            <w:tcW w:w="0" w:type="auto"/>
+            <w:vAlign w:val="center"/>
+            <w:hideMark/>
+          </w:tcPr>
+          <w:p>
+            <w:r>
+              <w:t>1</w:t>
+            </w:r>
+          </w:p>
+        </w:tc>
+        <w:tc>
+          <w:tcPr>
+            <w:tcW w:w="0" w:type="auto"/>
+            <w:vAlign w:val="center"/>
+            <w:hideMark/>
+          </w:tcPr>
+          <w:p>
             <w:r>
               <w:t>23</w:t>
             </w:r>
-          </w:p>
-        </w:tc>
-        <w:tc>
-          <w:tcPr>
-            <w:tcW w:w="2920" w:type="dxa"/>
-          </w:tcPr>
-          <w:p>
-            <w:pPr>
-              <w:tabs>
-                <w:tab w:val="left" w:pos="915"/>
-              </w:tabs>
-            </w:pPr>
-            <w:r>
-              <w:t>Überprüfung</w:t>
-            </w:r>
-          </w:p>
-        </w:tc>
-        <w:tc>
-          <w:tcPr>
-            <w:tcW w:w="1812" w:type="dxa"/>
-          </w:tcPr>
-          <w:p>
-            <w:pPr>
-              <w:tabs>
-                <w:tab w:val="left" w:pos="915"/>
-              </w:tabs>
-            </w:pPr>
-          </w:p>
-        </w:tc>
-        <w:tc>
-          <w:tcPr>
-            <w:tcW w:w="1813" w:type="dxa"/>
-          </w:tcPr>
-          <w:p>
-            <w:pPr>
-              <w:tabs>
-                <w:tab w:val="left" w:pos="915"/>
-              </w:tabs>
-            </w:pPr>
-          </w:p>
-        </w:tc>
-        <w:tc>
-          <w:tcPr>
-            <w:tcW w:w="1813" w:type="dxa"/>
-          </w:tcPr>
-          <w:p>
-            <w:pPr>
-              <w:tabs>
-                <w:tab w:val="left" w:pos="915"/>
-              </w:tabs>
-            </w:pPr>
           </w:p>
         </w:tc>
       </w:tr>
       <w:tr>
-        <w:tc>
-          <w:tcPr>
-            <w:tcW w:w="704" w:type="dxa"/>
-          </w:tcPr>
-          <w:p>
-            <w:pPr>
-              <w:tabs>
-                <w:tab w:val="left" w:pos="915"/>
-              </w:tabs>
-            </w:pPr>
+        <w:trPr>
+          <w:tblCellSpacing w:w="15" w:type="dxa"/>
+        </w:trPr>
+        <w:tc>
+          <w:tcPr>
+            <w:tcW w:w="0" w:type="auto"/>
+            <w:vAlign w:val="center"/>
+            <w:hideMark/>
+          </w:tcPr>
+          <w:p>
+            <w:r>
+              <w:t>25</w:t>
+            </w:r>
+          </w:p>
+        </w:tc>
+        <w:tc>
+          <w:tcPr>
+            <w:tcW w:w="0" w:type="auto"/>
+            <w:vAlign w:val="center"/>
+            <w:hideMark/>
+          </w:tcPr>
+          <w:p>
+            <w:r>
+              <w:t>Überführung</w:t>
+            </w:r>
+          </w:p>
+        </w:tc>
+        <w:tc>
+          <w:tcPr>
+            <w:tcW w:w="0" w:type="auto"/>
+            <w:vAlign w:val="center"/>
+            <w:hideMark/>
+          </w:tcPr>
+          <w:p>
+            <w:r>
+              <w:t>0</w:t>
+            </w:r>
+          </w:p>
+        </w:tc>
+        <w:tc>
+          <w:tcPr>
+            <w:tcW w:w="0" w:type="auto"/>
+            <w:vAlign w:val="center"/>
+            <w:hideMark/>
+          </w:tcPr>
+          <w:p>
             <w:r>
               <w:t>24</w:t>
             </w:r>
-          </w:p>
-        </w:tc>
-        <w:tc>
-          <w:tcPr>
-            <w:tcW w:w="2920" w:type="dxa"/>
-          </w:tcPr>
-          <w:p>
-            <w:pPr>
-              <w:tabs>
-                <w:tab w:val="left" w:pos="915"/>
-              </w:tabs>
-            </w:pPr>
-            <w:r>
-              <w:t xml:space="preserve">Überführung </w:t>
-            </w:r>
-          </w:p>
-        </w:tc>
-        <w:tc>
-          <w:tcPr>
-            <w:tcW w:w="1812" w:type="dxa"/>
-          </w:tcPr>
-          <w:p>
-            <w:pPr>
-              <w:tabs>
-                <w:tab w:val="left" w:pos="915"/>
-              </w:tabs>
-            </w:pPr>
-          </w:p>
-        </w:tc>
-        <w:tc>
-          <w:tcPr>
-            <w:tcW w:w="1813" w:type="dxa"/>
-          </w:tcPr>
-          <w:p>
-            <w:pPr>
-              <w:tabs>
-                <w:tab w:val="left" w:pos="915"/>
-              </w:tabs>
-            </w:pPr>
-          </w:p>
-        </w:tc>
-        <w:tc>
-          <w:tcPr>
-            <w:tcW w:w="1813" w:type="dxa"/>
-          </w:tcPr>
-          <w:p>
-            <w:pPr>
-              <w:tabs>
-                <w:tab w:val="left" w:pos="915"/>
-              </w:tabs>
-            </w:pPr>
           </w:p>
         </w:tc>
       </w:tr>
       <w:tr>
-        <w:tc>
-          <w:tcPr>
-            <w:tcW w:w="704" w:type="dxa"/>
-          </w:tcPr>
-          <w:p>
-            <w:pPr>
-              <w:tabs>
-                <w:tab w:val="left" w:pos="915"/>
-              </w:tabs>
-            </w:pPr>
+        <w:trPr>
+          <w:tblCellSpacing w:w="15" w:type="dxa"/>
+        </w:trPr>
+        <w:tc>
+          <w:tcPr>
+            <w:tcW w:w="0" w:type="auto"/>
+            <w:vAlign w:val="center"/>
+            <w:hideMark/>
+          </w:tcPr>
+          <w:p>
+            <w:r>
+              <w:t>26</w:t>
+            </w:r>
+          </w:p>
+        </w:tc>
+        <w:tc>
+          <w:tcPr>
+            <w:tcW w:w="0" w:type="auto"/>
+            <w:vAlign w:val="center"/>
+            <w:hideMark/>
+          </w:tcPr>
+          <w:p>
+            <w:r>
+              <w:t>Tabellen Erstellung</w:t>
+            </w:r>
+          </w:p>
+        </w:tc>
+        <w:tc>
+          <w:tcPr>
+            <w:tcW w:w="0" w:type="auto"/>
+            <w:vAlign w:val="center"/>
+            <w:hideMark/>
+          </w:tcPr>
+          <w:p>
+            <w:r>
+              <w:t>2</w:t>
+            </w:r>
+          </w:p>
+        </w:tc>
+        <w:tc>
+          <w:tcPr>
+            <w:tcW w:w="0" w:type="auto"/>
+            <w:vAlign w:val="center"/>
+            <w:hideMark/>
+          </w:tcPr>
+          <w:p>
             <w:r>
               <w:t>25</w:t>
             </w:r>
-          </w:p>
-        </w:tc>
-        <w:tc>
-          <w:tcPr>
-            <w:tcW w:w="2920" w:type="dxa"/>
-          </w:tcPr>
-          <w:p>
-            <w:pPr>
-              <w:tabs>
-                <w:tab w:val="left" w:pos="915"/>
-              </w:tabs>
-            </w:pPr>
-            <w:r>
-              <w:t>Tabellen Erstellung</w:t>
-            </w:r>
-          </w:p>
-        </w:tc>
-        <w:tc>
-          <w:tcPr>
-            <w:tcW w:w="1812" w:type="dxa"/>
-          </w:tcPr>
-          <w:p>
-            <w:pPr>
-              <w:tabs>
-                <w:tab w:val="left" w:pos="915"/>
-              </w:tabs>
-            </w:pPr>
-          </w:p>
-        </w:tc>
-        <w:tc>
-          <w:tcPr>
-            <w:tcW w:w="1813" w:type="dxa"/>
-          </w:tcPr>
-          <w:p>
-            <w:pPr>
-              <w:tabs>
-                <w:tab w:val="left" w:pos="915"/>
-              </w:tabs>
-            </w:pPr>
-          </w:p>
-        </w:tc>
-        <w:tc>
-          <w:tcPr>
-            <w:tcW w:w="1813" w:type="dxa"/>
-          </w:tcPr>
-          <w:p>
-            <w:pPr>
-              <w:tabs>
-                <w:tab w:val="left" w:pos="915"/>
-              </w:tabs>
-            </w:pPr>
           </w:p>
         </w:tc>
       </w:tr>
       <w:tr>
-        <w:tc>
-          <w:tcPr>
-            <w:tcW w:w="704" w:type="dxa"/>
-          </w:tcPr>
-          <w:p>
-            <w:pPr>
-              <w:tabs>
-                <w:tab w:val="left" w:pos="915"/>
-              </w:tabs>
-            </w:pPr>
+        <w:trPr>
+          <w:tblCellSpacing w:w="15" w:type="dxa"/>
+        </w:trPr>
+        <w:tc>
+          <w:tcPr>
+            <w:tcW w:w="0" w:type="auto"/>
+            <w:vAlign w:val="center"/>
+            <w:hideMark/>
+          </w:tcPr>
+          <w:p>
+            <w:r>
+              <w:t>27</w:t>
+            </w:r>
+          </w:p>
+        </w:tc>
+        <w:tc>
+          <w:tcPr>
+            <w:tcW w:w="0" w:type="auto"/>
+            <w:vAlign w:val="center"/>
+            <w:hideMark/>
+          </w:tcPr>
+          <w:p>
+            <w:r>
+              <w:t>Tabelle Ausfüllen</w:t>
+            </w:r>
+          </w:p>
+        </w:tc>
+        <w:tc>
+          <w:tcPr>
+            <w:tcW w:w="0" w:type="auto"/>
+            <w:vAlign w:val="center"/>
+            <w:hideMark/>
+          </w:tcPr>
+          <w:p>
+            <w:r>
+              <w:t>2</w:t>
+            </w:r>
+          </w:p>
+        </w:tc>
+        <w:tc>
+          <w:tcPr>
+            <w:tcW w:w="0" w:type="auto"/>
+            <w:vAlign w:val="center"/>
+            <w:hideMark/>
+          </w:tcPr>
+          <w:p>
             <w:r>
               <w:t>26</w:t>
             </w:r>
-          </w:p>
-        </w:tc>
-        <w:tc>
-          <w:tcPr>
-            <w:tcW w:w="2920" w:type="dxa"/>
-          </w:tcPr>
-          <w:p>
-            <w:pPr>
-              <w:tabs>
-                <w:tab w:val="left" w:pos="915"/>
-              </w:tabs>
-            </w:pPr>
-            <w:r>
-              <w:t>Tabelle Ausfühlen</w:t>
-            </w:r>
-          </w:p>
-        </w:tc>
-        <w:tc>
-          <w:tcPr>
-            <w:tcW w:w="1812" w:type="dxa"/>
-          </w:tcPr>
-          <w:p>
-            <w:pPr>
-              <w:tabs>
-                <w:tab w:val="left" w:pos="915"/>
-              </w:tabs>
-            </w:pPr>
-          </w:p>
-        </w:tc>
-        <w:tc>
-          <w:tcPr>
-            <w:tcW w:w="1813" w:type="dxa"/>
-          </w:tcPr>
-          <w:p>
-            <w:pPr>
-              <w:tabs>
-                <w:tab w:val="left" w:pos="915"/>
-              </w:tabs>
-            </w:pPr>
-          </w:p>
-        </w:tc>
-        <w:tc>
-          <w:tcPr>
-            <w:tcW w:w="1813" w:type="dxa"/>
-          </w:tcPr>
-          <w:p>
-            <w:pPr>
-              <w:tabs>
-                <w:tab w:val="left" w:pos="915"/>
-              </w:tabs>
-            </w:pPr>
           </w:p>
         </w:tc>
       </w:tr>
       <w:tr>
-        <w:tc>
-          <w:tcPr>
-            <w:tcW w:w="704" w:type="dxa"/>
-          </w:tcPr>
-          <w:p>
-            <w:pPr>
-              <w:tabs>
-                <w:tab w:val="left" w:pos="915"/>
-              </w:tabs>
-            </w:pPr>
+        <w:trPr>
+          <w:tblCellSpacing w:w="15" w:type="dxa"/>
+        </w:trPr>
+        <w:tc>
+          <w:tcPr>
+            <w:tcW w:w="0" w:type="auto"/>
+            <w:vAlign w:val="center"/>
+            <w:hideMark/>
+          </w:tcPr>
+          <w:p>
+            <w:r>
+              <w:t>28</w:t>
+            </w:r>
+          </w:p>
+        </w:tc>
+        <w:tc>
+          <w:tcPr>
+            <w:tcW w:w="0" w:type="auto"/>
+            <w:vAlign w:val="center"/>
+            <w:hideMark/>
+          </w:tcPr>
+          <w:p>
+            <w:r>
+              <w:t>Beziehung der Tabellen</w:t>
+            </w:r>
+          </w:p>
+        </w:tc>
+        <w:tc>
+          <w:tcPr>
+            <w:tcW w:w="0" w:type="auto"/>
+            <w:vAlign w:val="center"/>
+            <w:hideMark/>
+          </w:tcPr>
+          <w:p>
+            <w:r>
+              <w:t>1</w:t>
+            </w:r>
+          </w:p>
+        </w:tc>
+        <w:tc>
+          <w:tcPr>
+            <w:tcW w:w="0" w:type="auto"/>
+            <w:vAlign w:val="center"/>
+            <w:hideMark/>
+          </w:tcPr>
+          <w:p>
             <w:r>
               <w:t>27</w:t>
             </w:r>
-          </w:p>
-        </w:tc>
-        <w:tc>
-          <w:tcPr>
-            <w:tcW w:w="2920" w:type="dxa"/>
-          </w:tcPr>
-          <w:p>
-            <w:pPr>
-              <w:tabs>
-                <w:tab w:val="left" w:pos="915"/>
-              </w:tabs>
-            </w:pPr>
-            <w:r>
-              <w:t>Beziehung der Tabellen</w:t>
-            </w:r>
-          </w:p>
-        </w:tc>
-        <w:tc>
-          <w:tcPr>
-            <w:tcW w:w="1812" w:type="dxa"/>
-          </w:tcPr>
-          <w:p>
-            <w:pPr>
-              <w:tabs>
-                <w:tab w:val="left" w:pos="915"/>
-              </w:tabs>
-            </w:pPr>
-          </w:p>
-        </w:tc>
-        <w:tc>
-          <w:tcPr>
-            <w:tcW w:w="1813" w:type="dxa"/>
-          </w:tcPr>
-          <w:p>
-            <w:pPr>
-              <w:tabs>
-                <w:tab w:val="left" w:pos="915"/>
-              </w:tabs>
-            </w:pPr>
-          </w:p>
-        </w:tc>
-        <w:tc>
-          <w:tcPr>
-            <w:tcW w:w="1813" w:type="dxa"/>
-          </w:tcPr>
-          <w:p>
-            <w:pPr>
-              <w:tabs>
-                <w:tab w:val="left" w:pos="915"/>
-              </w:tabs>
-            </w:pPr>
           </w:p>
         </w:tc>
       </w:tr>
       <w:tr>
-        <w:tc>
-          <w:tcPr>
-            <w:tcW w:w="704" w:type="dxa"/>
-          </w:tcPr>
-          <w:p>
-            <w:pPr>
-              <w:tabs>
-                <w:tab w:val="left" w:pos="915"/>
-              </w:tabs>
-            </w:pPr>
+        <w:trPr>
+          <w:tblCellSpacing w:w="15" w:type="dxa"/>
+        </w:trPr>
+        <w:tc>
+          <w:tcPr>
+            <w:tcW w:w="0" w:type="auto"/>
+            <w:vAlign w:val="center"/>
+            <w:hideMark/>
+          </w:tcPr>
+          <w:p>
+            <w:r>
+              <w:t>29</w:t>
+            </w:r>
+          </w:p>
+        </w:tc>
+        <w:tc>
+          <w:tcPr>
+            <w:tcW w:w="0" w:type="auto"/>
+            <w:vAlign w:val="center"/>
+            <w:hideMark/>
+          </w:tcPr>
+          <w:p>
+            <w:r>
+              <w:t>Überprüfung (Überführung)</w:t>
+            </w:r>
+          </w:p>
+        </w:tc>
+        <w:tc>
+          <w:tcPr>
+            <w:tcW w:w="0" w:type="auto"/>
+            <w:vAlign w:val="center"/>
+            <w:hideMark/>
+          </w:tcPr>
+          <w:p>
+            <w:r>
+              <w:t>1</w:t>
+            </w:r>
+          </w:p>
+        </w:tc>
+        <w:tc>
+          <w:tcPr>
+            <w:tcW w:w="0" w:type="auto"/>
+            <w:vAlign w:val="center"/>
+            <w:hideMark/>
+          </w:tcPr>
+          <w:p>
             <w:r>
               <w:t>28</w:t>
             </w:r>
-          </w:p>
-        </w:tc>
-        <w:tc>
-          <w:tcPr>
-            <w:tcW w:w="2920" w:type="dxa"/>
-          </w:tcPr>
-          <w:p>
-            <w:pPr>
-              <w:tabs>
-                <w:tab w:val="left" w:pos="915"/>
-              </w:tabs>
-            </w:pPr>
-            <w:r>
-              <w:t xml:space="preserve">Überprüfung  </w:t>
-            </w:r>
-          </w:p>
-        </w:tc>
-        <w:tc>
-          <w:tcPr>
-            <w:tcW w:w="1812" w:type="dxa"/>
-          </w:tcPr>
-          <w:p>
-            <w:pPr>
-              <w:tabs>
-                <w:tab w:val="left" w:pos="915"/>
-              </w:tabs>
-            </w:pPr>
-          </w:p>
-        </w:tc>
-        <w:tc>
-          <w:tcPr>
-            <w:tcW w:w="1813" w:type="dxa"/>
-          </w:tcPr>
-          <w:p>
-            <w:pPr>
-              <w:tabs>
-                <w:tab w:val="left" w:pos="915"/>
-              </w:tabs>
-            </w:pPr>
-          </w:p>
-        </w:tc>
-        <w:tc>
-          <w:tcPr>
-            <w:tcW w:w="1813" w:type="dxa"/>
-          </w:tcPr>
-          <w:p>
-            <w:pPr>
-              <w:tabs>
-                <w:tab w:val="left" w:pos="915"/>
-              </w:tabs>
-            </w:pPr>
           </w:p>
         </w:tc>
       </w:tr>
       <w:tr>
-        <w:tc>
-          <w:tcPr>
-            <w:tcW w:w="704" w:type="dxa"/>
-          </w:tcPr>
-          <w:p>
-            <w:pPr>
-              <w:tabs>
-                <w:tab w:val="left" w:pos="915"/>
-              </w:tabs>
-            </w:pPr>
+        <w:trPr>
+          <w:tblCellSpacing w:w="15" w:type="dxa"/>
+        </w:trPr>
+        <w:tc>
+          <w:tcPr>
+            <w:tcW w:w="0" w:type="auto"/>
+            <w:vAlign w:val="center"/>
+            <w:hideMark/>
+          </w:tcPr>
+          <w:p>
+            <w:r>
+              <w:t>30</w:t>
+            </w:r>
+          </w:p>
+        </w:tc>
+        <w:tc>
+          <w:tcPr>
+            <w:tcW w:w="0" w:type="auto"/>
+            <w:vAlign w:val="center"/>
+            <w:hideMark/>
+          </w:tcPr>
+          <w:p>
+            <w:r>
+              <w:t>Software</w:t>
+            </w:r>
+          </w:p>
+        </w:tc>
+        <w:tc>
+          <w:tcPr>
+            <w:tcW w:w="0" w:type="auto"/>
+            <w:vAlign w:val="center"/>
+            <w:hideMark/>
+          </w:tcPr>
+          <w:p>
+            <w:r>
+              <w:t>0</w:t>
+            </w:r>
+          </w:p>
+        </w:tc>
+        <w:tc>
+          <w:tcPr>
+            <w:tcW w:w="0" w:type="auto"/>
+            <w:vAlign w:val="center"/>
+            <w:hideMark/>
+          </w:tcPr>
+          <w:p>
             <w:r>
               <w:t>29</w:t>
             </w:r>
-          </w:p>
-        </w:tc>
-        <w:tc>
-          <w:tcPr>
-            <w:tcW w:w="2920" w:type="dxa"/>
-          </w:tcPr>
-          <w:p>
-            <w:pPr>
-              <w:tabs>
-                <w:tab w:val="left" w:pos="915"/>
-              </w:tabs>
-            </w:pPr>
-            <w:r>
-              <w:t xml:space="preserve">Software </w:t>
-            </w:r>
-          </w:p>
-        </w:tc>
-        <w:tc>
-          <w:tcPr>
-            <w:tcW w:w="1812" w:type="dxa"/>
-          </w:tcPr>
-          <w:p>
-            <w:pPr>
-              <w:tabs>
-                <w:tab w:val="left" w:pos="915"/>
-              </w:tabs>
-            </w:pPr>
-          </w:p>
-        </w:tc>
-        <w:tc>
-          <w:tcPr>
-            <w:tcW w:w="1813" w:type="dxa"/>
-          </w:tcPr>
-          <w:p>
-            <w:pPr>
-              <w:tabs>
-                <w:tab w:val="left" w:pos="915"/>
-              </w:tabs>
-            </w:pPr>
-          </w:p>
-        </w:tc>
-        <w:tc>
-          <w:tcPr>
-            <w:tcW w:w="1813" w:type="dxa"/>
-          </w:tcPr>
-          <w:p>
-            <w:pPr>
-              <w:tabs>
-                <w:tab w:val="left" w:pos="915"/>
-              </w:tabs>
-            </w:pPr>
           </w:p>
         </w:tc>
       </w:tr>
       <w:tr>
-        <w:tc>
-          <w:tcPr>
-            <w:tcW w:w="704" w:type="dxa"/>
-          </w:tcPr>
-          <w:p>
-            <w:pPr>
-              <w:tabs>
-                <w:tab w:val="left" w:pos="915"/>
-              </w:tabs>
-            </w:pPr>
+        <w:trPr>
+          <w:tblCellSpacing w:w="15" w:type="dxa"/>
+        </w:trPr>
+        <w:tc>
+          <w:tcPr>
+            <w:tcW w:w="0" w:type="auto"/>
+            <w:vAlign w:val="center"/>
+            <w:hideMark/>
+          </w:tcPr>
+          <w:p>
+            <w:r>
+              <w:t>31</w:t>
+            </w:r>
+          </w:p>
+        </w:tc>
+        <w:tc>
+          <w:tcPr>
+            <w:tcW w:w="0" w:type="auto"/>
+            <w:vAlign w:val="center"/>
+            <w:hideMark/>
+          </w:tcPr>
+          <w:p>
+            <w:r>
+              <w:t>Gestaltung</w:t>
+            </w:r>
+          </w:p>
+        </w:tc>
+        <w:tc>
+          <w:tcPr>
+            <w:tcW w:w="0" w:type="auto"/>
+            <w:vAlign w:val="center"/>
+            <w:hideMark/>
+          </w:tcPr>
+          <w:p>
+            <w:r>
+              <w:t>0</w:t>
+            </w:r>
+          </w:p>
+        </w:tc>
+        <w:tc>
+          <w:tcPr>
+            <w:tcW w:w="0" w:type="auto"/>
+            <w:vAlign w:val="center"/>
+            <w:hideMark/>
+          </w:tcPr>
+          <w:p>
             <w:r>
               <w:t>30</w:t>
             </w:r>
-          </w:p>
-        </w:tc>
-        <w:tc>
-          <w:tcPr>
-            <w:tcW w:w="2920" w:type="dxa"/>
-          </w:tcPr>
-          <w:p>
-            <w:pPr>
-              <w:tabs>
-                <w:tab w:val="left" w:pos="915"/>
-              </w:tabs>
-            </w:pPr>
-            <w:r>
-              <w:t xml:space="preserve">Gestaltung </w:t>
-            </w:r>
-          </w:p>
-        </w:tc>
-        <w:tc>
-          <w:tcPr>
-            <w:tcW w:w="1812" w:type="dxa"/>
-          </w:tcPr>
-          <w:p>
-            <w:pPr>
-              <w:tabs>
-                <w:tab w:val="left" w:pos="915"/>
-              </w:tabs>
-            </w:pPr>
-          </w:p>
-        </w:tc>
-        <w:tc>
-          <w:tcPr>
-            <w:tcW w:w="1813" w:type="dxa"/>
-          </w:tcPr>
-          <w:p>
-            <w:pPr>
-              <w:tabs>
-                <w:tab w:val="left" w:pos="915"/>
-              </w:tabs>
-            </w:pPr>
-          </w:p>
-        </w:tc>
-        <w:tc>
-          <w:tcPr>
-            <w:tcW w:w="1813" w:type="dxa"/>
-          </w:tcPr>
-          <w:p>
-            <w:pPr>
-              <w:tabs>
-                <w:tab w:val="left" w:pos="915"/>
-              </w:tabs>
-            </w:pPr>
           </w:p>
         </w:tc>
       </w:tr>
       <w:tr>
-        <w:tc>
-          <w:tcPr>
-            <w:tcW w:w="704" w:type="dxa"/>
-          </w:tcPr>
-          <w:p>
-            <w:pPr>
-              <w:tabs>
-                <w:tab w:val="left" w:pos="915"/>
-              </w:tabs>
-            </w:pPr>
+        <w:trPr>
+          <w:tblCellSpacing w:w="15" w:type="dxa"/>
+        </w:trPr>
+        <w:tc>
+          <w:tcPr>
+            <w:tcW w:w="0" w:type="auto"/>
+            <w:vAlign w:val="center"/>
+            <w:hideMark/>
+          </w:tcPr>
+          <w:p>
+            <w:r>
+              <w:t>32</w:t>
+            </w:r>
+          </w:p>
+        </w:tc>
+        <w:tc>
+          <w:tcPr>
+            <w:tcW w:w="0" w:type="auto"/>
+            <w:vAlign w:val="center"/>
+            <w:hideMark/>
+          </w:tcPr>
+          <w:p>
+            <w:r>
+              <w:t>Windows Forms für Passwort</w:t>
+            </w:r>
+          </w:p>
+        </w:tc>
+        <w:tc>
+          <w:tcPr>
+            <w:tcW w:w="0" w:type="auto"/>
+            <w:vAlign w:val="center"/>
+            <w:hideMark/>
+          </w:tcPr>
+          <w:p>
+            <w:r>
+              <w:t>2</w:t>
+            </w:r>
+          </w:p>
+        </w:tc>
+        <w:tc>
+          <w:tcPr>
+            <w:tcW w:w="0" w:type="auto"/>
+            <w:vAlign w:val="center"/>
+            <w:hideMark/>
+          </w:tcPr>
+          <w:p>
             <w:r>
               <w:t>31</w:t>
             </w:r>
-          </w:p>
-        </w:tc>
-        <w:tc>
-          <w:tcPr>
-            <w:tcW w:w="2920" w:type="dxa"/>
-          </w:tcPr>
-          <w:p>
-            <w:pPr>
-              <w:tabs>
-                <w:tab w:val="left" w:pos="915"/>
-              </w:tabs>
-            </w:pPr>
-            <w:r>
-              <w:t xml:space="preserve">Windows Forms für Passwort </w:t>
-            </w:r>
-          </w:p>
-        </w:tc>
-        <w:tc>
-          <w:tcPr>
-            <w:tcW w:w="1812" w:type="dxa"/>
-          </w:tcPr>
-          <w:p>
-            <w:pPr>
-              <w:tabs>
-                <w:tab w:val="left" w:pos="915"/>
-              </w:tabs>
-            </w:pPr>
-          </w:p>
-        </w:tc>
-        <w:tc>
-          <w:tcPr>
-            <w:tcW w:w="1813" w:type="dxa"/>
-          </w:tcPr>
-          <w:p>
-            <w:pPr>
-              <w:tabs>
-                <w:tab w:val="left" w:pos="915"/>
-              </w:tabs>
-            </w:pPr>
-          </w:p>
-        </w:tc>
-        <w:tc>
-          <w:tcPr>
-            <w:tcW w:w="1813" w:type="dxa"/>
-          </w:tcPr>
-          <w:p>
-            <w:pPr>
-              <w:tabs>
-                <w:tab w:val="left" w:pos="915"/>
-              </w:tabs>
-            </w:pPr>
           </w:p>
         </w:tc>
       </w:tr>
       <w:tr>
-        <w:tc>
-          <w:tcPr>
-            <w:tcW w:w="704" w:type="dxa"/>
-          </w:tcPr>
-          <w:p>
-            <w:pPr>
-              <w:tabs>
-                <w:tab w:val="left" w:pos="915"/>
-              </w:tabs>
-            </w:pPr>
+        <w:trPr>
+          <w:tblCellSpacing w:w="15" w:type="dxa"/>
+        </w:trPr>
+        <w:tc>
+          <w:tcPr>
+            <w:tcW w:w="0" w:type="auto"/>
+            <w:vAlign w:val="center"/>
+            <w:hideMark/>
+          </w:tcPr>
+          <w:p>
+            <w:r>
+              <w:t>33</w:t>
+            </w:r>
+          </w:p>
+        </w:tc>
+        <w:tc>
+          <w:tcPr>
+            <w:tcW w:w="0" w:type="auto"/>
+            <w:vAlign w:val="center"/>
+            <w:hideMark/>
+          </w:tcPr>
+          <w:p>
+            <w:r>
+              <w:t>Windows Forms fürs Hauptmenü</w:t>
+            </w:r>
+          </w:p>
+        </w:tc>
+        <w:tc>
+          <w:tcPr>
+            <w:tcW w:w="0" w:type="auto"/>
+            <w:vAlign w:val="center"/>
+            <w:hideMark/>
+          </w:tcPr>
+          <w:p>
+            <w:r>
+              <w:t>2</w:t>
+            </w:r>
+          </w:p>
+        </w:tc>
+        <w:tc>
+          <w:tcPr>
+            <w:tcW w:w="0" w:type="auto"/>
+            <w:vAlign w:val="center"/>
+            <w:hideMark/>
+          </w:tcPr>
+          <w:p>
             <w:r>
               <w:t>32</w:t>
             </w:r>
-          </w:p>
-        </w:tc>
-        <w:tc>
-          <w:tcPr>
-            <w:tcW w:w="2920" w:type="dxa"/>
-          </w:tcPr>
-          <w:p>
-            <w:pPr>
-              <w:tabs>
-                <w:tab w:val="left" w:pos="915"/>
-              </w:tabs>
-            </w:pPr>
-            <w:r>
-              <w:t xml:space="preserve">Windows Forms Fürs Hauptmenü </w:t>
-            </w:r>
-          </w:p>
-        </w:tc>
-        <w:tc>
-          <w:tcPr>
-            <w:tcW w:w="1812" w:type="dxa"/>
-          </w:tcPr>
-          <w:p>
-            <w:pPr>
-              <w:tabs>
-                <w:tab w:val="left" w:pos="915"/>
-              </w:tabs>
-            </w:pPr>
-          </w:p>
-        </w:tc>
-        <w:tc>
-          <w:tcPr>
-            <w:tcW w:w="1813" w:type="dxa"/>
-          </w:tcPr>
-          <w:p>
-            <w:pPr>
-              <w:tabs>
-                <w:tab w:val="left" w:pos="915"/>
-              </w:tabs>
-            </w:pPr>
-          </w:p>
-        </w:tc>
-        <w:tc>
-          <w:tcPr>
-            <w:tcW w:w="1813" w:type="dxa"/>
-          </w:tcPr>
-          <w:p>
-            <w:pPr>
-              <w:tabs>
-                <w:tab w:val="left" w:pos="915"/>
-              </w:tabs>
-            </w:pPr>
           </w:p>
         </w:tc>
       </w:tr>
       <w:tr>
-        <w:tc>
-          <w:tcPr>
-            <w:tcW w:w="704" w:type="dxa"/>
-          </w:tcPr>
-          <w:p>
-            <w:pPr>
-              <w:tabs>
-                <w:tab w:val="left" w:pos="915"/>
-              </w:tabs>
-            </w:pPr>
+        <w:trPr>
+          <w:tblCellSpacing w:w="15" w:type="dxa"/>
+        </w:trPr>
+        <w:tc>
+          <w:tcPr>
+            <w:tcW w:w="0" w:type="auto"/>
+            <w:vAlign w:val="center"/>
+            <w:hideMark/>
+          </w:tcPr>
+          <w:p>
+            <w:r>
+              <w:t>34</w:t>
+            </w:r>
+          </w:p>
+        </w:tc>
+        <w:tc>
+          <w:tcPr>
+            <w:tcW w:w="0" w:type="auto"/>
+            <w:vAlign w:val="center"/>
+            <w:hideMark/>
+          </w:tcPr>
+          <w:p>
+            <w:r>
+              <w:t>Code</w:t>
+            </w:r>
+          </w:p>
+        </w:tc>
+        <w:tc>
+          <w:tcPr>
+            <w:tcW w:w="0" w:type="auto"/>
+            <w:vAlign w:val="center"/>
+            <w:hideMark/>
+          </w:tcPr>
+          <w:p>
+            <w:r>
+              <w:t>0</w:t>
+            </w:r>
+          </w:p>
+        </w:tc>
+        <w:tc>
+          <w:tcPr>
+            <w:tcW w:w="0" w:type="auto"/>
+            <w:vAlign w:val="center"/>
+            <w:hideMark/>
+          </w:tcPr>
+          <w:p>
             <w:r>
               <w:t>33</w:t>
             </w:r>
-          </w:p>
-        </w:tc>
-        <w:tc>
-          <w:tcPr>
-            <w:tcW w:w="2920" w:type="dxa"/>
-          </w:tcPr>
-          <w:p>
-            <w:pPr>
-              <w:tabs>
-                <w:tab w:val="left" w:pos="915"/>
-              </w:tabs>
-            </w:pPr>
-            <w:r>
-              <w:t>Code</w:t>
-            </w:r>
-          </w:p>
-        </w:tc>
-        <w:tc>
-          <w:tcPr>
-            <w:tcW w:w="1812" w:type="dxa"/>
-          </w:tcPr>
-          <w:p>
-            <w:pPr>
-              <w:tabs>
-                <w:tab w:val="left" w:pos="915"/>
-              </w:tabs>
-            </w:pPr>
-          </w:p>
-        </w:tc>
-        <w:tc>
-          <w:tcPr>
-            <w:tcW w:w="1813" w:type="dxa"/>
-          </w:tcPr>
-          <w:p>
-            <w:pPr>
-              <w:tabs>
-                <w:tab w:val="left" w:pos="915"/>
-              </w:tabs>
-            </w:pPr>
-          </w:p>
-        </w:tc>
-        <w:tc>
-          <w:tcPr>
-            <w:tcW w:w="1813" w:type="dxa"/>
-          </w:tcPr>
-          <w:p>
-            <w:pPr>
-              <w:tabs>
-                <w:tab w:val="left" w:pos="915"/>
-              </w:tabs>
-            </w:pPr>
           </w:p>
         </w:tc>
       </w:tr>
       <w:tr>
-        <w:tc>
-          <w:tcPr>
-            <w:tcW w:w="704" w:type="dxa"/>
-          </w:tcPr>
-          <w:p>
-            <w:pPr>
-              <w:tabs>
-                <w:tab w:val="left" w:pos="915"/>
-              </w:tabs>
-            </w:pPr>
+        <w:trPr>
+          <w:tblCellSpacing w:w="15" w:type="dxa"/>
+        </w:trPr>
+        <w:tc>
+          <w:tcPr>
+            <w:tcW w:w="0" w:type="auto"/>
+            <w:vAlign w:val="center"/>
+            <w:hideMark/>
+          </w:tcPr>
+          <w:p>
+            <w:r>
+              <w:t>35</w:t>
+            </w:r>
+          </w:p>
+        </w:tc>
+        <w:tc>
+          <w:tcPr>
+            <w:tcW w:w="0" w:type="auto"/>
+            <w:vAlign w:val="center"/>
+            <w:hideMark/>
+          </w:tcPr>
+          <w:p>
+            <w:r>
+              <w:t>Datenbank Verbinden</w:t>
+            </w:r>
+          </w:p>
+        </w:tc>
+        <w:tc>
+          <w:tcPr>
+            <w:tcW w:w="0" w:type="auto"/>
+            <w:vAlign w:val="center"/>
+            <w:hideMark/>
+          </w:tcPr>
+          <w:p>
+            <w:r>
+              <w:t>2</w:t>
+            </w:r>
+          </w:p>
+        </w:tc>
+        <w:tc>
+          <w:tcPr>
+            <w:tcW w:w="0" w:type="auto"/>
+            <w:vAlign w:val="center"/>
+            <w:hideMark/>
+          </w:tcPr>
+          <w:p>
             <w:r>
               <w:t>34</w:t>
             </w:r>
-          </w:p>
-        </w:tc>
-        <w:tc>
-          <w:tcPr>
-            <w:tcW w:w="2920" w:type="dxa"/>
-          </w:tcPr>
-          <w:p>
-            <w:pPr>
-              <w:tabs>
-                <w:tab w:val="left" w:pos="915"/>
-              </w:tabs>
-            </w:pPr>
-            <w:r>
-              <w:t xml:space="preserve">Datenbank Verbinden </w:t>
-            </w:r>
-          </w:p>
-        </w:tc>
-        <w:tc>
-          <w:tcPr>
-            <w:tcW w:w="1812" w:type="dxa"/>
-          </w:tcPr>
-          <w:p>
-            <w:pPr>
-              <w:tabs>
-                <w:tab w:val="left" w:pos="915"/>
-              </w:tabs>
-            </w:pPr>
-          </w:p>
-        </w:tc>
-        <w:tc>
-          <w:tcPr>
-            <w:tcW w:w="1813" w:type="dxa"/>
-          </w:tcPr>
-          <w:p>
-            <w:pPr>
-              <w:tabs>
-                <w:tab w:val="left" w:pos="915"/>
-              </w:tabs>
-            </w:pPr>
-          </w:p>
-        </w:tc>
-        <w:tc>
-          <w:tcPr>
-            <w:tcW w:w="1813" w:type="dxa"/>
-          </w:tcPr>
-          <w:p>
-            <w:pPr>
-              <w:tabs>
-                <w:tab w:val="left" w:pos="915"/>
-              </w:tabs>
-            </w:pPr>
           </w:p>
         </w:tc>
       </w:tr>
       <w:tr>
-        <w:tc>
-          <w:tcPr>
-            <w:tcW w:w="704" w:type="dxa"/>
-          </w:tcPr>
-          <w:p>
-            <w:pPr>
-              <w:tabs>
-                <w:tab w:val="left" w:pos="915"/>
-              </w:tabs>
-            </w:pPr>
+        <w:trPr>
+          <w:tblCellSpacing w:w="15" w:type="dxa"/>
+        </w:trPr>
+        <w:tc>
+          <w:tcPr>
+            <w:tcW w:w="0" w:type="auto"/>
+            <w:vAlign w:val="center"/>
+            <w:hideMark/>
+          </w:tcPr>
+          <w:p>
+            <w:r>
+              <w:lastRenderedPageBreak/>
+              <w:t>36</w:t>
+            </w:r>
+          </w:p>
+        </w:tc>
+        <w:tc>
+          <w:tcPr>
+            <w:tcW w:w="0" w:type="auto"/>
+            <w:vAlign w:val="center"/>
+            <w:hideMark/>
+          </w:tcPr>
+          <w:p>
+            <w:r>
+              <w:t>Codierung</w:t>
+            </w:r>
+          </w:p>
+        </w:tc>
+        <w:tc>
+          <w:tcPr>
+            <w:tcW w:w="0" w:type="auto"/>
+            <w:vAlign w:val="center"/>
+            <w:hideMark/>
+          </w:tcPr>
+          <w:p>
+            <w:r>
+              <w:t>5</w:t>
+            </w:r>
+          </w:p>
+        </w:tc>
+        <w:tc>
+          <w:tcPr>
+            <w:tcW w:w="0" w:type="auto"/>
+            <w:vAlign w:val="center"/>
+            <w:hideMark/>
+          </w:tcPr>
+          <w:p>
             <w:r>
               <w:t>35</w:t>
             </w:r>
-          </w:p>
-        </w:tc>
-        <w:tc>
-          <w:tcPr>
-            <w:tcW w:w="2920" w:type="dxa"/>
-          </w:tcPr>
-          <w:p>
-            <w:pPr>
-              <w:tabs>
-                <w:tab w:val="left" w:pos="915"/>
-              </w:tabs>
-            </w:pPr>
-            <w:r>
-              <w:t>Codierung</w:t>
-            </w:r>
-          </w:p>
-        </w:tc>
-        <w:tc>
-          <w:tcPr>
-            <w:tcW w:w="1812" w:type="dxa"/>
-          </w:tcPr>
-          <w:p>
-            <w:pPr>
-              <w:tabs>
-                <w:tab w:val="left" w:pos="915"/>
-              </w:tabs>
-            </w:pPr>
-          </w:p>
-        </w:tc>
-        <w:tc>
-          <w:tcPr>
-            <w:tcW w:w="1813" w:type="dxa"/>
-          </w:tcPr>
-          <w:p>
-            <w:pPr>
-              <w:tabs>
-                <w:tab w:val="left" w:pos="915"/>
-              </w:tabs>
-            </w:pPr>
-          </w:p>
-        </w:tc>
-        <w:tc>
-          <w:tcPr>
-            <w:tcW w:w="1813" w:type="dxa"/>
-          </w:tcPr>
-          <w:p>
-            <w:pPr>
-              <w:tabs>
-                <w:tab w:val="left" w:pos="915"/>
-              </w:tabs>
-            </w:pPr>
           </w:p>
         </w:tc>
       </w:tr>
       <w:tr>
-        <w:tc>
-          <w:tcPr>
-            <w:tcW w:w="704" w:type="dxa"/>
-          </w:tcPr>
-          <w:p>
-            <w:pPr>
-              <w:tabs>
-                <w:tab w:val="left" w:pos="915"/>
-              </w:tabs>
-            </w:pPr>
+        <w:trPr>
+          <w:tblCellSpacing w:w="15" w:type="dxa"/>
+        </w:trPr>
+        <w:tc>
+          <w:tcPr>
+            <w:tcW w:w="0" w:type="auto"/>
+            <w:vAlign w:val="center"/>
+            <w:hideMark/>
+          </w:tcPr>
+          <w:p>
+            <w:r>
+              <w:t>37</w:t>
+            </w:r>
+          </w:p>
+        </w:tc>
+        <w:tc>
+          <w:tcPr>
+            <w:tcW w:w="0" w:type="auto"/>
+            <w:vAlign w:val="center"/>
+            <w:hideMark/>
+          </w:tcPr>
+          <w:p>
+            <w:r>
+              <w:t>Überprüfung (Code)</w:t>
+            </w:r>
+          </w:p>
+        </w:tc>
+        <w:tc>
+          <w:tcPr>
+            <w:tcW w:w="0" w:type="auto"/>
+            <w:vAlign w:val="center"/>
+            <w:hideMark/>
+          </w:tcPr>
+          <w:p>
+            <w:r>
+              <w:t>2</w:t>
+            </w:r>
+          </w:p>
+        </w:tc>
+        <w:tc>
+          <w:tcPr>
+            <w:tcW w:w="0" w:type="auto"/>
+            <w:vAlign w:val="center"/>
+            <w:hideMark/>
+          </w:tcPr>
+          <w:p>
             <w:r>
               <w:t>36</w:t>
             </w:r>
-          </w:p>
-        </w:tc>
-        <w:tc>
-          <w:tcPr>
-            <w:tcW w:w="2920" w:type="dxa"/>
-          </w:tcPr>
-          <w:p>
-            <w:pPr>
-              <w:tabs>
-                <w:tab w:val="left" w:pos="915"/>
-              </w:tabs>
-            </w:pPr>
-            <w:r>
-              <w:t>Überprüfung</w:t>
-            </w:r>
-          </w:p>
-        </w:tc>
-        <w:tc>
-          <w:tcPr>
-            <w:tcW w:w="1812" w:type="dxa"/>
-          </w:tcPr>
-          <w:p>
-            <w:pPr>
-              <w:tabs>
-                <w:tab w:val="left" w:pos="915"/>
-              </w:tabs>
-            </w:pPr>
-          </w:p>
-        </w:tc>
-        <w:tc>
-          <w:tcPr>
-            <w:tcW w:w="1813" w:type="dxa"/>
-          </w:tcPr>
-          <w:p>
-            <w:pPr>
-              <w:tabs>
-                <w:tab w:val="left" w:pos="915"/>
-              </w:tabs>
-            </w:pPr>
-          </w:p>
-        </w:tc>
-        <w:tc>
-          <w:tcPr>
-            <w:tcW w:w="1813" w:type="dxa"/>
-          </w:tcPr>
-          <w:p>
-            <w:pPr>
-              <w:tabs>
-                <w:tab w:val="left" w:pos="915"/>
-              </w:tabs>
-            </w:pPr>
           </w:p>
         </w:tc>
       </w:tr>
       <w:tr>
-        <w:tc>
-          <w:tcPr>
-            <w:tcW w:w="704" w:type="dxa"/>
-          </w:tcPr>
-          <w:p>
-            <w:pPr>
-              <w:tabs>
-                <w:tab w:val="left" w:pos="915"/>
-              </w:tabs>
-            </w:pPr>
+        <w:trPr>
+          <w:tblCellSpacing w:w="15" w:type="dxa"/>
+        </w:trPr>
+        <w:tc>
+          <w:tcPr>
+            <w:tcW w:w="0" w:type="auto"/>
+            <w:vAlign w:val="center"/>
+            <w:hideMark/>
+          </w:tcPr>
+          <w:p>
+            <w:r>
+              <w:t>38</w:t>
+            </w:r>
+          </w:p>
+        </w:tc>
+        <w:tc>
+          <w:tcPr>
+            <w:tcW w:w="0" w:type="auto"/>
+            <w:vAlign w:val="center"/>
+            <w:hideMark/>
+          </w:tcPr>
+          <w:p>
+            <w:r>
+              <w:t>Nachbereitung</w:t>
+            </w:r>
+          </w:p>
+        </w:tc>
+        <w:tc>
+          <w:tcPr>
+            <w:tcW w:w="0" w:type="auto"/>
+            <w:vAlign w:val="center"/>
+            <w:hideMark/>
+          </w:tcPr>
+          <w:p>
+            <w:r>
+              <w:t>0</w:t>
+            </w:r>
+          </w:p>
+        </w:tc>
+        <w:tc>
+          <w:tcPr>
+            <w:tcW w:w="0" w:type="auto"/>
+            <w:vAlign w:val="center"/>
+            <w:hideMark/>
+          </w:tcPr>
+          <w:p>
             <w:r>
               <w:t>37</w:t>
             </w:r>
-          </w:p>
-        </w:tc>
-        <w:tc>
-          <w:tcPr>
-            <w:tcW w:w="2920" w:type="dxa"/>
-          </w:tcPr>
-          <w:p>
-            <w:pPr>
-              <w:tabs>
-                <w:tab w:val="left" w:pos="915"/>
-              </w:tabs>
-            </w:pPr>
-            <w:r>
-              <w:t>Nachbereitung</w:t>
-            </w:r>
-          </w:p>
-        </w:tc>
-        <w:tc>
-          <w:tcPr>
-            <w:tcW w:w="1812" w:type="dxa"/>
-          </w:tcPr>
-          <w:p>
-            <w:pPr>
-              <w:tabs>
-                <w:tab w:val="left" w:pos="915"/>
-              </w:tabs>
-            </w:pPr>
-          </w:p>
-        </w:tc>
-        <w:tc>
-          <w:tcPr>
-            <w:tcW w:w="1813" w:type="dxa"/>
-          </w:tcPr>
-          <w:p>
-            <w:pPr>
-              <w:tabs>
-                <w:tab w:val="left" w:pos="915"/>
-              </w:tabs>
-            </w:pPr>
-          </w:p>
-        </w:tc>
-        <w:tc>
-          <w:tcPr>
-            <w:tcW w:w="1813" w:type="dxa"/>
-          </w:tcPr>
-          <w:p>
-            <w:pPr>
-              <w:tabs>
-                <w:tab w:val="left" w:pos="915"/>
-              </w:tabs>
-            </w:pPr>
           </w:p>
         </w:tc>
       </w:tr>
       <w:tr>
-        <w:tc>
-          <w:tcPr>
-            <w:tcW w:w="704" w:type="dxa"/>
-          </w:tcPr>
-          <w:p>
-            <w:pPr>
-              <w:tabs>
-                <w:tab w:val="left" w:pos="915"/>
-              </w:tabs>
-            </w:pPr>
+        <w:trPr>
+          <w:tblCellSpacing w:w="15" w:type="dxa"/>
+        </w:trPr>
+        <w:tc>
+          <w:tcPr>
+            <w:tcW w:w="0" w:type="auto"/>
+            <w:vAlign w:val="center"/>
+            <w:hideMark/>
+          </w:tcPr>
+          <w:p>
+            <w:r>
+              <w:t>39</w:t>
+            </w:r>
+          </w:p>
+        </w:tc>
+        <w:tc>
+          <w:tcPr>
+            <w:tcW w:w="0" w:type="auto"/>
+            <w:vAlign w:val="center"/>
+            <w:hideMark/>
+          </w:tcPr>
+          <w:p>
+            <w:r>
+              <w:t>Erstellung d. Präsentation</w:t>
+            </w:r>
+          </w:p>
+        </w:tc>
+        <w:tc>
+          <w:tcPr>
+            <w:tcW w:w="0" w:type="auto"/>
+            <w:vAlign w:val="center"/>
+            <w:hideMark/>
+          </w:tcPr>
+          <w:p>
+            <w:r>
+              <w:t>0</w:t>
+            </w:r>
+          </w:p>
+        </w:tc>
+        <w:tc>
+          <w:tcPr>
+            <w:tcW w:w="0" w:type="auto"/>
+            <w:vAlign w:val="center"/>
+            <w:hideMark/>
+          </w:tcPr>
+          <w:p>
             <w:r>
               <w:t>38</w:t>
             </w:r>
-          </w:p>
-        </w:tc>
-        <w:tc>
-          <w:tcPr>
-            <w:tcW w:w="2920" w:type="dxa"/>
-          </w:tcPr>
-          <w:p>
-            <w:pPr>
-              <w:tabs>
-                <w:tab w:val="left" w:pos="915"/>
-              </w:tabs>
-            </w:pPr>
-            <w:r>
-              <w:t xml:space="preserve">Erstellung d. Präsentation </w:t>
-            </w:r>
-          </w:p>
-        </w:tc>
-        <w:tc>
-          <w:tcPr>
-            <w:tcW w:w="1812" w:type="dxa"/>
-          </w:tcPr>
-          <w:p>
-            <w:pPr>
-              <w:tabs>
-                <w:tab w:val="left" w:pos="915"/>
-              </w:tabs>
-            </w:pPr>
-          </w:p>
-        </w:tc>
-        <w:tc>
-          <w:tcPr>
-            <w:tcW w:w="1813" w:type="dxa"/>
-          </w:tcPr>
-          <w:p>
-            <w:pPr>
-              <w:tabs>
-                <w:tab w:val="left" w:pos="915"/>
-              </w:tabs>
-            </w:pPr>
-          </w:p>
-        </w:tc>
-        <w:tc>
-          <w:tcPr>
-            <w:tcW w:w="1813" w:type="dxa"/>
-          </w:tcPr>
-          <w:p>
-            <w:pPr>
-              <w:tabs>
-                <w:tab w:val="left" w:pos="915"/>
-              </w:tabs>
-            </w:pPr>
           </w:p>
         </w:tc>
       </w:tr>
       <w:tr>
-        <w:tc>
-          <w:tcPr>
-            <w:tcW w:w="704" w:type="dxa"/>
-          </w:tcPr>
-          <w:p>
-            <w:pPr>
-              <w:tabs>
-                <w:tab w:val="left" w:pos="915"/>
-              </w:tabs>
-            </w:pPr>
+        <w:trPr>
+          <w:tblCellSpacing w:w="15" w:type="dxa"/>
+        </w:trPr>
+        <w:tc>
+          <w:tcPr>
+            <w:tcW w:w="0" w:type="auto"/>
+            <w:vAlign w:val="center"/>
+            <w:hideMark/>
+          </w:tcPr>
+          <w:p>
+            <w:r>
+              <w:t>40</w:t>
+            </w:r>
+          </w:p>
+        </w:tc>
+        <w:tc>
+          <w:tcPr>
+            <w:tcW w:w="0" w:type="auto"/>
+            <w:vAlign w:val="center"/>
+            <w:hideMark/>
+          </w:tcPr>
+          <w:p>
+            <w:r>
+              <w:t>Folien Erstellung</w:t>
+            </w:r>
+          </w:p>
+        </w:tc>
+        <w:tc>
+          <w:tcPr>
+            <w:tcW w:w="0" w:type="auto"/>
+            <w:vAlign w:val="center"/>
+            <w:hideMark/>
+          </w:tcPr>
+          <w:p>
+            <w:r>
+              <w:t>2</w:t>
+            </w:r>
+          </w:p>
+        </w:tc>
+        <w:tc>
+          <w:tcPr>
+            <w:tcW w:w="0" w:type="auto"/>
+            <w:vAlign w:val="center"/>
+            <w:hideMark/>
+          </w:tcPr>
+          <w:p>
             <w:r>
               <w:t>39</w:t>
             </w:r>
-          </w:p>
-        </w:tc>
-        <w:tc>
-          <w:tcPr>
-            <w:tcW w:w="2920" w:type="dxa"/>
-          </w:tcPr>
-          <w:p>
-            <w:pPr>
-              <w:tabs>
-                <w:tab w:val="left" w:pos="915"/>
-              </w:tabs>
-            </w:pPr>
-            <w:r>
-              <w:t xml:space="preserve">Folien Erstellung </w:t>
-            </w:r>
-          </w:p>
-        </w:tc>
-        <w:tc>
-          <w:tcPr>
-            <w:tcW w:w="1812" w:type="dxa"/>
-          </w:tcPr>
-          <w:p>
-            <w:pPr>
-              <w:tabs>
-                <w:tab w:val="left" w:pos="915"/>
-              </w:tabs>
-            </w:pPr>
-          </w:p>
-        </w:tc>
-        <w:tc>
-          <w:tcPr>
-            <w:tcW w:w="1813" w:type="dxa"/>
-          </w:tcPr>
-          <w:p>
-            <w:pPr>
-              <w:tabs>
-                <w:tab w:val="left" w:pos="915"/>
-              </w:tabs>
-            </w:pPr>
-          </w:p>
-        </w:tc>
-        <w:tc>
-          <w:tcPr>
-            <w:tcW w:w="1813" w:type="dxa"/>
-          </w:tcPr>
-          <w:p>
-            <w:pPr>
-              <w:tabs>
-                <w:tab w:val="left" w:pos="915"/>
-              </w:tabs>
-            </w:pPr>
           </w:p>
         </w:tc>
       </w:tr>
       <w:tr>
-        <w:tc>
-          <w:tcPr>
-            <w:tcW w:w="704" w:type="dxa"/>
-          </w:tcPr>
-          <w:p>
-            <w:pPr>
-              <w:tabs>
-                <w:tab w:val="left" w:pos="915"/>
-              </w:tabs>
-            </w:pPr>
+        <w:trPr>
+          <w:tblCellSpacing w:w="15" w:type="dxa"/>
+        </w:trPr>
+        <w:tc>
+          <w:tcPr>
+            <w:tcW w:w="0" w:type="auto"/>
+            <w:vAlign w:val="center"/>
+            <w:hideMark/>
+          </w:tcPr>
+          <w:p>
+            <w:r>
+              <w:t>41</w:t>
+            </w:r>
+          </w:p>
+        </w:tc>
+        <w:tc>
+          <w:tcPr>
+            <w:tcW w:w="0" w:type="auto"/>
+            <w:vAlign w:val="center"/>
+            <w:hideMark/>
+          </w:tcPr>
+          <w:p>
+            <w:r>
+              <w:t>Informationen Einfügen (Bilder und Texte)</w:t>
+            </w:r>
+          </w:p>
+        </w:tc>
+        <w:tc>
+          <w:tcPr>
+            <w:tcW w:w="0" w:type="auto"/>
+            <w:vAlign w:val="center"/>
+            <w:hideMark/>
+          </w:tcPr>
+          <w:p>
+            <w:r>
+              <w:t>2</w:t>
+            </w:r>
+          </w:p>
+        </w:tc>
+        <w:tc>
+          <w:tcPr>
+            <w:tcW w:w="0" w:type="auto"/>
+            <w:vAlign w:val="center"/>
+            <w:hideMark/>
+          </w:tcPr>
+          <w:p>
             <w:r>
               <w:t>40</w:t>
             </w:r>
-          </w:p>
-        </w:tc>
-        <w:tc>
-          <w:tcPr>
-            <w:tcW w:w="2920" w:type="dxa"/>
-          </w:tcPr>
-          <w:p>
-            <w:pPr>
-              <w:tabs>
-                <w:tab w:val="left" w:pos="915"/>
-              </w:tabs>
-            </w:pPr>
-            <w:r>
-              <w:t xml:space="preserve">Informationen </w:t>
-            </w:r>
-            <w:proofErr w:type="gramStart"/>
-            <w:r>
-              <w:t>Einfügen(</w:t>
-            </w:r>
-            <w:proofErr w:type="gramEnd"/>
-            <w:r>
-              <w:t>Bilder Und Texte)</w:t>
-            </w:r>
-          </w:p>
-        </w:tc>
-        <w:tc>
-          <w:tcPr>
-            <w:tcW w:w="1812" w:type="dxa"/>
-          </w:tcPr>
-          <w:p>
-            <w:pPr>
-              <w:tabs>
-                <w:tab w:val="left" w:pos="915"/>
-              </w:tabs>
-            </w:pPr>
-          </w:p>
-        </w:tc>
-        <w:tc>
-          <w:tcPr>
-            <w:tcW w:w="1813" w:type="dxa"/>
-          </w:tcPr>
-          <w:p>
-            <w:pPr>
-              <w:tabs>
-                <w:tab w:val="left" w:pos="915"/>
-              </w:tabs>
-            </w:pPr>
-          </w:p>
-        </w:tc>
-        <w:tc>
-          <w:tcPr>
-            <w:tcW w:w="1813" w:type="dxa"/>
-          </w:tcPr>
-          <w:p>
-            <w:pPr>
-              <w:tabs>
-                <w:tab w:val="left" w:pos="915"/>
-              </w:tabs>
-            </w:pPr>
           </w:p>
         </w:tc>
       </w:tr>
       <w:tr>
-        <w:tc>
-          <w:tcPr>
-            <w:tcW w:w="704" w:type="dxa"/>
-          </w:tcPr>
-          <w:p>
-            <w:pPr>
-              <w:tabs>
-                <w:tab w:val="left" w:pos="915"/>
-              </w:tabs>
-            </w:pPr>
+        <w:trPr>
+          <w:tblCellSpacing w:w="15" w:type="dxa"/>
+        </w:trPr>
+        <w:tc>
+          <w:tcPr>
+            <w:tcW w:w="0" w:type="auto"/>
+            <w:vAlign w:val="center"/>
+            <w:hideMark/>
+          </w:tcPr>
+          <w:p>
+            <w:r>
+              <w:t>42</w:t>
+            </w:r>
+          </w:p>
+        </w:tc>
+        <w:tc>
+          <w:tcPr>
+            <w:tcW w:w="0" w:type="auto"/>
+            <w:vAlign w:val="center"/>
+            <w:hideMark/>
+          </w:tcPr>
+          <w:p>
+            <w:r>
+              <w:t>Effekte einfügen</w:t>
+            </w:r>
+          </w:p>
+        </w:tc>
+        <w:tc>
+          <w:tcPr>
+            <w:tcW w:w="0" w:type="auto"/>
+            <w:vAlign w:val="center"/>
+            <w:hideMark/>
+          </w:tcPr>
+          <w:p>
+            <w:r>
+              <w:t>1</w:t>
+            </w:r>
+          </w:p>
+        </w:tc>
+        <w:tc>
+          <w:tcPr>
+            <w:tcW w:w="0" w:type="auto"/>
+            <w:vAlign w:val="center"/>
+            <w:hideMark/>
+          </w:tcPr>
+          <w:p>
             <w:r>
               <w:t>41</w:t>
             </w:r>
-          </w:p>
-        </w:tc>
-        <w:tc>
-          <w:tcPr>
-            <w:tcW w:w="2920" w:type="dxa"/>
-          </w:tcPr>
-          <w:p>
-            <w:pPr>
-              <w:tabs>
-                <w:tab w:val="left" w:pos="915"/>
-              </w:tabs>
-            </w:pPr>
-            <w:r>
-              <w:t xml:space="preserve">Effekte einfügen </w:t>
-            </w:r>
-          </w:p>
-        </w:tc>
-        <w:tc>
-          <w:tcPr>
-            <w:tcW w:w="1812" w:type="dxa"/>
-          </w:tcPr>
-          <w:p>
-            <w:pPr>
-              <w:tabs>
-                <w:tab w:val="left" w:pos="915"/>
-              </w:tabs>
-            </w:pPr>
-          </w:p>
-        </w:tc>
-        <w:tc>
-          <w:tcPr>
-            <w:tcW w:w="1813" w:type="dxa"/>
-          </w:tcPr>
-          <w:p>
-            <w:pPr>
-              <w:tabs>
-                <w:tab w:val="left" w:pos="915"/>
-              </w:tabs>
-            </w:pPr>
-          </w:p>
-        </w:tc>
-        <w:tc>
-          <w:tcPr>
-            <w:tcW w:w="1813" w:type="dxa"/>
-          </w:tcPr>
-          <w:p>
-            <w:pPr>
-              <w:tabs>
-                <w:tab w:val="left" w:pos="915"/>
-              </w:tabs>
-            </w:pPr>
           </w:p>
         </w:tc>
       </w:tr>
       <w:tr>
-        <w:tc>
-          <w:tcPr>
-            <w:tcW w:w="704" w:type="dxa"/>
-          </w:tcPr>
-          <w:p>
-            <w:pPr>
-              <w:tabs>
-                <w:tab w:val="left" w:pos="915"/>
-              </w:tabs>
-            </w:pPr>
+        <w:trPr>
+          <w:tblCellSpacing w:w="15" w:type="dxa"/>
+        </w:trPr>
+        <w:tc>
+          <w:tcPr>
+            <w:tcW w:w="0" w:type="auto"/>
+            <w:vAlign w:val="center"/>
+            <w:hideMark/>
+          </w:tcPr>
+          <w:p>
+            <w:r>
+              <w:t>43</w:t>
+            </w:r>
+          </w:p>
+        </w:tc>
+        <w:tc>
+          <w:tcPr>
+            <w:tcW w:w="0" w:type="auto"/>
+            <w:vAlign w:val="center"/>
+            <w:hideMark/>
+          </w:tcPr>
+          <w:p>
+            <w:r>
+              <w:t>Vortrag</w:t>
+            </w:r>
+          </w:p>
+        </w:tc>
+        <w:tc>
+          <w:tcPr>
+            <w:tcW w:w="0" w:type="auto"/>
+            <w:vAlign w:val="center"/>
+            <w:hideMark/>
+          </w:tcPr>
+          <w:p>
+            <w:r>
+              <w:t>0</w:t>
+            </w:r>
+          </w:p>
+        </w:tc>
+        <w:tc>
+          <w:tcPr>
+            <w:tcW w:w="0" w:type="auto"/>
+            <w:vAlign w:val="center"/>
+            <w:hideMark/>
+          </w:tcPr>
+          <w:p>
             <w:r>
               <w:t>42</w:t>
             </w:r>
-          </w:p>
-        </w:tc>
-        <w:tc>
-          <w:tcPr>
-            <w:tcW w:w="2920" w:type="dxa"/>
-          </w:tcPr>
-          <w:p>
-            <w:pPr>
-              <w:tabs>
-                <w:tab w:val="left" w:pos="915"/>
-              </w:tabs>
-            </w:pPr>
-            <w:r>
-              <w:t>Vortrag</w:t>
-            </w:r>
-          </w:p>
-        </w:tc>
-        <w:tc>
-          <w:tcPr>
-            <w:tcW w:w="1812" w:type="dxa"/>
-          </w:tcPr>
-          <w:p>
-            <w:pPr>
-              <w:tabs>
-                <w:tab w:val="left" w:pos="915"/>
-              </w:tabs>
-            </w:pPr>
-          </w:p>
-        </w:tc>
-        <w:tc>
-          <w:tcPr>
-            <w:tcW w:w="1813" w:type="dxa"/>
-          </w:tcPr>
-          <w:p>
-            <w:pPr>
-              <w:tabs>
-                <w:tab w:val="left" w:pos="915"/>
-              </w:tabs>
-            </w:pPr>
-          </w:p>
-        </w:tc>
-        <w:tc>
-          <w:tcPr>
-            <w:tcW w:w="1813" w:type="dxa"/>
-          </w:tcPr>
-          <w:p>
-            <w:pPr>
-              <w:tabs>
-                <w:tab w:val="left" w:pos="915"/>
-              </w:tabs>
-            </w:pPr>
           </w:p>
         </w:tc>
       </w:tr>
       <w:tr>
-        <w:tc>
-          <w:tcPr>
-            <w:tcW w:w="704" w:type="dxa"/>
-          </w:tcPr>
-          <w:p>
-            <w:pPr>
-              <w:tabs>
-                <w:tab w:val="left" w:pos="915"/>
-              </w:tabs>
-            </w:pPr>
+        <w:trPr>
+          <w:tblCellSpacing w:w="15" w:type="dxa"/>
+        </w:trPr>
+        <w:tc>
+          <w:tcPr>
+            <w:tcW w:w="0" w:type="auto"/>
+            <w:vAlign w:val="center"/>
+            <w:hideMark/>
+          </w:tcPr>
+          <w:p>
+            <w:r>
+              <w:t>44</w:t>
+            </w:r>
+          </w:p>
+        </w:tc>
+        <w:tc>
+          <w:tcPr>
+            <w:tcW w:w="0" w:type="auto"/>
+            <w:vAlign w:val="center"/>
+            <w:hideMark/>
+          </w:tcPr>
+          <w:p>
+            <w:r>
+              <w:t>Generalprobe</w:t>
+            </w:r>
+          </w:p>
+        </w:tc>
+        <w:tc>
+          <w:tcPr>
+            <w:tcW w:w="0" w:type="auto"/>
+            <w:vAlign w:val="center"/>
+            <w:hideMark/>
+          </w:tcPr>
+          <w:p>
+            <w:r>
+              <w:t>1</w:t>
+            </w:r>
+          </w:p>
+        </w:tc>
+        <w:tc>
+          <w:tcPr>
+            <w:tcW w:w="0" w:type="auto"/>
+            <w:vAlign w:val="center"/>
+            <w:hideMark/>
+          </w:tcPr>
+          <w:p>
             <w:r>
               <w:t>43</w:t>
             </w:r>
-          </w:p>
-        </w:tc>
-        <w:tc>
-          <w:tcPr>
-            <w:tcW w:w="2920" w:type="dxa"/>
-          </w:tcPr>
-          <w:p>
-            <w:pPr>
-              <w:tabs>
-                <w:tab w:val="left" w:pos="915"/>
-              </w:tabs>
-            </w:pPr>
-            <w:r>
-              <w:t>Generalprobe</w:t>
-            </w:r>
-          </w:p>
-        </w:tc>
-        <w:tc>
-          <w:tcPr>
-            <w:tcW w:w="1812" w:type="dxa"/>
-          </w:tcPr>
-          <w:p>
-            <w:pPr>
-              <w:tabs>
-                <w:tab w:val="left" w:pos="915"/>
-              </w:tabs>
-            </w:pPr>
-          </w:p>
-        </w:tc>
-        <w:tc>
-          <w:tcPr>
-            <w:tcW w:w="1813" w:type="dxa"/>
-          </w:tcPr>
-          <w:p>
-            <w:pPr>
-              <w:tabs>
-                <w:tab w:val="left" w:pos="915"/>
-              </w:tabs>
-            </w:pPr>
-          </w:p>
-        </w:tc>
-        <w:tc>
-          <w:tcPr>
-            <w:tcW w:w="1813" w:type="dxa"/>
-          </w:tcPr>
-          <w:p>
-            <w:pPr>
-              <w:tabs>
-                <w:tab w:val="left" w:pos="915"/>
-              </w:tabs>
-            </w:pPr>
           </w:p>
         </w:tc>
       </w:tr>
       <w:tr>
-        <w:tc>
-          <w:tcPr>
-            <w:tcW w:w="704" w:type="dxa"/>
-          </w:tcPr>
-          <w:p>
-            <w:pPr>
-              <w:tabs>
-                <w:tab w:val="left" w:pos="915"/>
-              </w:tabs>
-            </w:pPr>
+        <w:trPr>
+          <w:tblCellSpacing w:w="15" w:type="dxa"/>
+        </w:trPr>
+        <w:tc>
+          <w:tcPr>
+            <w:tcW w:w="0" w:type="auto"/>
+            <w:vAlign w:val="center"/>
+            <w:hideMark/>
+          </w:tcPr>
+          <w:p>
+            <w:r>
+              <w:t>45</w:t>
+            </w:r>
+          </w:p>
+        </w:tc>
+        <w:tc>
+          <w:tcPr>
+            <w:tcW w:w="0" w:type="auto"/>
+            <w:vAlign w:val="center"/>
+            <w:hideMark/>
+          </w:tcPr>
+          <w:p>
+            <w:r>
+              <w:t>Vortrag Vorhalten</w:t>
+            </w:r>
+          </w:p>
+        </w:tc>
+        <w:tc>
+          <w:tcPr>
+            <w:tcW w:w="0" w:type="auto"/>
+            <w:vAlign w:val="center"/>
+            <w:hideMark/>
+          </w:tcPr>
+          <w:p>
+            <w:r>
+              <w:t>1</w:t>
+            </w:r>
+          </w:p>
+        </w:tc>
+        <w:tc>
+          <w:tcPr>
+            <w:tcW w:w="0" w:type="auto"/>
+            <w:vAlign w:val="center"/>
+            <w:hideMark/>
+          </w:tcPr>
+          <w:p>
             <w:r>
               <w:t>44</w:t>
             </w:r>
-          </w:p>
-        </w:tc>
-        <w:tc>
-          <w:tcPr>
-            <w:tcW w:w="2920" w:type="dxa"/>
-          </w:tcPr>
-          <w:p>
-            <w:pPr>
-              <w:tabs>
-                <w:tab w:val="left" w:pos="915"/>
-              </w:tabs>
-            </w:pPr>
-            <w:r>
-              <w:t>Vortrag Vorhalten</w:t>
-            </w:r>
-          </w:p>
-        </w:tc>
-        <w:tc>
-          <w:tcPr>
-            <w:tcW w:w="1812" w:type="dxa"/>
-          </w:tcPr>
-          <w:p>
-            <w:pPr>
-              <w:tabs>
-                <w:tab w:val="left" w:pos="915"/>
-              </w:tabs>
-            </w:pPr>
-          </w:p>
-        </w:tc>
-        <w:tc>
-          <w:tcPr>
-            <w:tcW w:w="1813" w:type="dxa"/>
-          </w:tcPr>
-          <w:p>
-            <w:pPr>
-              <w:tabs>
-                <w:tab w:val="left" w:pos="915"/>
-              </w:tabs>
-            </w:pPr>
-          </w:p>
-        </w:tc>
-        <w:tc>
-          <w:tcPr>
-            <w:tcW w:w="1813" w:type="dxa"/>
-          </w:tcPr>
-          <w:p>
-            <w:pPr>
-              <w:tabs>
-                <w:tab w:val="left" w:pos="915"/>
-              </w:tabs>
-            </w:pPr>
           </w:p>
         </w:tc>
       </w:tr>
       <w:tr>
-        <w:tc>
-          <w:tcPr>
-            <w:tcW w:w="704" w:type="dxa"/>
-          </w:tcPr>
-          <w:p>
-            <w:pPr>
-              <w:tabs>
-                <w:tab w:val="left" w:pos="915"/>
-              </w:tabs>
-            </w:pPr>
+        <w:trPr>
+          <w:tblCellSpacing w:w="15" w:type="dxa"/>
+        </w:trPr>
+        <w:tc>
+          <w:tcPr>
+            <w:tcW w:w="0" w:type="auto"/>
+            <w:vAlign w:val="center"/>
+            <w:hideMark/>
+          </w:tcPr>
+          <w:p>
+            <w:r>
+              <w:t>46</w:t>
+            </w:r>
+          </w:p>
+        </w:tc>
+        <w:tc>
+          <w:tcPr>
+            <w:tcW w:w="0" w:type="auto"/>
+            <w:vAlign w:val="center"/>
+            <w:hideMark/>
+          </w:tcPr>
+          <w:p>
+            <w:r>
+              <w:t>Kritikgespräch</w:t>
+            </w:r>
+          </w:p>
+        </w:tc>
+        <w:tc>
+          <w:tcPr>
+            <w:tcW w:w="0" w:type="auto"/>
+            <w:vAlign w:val="center"/>
+            <w:hideMark/>
+          </w:tcPr>
+          <w:p>
+            <w:r>
+              <w:t>1</w:t>
+            </w:r>
+          </w:p>
+        </w:tc>
+        <w:tc>
+          <w:tcPr>
+            <w:tcW w:w="0" w:type="auto"/>
+            <w:vAlign w:val="center"/>
+            <w:hideMark/>
+          </w:tcPr>
+          <w:p>
             <w:r>
               <w:t>45</w:t>
             </w:r>
-          </w:p>
-        </w:tc>
-        <w:tc>
-          <w:tcPr>
-            <w:tcW w:w="2920" w:type="dxa"/>
-          </w:tcPr>
-          <w:p>
-            <w:pPr>
-              <w:tabs>
-                <w:tab w:val="left" w:pos="915"/>
-              </w:tabs>
-            </w:pPr>
-            <w:r>
-              <w:t>Kritikgespräch</w:t>
-            </w:r>
-          </w:p>
-        </w:tc>
-        <w:tc>
-          <w:tcPr>
-            <w:tcW w:w="1812" w:type="dxa"/>
-          </w:tcPr>
-          <w:p>
-            <w:pPr>
-              <w:tabs>
-                <w:tab w:val="left" w:pos="915"/>
-              </w:tabs>
-            </w:pPr>
-          </w:p>
-        </w:tc>
-        <w:tc>
-          <w:tcPr>
-            <w:tcW w:w="1813" w:type="dxa"/>
-          </w:tcPr>
-          <w:p>
-            <w:pPr>
-              <w:tabs>
-                <w:tab w:val="left" w:pos="915"/>
-              </w:tabs>
-            </w:pPr>
-          </w:p>
-        </w:tc>
-        <w:tc>
-          <w:tcPr>
-            <w:tcW w:w="1813" w:type="dxa"/>
-          </w:tcPr>
-          <w:p>
-            <w:pPr>
-              <w:tabs>
-                <w:tab w:val="left" w:pos="915"/>
-              </w:tabs>
-            </w:pPr>
-          </w:p>
-        </w:tc>
-      </w:tr>
-      <w:tr>
-        <w:tc>
-          <w:tcPr>
-            <w:tcW w:w="704" w:type="dxa"/>
-          </w:tcPr>
-          <w:p>
-            <w:pPr>
-              <w:tabs>
-                <w:tab w:val="left" w:pos="915"/>
-              </w:tabs>
-            </w:pPr>
-            <w:r>
-              <w:t>46</w:t>
-            </w:r>
-          </w:p>
-        </w:tc>
-        <w:tc>
-          <w:tcPr>
-            <w:tcW w:w="2920" w:type="dxa"/>
-          </w:tcPr>
-          <w:p>
-            <w:pPr>
-              <w:tabs>
-                <w:tab w:val="left" w:pos="915"/>
-              </w:tabs>
-            </w:pPr>
-            <w:r>
-              <w:t>Beziehung der Tabellen</w:t>
-            </w:r>
-          </w:p>
-        </w:tc>
-        <w:tc>
-          <w:tcPr>
-            <w:tcW w:w="1812" w:type="dxa"/>
-          </w:tcPr>
-          <w:p>
-            <w:pPr>
-              <w:tabs>
-                <w:tab w:val="left" w:pos="915"/>
-              </w:tabs>
-            </w:pPr>
-          </w:p>
-        </w:tc>
-        <w:tc>
-          <w:tcPr>
-            <w:tcW w:w="1813" w:type="dxa"/>
-          </w:tcPr>
-          <w:p>
-            <w:pPr>
-              <w:tabs>
-                <w:tab w:val="left" w:pos="915"/>
-              </w:tabs>
-            </w:pPr>
-          </w:p>
-        </w:tc>
-        <w:tc>
-          <w:tcPr>
-            <w:tcW w:w="1813" w:type="dxa"/>
-          </w:tcPr>
-          <w:p>
-            <w:pPr>
-              <w:tabs>
-                <w:tab w:val="left" w:pos="915"/>
-              </w:tabs>
-            </w:pPr>
-          </w:p>
-        </w:tc>
-      </w:tr>
-      <w:tr>
-        <w:tc>
-          <w:tcPr>
-            <w:tcW w:w="704" w:type="dxa"/>
-          </w:tcPr>
-          <w:p>
-            <w:pPr>
-              <w:tabs>
-                <w:tab w:val="left" w:pos="915"/>
-              </w:tabs>
-            </w:pPr>
-            <w:r>
-              <w:t>47</w:t>
-            </w:r>
-          </w:p>
-        </w:tc>
-        <w:tc>
-          <w:tcPr>
-            <w:tcW w:w="2920" w:type="dxa"/>
-          </w:tcPr>
-          <w:p>
-            <w:pPr>
-              <w:tabs>
-                <w:tab w:val="left" w:pos="915"/>
-              </w:tabs>
-            </w:pPr>
-            <w:r>
-              <w:t xml:space="preserve">Überprüfung  </w:t>
-            </w:r>
-          </w:p>
-        </w:tc>
-        <w:tc>
-          <w:tcPr>
-            <w:tcW w:w="1812" w:type="dxa"/>
-          </w:tcPr>
-          <w:p>
-            <w:pPr>
-              <w:tabs>
-                <w:tab w:val="left" w:pos="915"/>
-              </w:tabs>
-            </w:pPr>
-          </w:p>
-        </w:tc>
-        <w:tc>
-          <w:tcPr>
-            <w:tcW w:w="1813" w:type="dxa"/>
-          </w:tcPr>
-          <w:p>
-            <w:pPr>
-              <w:tabs>
-                <w:tab w:val="left" w:pos="915"/>
-              </w:tabs>
-            </w:pPr>
-          </w:p>
-        </w:tc>
-        <w:tc>
-          <w:tcPr>
-            <w:tcW w:w="1813" w:type="dxa"/>
-          </w:tcPr>
-          <w:p>
-            <w:pPr>
-              <w:tabs>
-                <w:tab w:val="left" w:pos="915"/>
-              </w:tabs>
-            </w:pPr>
-          </w:p>
-        </w:tc>
-      </w:tr>
-      <w:tr>
-        <w:tc>
-          <w:tcPr>
-            <w:tcW w:w="704" w:type="dxa"/>
-          </w:tcPr>
-          <w:p>
-            <w:pPr>
-              <w:tabs>
-                <w:tab w:val="left" w:pos="915"/>
-              </w:tabs>
-            </w:pPr>
-            <w:r>
-              <w:t>48</w:t>
-            </w:r>
-          </w:p>
-        </w:tc>
-        <w:tc>
-          <w:tcPr>
-            <w:tcW w:w="2920" w:type="dxa"/>
-          </w:tcPr>
-          <w:p>
-            <w:pPr>
-              <w:tabs>
-                <w:tab w:val="left" w:pos="915"/>
-              </w:tabs>
-            </w:pPr>
-            <w:r>
-              <w:t xml:space="preserve">Software </w:t>
-            </w:r>
-          </w:p>
-        </w:tc>
-        <w:tc>
-          <w:tcPr>
-            <w:tcW w:w="1812" w:type="dxa"/>
-          </w:tcPr>
-          <w:p>
-            <w:pPr>
-              <w:tabs>
-                <w:tab w:val="left" w:pos="915"/>
-              </w:tabs>
-            </w:pPr>
-          </w:p>
-        </w:tc>
-        <w:tc>
-          <w:tcPr>
-            <w:tcW w:w="1813" w:type="dxa"/>
-          </w:tcPr>
-          <w:p>
-            <w:pPr>
-              <w:tabs>
-                <w:tab w:val="left" w:pos="915"/>
-              </w:tabs>
-            </w:pPr>
-          </w:p>
-        </w:tc>
-        <w:tc>
-          <w:tcPr>
-            <w:tcW w:w="1813" w:type="dxa"/>
-          </w:tcPr>
-          <w:p>
-            <w:pPr>
-              <w:tabs>
-                <w:tab w:val="left" w:pos="915"/>
-              </w:tabs>
-            </w:pPr>
-          </w:p>
-        </w:tc>
-      </w:tr>
-      <w:tr>
-        <w:tc>
-          <w:tcPr>
-            <w:tcW w:w="704" w:type="dxa"/>
-          </w:tcPr>
-          <w:p>
-            <w:pPr>
-              <w:tabs>
-                <w:tab w:val="left" w:pos="915"/>
-              </w:tabs>
-            </w:pPr>
-            <w:r>
-              <w:t>49</w:t>
-            </w:r>
-          </w:p>
-        </w:tc>
-        <w:tc>
-          <w:tcPr>
-            <w:tcW w:w="2920" w:type="dxa"/>
-          </w:tcPr>
-          <w:p>
-            <w:pPr>
-              <w:tabs>
-                <w:tab w:val="left" w:pos="915"/>
-              </w:tabs>
-            </w:pPr>
-            <w:r>
-              <w:t xml:space="preserve">Gestaltung </w:t>
-            </w:r>
-          </w:p>
-        </w:tc>
-        <w:tc>
-          <w:tcPr>
-            <w:tcW w:w="1812" w:type="dxa"/>
-          </w:tcPr>
-          <w:p>
-            <w:pPr>
-              <w:tabs>
-                <w:tab w:val="left" w:pos="915"/>
-              </w:tabs>
-            </w:pPr>
-          </w:p>
-        </w:tc>
-        <w:tc>
-          <w:tcPr>
-            <w:tcW w:w="1813" w:type="dxa"/>
-          </w:tcPr>
-          <w:p>
-            <w:pPr>
-              <w:tabs>
-                <w:tab w:val="left" w:pos="915"/>
-              </w:tabs>
-            </w:pPr>
-          </w:p>
-        </w:tc>
-        <w:tc>
-          <w:tcPr>
-            <w:tcW w:w="1813" w:type="dxa"/>
-          </w:tcPr>
-          <w:p>
-            <w:pPr>
-              <w:tabs>
-                <w:tab w:val="left" w:pos="915"/>
-              </w:tabs>
-            </w:pPr>
-          </w:p>
-        </w:tc>
-      </w:tr>
-      <w:tr>
-        <w:tc>
-          <w:tcPr>
-            <w:tcW w:w="704" w:type="dxa"/>
-          </w:tcPr>
-          <w:p>
-            <w:pPr>
-              <w:tabs>
-                <w:tab w:val="left" w:pos="915"/>
-              </w:tabs>
-            </w:pPr>
-            <w:r>
-              <w:t>50</w:t>
-            </w:r>
-          </w:p>
-        </w:tc>
-        <w:tc>
-          <w:tcPr>
-            <w:tcW w:w="2920" w:type="dxa"/>
-          </w:tcPr>
-          <w:p>
-            <w:pPr>
-              <w:tabs>
-                <w:tab w:val="left" w:pos="915"/>
-              </w:tabs>
-            </w:pPr>
-            <w:r>
-              <w:t xml:space="preserve">Windows Forms für Passwort </w:t>
-            </w:r>
-          </w:p>
-        </w:tc>
-        <w:tc>
-          <w:tcPr>
-            <w:tcW w:w="1812" w:type="dxa"/>
-          </w:tcPr>
-          <w:p>
-            <w:pPr>
-              <w:tabs>
-                <w:tab w:val="left" w:pos="915"/>
-              </w:tabs>
-            </w:pPr>
-          </w:p>
-        </w:tc>
-        <w:tc>
-          <w:tcPr>
-            <w:tcW w:w="1813" w:type="dxa"/>
-          </w:tcPr>
-          <w:p>
-            <w:pPr>
-              <w:tabs>
-                <w:tab w:val="left" w:pos="915"/>
-              </w:tabs>
-            </w:pPr>
-          </w:p>
-        </w:tc>
-        <w:tc>
-          <w:tcPr>
-            <w:tcW w:w="1813" w:type="dxa"/>
-          </w:tcPr>
-          <w:p>
-            <w:pPr>
-              <w:tabs>
-                <w:tab w:val="left" w:pos="915"/>
-              </w:tabs>
-            </w:pPr>
-          </w:p>
-        </w:tc>
-      </w:tr>
-      <w:tr>
-        <w:tc>
-          <w:tcPr>
-            <w:tcW w:w="704" w:type="dxa"/>
-          </w:tcPr>
-          <w:p>
-            <w:pPr>
-              <w:tabs>
-                <w:tab w:val="left" w:pos="915"/>
-              </w:tabs>
-            </w:pPr>
-            <w:r>
-              <w:t>51</w:t>
-            </w:r>
-          </w:p>
-        </w:tc>
-        <w:tc>
-          <w:tcPr>
-            <w:tcW w:w="2920" w:type="dxa"/>
-          </w:tcPr>
-          <w:p>
-            <w:pPr>
-              <w:tabs>
-                <w:tab w:val="left" w:pos="915"/>
-              </w:tabs>
-            </w:pPr>
-            <w:r>
-              <w:t xml:space="preserve">Windows Forms Fürs Hauptmenü </w:t>
-            </w:r>
-          </w:p>
-        </w:tc>
-        <w:tc>
-          <w:tcPr>
-            <w:tcW w:w="1812" w:type="dxa"/>
-          </w:tcPr>
-          <w:p>
-            <w:pPr>
-              <w:tabs>
-                <w:tab w:val="left" w:pos="915"/>
-              </w:tabs>
-            </w:pPr>
-          </w:p>
-        </w:tc>
-        <w:tc>
-          <w:tcPr>
-            <w:tcW w:w="1813" w:type="dxa"/>
-          </w:tcPr>
-          <w:p>
-            <w:pPr>
-              <w:tabs>
-                <w:tab w:val="left" w:pos="915"/>
-              </w:tabs>
-            </w:pPr>
-          </w:p>
-        </w:tc>
-        <w:tc>
-          <w:tcPr>
-            <w:tcW w:w="1813" w:type="dxa"/>
-          </w:tcPr>
-          <w:p>
-            <w:pPr>
-              <w:tabs>
-                <w:tab w:val="left" w:pos="915"/>
-              </w:tabs>
-            </w:pPr>
-          </w:p>
-        </w:tc>
-      </w:tr>
-      <w:tr>
-        <w:tc>
-          <w:tcPr>
-            <w:tcW w:w="704" w:type="dxa"/>
-          </w:tcPr>
-          <w:p>
-            <w:pPr>
-              <w:tabs>
-                <w:tab w:val="left" w:pos="915"/>
-              </w:tabs>
-            </w:pPr>
-            <w:r>
-              <w:t>52</w:t>
-            </w:r>
-          </w:p>
-        </w:tc>
-        <w:tc>
-          <w:tcPr>
-            <w:tcW w:w="2920" w:type="dxa"/>
-          </w:tcPr>
-          <w:p>
-            <w:pPr>
-              <w:tabs>
-                <w:tab w:val="left" w:pos="915"/>
-              </w:tabs>
-            </w:pPr>
-            <w:r>
-              <w:t>Code</w:t>
-            </w:r>
-          </w:p>
-        </w:tc>
-        <w:tc>
-          <w:tcPr>
-            <w:tcW w:w="1812" w:type="dxa"/>
-          </w:tcPr>
-          <w:p>
-            <w:pPr>
-              <w:tabs>
-                <w:tab w:val="left" w:pos="915"/>
-              </w:tabs>
-            </w:pPr>
-          </w:p>
-        </w:tc>
-        <w:tc>
-          <w:tcPr>
-            <w:tcW w:w="1813" w:type="dxa"/>
-          </w:tcPr>
-          <w:p>
-            <w:pPr>
-              <w:tabs>
-                <w:tab w:val="left" w:pos="915"/>
-              </w:tabs>
-            </w:pPr>
-          </w:p>
-        </w:tc>
-        <w:tc>
-          <w:tcPr>
-            <w:tcW w:w="1813" w:type="dxa"/>
-          </w:tcPr>
-          <w:p>
-            <w:pPr>
-              <w:tabs>
-                <w:tab w:val="left" w:pos="915"/>
-              </w:tabs>
-            </w:pPr>
-          </w:p>
-        </w:tc>
-      </w:tr>
-      <w:tr>
-        <w:tc>
-          <w:tcPr>
-            <w:tcW w:w="704" w:type="dxa"/>
-          </w:tcPr>
-          <w:p>
-            <w:pPr>
-              <w:tabs>
-                <w:tab w:val="left" w:pos="915"/>
-              </w:tabs>
-            </w:pPr>
-            <w:r>
-              <w:t>53</w:t>
-            </w:r>
-          </w:p>
-        </w:tc>
-        <w:tc>
-          <w:tcPr>
-            <w:tcW w:w="2920" w:type="dxa"/>
-          </w:tcPr>
-          <w:p>
-            <w:pPr>
-              <w:tabs>
-                <w:tab w:val="left" w:pos="915"/>
-              </w:tabs>
-            </w:pPr>
-            <w:r>
-              <w:t xml:space="preserve">Datenbank Verbinden </w:t>
-            </w:r>
-          </w:p>
-        </w:tc>
-        <w:tc>
-          <w:tcPr>
-            <w:tcW w:w="1812" w:type="dxa"/>
-          </w:tcPr>
-          <w:p>
-            <w:pPr>
-              <w:tabs>
-                <w:tab w:val="left" w:pos="915"/>
-              </w:tabs>
-            </w:pPr>
-          </w:p>
-        </w:tc>
-        <w:tc>
-          <w:tcPr>
-            <w:tcW w:w="1813" w:type="dxa"/>
-          </w:tcPr>
-          <w:p>
-            <w:pPr>
-              <w:tabs>
-                <w:tab w:val="left" w:pos="915"/>
-              </w:tabs>
-            </w:pPr>
-          </w:p>
-        </w:tc>
-        <w:tc>
-          <w:tcPr>
-            <w:tcW w:w="1813" w:type="dxa"/>
-          </w:tcPr>
-          <w:p>
-            <w:pPr>
-              <w:tabs>
-                <w:tab w:val="left" w:pos="915"/>
-              </w:tabs>
-            </w:pPr>
-          </w:p>
-        </w:tc>
-      </w:tr>
-      <w:tr>
-        <w:tc>
-          <w:tcPr>
-            <w:tcW w:w="704" w:type="dxa"/>
-          </w:tcPr>
-          <w:p>
-            <w:pPr>
-              <w:tabs>
-                <w:tab w:val="left" w:pos="915"/>
-              </w:tabs>
-            </w:pPr>
-            <w:r>
-              <w:t>54</w:t>
-            </w:r>
-          </w:p>
-        </w:tc>
-        <w:tc>
-          <w:tcPr>
-            <w:tcW w:w="2920" w:type="dxa"/>
-          </w:tcPr>
-          <w:p>
-            <w:pPr>
-              <w:tabs>
-                <w:tab w:val="left" w:pos="915"/>
-              </w:tabs>
-            </w:pPr>
-            <w:r>
-              <w:t>Codierung</w:t>
-            </w:r>
-          </w:p>
-        </w:tc>
-        <w:tc>
-          <w:tcPr>
-            <w:tcW w:w="1812" w:type="dxa"/>
-          </w:tcPr>
-          <w:p>
-            <w:pPr>
-              <w:tabs>
-                <w:tab w:val="left" w:pos="915"/>
-              </w:tabs>
-            </w:pPr>
-          </w:p>
-        </w:tc>
-        <w:tc>
-          <w:tcPr>
-            <w:tcW w:w="1813" w:type="dxa"/>
-          </w:tcPr>
-          <w:p>
-            <w:pPr>
-              <w:tabs>
-                <w:tab w:val="left" w:pos="915"/>
-              </w:tabs>
-            </w:pPr>
-          </w:p>
-        </w:tc>
-        <w:tc>
-          <w:tcPr>
-            <w:tcW w:w="1813" w:type="dxa"/>
-          </w:tcPr>
-          <w:p>
-            <w:pPr>
-              <w:tabs>
-                <w:tab w:val="left" w:pos="915"/>
-              </w:tabs>
-            </w:pPr>
-          </w:p>
-        </w:tc>
-      </w:tr>
-      <w:tr>
-        <w:tc>
-          <w:tcPr>
-            <w:tcW w:w="704" w:type="dxa"/>
-          </w:tcPr>
-          <w:p>
-            <w:pPr>
-              <w:tabs>
-                <w:tab w:val="left" w:pos="915"/>
-              </w:tabs>
-            </w:pPr>
-            <w:r>
-              <w:t>55</w:t>
-            </w:r>
-          </w:p>
-        </w:tc>
-        <w:tc>
-          <w:tcPr>
-            <w:tcW w:w="2920" w:type="dxa"/>
-          </w:tcPr>
-          <w:p>
-            <w:pPr>
-              <w:tabs>
-                <w:tab w:val="left" w:pos="915"/>
-              </w:tabs>
-            </w:pPr>
-            <w:r>
-              <w:t>Überprüfung</w:t>
-            </w:r>
-          </w:p>
-        </w:tc>
-        <w:tc>
-          <w:tcPr>
-            <w:tcW w:w="1812" w:type="dxa"/>
-          </w:tcPr>
-          <w:p>
-            <w:pPr>
-              <w:tabs>
-                <w:tab w:val="left" w:pos="915"/>
-              </w:tabs>
-            </w:pPr>
-          </w:p>
-        </w:tc>
-        <w:tc>
-          <w:tcPr>
-            <w:tcW w:w="1813" w:type="dxa"/>
-          </w:tcPr>
-          <w:p>
-            <w:pPr>
-              <w:tabs>
-                <w:tab w:val="left" w:pos="915"/>
-              </w:tabs>
-            </w:pPr>
-          </w:p>
-        </w:tc>
-        <w:tc>
-          <w:tcPr>
-            <w:tcW w:w="1813" w:type="dxa"/>
-          </w:tcPr>
-          <w:p>
-            <w:pPr>
-              <w:tabs>
-                <w:tab w:val="left" w:pos="915"/>
-              </w:tabs>
-            </w:pPr>
-          </w:p>
-        </w:tc>
-      </w:tr>
-      <w:tr>
-        <w:tc>
-          <w:tcPr>
-            <w:tcW w:w="704" w:type="dxa"/>
-          </w:tcPr>
-          <w:p>
-            <w:pPr>
-              <w:tabs>
-                <w:tab w:val="left" w:pos="915"/>
-              </w:tabs>
-            </w:pPr>
-            <w:r>
-              <w:t>56</w:t>
-            </w:r>
-          </w:p>
-        </w:tc>
-        <w:tc>
-          <w:tcPr>
-            <w:tcW w:w="2920" w:type="dxa"/>
-          </w:tcPr>
-          <w:p>
-            <w:pPr>
-              <w:tabs>
-                <w:tab w:val="left" w:pos="915"/>
-              </w:tabs>
-            </w:pPr>
-            <w:r>
-              <w:t>Nachbereitung</w:t>
-            </w:r>
-          </w:p>
-        </w:tc>
-        <w:tc>
-          <w:tcPr>
-            <w:tcW w:w="1812" w:type="dxa"/>
-          </w:tcPr>
-          <w:p>
-            <w:pPr>
-              <w:tabs>
-                <w:tab w:val="left" w:pos="915"/>
-              </w:tabs>
-            </w:pPr>
-          </w:p>
-        </w:tc>
-        <w:tc>
-          <w:tcPr>
-            <w:tcW w:w="1813" w:type="dxa"/>
-          </w:tcPr>
-          <w:p>
-            <w:pPr>
-              <w:tabs>
-                <w:tab w:val="left" w:pos="915"/>
-              </w:tabs>
-            </w:pPr>
-          </w:p>
-        </w:tc>
-        <w:tc>
-          <w:tcPr>
-            <w:tcW w:w="1813" w:type="dxa"/>
-          </w:tcPr>
-          <w:p>
-            <w:pPr>
-              <w:tabs>
-                <w:tab w:val="left" w:pos="915"/>
-              </w:tabs>
-            </w:pPr>
-          </w:p>
-        </w:tc>
-      </w:tr>
-      <w:tr>
-        <w:tc>
-          <w:tcPr>
-            <w:tcW w:w="704" w:type="dxa"/>
-          </w:tcPr>
-          <w:p>
-            <w:pPr>
-              <w:tabs>
-                <w:tab w:val="left" w:pos="915"/>
-              </w:tabs>
-            </w:pPr>
-            <w:r>
-              <w:t>57</w:t>
-            </w:r>
-          </w:p>
-        </w:tc>
-        <w:tc>
-          <w:tcPr>
-            <w:tcW w:w="2920" w:type="dxa"/>
-          </w:tcPr>
-          <w:p>
-            <w:pPr>
-              <w:tabs>
-                <w:tab w:val="left" w:pos="915"/>
-              </w:tabs>
-            </w:pPr>
-            <w:r>
-              <w:t xml:space="preserve">Erstellung d. Präsentation </w:t>
-            </w:r>
-          </w:p>
-        </w:tc>
-        <w:tc>
-          <w:tcPr>
-            <w:tcW w:w="1812" w:type="dxa"/>
-          </w:tcPr>
-          <w:p>
-            <w:pPr>
-              <w:tabs>
-                <w:tab w:val="left" w:pos="915"/>
-              </w:tabs>
-            </w:pPr>
-          </w:p>
-        </w:tc>
-        <w:tc>
-          <w:tcPr>
-            <w:tcW w:w="1813" w:type="dxa"/>
-          </w:tcPr>
-          <w:p>
-            <w:pPr>
-              <w:tabs>
-                <w:tab w:val="left" w:pos="915"/>
-              </w:tabs>
-            </w:pPr>
-          </w:p>
-        </w:tc>
-        <w:tc>
-          <w:tcPr>
-            <w:tcW w:w="1813" w:type="dxa"/>
-          </w:tcPr>
-          <w:p>
-            <w:pPr>
-              <w:tabs>
-                <w:tab w:val="left" w:pos="915"/>
-              </w:tabs>
-            </w:pPr>
-          </w:p>
-        </w:tc>
-      </w:tr>
-      <w:tr>
-        <w:tc>
-          <w:tcPr>
-            <w:tcW w:w="704" w:type="dxa"/>
-          </w:tcPr>
-          <w:p>
-            <w:pPr>
-              <w:tabs>
-                <w:tab w:val="left" w:pos="915"/>
-              </w:tabs>
-            </w:pPr>
-            <w:r>
-              <w:t>58</w:t>
-            </w:r>
-          </w:p>
-        </w:tc>
-        <w:tc>
-          <w:tcPr>
-            <w:tcW w:w="2920" w:type="dxa"/>
-          </w:tcPr>
-          <w:p>
-            <w:pPr>
-              <w:tabs>
-                <w:tab w:val="left" w:pos="915"/>
-              </w:tabs>
-            </w:pPr>
-            <w:r>
-              <w:t xml:space="preserve">Folien Erstellung </w:t>
-            </w:r>
-          </w:p>
-        </w:tc>
-        <w:tc>
-          <w:tcPr>
-            <w:tcW w:w="1812" w:type="dxa"/>
-          </w:tcPr>
-          <w:p>
-            <w:pPr>
-              <w:tabs>
-                <w:tab w:val="left" w:pos="915"/>
-              </w:tabs>
-            </w:pPr>
-          </w:p>
-        </w:tc>
-        <w:tc>
-          <w:tcPr>
-            <w:tcW w:w="1813" w:type="dxa"/>
-          </w:tcPr>
-          <w:p>
-            <w:pPr>
-              <w:tabs>
-                <w:tab w:val="left" w:pos="915"/>
-              </w:tabs>
-            </w:pPr>
-          </w:p>
-        </w:tc>
-        <w:tc>
-          <w:tcPr>
-            <w:tcW w:w="1813" w:type="dxa"/>
-          </w:tcPr>
-          <w:p>
-            <w:pPr>
-              <w:tabs>
-                <w:tab w:val="left" w:pos="915"/>
-              </w:tabs>
-            </w:pPr>
-          </w:p>
-        </w:tc>
-      </w:tr>
-      <w:tr>
-        <w:tc>
-          <w:tcPr>
-            <w:tcW w:w="704" w:type="dxa"/>
-          </w:tcPr>
-          <w:p>
-            <w:pPr>
-              <w:tabs>
-                <w:tab w:val="left" w:pos="915"/>
-              </w:tabs>
-            </w:pPr>
-            <w:r>
-              <w:t>59</w:t>
-            </w:r>
-          </w:p>
-        </w:tc>
-        <w:tc>
-          <w:tcPr>
-            <w:tcW w:w="2920" w:type="dxa"/>
-          </w:tcPr>
-          <w:p>
-            <w:pPr>
-              <w:tabs>
-                <w:tab w:val="left" w:pos="915"/>
-              </w:tabs>
-            </w:pPr>
-            <w:r>
-              <w:t xml:space="preserve">Informationen </w:t>
-            </w:r>
-            <w:proofErr w:type="gramStart"/>
-            <w:r>
-              <w:t>Einfügen(</w:t>
-            </w:r>
-            <w:proofErr w:type="gramEnd"/>
-            <w:r>
-              <w:t>Bilder Und Texte)</w:t>
-            </w:r>
-          </w:p>
-        </w:tc>
-        <w:tc>
-          <w:tcPr>
-            <w:tcW w:w="1812" w:type="dxa"/>
-          </w:tcPr>
-          <w:p>
-            <w:pPr>
-              <w:tabs>
-                <w:tab w:val="left" w:pos="915"/>
-              </w:tabs>
-            </w:pPr>
-          </w:p>
-        </w:tc>
-        <w:tc>
-          <w:tcPr>
-            <w:tcW w:w="1813" w:type="dxa"/>
-          </w:tcPr>
-          <w:p>
-            <w:pPr>
-              <w:tabs>
-                <w:tab w:val="left" w:pos="915"/>
-              </w:tabs>
-            </w:pPr>
-          </w:p>
-        </w:tc>
-        <w:tc>
-          <w:tcPr>
-            <w:tcW w:w="1813" w:type="dxa"/>
-          </w:tcPr>
-          <w:p>
-            <w:pPr>
-              <w:tabs>
-                <w:tab w:val="left" w:pos="915"/>
-              </w:tabs>
-            </w:pPr>
-          </w:p>
-        </w:tc>
-      </w:tr>
-      <w:tr>
-        <w:tc>
-          <w:tcPr>
-            <w:tcW w:w="704" w:type="dxa"/>
-          </w:tcPr>
-          <w:p>
-            <w:pPr>
-              <w:tabs>
-                <w:tab w:val="left" w:pos="915"/>
-              </w:tabs>
-            </w:pPr>
-            <w:r>
-              <w:lastRenderedPageBreak/>
-              <w:t>60</w:t>
-            </w:r>
-          </w:p>
-        </w:tc>
-        <w:tc>
-          <w:tcPr>
-            <w:tcW w:w="2920" w:type="dxa"/>
-          </w:tcPr>
-          <w:p>
-            <w:pPr>
-              <w:tabs>
-                <w:tab w:val="left" w:pos="915"/>
-              </w:tabs>
-            </w:pPr>
-            <w:r>
-              <w:t xml:space="preserve">Effekte einfügen </w:t>
-            </w:r>
-          </w:p>
-        </w:tc>
-        <w:tc>
-          <w:tcPr>
-            <w:tcW w:w="1812" w:type="dxa"/>
-          </w:tcPr>
-          <w:p>
-            <w:pPr>
-              <w:tabs>
-                <w:tab w:val="left" w:pos="915"/>
-              </w:tabs>
-            </w:pPr>
-          </w:p>
-        </w:tc>
-        <w:tc>
-          <w:tcPr>
-            <w:tcW w:w="1813" w:type="dxa"/>
-          </w:tcPr>
-          <w:p>
-            <w:pPr>
-              <w:tabs>
-                <w:tab w:val="left" w:pos="915"/>
-              </w:tabs>
-            </w:pPr>
-          </w:p>
-        </w:tc>
-        <w:tc>
-          <w:tcPr>
-            <w:tcW w:w="1813" w:type="dxa"/>
-          </w:tcPr>
-          <w:p>
-            <w:pPr>
-              <w:tabs>
-                <w:tab w:val="left" w:pos="915"/>
-              </w:tabs>
-            </w:pPr>
-          </w:p>
-        </w:tc>
-      </w:tr>
-      <w:tr>
-        <w:tc>
-          <w:tcPr>
-            <w:tcW w:w="704" w:type="dxa"/>
-          </w:tcPr>
-          <w:p>
-            <w:pPr>
-              <w:tabs>
-                <w:tab w:val="left" w:pos="915"/>
-              </w:tabs>
-            </w:pPr>
-            <w:r>
-              <w:t>61</w:t>
-            </w:r>
-          </w:p>
-        </w:tc>
-        <w:tc>
-          <w:tcPr>
-            <w:tcW w:w="2920" w:type="dxa"/>
-          </w:tcPr>
-          <w:p>
-            <w:pPr>
-              <w:tabs>
-                <w:tab w:val="left" w:pos="915"/>
-              </w:tabs>
-            </w:pPr>
-            <w:r>
-              <w:t>Vortrag</w:t>
-            </w:r>
-          </w:p>
-        </w:tc>
-        <w:tc>
-          <w:tcPr>
-            <w:tcW w:w="1812" w:type="dxa"/>
-          </w:tcPr>
-          <w:p>
-            <w:pPr>
-              <w:tabs>
-                <w:tab w:val="left" w:pos="915"/>
-              </w:tabs>
-            </w:pPr>
-          </w:p>
-        </w:tc>
-        <w:tc>
-          <w:tcPr>
-            <w:tcW w:w="1813" w:type="dxa"/>
-          </w:tcPr>
-          <w:p>
-            <w:pPr>
-              <w:tabs>
-                <w:tab w:val="left" w:pos="915"/>
-              </w:tabs>
-            </w:pPr>
-          </w:p>
-        </w:tc>
-        <w:tc>
-          <w:tcPr>
-            <w:tcW w:w="1813" w:type="dxa"/>
-          </w:tcPr>
-          <w:p>
-            <w:pPr>
-              <w:tabs>
-                <w:tab w:val="left" w:pos="915"/>
-              </w:tabs>
-            </w:pPr>
-          </w:p>
-        </w:tc>
-      </w:tr>
-      <w:tr>
-        <w:tc>
-          <w:tcPr>
-            <w:tcW w:w="704" w:type="dxa"/>
-          </w:tcPr>
-          <w:p>
-            <w:pPr>
-              <w:tabs>
-                <w:tab w:val="left" w:pos="915"/>
-              </w:tabs>
-            </w:pPr>
-            <w:r>
-              <w:t>62</w:t>
-            </w:r>
-          </w:p>
-        </w:tc>
-        <w:tc>
-          <w:tcPr>
-            <w:tcW w:w="2920" w:type="dxa"/>
-          </w:tcPr>
-          <w:p>
-            <w:pPr>
-              <w:tabs>
-                <w:tab w:val="left" w:pos="915"/>
-              </w:tabs>
-            </w:pPr>
-            <w:r>
-              <w:t>Generalprobe</w:t>
-            </w:r>
-          </w:p>
-        </w:tc>
-        <w:tc>
-          <w:tcPr>
-            <w:tcW w:w="1812" w:type="dxa"/>
-          </w:tcPr>
-          <w:p>
-            <w:pPr>
-              <w:tabs>
-                <w:tab w:val="left" w:pos="915"/>
-              </w:tabs>
-            </w:pPr>
-          </w:p>
-        </w:tc>
-        <w:tc>
-          <w:tcPr>
-            <w:tcW w:w="1813" w:type="dxa"/>
-          </w:tcPr>
-          <w:p>
-            <w:pPr>
-              <w:tabs>
-                <w:tab w:val="left" w:pos="915"/>
-              </w:tabs>
-            </w:pPr>
-          </w:p>
-        </w:tc>
-        <w:tc>
-          <w:tcPr>
-            <w:tcW w:w="1813" w:type="dxa"/>
-          </w:tcPr>
-          <w:p>
-            <w:pPr>
-              <w:tabs>
-                <w:tab w:val="left" w:pos="915"/>
-              </w:tabs>
-            </w:pPr>
-          </w:p>
-        </w:tc>
-      </w:tr>
-      <w:tr>
-        <w:tc>
-          <w:tcPr>
-            <w:tcW w:w="704" w:type="dxa"/>
-          </w:tcPr>
-          <w:p>
-            <w:pPr>
-              <w:tabs>
-                <w:tab w:val="left" w:pos="915"/>
-              </w:tabs>
-            </w:pPr>
-            <w:r>
-              <w:t>63</w:t>
-            </w:r>
-          </w:p>
-        </w:tc>
-        <w:tc>
-          <w:tcPr>
-            <w:tcW w:w="2920" w:type="dxa"/>
-          </w:tcPr>
-          <w:p>
-            <w:pPr>
-              <w:tabs>
-                <w:tab w:val="left" w:pos="915"/>
-              </w:tabs>
-            </w:pPr>
-            <w:r>
-              <w:t>Vortrag Vorhalten</w:t>
-            </w:r>
-          </w:p>
-        </w:tc>
-        <w:tc>
-          <w:tcPr>
-            <w:tcW w:w="1812" w:type="dxa"/>
-          </w:tcPr>
-          <w:p>
-            <w:pPr>
-              <w:tabs>
-                <w:tab w:val="left" w:pos="915"/>
-              </w:tabs>
-            </w:pPr>
-          </w:p>
-        </w:tc>
-        <w:tc>
-          <w:tcPr>
-            <w:tcW w:w="1813" w:type="dxa"/>
-          </w:tcPr>
-          <w:p>
-            <w:pPr>
-              <w:tabs>
-                <w:tab w:val="left" w:pos="915"/>
-              </w:tabs>
-            </w:pPr>
-          </w:p>
-        </w:tc>
-        <w:tc>
-          <w:tcPr>
-            <w:tcW w:w="1813" w:type="dxa"/>
-          </w:tcPr>
-          <w:p>
-            <w:pPr>
-              <w:tabs>
-                <w:tab w:val="left" w:pos="915"/>
-              </w:tabs>
-            </w:pPr>
-          </w:p>
-        </w:tc>
-      </w:tr>
-      <w:tr>
-        <w:tc>
-          <w:tcPr>
-            <w:tcW w:w="704" w:type="dxa"/>
-          </w:tcPr>
-          <w:p>
-            <w:pPr>
-              <w:tabs>
-                <w:tab w:val="left" w:pos="915"/>
-              </w:tabs>
-            </w:pPr>
-            <w:r>
-              <w:t>64</w:t>
-            </w:r>
-          </w:p>
-        </w:tc>
-        <w:tc>
-          <w:tcPr>
-            <w:tcW w:w="2920" w:type="dxa"/>
-          </w:tcPr>
-          <w:p>
-            <w:pPr>
-              <w:tabs>
-                <w:tab w:val="left" w:pos="915"/>
-              </w:tabs>
-            </w:pPr>
-            <w:r>
-              <w:t>Kritikgespräch</w:t>
-            </w:r>
-          </w:p>
-        </w:tc>
-        <w:tc>
-          <w:tcPr>
-            <w:tcW w:w="1812" w:type="dxa"/>
-          </w:tcPr>
-          <w:p>
-            <w:pPr>
-              <w:tabs>
-                <w:tab w:val="left" w:pos="915"/>
-              </w:tabs>
-            </w:pPr>
-          </w:p>
-        </w:tc>
-        <w:tc>
-          <w:tcPr>
-            <w:tcW w:w="1813" w:type="dxa"/>
-          </w:tcPr>
-          <w:p>
-            <w:pPr>
-              <w:tabs>
-                <w:tab w:val="left" w:pos="915"/>
-              </w:tabs>
-            </w:pPr>
-          </w:p>
-        </w:tc>
-        <w:tc>
-          <w:tcPr>
-            <w:tcW w:w="1813" w:type="dxa"/>
-          </w:tcPr>
-          <w:p>
-            <w:pPr>
-              <w:tabs>
-                <w:tab w:val="left" w:pos="915"/>
-              </w:tabs>
-            </w:pPr>
           </w:p>
         </w:tc>
       </w:tr>
     </w:tbl>
+    <w:p/>
+    <w:p/>
     <w:p>
       <w:pPr>
         <w:tabs>
@@ -4542,12 +2634,14 @@
       <w:tblPr>
         <w:tblStyle w:val="Tabellenraster"/>
         <w:tblW w:w="0" w:type="auto"/>
+        <w:tblInd w:w="-431" w:type="dxa"/>
+        <w:tblLayout w:type="fixed"/>
         <w:tblLook w:val="04A0" w:firstRow="1" w:lastRow="0" w:firstColumn="1" w:lastColumn="0" w:noHBand="0" w:noVBand="1"/>
       </w:tblPr>
       <w:tblGrid>
-        <w:gridCol w:w="1480"/>
+        <w:gridCol w:w="1911"/>
         <w:gridCol w:w="1327"/>
-        <w:gridCol w:w="1549"/>
+        <w:gridCol w:w="1658"/>
         <w:gridCol w:w="1814"/>
       </w:tblGrid>
       <w:tr>
@@ -4556,7 +2650,7 @@
         </w:trPr>
         <w:tc>
           <w:tcPr>
-            <w:tcW w:w="1480" w:type="dxa"/>
+            <w:tcW w:w="1911" w:type="dxa"/>
           </w:tcPr>
           <w:p>
             <w:pPr>
@@ -4586,7 +2680,7 @@
         </w:tc>
         <w:tc>
           <w:tcPr>
-            <w:tcW w:w="1335" w:type="dxa"/>
+            <w:tcW w:w="1658" w:type="dxa"/>
           </w:tcPr>
           <w:p>
             <w:pPr>
@@ -4601,7 +2695,7 @@
         </w:tc>
         <w:tc>
           <w:tcPr>
-            <w:tcW w:w="1450" w:type="dxa"/>
+            <w:tcW w:w="1814" w:type="dxa"/>
           </w:tcPr>
           <w:p>
             <w:pPr>
@@ -4621,7 +2715,7 @@
         </w:trPr>
         <w:tc>
           <w:tcPr>
-            <w:tcW w:w="1480" w:type="dxa"/>
+            <w:tcW w:w="1911" w:type="dxa"/>
           </w:tcPr>
           <w:p>
             <w:pPr>
@@ -4651,7 +2745,7 @@
         </w:tc>
         <w:tc>
           <w:tcPr>
-            <w:tcW w:w="1335" w:type="dxa"/>
+            <w:tcW w:w="1658" w:type="dxa"/>
           </w:tcPr>
           <w:p>
             <w:pPr>
@@ -4660,13 +2754,19 @@
               </w:tabs>
             </w:pPr>
             <w:r>
-              <w:t>25€/h</w:t>
-            </w:r>
-          </w:p>
-        </w:tc>
-        <w:tc>
-          <w:tcPr>
-            <w:tcW w:w="1450" w:type="dxa"/>
+              <w:t>25</w:t>
+            </w:r>
+            <w:r>
+              <w:t xml:space="preserve"> </w:t>
+            </w:r>
+            <w:r>
+              <w:t>€/h</w:t>
+            </w:r>
+          </w:p>
+        </w:tc>
+        <w:tc>
+          <w:tcPr>
+            <w:tcW w:w="1814" w:type="dxa"/>
           </w:tcPr>
           <w:p>
             <w:pPr>
@@ -4686,7 +2786,7 @@
         </w:trPr>
         <w:tc>
           <w:tcPr>
-            <w:tcW w:w="1480" w:type="dxa"/>
+            <w:tcW w:w="1911" w:type="dxa"/>
           </w:tcPr>
           <w:p>
             <w:pPr>
@@ -4694,11 +2794,9 @@
                 <w:tab w:val="left" w:pos="915"/>
               </w:tabs>
             </w:pPr>
-            <w:proofErr w:type="spellStart"/>
             <w:r>
               <w:t>Rijad</w:t>
             </w:r>
-            <w:proofErr w:type="spellEnd"/>
           </w:p>
         </w:tc>
         <w:tc>
@@ -4718,7 +2816,7 @@
         </w:tc>
         <w:tc>
           <w:tcPr>
-            <w:tcW w:w="1335" w:type="dxa"/>
+            <w:tcW w:w="1658" w:type="dxa"/>
           </w:tcPr>
           <w:p>
             <w:pPr>
@@ -4727,13 +2825,19 @@
               </w:tabs>
             </w:pPr>
             <w:r>
-              <w:t>30€/h</w:t>
-            </w:r>
-          </w:p>
-        </w:tc>
-        <w:tc>
-          <w:tcPr>
-            <w:tcW w:w="1450" w:type="dxa"/>
+              <w:t>30</w:t>
+            </w:r>
+            <w:r>
+              <w:t xml:space="preserve"> </w:t>
+            </w:r>
+            <w:r>
+              <w:t>€/h</w:t>
+            </w:r>
+          </w:p>
+        </w:tc>
+        <w:tc>
+          <w:tcPr>
+            <w:tcW w:w="1814" w:type="dxa"/>
           </w:tcPr>
           <w:p>
             <w:pPr>
@@ -4753,7 +2857,7 @@
         </w:trPr>
         <w:tc>
           <w:tcPr>
-            <w:tcW w:w="1480" w:type="dxa"/>
+            <w:tcW w:w="1911" w:type="dxa"/>
           </w:tcPr>
           <w:p>
             <w:pPr>
@@ -4783,7 +2887,7 @@
         </w:tc>
         <w:tc>
           <w:tcPr>
-            <w:tcW w:w="1335" w:type="dxa"/>
+            <w:tcW w:w="1658" w:type="dxa"/>
           </w:tcPr>
           <w:p>
             <w:pPr>
@@ -4792,13 +2896,19 @@
               </w:tabs>
             </w:pPr>
             <w:r>
-              <w:t>20€/h</w:t>
-            </w:r>
-          </w:p>
-        </w:tc>
-        <w:tc>
-          <w:tcPr>
-            <w:tcW w:w="1450" w:type="dxa"/>
+              <w:t>20</w:t>
+            </w:r>
+            <w:r>
+              <w:t xml:space="preserve"> </w:t>
+            </w:r>
+            <w:r>
+              <w:t>€/h</w:t>
+            </w:r>
+          </w:p>
+        </w:tc>
+        <w:tc>
+          <w:tcPr>
+            <w:tcW w:w="1814" w:type="dxa"/>
           </w:tcPr>
           <w:p>
             <w:pPr>
@@ -4818,7 +2928,7 @@
         </w:trPr>
         <w:tc>
           <w:tcPr>
-            <w:tcW w:w="1480" w:type="dxa"/>
+            <w:tcW w:w="1911" w:type="dxa"/>
           </w:tcPr>
           <w:p>
             <w:pPr>
@@ -4826,11 +2936,9 @@
                 <w:tab w:val="left" w:pos="915"/>
               </w:tabs>
             </w:pPr>
-            <w:proofErr w:type="spellStart"/>
             <w:r>
               <w:t>Lauin</w:t>
             </w:r>
-            <w:proofErr w:type="spellEnd"/>
           </w:p>
         </w:tc>
         <w:tc>
@@ -4850,7 +2958,7 @@
         </w:tc>
         <w:tc>
           <w:tcPr>
-            <w:tcW w:w="1335" w:type="dxa"/>
+            <w:tcW w:w="1658" w:type="dxa"/>
           </w:tcPr>
           <w:p>
             <w:pPr>
@@ -4859,13 +2967,19 @@
               </w:tabs>
             </w:pPr>
             <w:r>
-              <w:t>30€/h</w:t>
-            </w:r>
-          </w:p>
-        </w:tc>
-        <w:tc>
-          <w:tcPr>
-            <w:tcW w:w="1450" w:type="dxa"/>
+              <w:t>30</w:t>
+            </w:r>
+            <w:r>
+              <w:t xml:space="preserve"> </w:t>
+            </w:r>
+            <w:r>
+              <w:t>€/h</w:t>
+            </w:r>
+          </w:p>
+        </w:tc>
+        <w:tc>
+          <w:tcPr>
+            <w:tcW w:w="1814" w:type="dxa"/>
           </w:tcPr>
           <w:p>
             <w:pPr>
@@ -4885,7 +2999,7 @@
         </w:trPr>
         <w:tc>
           <w:tcPr>
-            <w:tcW w:w="1480" w:type="dxa"/>
+            <w:tcW w:w="1911" w:type="dxa"/>
           </w:tcPr>
           <w:p>
             <w:pPr>
@@ -4918,7 +3032,7 @@
         </w:tc>
         <w:tc>
           <w:tcPr>
-            <w:tcW w:w="1335" w:type="dxa"/>
+            <w:tcW w:w="1658" w:type="dxa"/>
           </w:tcPr>
           <w:p>
             <w:pPr>
@@ -4930,13 +3044,16 @@
               <w:t>4000</w:t>
             </w:r>
             <w:r>
+              <w:t xml:space="preserve"> </w:t>
+            </w:r>
+            <w:r>
               <w:t>€</w:t>
             </w:r>
           </w:p>
         </w:tc>
         <w:tc>
           <w:tcPr>
-            <w:tcW w:w="1450" w:type="dxa"/>
+            <w:tcW w:w="1814" w:type="dxa"/>
           </w:tcPr>
           <w:p>
             <w:pPr>
@@ -4959,7 +3076,7 @@
         </w:trPr>
         <w:tc>
           <w:tcPr>
-            <w:tcW w:w="1480" w:type="dxa"/>
+            <w:tcW w:w="1911" w:type="dxa"/>
           </w:tcPr>
           <w:p>
             <w:pPr>
@@ -4989,7 +3106,7 @@
         </w:tc>
         <w:tc>
           <w:tcPr>
-            <w:tcW w:w="1335" w:type="dxa"/>
+            <w:tcW w:w="1658" w:type="dxa"/>
           </w:tcPr>
           <w:p>
             <w:pPr>
@@ -4998,13 +3115,19 @@
               </w:tabs>
             </w:pPr>
             <w:r>
-              <w:t>20€</w:t>
-            </w:r>
-          </w:p>
-        </w:tc>
-        <w:tc>
-          <w:tcPr>
-            <w:tcW w:w="1450" w:type="dxa"/>
+              <w:t>20</w:t>
+            </w:r>
+            <w:r>
+              <w:t xml:space="preserve"> </w:t>
+            </w:r>
+            <w:r>
+              <w:t>€</w:t>
+            </w:r>
+          </w:p>
+        </w:tc>
+        <w:tc>
+          <w:tcPr>
+            <w:tcW w:w="1814" w:type="dxa"/>
           </w:tcPr>
           <w:p>
             <w:pPr>
@@ -5023,11 +3146,11 @@
       </w:tr>
       <w:tr>
         <w:trPr>
-          <w:trHeight w:val="282"/>
+          <w:trHeight w:val="575"/>
         </w:trPr>
         <w:tc>
           <w:tcPr>
-            <w:tcW w:w="1480" w:type="dxa"/>
+            <w:tcW w:w="1911" w:type="dxa"/>
           </w:tcPr>
           <w:p>
             <w:pPr>
@@ -5036,7 +3159,22 @@
               </w:tabs>
             </w:pPr>
             <w:r>
-              <w:t>Tastatur</w:t>
+              <w:t xml:space="preserve">Visual </w:t>
+            </w:r>
+            <w:r>
+              <w:t>S</w:t>
+            </w:r>
+            <w:r>
+              <w:t xml:space="preserve">tudio </w:t>
+            </w:r>
+            <w:r>
+              <w:t>(20</w:t>
+            </w:r>
+            <w:r>
+              <w:t>22</w:t>
+            </w:r>
+            <w:r>
+              <w:t>)</w:t>
             </w:r>
           </w:p>
         </w:tc>
@@ -5051,13 +3189,13 @@
               </w:tabs>
             </w:pPr>
             <w:r>
-              <w:t>400%</w:t>
-            </w:r>
-          </w:p>
-        </w:tc>
-        <w:tc>
-          <w:tcPr>
-            <w:tcW w:w="1335" w:type="dxa"/>
+              <w:t>100%</w:t>
+            </w:r>
+          </w:p>
+        </w:tc>
+        <w:tc>
+          <w:tcPr>
+            <w:tcW w:w="1658" w:type="dxa"/>
           </w:tcPr>
           <w:p>
             <w:pPr>
@@ -5066,16 +3204,19 @@
               </w:tabs>
             </w:pPr>
             <w:r>
-              <w:t>200</w:t>
+              <w:t xml:space="preserve">85 </w:t>
             </w:r>
             <w:r>
               <w:t>€</w:t>
             </w:r>
-          </w:p>
-        </w:tc>
-        <w:tc>
-          <w:tcPr>
-            <w:tcW w:w="1450" w:type="dxa"/>
+            <w:r>
+              <w:t>/M</w:t>
+            </w:r>
+          </w:p>
+        </w:tc>
+        <w:tc>
+          <w:tcPr>
+            <w:tcW w:w="1814" w:type="dxa"/>
           </w:tcPr>
           <w:p>
             <w:pPr>
@@ -5098,7 +3239,7 @@
         </w:trPr>
         <w:tc>
           <w:tcPr>
-            <w:tcW w:w="1480" w:type="dxa"/>
+            <w:tcW w:w="1911" w:type="dxa"/>
           </w:tcPr>
           <w:p>
             <w:pPr>
@@ -5107,7 +3248,7 @@
               </w:tabs>
             </w:pPr>
             <w:r>
-              <w:t xml:space="preserve">Maus </w:t>
+              <w:t xml:space="preserve">Word </w:t>
             </w:r>
           </w:p>
         </w:tc>
@@ -5122,13 +3263,13 @@
               </w:tabs>
             </w:pPr>
             <w:r>
-              <w:t>400%</w:t>
-            </w:r>
-          </w:p>
-        </w:tc>
-        <w:tc>
-          <w:tcPr>
-            <w:tcW w:w="1335" w:type="dxa"/>
+              <w:t>100%</w:t>
+            </w:r>
+          </w:p>
+        </w:tc>
+        <w:tc>
+          <w:tcPr>
+            <w:tcW w:w="1658" w:type="dxa"/>
           </w:tcPr>
           <w:p>
             <w:pPr>
@@ -5137,16 +3278,19 @@
               </w:tabs>
             </w:pPr>
             <w:r>
-              <w:t>170</w:t>
+              <w:t>99</w:t>
             </w:r>
             <w:r>
               <w:t>€</w:t>
             </w:r>
-          </w:p>
-        </w:tc>
-        <w:tc>
-          <w:tcPr>
-            <w:tcW w:w="1450" w:type="dxa"/>
+            <w:r>
+              <w:t>/J</w:t>
+            </w:r>
+          </w:p>
+        </w:tc>
+        <w:tc>
+          <w:tcPr>
+            <w:tcW w:w="1814" w:type="dxa"/>
           </w:tcPr>
           <w:p>
             <w:pPr>
@@ -5169,7 +3313,7 @@
         </w:trPr>
         <w:tc>
           <w:tcPr>
-            <w:tcW w:w="1480" w:type="dxa"/>
+            <w:tcW w:w="1911" w:type="dxa"/>
           </w:tcPr>
           <w:p>
             <w:pPr>
@@ -5178,7 +3322,7 @@
               </w:tabs>
             </w:pPr>
             <w:r>
-              <w:t>Monitor</w:t>
+              <w:t>Ms Project</w:t>
             </w:r>
           </w:p>
         </w:tc>
@@ -5193,13 +3337,13 @@
               </w:tabs>
             </w:pPr>
             <w:r>
-              <w:t>400%</w:t>
-            </w:r>
-          </w:p>
-        </w:tc>
-        <w:tc>
-          <w:tcPr>
-            <w:tcW w:w="1335" w:type="dxa"/>
+              <w:t>100%</w:t>
+            </w:r>
+          </w:p>
+        </w:tc>
+        <w:tc>
+          <w:tcPr>
+            <w:tcW w:w="1658" w:type="dxa"/>
           </w:tcPr>
           <w:p>
             <w:pPr>
@@ -5208,13 +3352,13 @@
               </w:tabs>
             </w:pPr>
             <w:r>
-              <w:t>650€</w:t>
-            </w:r>
-          </w:p>
-        </w:tc>
-        <w:tc>
-          <w:tcPr>
-            <w:tcW w:w="1450" w:type="dxa"/>
+              <w:t>2,77€/M</w:t>
+            </w:r>
+          </w:p>
+        </w:tc>
+        <w:tc>
+          <w:tcPr>
+            <w:tcW w:w="1814" w:type="dxa"/>
           </w:tcPr>
           <w:p>
             <w:pPr>
@@ -5233,11 +3377,11 @@
       </w:tr>
       <w:tr>
         <w:trPr>
-          <w:trHeight w:val="575"/>
+          <w:trHeight w:val="292"/>
         </w:trPr>
         <w:tc>
           <w:tcPr>
-            <w:tcW w:w="1480" w:type="dxa"/>
+            <w:tcW w:w="1911" w:type="dxa"/>
           </w:tcPr>
           <w:p>
             <w:pPr>
@@ -5246,22 +3390,7 @@
               </w:tabs>
             </w:pPr>
             <w:r>
-              <w:t xml:space="preserve">Visual </w:t>
-            </w:r>
-            <w:r>
-              <w:t>S</w:t>
-            </w:r>
-            <w:r>
-              <w:t xml:space="preserve">tudio </w:t>
-            </w:r>
-            <w:r>
-              <w:t>(20</w:t>
-            </w:r>
-            <w:r>
-              <w:t>22</w:t>
-            </w:r>
-            <w:r>
-              <w:t>)</w:t>
+              <w:t>MySQL</w:t>
             </w:r>
           </w:p>
         </w:tc>
@@ -5282,7 +3411,7 @@
         </w:tc>
         <w:tc>
           <w:tcPr>
-            <w:tcW w:w="1335" w:type="dxa"/>
+            <w:tcW w:w="1658" w:type="dxa"/>
           </w:tcPr>
           <w:p>
             <w:pPr>
@@ -5291,13 +3420,19 @@
               </w:tabs>
             </w:pPr>
             <w:r>
-              <w:t>0€</w:t>
-            </w:r>
-          </w:p>
-        </w:tc>
-        <w:tc>
-          <w:tcPr>
-            <w:tcW w:w="1450" w:type="dxa"/>
+              <w:t>12</w:t>
+            </w:r>
+            <w:r>
+              <w:t>€</w:t>
+            </w:r>
+            <w:r>
+              <w:t>/M</w:t>
+            </w:r>
+          </w:p>
+        </w:tc>
+        <w:tc>
+          <w:tcPr>
+            <w:tcW w:w="1814" w:type="dxa"/>
           </w:tcPr>
           <w:p>
             <w:pPr>
@@ -5320,7 +3455,7 @@
         </w:trPr>
         <w:tc>
           <w:tcPr>
-            <w:tcW w:w="1480" w:type="dxa"/>
+            <w:tcW w:w="1911" w:type="dxa"/>
           </w:tcPr>
           <w:p>
             <w:pPr>
@@ -5329,7 +3464,7 @@
               </w:tabs>
             </w:pPr>
             <w:r>
-              <w:t xml:space="preserve">Word </w:t>
+              <w:t>Github</w:t>
             </w:r>
           </w:p>
         </w:tc>
@@ -5344,13 +3479,13 @@
               </w:tabs>
             </w:pPr>
             <w:r>
-              <w:t>100%</w:t>
-            </w:r>
-          </w:p>
-        </w:tc>
-        <w:tc>
-          <w:tcPr>
-            <w:tcW w:w="1335" w:type="dxa"/>
+              <w:t>400%</w:t>
+            </w:r>
+          </w:p>
+        </w:tc>
+        <w:tc>
+          <w:tcPr>
+            <w:tcW w:w="1658" w:type="dxa"/>
           </w:tcPr>
           <w:p>
             <w:pPr>
@@ -5359,13 +3494,19 @@
               </w:tabs>
             </w:pPr>
             <w:r>
-              <w:t>0€(Schullizenz)</w:t>
-            </w:r>
-          </w:p>
-        </w:tc>
-        <w:tc>
-          <w:tcPr>
-            <w:tcW w:w="1450" w:type="dxa"/>
+              <w:t>12</w:t>
+            </w:r>
+            <w:r>
+              <w:t>€</w:t>
+            </w:r>
+            <w:r>
+              <w:t>/M</w:t>
+            </w:r>
+          </w:p>
+        </w:tc>
+        <w:tc>
+          <w:tcPr>
+            <w:tcW w:w="1814" w:type="dxa"/>
           </w:tcPr>
           <w:p>
             <w:pPr>
@@ -5374,932 +3515,12 @@
               </w:tabs>
             </w:pPr>
             <w:r>
-              <w:t>Kosten (Pauschal</w:t>
-            </w:r>
-            <w:r>
-              <w:t>)</w:t>
-            </w:r>
-          </w:p>
-        </w:tc>
-      </w:tr>
-      <w:tr>
-        <w:trPr>
-          <w:trHeight w:val="292"/>
-        </w:trPr>
-        <w:tc>
-          <w:tcPr>
-            <w:tcW w:w="1480" w:type="dxa"/>
-          </w:tcPr>
-          <w:p>
-            <w:pPr>
-              <w:tabs>
-                <w:tab w:val="left" w:pos="915"/>
-              </w:tabs>
-            </w:pPr>
-            <w:r>
-              <w:t>Ms Project</w:t>
-            </w:r>
-          </w:p>
-        </w:tc>
-        <w:tc>
-          <w:tcPr>
-            <w:tcW w:w="1327" w:type="dxa"/>
-          </w:tcPr>
-          <w:p>
-            <w:pPr>
-              <w:tabs>
-                <w:tab w:val="left" w:pos="915"/>
-              </w:tabs>
-            </w:pPr>
-            <w:r>
-              <w:t>100%</w:t>
-            </w:r>
-          </w:p>
-        </w:tc>
-        <w:tc>
-          <w:tcPr>
-            <w:tcW w:w="1335" w:type="dxa"/>
-          </w:tcPr>
-          <w:p>
-            <w:pPr>
-              <w:tabs>
-                <w:tab w:val="left" w:pos="915"/>
-              </w:tabs>
-            </w:pPr>
-            <w:r>
-              <w:t>0€</w:t>
-            </w:r>
-            <w:r>
-              <w:t>(Schullizenz)</w:t>
-            </w:r>
-          </w:p>
-        </w:tc>
-        <w:tc>
-          <w:tcPr>
-            <w:tcW w:w="1450" w:type="dxa"/>
-          </w:tcPr>
-          <w:p>
-            <w:pPr>
-              <w:tabs>
-                <w:tab w:val="left" w:pos="915"/>
-              </w:tabs>
-            </w:pPr>
-            <w:r>
-              <w:t>Kosten (Pauschal</w:t>
-            </w:r>
-            <w:r>
-              <w:t>)</w:t>
-            </w:r>
-          </w:p>
-        </w:tc>
-      </w:tr>
-      <w:tr>
-        <w:trPr>
-          <w:trHeight w:val="292"/>
-        </w:trPr>
-        <w:tc>
-          <w:tcPr>
-            <w:tcW w:w="1480" w:type="dxa"/>
-          </w:tcPr>
-          <w:p>
-            <w:pPr>
-              <w:tabs>
-                <w:tab w:val="left" w:pos="915"/>
-              </w:tabs>
-            </w:pPr>
-            <w:r>
-              <w:t>MySQL</w:t>
-            </w:r>
-          </w:p>
-        </w:tc>
-        <w:tc>
-          <w:tcPr>
-            <w:tcW w:w="1327" w:type="dxa"/>
-          </w:tcPr>
-          <w:p>
-            <w:pPr>
-              <w:tabs>
-                <w:tab w:val="left" w:pos="915"/>
-              </w:tabs>
-            </w:pPr>
-            <w:r>
-              <w:t>100%</w:t>
-            </w:r>
-          </w:p>
-        </w:tc>
-        <w:tc>
-          <w:tcPr>
-            <w:tcW w:w="1335" w:type="dxa"/>
-          </w:tcPr>
-          <w:p>
-            <w:pPr>
-              <w:tabs>
-                <w:tab w:val="left" w:pos="915"/>
-              </w:tabs>
-            </w:pPr>
-            <w:r>
-              <w:t>0€</w:t>
-            </w:r>
-          </w:p>
-        </w:tc>
-        <w:tc>
-          <w:tcPr>
-            <w:tcW w:w="1450" w:type="dxa"/>
-          </w:tcPr>
-          <w:p>
-            <w:pPr>
-              <w:tabs>
-                <w:tab w:val="left" w:pos="915"/>
-              </w:tabs>
-            </w:pPr>
-            <w:r>
-              <w:t>Kosten (Pauschal</w:t>
-            </w:r>
-            <w:r>
-              <w:t>)</w:t>
-            </w:r>
-          </w:p>
-        </w:tc>
-      </w:tr>
-      <w:tr>
-        <w:trPr>
-          <w:trHeight w:val="292"/>
-        </w:trPr>
-        <w:tc>
-          <w:tcPr>
-            <w:tcW w:w="1480" w:type="dxa"/>
-          </w:tcPr>
-          <w:p>
-            <w:pPr>
-              <w:tabs>
-                <w:tab w:val="left" w:pos="915"/>
-              </w:tabs>
-            </w:pPr>
-            <w:proofErr w:type="spellStart"/>
-            <w:r>
-              <w:t>Github</w:t>
-            </w:r>
-            <w:proofErr w:type="spellEnd"/>
-          </w:p>
-        </w:tc>
-        <w:tc>
-          <w:tcPr>
-            <w:tcW w:w="1327" w:type="dxa"/>
-          </w:tcPr>
-          <w:p>
-            <w:pPr>
-              <w:tabs>
-                <w:tab w:val="left" w:pos="915"/>
-              </w:tabs>
-            </w:pPr>
-            <w:r>
-              <w:t>400%</w:t>
-            </w:r>
-          </w:p>
-        </w:tc>
-        <w:tc>
-          <w:tcPr>
-            <w:tcW w:w="1335" w:type="dxa"/>
-          </w:tcPr>
-          <w:p>
-            <w:pPr>
-              <w:tabs>
-                <w:tab w:val="left" w:pos="915"/>
-              </w:tabs>
-            </w:pPr>
-            <w:r>
-              <w:t>0</w:t>
-            </w:r>
-            <w:r>
-              <w:t>€</w:t>
-            </w:r>
-          </w:p>
-        </w:tc>
-        <w:tc>
-          <w:tcPr>
-            <w:tcW w:w="1450" w:type="dxa"/>
-          </w:tcPr>
-          <w:p>
-            <w:pPr>
-              <w:tabs>
-                <w:tab w:val="left" w:pos="915"/>
-              </w:tabs>
-            </w:pPr>
-            <w:r>
               <w:t>Kosten (Pauschal)</w:t>
             </w:r>
-          </w:p>
-        </w:tc>
-      </w:tr>
-      <w:tr>
-        <w:trPr>
-          <w:trHeight w:val="282"/>
-        </w:trPr>
-        <w:tc>
-          <w:tcPr>
-            <w:tcW w:w="1480" w:type="dxa"/>
-          </w:tcPr>
-          <w:p>
-            <w:pPr>
-              <w:tabs>
-                <w:tab w:val="left" w:pos="915"/>
-              </w:tabs>
-            </w:pPr>
-            <w:r>
-              <w:t xml:space="preserve">Internet </w:t>
-            </w:r>
-          </w:p>
-        </w:tc>
-        <w:tc>
-          <w:tcPr>
-            <w:tcW w:w="1327" w:type="dxa"/>
-          </w:tcPr>
-          <w:p>
-            <w:pPr>
-              <w:tabs>
-                <w:tab w:val="left" w:pos="915"/>
-              </w:tabs>
-            </w:pPr>
-            <w:r>
-              <w:t>100%</w:t>
-            </w:r>
-          </w:p>
-        </w:tc>
-        <w:tc>
-          <w:tcPr>
-            <w:tcW w:w="1335" w:type="dxa"/>
-          </w:tcPr>
-          <w:p>
-            <w:pPr>
-              <w:tabs>
-                <w:tab w:val="left" w:pos="915"/>
-              </w:tabs>
-            </w:pPr>
-            <w:r>
-              <w:t>20€</w:t>
-            </w:r>
-          </w:p>
-        </w:tc>
-        <w:tc>
-          <w:tcPr>
-            <w:tcW w:w="1450" w:type="dxa"/>
-          </w:tcPr>
-          <w:p>
-            <w:pPr>
-              <w:tabs>
-                <w:tab w:val="left" w:pos="915"/>
-              </w:tabs>
-            </w:pPr>
-            <w:r>
-              <w:t>Kosten (Pauschal)</w:t>
-            </w:r>
-          </w:p>
-        </w:tc>
-      </w:tr>
-      <w:tr>
-        <w:trPr>
-          <w:trHeight w:val="292"/>
-        </w:trPr>
-        <w:tc>
-          <w:tcPr>
-            <w:tcW w:w="1480" w:type="dxa"/>
-          </w:tcPr>
-          <w:p>
-            <w:pPr>
-              <w:tabs>
-                <w:tab w:val="left" w:pos="915"/>
-              </w:tabs>
-            </w:pPr>
-          </w:p>
-        </w:tc>
-        <w:tc>
-          <w:tcPr>
-            <w:tcW w:w="1327" w:type="dxa"/>
-          </w:tcPr>
-          <w:p>
-            <w:pPr>
-              <w:tabs>
-                <w:tab w:val="left" w:pos="915"/>
-              </w:tabs>
-            </w:pPr>
-          </w:p>
-        </w:tc>
-        <w:tc>
-          <w:tcPr>
-            <w:tcW w:w="1335" w:type="dxa"/>
-          </w:tcPr>
-          <w:p>
-            <w:pPr>
-              <w:tabs>
-                <w:tab w:val="left" w:pos="915"/>
-              </w:tabs>
-            </w:pPr>
-          </w:p>
-        </w:tc>
-        <w:tc>
-          <w:tcPr>
-            <w:tcW w:w="1450" w:type="dxa"/>
-          </w:tcPr>
-          <w:p>
-            <w:pPr>
-              <w:tabs>
-                <w:tab w:val="left" w:pos="915"/>
-              </w:tabs>
-            </w:pPr>
-          </w:p>
-        </w:tc>
-      </w:tr>
-      <w:tr>
-        <w:trPr>
-          <w:trHeight w:val="292"/>
-        </w:trPr>
-        <w:tc>
-          <w:tcPr>
-            <w:tcW w:w="1480" w:type="dxa"/>
-          </w:tcPr>
-          <w:p>
-            <w:pPr>
-              <w:tabs>
-                <w:tab w:val="left" w:pos="915"/>
-              </w:tabs>
-            </w:pPr>
-          </w:p>
-        </w:tc>
-        <w:tc>
-          <w:tcPr>
-            <w:tcW w:w="1327" w:type="dxa"/>
-          </w:tcPr>
-          <w:p>
-            <w:pPr>
-              <w:tabs>
-                <w:tab w:val="left" w:pos="915"/>
-              </w:tabs>
-            </w:pPr>
-          </w:p>
-        </w:tc>
-        <w:tc>
-          <w:tcPr>
-            <w:tcW w:w="1335" w:type="dxa"/>
-          </w:tcPr>
-          <w:p>
-            <w:pPr>
-              <w:tabs>
-                <w:tab w:val="left" w:pos="915"/>
-              </w:tabs>
-            </w:pPr>
-          </w:p>
-        </w:tc>
-        <w:tc>
-          <w:tcPr>
-            <w:tcW w:w="1450" w:type="dxa"/>
-          </w:tcPr>
-          <w:p>
-            <w:pPr>
-              <w:tabs>
-                <w:tab w:val="left" w:pos="915"/>
-              </w:tabs>
-            </w:pPr>
-          </w:p>
-        </w:tc>
-      </w:tr>
-      <w:tr>
-        <w:trPr>
-          <w:trHeight w:val="292"/>
-        </w:trPr>
-        <w:tc>
-          <w:tcPr>
-            <w:tcW w:w="1480" w:type="dxa"/>
-          </w:tcPr>
-          <w:p>
-            <w:pPr>
-              <w:tabs>
-                <w:tab w:val="left" w:pos="915"/>
-              </w:tabs>
-            </w:pPr>
-          </w:p>
-        </w:tc>
-        <w:tc>
-          <w:tcPr>
-            <w:tcW w:w="1327" w:type="dxa"/>
-          </w:tcPr>
-          <w:p>
-            <w:pPr>
-              <w:tabs>
-                <w:tab w:val="left" w:pos="915"/>
-              </w:tabs>
-            </w:pPr>
-          </w:p>
-        </w:tc>
-        <w:tc>
-          <w:tcPr>
-            <w:tcW w:w="1335" w:type="dxa"/>
-          </w:tcPr>
-          <w:p>
-            <w:pPr>
-              <w:tabs>
-                <w:tab w:val="left" w:pos="915"/>
-              </w:tabs>
-            </w:pPr>
-          </w:p>
-        </w:tc>
-        <w:tc>
-          <w:tcPr>
-            <w:tcW w:w="1450" w:type="dxa"/>
-          </w:tcPr>
-          <w:p>
-            <w:pPr>
-              <w:tabs>
-                <w:tab w:val="left" w:pos="915"/>
-              </w:tabs>
-            </w:pPr>
-          </w:p>
-        </w:tc>
-      </w:tr>
-      <w:tr>
-        <w:trPr>
-          <w:trHeight w:val="292"/>
-        </w:trPr>
-        <w:tc>
-          <w:tcPr>
-            <w:tcW w:w="1480" w:type="dxa"/>
-          </w:tcPr>
-          <w:p>
-            <w:pPr>
-              <w:tabs>
-                <w:tab w:val="left" w:pos="915"/>
-              </w:tabs>
-            </w:pPr>
-          </w:p>
-        </w:tc>
-        <w:tc>
-          <w:tcPr>
-            <w:tcW w:w="1327" w:type="dxa"/>
-          </w:tcPr>
-          <w:p>
-            <w:pPr>
-              <w:tabs>
-                <w:tab w:val="left" w:pos="915"/>
-              </w:tabs>
-            </w:pPr>
-          </w:p>
-        </w:tc>
-        <w:tc>
-          <w:tcPr>
-            <w:tcW w:w="1335" w:type="dxa"/>
-          </w:tcPr>
-          <w:p>
-            <w:pPr>
-              <w:tabs>
-                <w:tab w:val="left" w:pos="915"/>
-              </w:tabs>
-            </w:pPr>
-          </w:p>
-        </w:tc>
-        <w:tc>
-          <w:tcPr>
-            <w:tcW w:w="1450" w:type="dxa"/>
-          </w:tcPr>
-          <w:p>
-            <w:pPr>
-              <w:tabs>
-                <w:tab w:val="left" w:pos="915"/>
-              </w:tabs>
-            </w:pPr>
-          </w:p>
-        </w:tc>
-      </w:tr>
-      <w:tr>
-        <w:trPr>
-          <w:trHeight w:val="282"/>
-        </w:trPr>
-        <w:tc>
-          <w:tcPr>
-            <w:tcW w:w="1480" w:type="dxa"/>
-          </w:tcPr>
-          <w:p>
-            <w:pPr>
-              <w:tabs>
-                <w:tab w:val="left" w:pos="915"/>
-              </w:tabs>
-            </w:pPr>
-          </w:p>
-        </w:tc>
-        <w:tc>
-          <w:tcPr>
-            <w:tcW w:w="1327" w:type="dxa"/>
-          </w:tcPr>
-          <w:p>
-            <w:pPr>
-              <w:tabs>
-                <w:tab w:val="left" w:pos="915"/>
-              </w:tabs>
-            </w:pPr>
-          </w:p>
-        </w:tc>
-        <w:tc>
-          <w:tcPr>
-            <w:tcW w:w="1335" w:type="dxa"/>
-          </w:tcPr>
-          <w:p>
-            <w:pPr>
-              <w:tabs>
-                <w:tab w:val="left" w:pos="915"/>
-              </w:tabs>
-            </w:pPr>
-          </w:p>
-        </w:tc>
-        <w:tc>
-          <w:tcPr>
-            <w:tcW w:w="1450" w:type="dxa"/>
-          </w:tcPr>
-          <w:p>
-            <w:pPr>
-              <w:tabs>
-                <w:tab w:val="left" w:pos="915"/>
-              </w:tabs>
-            </w:pPr>
-          </w:p>
-        </w:tc>
-      </w:tr>
-      <w:tr>
-        <w:trPr>
-          <w:trHeight w:val="292"/>
-        </w:trPr>
-        <w:tc>
-          <w:tcPr>
-            <w:tcW w:w="1480" w:type="dxa"/>
-          </w:tcPr>
-          <w:p>
-            <w:pPr>
-              <w:tabs>
-                <w:tab w:val="left" w:pos="915"/>
-              </w:tabs>
-            </w:pPr>
-          </w:p>
-        </w:tc>
-        <w:tc>
-          <w:tcPr>
-            <w:tcW w:w="1327" w:type="dxa"/>
-          </w:tcPr>
-          <w:p>
-            <w:pPr>
-              <w:tabs>
-                <w:tab w:val="left" w:pos="915"/>
-              </w:tabs>
-            </w:pPr>
-          </w:p>
-        </w:tc>
-        <w:tc>
-          <w:tcPr>
-            <w:tcW w:w="1335" w:type="dxa"/>
-          </w:tcPr>
-          <w:p>
-            <w:pPr>
-              <w:tabs>
-                <w:tab w:val="left" w:pos="915"/>
-              </w:tabs>
-            </w:pPr>
-          </w:p>
-        </w:tc>
-        <w:tc>
-          <w:tcPr>
-            <w:tcW w:w="1450" w:type="dxa"/>
-          </w:tcPr>
-          <w:p>
-            <w:pPr>
-              <w:tabs>
-                <w:tab w:val="left" w:pos="915"/>
-              </w:tabs>
-            </w:pPr>
-          </w:p>
-        </w:tc>
-      </w:tr>
-      <w:tr>
-        <w:trPr>
-          <w:trHeight w:val="292"/>
-        </w:trPr>
-        <w:tc>
-          <w:tcPr>
-            <w:tcW w:w="1480" w:type="dxa"/>
-          </w:tcPr>
-          <w:p>
-            <w:pPr>
-              <w:tabs>
-                <w:tab w:val="left" w:pos="915"/>
-              </w:tabs>
-            </w:pPr>
-          </w:p>
-        </w:tc>
-        <w:tc>
-          <w:tcPr>
-            <w:tcW w:w="1327" w:type="dxa"/>
-          </w:tcPr>
-          <w:p>
-            <w:pPr>
-              <w:tabs>
-                <w:tab w:val="left" w:pos="915"/>
-              </w:tabs>
-            </w:pPr>
-          </w:p>
-        </w:tc>
-        <w:tc>
-          <w:tcPr>
-            <w:tcW w:w="1335" w:type="dxa"/>
-          </w:tcPr>
-          <w:p>
-            <w:pPr>
-              <w:tabs>
-                <w:tab w:val="left" w:pos="915"/>
-              </w:tabs>
-            </w:pPr>
-          </w:p>
-        </w:tc>
-        <w:tc>
-          <w:tcPr>
-            <w:tcW w:w="1450" w:type="dxa"/>
-          </w:tcPr>
-          <w:p>
-            <w:pPr>
-              <w:tabs>
-                <w:tab w:val="left" w:pos="915"/>
-              </w:tabs>
-            </w:pPr>
-          </w:p>
-        </w:tc>
-      </w:tr>
-      <w:tr>
-        <w:trPr>
-          <w:trHeight w:val="292"/>
-        </w:trPr>
-        <w:tc>
-          <w:tcPr>
-            <w:tcW w:w="1480" w:type="dxa"/>
-          </w:tcPr>
-          <w:p>
-            <w:pPr>
-              <w:tabs>
-                <w:tab w:val="left" w:pos="915"/>
-              </w:tabs>
-            </w:pPr>
-          </w:p>
-        </w:tc>
-        <w:tc>
-          <w:tcPr>
-            <w:tcW w:w="1327" w:type="dxa"/>
-          </w:tcPr>
-          <w:p>
-            <w:pPr>
-              <w:tabs>
-                <w:tab w:val="left" w:pos="915"/>
-              </w:tabs>
-            </w:pPr>
-          </w:p>
-        </w:tc>
-        <w:tc>
-          <w:tcPr>
-            <w:tcW w:w="1335" w:type="dxa"/>
-          </w:tcPr>
-          <w:p>
-            <w:pPr>
-              <w:tabs>
-                <w:tab w:val="left" w:pos="915"/>
-              </w:tabs>
-            </w:pPr>
-          </w:p>
-        </w:tc>
-        <w:tc>
-          <w:tcPr>
-            <w:tcW w:w="1450" w:type="dxa"/>
-          </w:tcPr>
-          <w:p>
-            <w:pPr>
-              <w:tabs>
-                <w:tab w:val="left" w:pos="915"/>
-              </w:tabs>
-            </w:pPr>
-          </w:p>
-        </w:tc>
-      </w:tr>
-      <w:tr>
-        <w:trPr>
-          <w:trHeight w:val="282"/>
-        </w:trPr>
-        <w:tc>
-          <w:tcPr>
-            <w:tcW w:w="1480" w:type="dxa"/>
-          </w:tcPr>
-          <w:p>
-            <w:pPr>
-              <w:tabs>
-                <w:tab w:val="left" w:pos="915"/>
-              </w:tabs>
-            </w:pPr>
-          </w:p>
-        </w:tc>
-        <w:tc>
-          <w:tcPr>
-            <w:tcW w:w="1327" w:type="dxa"/>
-          </w:tcPr>
-          <w:p>
-            <w:pPr>
-              <w:tabs>
-                <w:tab w:val="left" w:pos="915"/>
-              </w:tabs>
-            </w:pPr>
-          </w:p>
-        </w:tc>
-        <w:tc>
-          <w:tcPr>
-            <w:tcW w:w="1335" w:type="dxa"/>
-          </w:tcPr>
-          <w:p>
-            <w:pPr>
-              <w:tabs>
-                <w:tab w:val="left" w:pos="915"/>
-              </w:tabs>
-            </w:pPr>
-          </w:p>
-        </w:tc>
-        <w:tc>
-          <w:tcPr>
-            <w:tcW w:w="1450" w:type="dxa"/>
-          </w:tcPr>
-          <w:p>
-            <w:pPr>
-              <w:tabs>
-                <w:tab w:val="left" w:pos="915"/>
-              </w:tabs>
-            </w:pPr>
-          </w:p>
-        </w:tc>
-      </w:tr>
-      <w:tr>
-        <w:trPr>
-          <w:trHeight w:val="292"/>
-        </w:trPr>
-        <w:tc>
-          <w:tcPr>
-            <w:tcW w:w="1480" w:type="dxa"/>
-          </w:tcPr>
-          <w:p>
-            <w:pPr>
-              <w:tabs>
-                <w:tab w:val="left" w:pos="915"/>
-              </w:tabs>
-            </w:pPr>
-          </w:p>
-        </w:tc>
-        <w:tc>
-          <w:tcPr>
-            <w:tcW w:w="1327" w:type="dxa"/>
-          </w:tcPr>
-          <w:p>
-            <w:pPr>
-              <w:tabs>
-                <w:tab w:val="left" w:pos="915"/>
-              </w:tabs>
-            </w:pPr>
-          </w:p>
-        </w:tc>
-        <w:tc>
-          <w:tcPr>
-            <w:tcW w:w="1335" w:type="dxa"/>
-          </w:tcPr>
-          <w:p>
-            <w:pPr>
-              <w:tabs>
-                <w:tab w:val="left" w:pos="915"/>
-              </w:tabs>
-            </w:pPr>
-          </w:p>
-        </w:tc>
-        <w:tc>
-          <w:tcPr>
-            <w:tcW w:w="1450" w:type="dxa"/>
-          </w:tcPr>
-          <w:p>
-            <w:pPr>
-              <w:tabs>
-                <w:tab w:val="left" w:pos="915"/>
-              </w:tabs>
-            </w:pPr>
-          </w:p>
-        </w:tc>
-      </w:tr>
-      <w:tr>
-        <w:trPr>
-          <w:trHeight w:val="292"/>
-        </w:trPr>
-        <w:tc>
-          <w:tcPr>
-            <w:tcW w:w="1480" w:type="dxa"/>
-          </w:tcPr>
-          <w:p>
-            <w:pPr>
-              <w:tabs>
-                <w:tab w:val="left" w:pos="915"/>
-              </w:tabs>
-            </w:pPr>
-          </w:p>
-        </w:tc>
-        <w:tc>
-          <w:tcPr>
-            <w:tcW w:w="1327" w:type="dxa"/>
-          </w:tcPr>
-          <w:p>
-            <w:pPr>
-              <w:tabs>
-                <w:tab w:val="left" w:pos="915"/>
-              </w:tabs>
-            </w:pPr>
-          </w:p>
-        </w:tc>
-        <w:tc>
-          <w:tcPr>
-            <w:tcW w:w="1335" w:type="dxa"/>
-          </w:tcPr>
-          <w:p>
-            <w:pPr>
-              <w:tabs>
-                <w:tab w:val="left" w:pos="915"/>
-              </w:tabs>
-            </w:pPr>
-          </w:p>
-        </w:tc>
-        <w:tc>
-          <w:tcPr>
-            <w:tcW w:w="1450" w:type="dxa"/>
-          </w:tcPr>
-          <w:p>
-            <w:pPr>
-              <w:tabs>
-                <w:tab w:val="left" w:pos="915"/>
-              </w:tabs>
-            </w:pPr>
-          </w:p>
-        </w:tc>
-      </w:tr>
-      <w:tr>
-        <w:trPr>
-          <w:trHeight w:val="292"/>
-        </w:trPr>
-        <w:tc>
-          <w:tcPr>
-            <w:tcW w:w="1480" w:type="dxa"/>
-          </w:tcPr>
-          <w:p>
-            <w:pPr>
-              <w:tabs>
-                <w:tab w:val="left" w:pos="915"/>
-              </w:tabs>
-            </w:pPr>
-          </w:p>
-        </w:tc>
-        <w:tc>
-          <w:tcPr>
-            <w:tcW w:w="1327" w:type="dxa"/>
-          </w:tcPr>
-          <w:p>
-            <w:pPr>
-              <w:tabs>
-                <w:tab w:val="left" w:pos="915"/>
-              </w:tabs>
-            </w:pPr>
-          </w:p>
-        </w:tc>
-        <w:tc>
-          <w:tcPr>
-            <w:tcW w:w="1335" w:type="dxa"/>
-          </w:tcPr>
-          <w:p>
-            <w:pPr>
-              <w:tabs>
-                <w:tab w:val="left" w:pos="915"/>
-              </w:tabs>
-            </w:pPr>
-          </w:p>
-        </w:tc>
-        <w:tc>
-          <w:tcPr>
-            <w:tcW w:w="1450" w:type="dxa"/>
-          </w:tcPr>
-          <w:p>
-            <w:pPr>
-              <w:tabs>
-                <w:tab w:val="left" w:pos="915"/>
-              </w:tabs>
-            </w:pPr>
           </w:p>
         </w:tc>
       </w:tr>
     </w:tbl>
-    <w:p>
-      <w:pPr>
-        <w:tabs>
-          <w:tab w:val="left" w:pos="915"/>
-        </w:tabs>
-      </w:pPr>
-    </w:p>
     <w:p>
       <w:pPr>
         <w:tabs>
@@ -6740,7 +3961,6 @@
   <w:style w:type="character" w:default="1" w:styleId="Absatz-Standardschriftart">
     <w:name w:val="Default Paragraph Font"/>
     <w:uiPriority w:val="1"/>
-    <w:semiHidden/>
     <w:unhideWhenUsed/>
   </w:style>
   <w:style w:type="table" w:default="1" w:styleId="NormaleTabelle">
@@ -11393,7 +8613,7 @@
   <dgm:whole/>
   <dgm:extLst>
     <a:ext uri="http://schemas.microsoft.com/office/drawing/2008/diagram">
-      <dsp:dataModelExt xmlns:dsp="http://schemas.microsoft.com/office/drawing/2008/diagram" relId="rId8" minVer="http://schemas.openxmlformats.org/drawingml/2006/diagram"/>
+      <dsp:dataModelExt xmlns:dsp="http://schemas.microsoft.com/office/drawing/2008/diagram" relId="rId9" minVer="http://schemas.openxmlformats.org/drawingml/2006/diagram"/>
     </a:ext>
   </dgm:extLst>
 </dgm:dataModel>
@@ -20163,4 +17383,16 @@
     </a:ext>
   </a:extLst>
 </a:theme>
+</file>
+
+<file path=customXml/item1.xml><?xml version="1.0" encoding="utf-8"?>
+<b:Sources xmlns:b="http://schemas.openxmlformats.org/officeDocument/2006/bibliography" xmlns="http://schemas.openxmlformats.org/officeDocument/2006/bibliography" SelectedStyle="\APASixthEditionOfficeOnline.xsl" StyleName="APA" Version="6"/>
+</file>
+
+<file path=customXml/itemProps1.xml><?xml version="1.0" encoding="utf-8"?>
+<ds:datastoreItem xmlns:ds="http://schemas.openxmlformats.org/officeDocument/2006/customXml" ds:itemID="{4930400E-822F-4CA6-B614-FFF735A79D92}">
+  <ds:schemaRefs>
+    <ds:schemaRef ds:uri="http://schemas.openxmlformats.org/officeDocument/2006/bibliography"/>
+  </ds:schemaRefs>
+</ds:datastoreItem>
 </file>
--- a/PSP Project.docx
+++ b/PSP Project.docx
@@ -1,6 +1,6 @@
 
 <file path=word/document.xml><?xml version="1.0" encoding="utf-8"?>
-<w:document xmlns:wpc="http://schemas.microsoft.com/office/word/2010/wordprocessingCanvas" xmlns:cx="http://schemas.microsoft.com/office/drawing/2014/chartex" xmlns:cx1="http://schemas.microsoft.com/office/drawing/2015/9/8/chartex" xmlns:cx2="http://schemas.microsoft.com/office/drawing/2015/10/21/chartex" xmlns:cx3="http://schemas.microsoft.com/office/drawing/2016/5/9/chartex" xmlns:cx4="http://schemas.microsoft.com/office/drawing/2016/5/10/chartex" xmlns:cx5="http://schemas.microsoft.com/office/drawing/2016/5/11/chartex" xmlns:cx6="http://schemas.microsoft.com/office/drawing/2016/5/12/chartex" xmlns:cx7="http://schemas.microsoft.com/office/drawing/2016/5/13/chartex" xmlns:cx8="http://schemas.microsoft.com/office/drawing/2016/5/14/chartex" xmlns:mc="http://schemas.openxmlformats.org/markup-compatibility/2006" xmlns:aink="http://schemas.microsoft.com/office/drawing/2016/ink" xmlns:am3d="http://schemas.microsoft.com/office/drawing/2017/model3d" xmlns:o="urn:schemas-microsoft-com:office:office" xmlns:oel="http://schemas.microsoft.com/office/2019/extlst" xmlns:r="http://schemas.openxmlformats.org/officeDocument/2006/relationships" xmlns:m="http://schemas.openxmlformats.org/officeDocument/2006/math" xmlns:v="urn:schemas-microsoft-com:vml" xmlns:wp14="http://schemas.microsoft.com/office/word/2010/wordprocessingDrawing" xmlns:wp="http://schemas.openxmlformats.org/drawingml/2006/wordprocessingDrawing" xmlns:w10="urn:schemas-microsoft-com:office:word" xmlns:w="http://schemas.openxmlformats.org/wordprocessingml/2006/main" xmlns:w14="http://schemas.microsoft.com/office/word/2010/wordml" xmlns:w15="http://schemas.microsoft.com/office/word/2012/wordml" xmlns:w16cex="http://schemas.microsoft.com/office/word/2018/wordml/cex" xmlns:w16cid="http://schemas.microsoft.com/office/word/2016/wordml/cid" xmlns:w16="http://schemas.microsoft.com/office/word/2018/wordml" xmlns:w16sdtdh="http://schemas.microsoft.com/office/word/2020/wordml/sdtdatahash" xmlns:w16se="http://schemas.microsoft.com/office/word/2015/wordml/symex" xmlns:wpg="http://schemas.microsoft.com/office/word/2010/wordprocessingGroup" xmlns:wpi="http://schemas.microsoft.com/office/word/2010/wordprocessingInk" xmlns:wne="http://schemas.microsoft.com/office/word/2006/wordml" xmlns:wps="http://schemas.microsoft.com/office/word/2010/wordprocessingShape" mc:Ignorable="w14 w15 w16se w16cid w16 w16cex w16sdtdh wp14">
+<w:document xmlns:wpc="http://schemas.microsoft.com/office/word/2010/wordprocessingCanvas" xmlns:cx="http://schemas.microsoft.com/office/drawing/2014/chartex" xmlns:cx1="http://schemas.microsoft.com/office/drawing/2015/9/8/chartex" xmlns:cx2="http://schemas.microsoft.com/office/drawing/2015/10/21/chartex" xmlns:cx3="http://schemas.microsoft.com/office/drawing/2016/5/9/chartex" xmlns:cx4="http://schemas.microsoft.com/office/drawing/2016/5/10/chartex" xmlns:cx5="http://schemas.microsoft.com/office/drawing/2016/5/11/chartex" xmlns:cx6="http://schemas.microsoft.com/office/drawing/2016/5/12/chartex" xmlns:cx7="http://schemas.microsoft.com/office/drawing/2016/5/13/chartex" xmlns:cx8="http://schemas.microsoft.com/office/drawing/2016/5/14/chartex" xmlns:mc="http://schemas.openxmlformats.org/markup-compatibility/2006" xmlns:aink="http://schemas.microsoft.com/office/drawing/2016/ink" xmlns:am3d="http://schemas.microsoft.com/office/drawing/2017/model3d" xmlns:o="urn:schemas-microsoft-com:office:office" xmlns:r="http://schemas.openxmlformats.org/officeDocument/2006/relationships" xmlns:m="http://schemas.openxmlformats.org/officeDocument/2006/math" xmlns:v="urn:schemas-microsoft-com:vml" xmlns:wp14="http://schemas.microsoft.com/office/word/2010/wordprocessingDrawing" xmlns:wp="http://schemas.openxmlformats.org/drawingml/2006/wordprocessingDrawing" xmlns:w10="urn:schemas-microsoft-com:office:word" xmlns:w="http://schemas.openxmlformats.org/wordprocessingml/2006/main" xmlns:w14="http://schemas.microsoft.com/office/word/2010/wordml" xmlns:w15="http://schemas.microsoft.com/office/word/2012/wordml" xmlns:w16cex="http://schemas.microsoft.com/office/word/2018/wordml/cex" xmlns:w16cid="http://schemas.microsoft.com/office/word/2016/wordml/cid" xmlns:w16="http://schemas.microsoft.com/office/word/2018/wordml" xmlns:w16sdtdh="http://schemas.microsoft.com/office/word/2020/wordml/sdtdatahash" xmlns:w16se="http://schemas.microsoft.com/office/word/2015/wordml/symex" xmlns:wpg="http://schemas.microsoft.com/office/word/2010/wordprocessingGroup" xmlns:wpi="http://schemas.microsoft.com/office/word/2010/wordprocessingInk" xmlns:wne="http://schemas.microsoft.com/office/word/2006/wordml" xmlns:wps="http://schemas.microsoft.com/office/word/2010/wordprocessingShape" mc:Ignorable="w14 w15 w16se w16cid w16 w16cex w16sdtdh wp14">
   <w:body>
     <w:p>
       <w:pPr>
@@ -22,14 +22,14 @@
           <w:noProof/>
         </w:rPr>
         <w:drawing>
-          <wp:inline distT="0" distB="0" distL="0" distR="0" wp14:anchorId="5D9BE6E3" wp14:editId="1BF8152B">
+          <wp:inline distT="0" distB="0" distL="0" distR="0" wp14:anchorId="5D9BE6E3" wp14:editId="61D8719A">
             <wp:extent cx="5067300" cy="4562475"/>
             <wp:effectExtent l="0" t="0" r="19050" b="0"/>
             <wp:docPr id="1" name="Diagramm 1"/>
             <wp:cNvGraphicFramePr/>
             <a:graphic xmlns:a="http://schemas.openxmlformats.org/drawingml/2006/main">
               <a:graphicData uri="http://schemas.openxmlformats.org/drawingml/2006/diagram">
-                <dgm:relIds xmlns:dgm="http://schemas.openxmlformats.org/drawingml/2006/diagram" xmlns:r="http://schemas.openxmlformats.org/officeDocument/2006/relationships" r:dm="rId5" r:lo="rId6" r:qs="rId7" r:cs="rId8"/>
+                <dgm:relIds xmlns:dgm="http://schemas.openxmlformats.org/drawingml/2006/diagram" xmlns:r="http://schemas.openxmlformats.org/officeDocument/2006/relationships" r:dm="rId6" r:lo="rId7" r:qs="rId8" r:cs="rId9"/>
               </a:graphicData>
             </a:graphic>
           </wp:inline>
@@ -48,125 +48,156 @@
     <w:p/>
     <w:tbl>
       <w:tblPr>
-        <w:tblW w:w="0" w:type="auto"/>
-        <w:tblCellSpacing w:w="15" w:type="dxa"/>
-        <w:tblCellMar>
-          <w:top w:w="15" w:type="dxa"/>
-          <w:left w:w="15" w:type="dxa"/>
-          <w:bottom w:w="15" w:type="dxa"/>
-          <w:right w:w="15" w:type="dxa"/>
-        </w:tblCellMar>
+        <w:tblStyle w:val="Tabellenraster"/>
+        <w:tblW w:w="15054" w:type="dxa"/>
+        <w:tblInd w:w="720" w:type="dxa"/>
         <w:tblLook w:val="04A0" w:firstRow="1" w:lastRow="0" w:firstColumn="1" w:lastColumn="0" w:noHBand="0" w:noVBand="1"/>
       </w:tblPr>
       <w:tblGrid>
-        <w:gridCol w:w="299"/>
-        <w:gridCol w:w="4041"/>
-        <w:gridCol w:w="615"/>
-        <w:gridCol w:w="1026"/>
+        <w:gridCol w:w="884"/>
+        <w:gridCol w:w="5190"/>
+        <w:gridCol w:w="821"/>
+        <w:gridCol w:w="1254"/>
+        <w:gridCol w:w="6905"/>
       </w:tblGrid>
       <w:tr>
-        <w:trPr>
-          <w:tblHeader/>
-          <w:tblCellSpacing w:w="15" w:type="dxa"/>
-        </w:trPr>
-        <w:tc>
-          <w:tcPr>
-            <w:tcW w:w="0" w:type="auto"/>
-            <w:vAlign w:val="center"/>
-            <w:hideMark/>
+        <w:tc>
+          <w:tcPr>
+            <w:tcW w:w="884" w:type="dxa"/>
+          </w:tcPr>
+          <w:p>
+            <w:pPr>
+              <w:ind w:left="360"/>
+              <w:rPr>
+                <w:b/>
+                <w:bCs/>
+                <w:sz w:val="24"/>
+                <w:szCs w:val="24"/>
+              </w:rPr>
+            </w:pPr>
+            <w:r>
+              <w:rPr>
+                <w:b/>
+                <w:bCs/>
+                <w:sz w:val="24"/>
+                <w:szCs w:val="24"/>
+              </w:rPr>
+              <w:lastRenderedPageBreak/>
+              <w:t>Nr.</w:t>
+            </w:r>
+          </w:p>
+        </w:tc>
+        <w:tc>
+          <w:tcPr>
+            <w:tcW w:w="5190" w:type="dxa"/>
+          </w:tcPr>
+          <w:p>
+            <w:pPr>
+              <w:ind w:left="720"/>
+              <w:rPr>
+                <w:b/>
+                <w:bCs/>
+                <w:sz w:val="24"/>
+                <w:szCs w:val="24"/>
+              </w:rPr>
+            </w:pPr>
+            <w:r>
+              <w:rPr>
+                <w:b/>
+                <w:bCs/>
+                <w:sz w:val="24"/>
+                <w:szCs w:val="24"/>
+              </w:rPr>
+              <w:t>V</w:t>
+            </w:r>
+            <w:r>
+              <w:rPr>
+                <w:b/>
+                <w:bCs/>
+                <w:sz w:val="24"/>
+                <w:szCs w:val="24"/>
+              </w:rPr>
+              <w:t>organgsbezeichnung</w:t>
+            </w:r>
+          </w:p>
+        </w:tc>
+        <w:tc>
+          <w:tcPr>
+            <w:tcW w:w="821" w:type="dxa"/>
           </w:tcPr>
           <w:p>
             <w:pPr>
               <w:rPr>
                 <w:b/>
                 <w:bCs/>
+                <w:sz w:val="24"/>
+                <w:szCs w:val="24"/>
               </w:rPr>
             </w:pPr>
             <w:r>
               <w:rPr>
                 <w:b/>
                 <w:bCs/>
+                <w:sz w:val="24"/>
+                <w:szCs w:val="24"/>
               </w:rPr>
-              <w:t>ID</w:t>
-            </w:r>
-          </w:p>
-        </w:tc>
-        <w:tc>
-          <w:tcPr>
-            <w:tcW w:w="0" w:type="auto"/>
-            <w:vAlign w:val="center"/>
-            <w:hideMark/>
+              <w:t>Dauer</w:t>
+            </w:r>
+          </w:p>
+        </w:tc>
+        <w:tc>
+          <w:tcPr>
+            <w:tcW w:w="1254" w:type="dxa"/>
           </w:tcPr>
           <w:p>
             <w:pPr>
               <w:rPr>
                 <w:b/>
                 <w:bCs/>
+                <w:sz w:val="24"/>
+                <w:szCs w:val="24"/>
               </w:rPr>
             </w:pPr>
             <w:r>
               <w:rPr>
                 <w:b/>
                 <w:bCs/>
+                <w:sz w:val="24"/>
+                <w:szCs w:val="24"/>
               </w:rPr>
-              <w:t>Vorgang</w:t>
-            </w:r>
-          </w:p>
-        </w:tc>
-        <w:tc>
-          <w:tcPr>
-            <w:tcW w:w="0" w:type="auto"/>
-            <w:vAlign w:val="center"/>
-            <w:hideMark/>
+              <w:t xml:space="preserve">Vorgänger </w:t>
+            </w:r>
+          </w:p>
+        </w:tc>
+        <w:tc>
+          <w:tcPr>
+            <w:tcW w:w="6905" w:type="dxa"/>
           </w:tcPr>
           <w:p>
             <w:pPr>
               <w:rPr>
                 <w:b/>
                 <w:bCs/>
+                <w:sz w:val="24"/>
+                <w:szCs w:val="24"/>
               </w:rPr>
             </w:pPr>
             <w:r>
               <w:rPr>
                 <w:b/>
                 <w:bCs/>
+                <w:sz w:val="24"/>
+                <w:szCs w:val="24"/>
               </w:rPr>
-              <w:t>Dauer</w:t>
-            </w:r>
-          </w:p>
-        </w:tc>
-        <w:tc>
-          <w:tcPr>
-            <w:tcW w:w="0" w:type="auto"/>
-            <w:vAlign w:val="center"/>
-            <w:hideMark/>
-          </w:tcPr>
-          <w:p>
-            <w:pPr>
-              <w:rPr>
-                <w:b/>
-                <w:bCs/>
-              </w:rPr>
-            </w:pPr>
-            <w:r>
-              <w:rPr>
-                <w:b/>
-                <w:bCs/>
-              </w:rPr>
-              <w:t>Vorgänger</w:t>
+              <w:t>Ressourcen</w:t>
             </w:r>
           </w:p>
         </w:tc>
       </w:tr>
       <w:tr>
-        <w:trPr>
-          <w:tblCellSpacing w:w="15" w:type="dxa"/>
-        </w:trPr>
-        <w:tc>
-          <w:tcPr>
-            <w:tcW w:w="0" w:type="auto"/>
-            <w:vAlign w:val="center"/>
-            <w:hideMark/>
+        <w:tc>
+          <w:tcPr>
+            <w:tcW w:w="884" w:type="dxa"/>
           </w:tcPr>
           <w:p>
             <w:r>
@@ -176,44 +207,57 @@
         </w:tc>
         <w:tc>
           <w:tcPr>
-            <w:tcW w:w="0" w:type="auto"/>
-            <w:vAlign w:val="center"/>
-            <w:hideMark/>
-          </w:tcPr>
-          <w:p>
-            <w:r>
-              <w:t>Vorbereitung</w:t>
-            </w:r>
-          </w:p>
-        </w:tc>
-        <w:tc>
-          <w:tcPr>
-            <w:tcW w:w="0" w:type="auto"/>
-            <w:vAlign w:val="center"/>
+            <w:tcW w:w="5190" w:type="dxa"/>
+          </w:tcPr>
+          <w:p>
+            <w:pPr>
+              <w:numPr>
+                <w:ilvl w:val="0"/>
+                <w:numId w:val="3"/>
+              </w:numPr>
+            </w:pPr>
+            <w:r>
+              <w:rPr>
+                <w:highlight w:val="red"/>
+              </w:rPr>
+              <w:t>Pizzeria</w:t>
+            </w:r>
+            <w:r>
+              <w:t xml:space="preserve"> </w:t>
+            </w:r>
+          </w:p>
+        </w:tc>
+        <w:tc>
+          <w:tcPr>
+            <w:tcW w:w="821" w:type="dxa"/>
+          </w:tcPr>
+          <w:p>
+            <w:pPr>
+              <w:ind w:left="720"/>
+            </w:pPr>
+          </w:p>
+        </w:tc>
+        <w:tc>
+          <w:tcPr>
+            <w:tcW w:w="1254" w:type="dxa"/>
+          </w:tcPr>
+          <w:p>
+            <w:r>
+              <w:t>-</w:t>
+            </w:r>
+          </w:p>
+        </w:tc>
+        <w:tc>
+          <w:tcPr>
+            <w:tcW w:w="6905" w:type="dxa"/>
           </w:tcPr>
           <w:p/>
-        </w:tc>
-        <w:tc>
-          <w:tcPr>
-            <w:tcW w:w="0" w:type="auto"/>
-            <w:vAlign w:val="center"/>
-          </w:tcPr>
-          <w:p>
-            <w:r>
-              <w:t>-</w:t>
-            </w:r>
-          </w:p>
         </w:tc>
       </w:tr>
       <w:tr>
-        <w:trPr>
-          <w:tblCellSpacing w:w="15" w:type="dxa"/>
-        </w:trPr>
-        <w:tc>
-          <w:tcPr>
-            <w:tcW w:w="0" w:type="auto"/>
-            <w:vAlign w:val="center"/>
-            <w:hideMark/>
+        <w:tc>
+          <w:tcPr>
+            <w:tcW w:w="884" w:type="dxa"/>
           </w:tcPr>
           <w:p>
             <w:r>
@@ -223,47 +267,50 @@
         </w:tc>
         <w:tc>
           <w:tcPr>
-            <w:tcW w:w="0" w:type="auto"/>
-            <w:vAlign w:val="center"/>
-            <w:hideMark/>
-          </w:tcPr>
-          <w:p>
-            <w:r>
-              <w:t xml:space="preserve">   </w:t>
-            </w:r>
-            <w:r>
-              <w:t>PSP</w:t>
-            </w:r>
-          </w:p>
-        </w:tc>
-        <w:tc>
-          <w:tcPr>
-            <w:tcW w:w="0" w:type="auto"/>
-            <w:vAlign w:val="center"/>
+            <w:tcW w:w="5190" w:type="dxa"/>
+          </w:tcPr>
+          <w:p>
+            <w:pPr>
+              <w:numPr>
+                <w:ilvl w:val="1"/>
+                <w:numId w:val="3"/>
+              </w:numPr>
+            </w:pPr>
+            <w:r>
+              <w:rPr>
+                <w:highlight w:val="blue"/>
+              </w:rPr>
+              <w:t>Vorbereitung</w:t>
+            </w:r>
+          </w:p>
+        </w:tc>
+        <w:tc>
+          <w:tcPr>
+            <w:tcW w:w="821" w:type="dxa"/>
           </w:tcPr>
           <w:p/>
         </w:tc>
         <w:tc>
           <w:tcPr>
-            <w:tcW w:w="0" w:type="auto"/>
-            <w:vAlign w:val="center"/>
+            <w:tcW w:w="1254" w:type="dxa"/>
           </w:tcPr>
           <w:p>
             <w:r>
               <w:t>-</w:t>
             </w:r>
           </w:p>
+        </w:tc>
+        <w:tc>
+          <w:tcPr>
+            <w:tcW w:w="6905" w:type="dxa"/>
+          </w:tcPr>
+          <w:p/>
         </w:tc>
       </w:tr>
       <w:tr>
-        <w:trPr>
-          <w:tblCellSpacing w:w="15" w:type="dxa"/>
-        </w:trPr>
-        <w:tc>
-          <w:tcPr>
-            <w:tcW w:w="0" w:type="auto"/>
-            <w:vAlign w:val="center"/>
-            <w:hideMark/>
+        <w:tc>
+          <w:tcPr>
+            <w:tcW w:w="884" w:type="dxa"/>
           </w:tcPr>
           <w:p>
             <w:r>
@@ -273,56 +320,50 @@
         </w:tc>
         <w:tc>
           <w:tcPr>
-            <w:tcW w:w="0" w:type="auto"/>
-            <w:vAlign w:val="center"/>
-            <w:hideMark/>
-          </w:tcPr>
-          <w:p>
-            <w:r>
-              <w:t xml:space="preserve">      </w:t>
-            </w:r>
-            <w:r>
-              <w:t>Projekt Organisation</w:t>
-            </w:r>
-          </w:p>
-        </w:tc>
-        <w:tc>
-          <w:tcPr>
-            <w:tcW w:w="0" w:type="auto"/>
-            <w:vAlign w:val="center"/>
-            <w:hideMark/>
-          </w:tcPr>
-          <w:p>
-            <w:r>
-              <w:t>2</w:t>
-            </w:r>
-            <w:r>
-              <w:t xml:space="preserve"> h</w:t>
-            </w:r>
-          </w:p>
-        </w:tc>
-        <w:tc>
-          <w:tcPr>
-            <w:tcW w:w="0" w:type="auto"/>
-            <w:vAlign w:val="center"/>
-            <w:hideMark/>
+            <w:tcW w:w="5190" w:type="dxa"/>
+          </w:tcPr>
+          <w:p>
+            <w:pPr>
+              <w:numPr>
+                <w:ilvl w:val="2"/>
+                <w:numId w:val="3"/>
+              </w:numPr>
+            </w:pPr>
+            <w:r>
+              <w:rPr>
+                <w:highlight w:val="yellow"/>
+              </w:rPr>
+              <w:t>PSP</w:t>
+            </w:r>
+          </w:p>
+        </w:tc>
+        <w:tc>
+          <w:tcPr>
+            <w:tcW w:w="821" w:type="dxa"/>
+          </w:tcPr>
+          <w:p/>
+        </w:tc>
+        <w:tc>
+          <w:tcPr>
+            <w:tcW w:w="1254" w:type="dxa"/>
           </w:tcPr>
           <w:p>
             <w:r>
               <w:t>-</w:t>
             </w:r>
           </w:p>
+        </w:tc>
+        <w:tc>
+          <w:tcPr>
+            <w:tcW w:w="6905" w:type="dxa"/>
+          </w:tcPr>
+          <w:p/>
         </w:tc>
       </w:tr>
       <w:tr>
-        <w:trPr>
-          <w:tblCellSpacing w:w="15" w:type="dxa"/>
-        </w:trPr>
-        <w:tc>
-          <w:tcPr>
-            <w:tcW w:w="0" w:type="auto"/>
-            <w:vAlign w:val="center"/>
-            <w:hideMark/>
+        <w:tc>
+          <w:tcPr>
+            <w:tcW w:w="884" w:type="dxa"/>
           </w:tcPr>
           <w:p>
             <w:r>
@@ -332,56 +373,57 @@
         </w:tc>
         <w:tc>
           <w:tcPr>
-            <w:tcW w:w="0" w:type="auto"/>
-            <w:vAlign w:val="center"/>
-            <w:hideMark/>
-          </w:tcPr>
-          <w:p>
-            <w:r>
-              <w:t xml:space="preserve">     </w:t>
-            </w:r>
-            <w:r>
-              <w:t>Durchführung in Word</w:t>
-            </w:r>
-          </w:p>
-        </w:tc>
-        <w:tc>
-          <w:tcPr>
-            <w:tcW w:w="0" w:type="auto"/>
-            <w:vAlign w:val="center"/>
-            <w:hideMark/>
-          </w:tcPr>
-          <w:p>
-            <w:r>
-              <w:t>2</w:t>
-            </w:r>
-            <w:r>
-              <w:t xml:space="preserve"> h</w:t>
-            </w:r>
-          </w:p>
-        </w:tc>
-        <w:tc>
-          <w:tcPr>
-            <w:tcW w:w="0" w:type="auto"/>
-            <w:vAlign w:val="center"/>
-            <w:hideMark/>
-          </w:tcPr>
-          <w:p>
-            <w:r>
-              <w:t>3</w:t>
+            <w:tcW w:w="5190" w:type="dxa"/>
+          </w:tcPr>
+          <w:p>
+            <w:pPr>
+              <w:numPr>
+                <w:ilvl w:val="3"/>
+                <w:numId w:val="3"/>
+              </w:numPr>
+            </w:pPr>
+            <w:r>
+              <w:t>Projekt Organisation</w:t>
+            </w:r>
+          </w:p>
+        </w:tc>
+        <w:tc>
+          <w:tcPr>
+            <w:tcW w:w="821" w:type="dxa"/>
+          </w:tcPr>
+          <w:p>
+            <w:r>
+              <w:t xml:space="preserve">1 </w:t>
+            </w:r>
+            <w:r>
+              <w:t>t</w:t>
+            </w:r>
+          </w:p>
+        </w:tc>
+        <w:tc>
+          <w:tcPr>
+            <w:tcW w:w="1254" w:type="dxa"/>
+          </w:tcPr>
+          <w:p/>
+        </w:tc>
+        <w:tc>
+          <w:tcPr>
+            <w:tcW w:w="6905" w:type="dxa"/>
+          </w:tcPr>
+          <w:p>
+            <w:r>
+              <w:t>Projektleiter (Artmir</w:t>
+            </w:r>
+            <w:r>
+              <w:t xml:space="preserve"> Ponik);1x PC; Word; Strom</w:t>
             </w:r>
           </w:p>
         </w:tc>
       </w:tr>
       <w:tr>
-        <w:trPr>
-          <w:tblCellSpacing w:w="15" w:type="dxa"/>
-        </w:trPr>
-        <w:tc>
-          <w:tcPr>
-            <w:tcW w:w="0" w:type="auto"/>
-            <w:vAlign w:val="center"/>
-            <w:hideMark/>
+        <w:tc>
+          <w:tcPr>
+            <w:tcW w:w="884" w:type="dxa"/>
           </w:tcPr>
           <w:p>
             <w:r>
@@ -391,49 +433,58 @@
         </w:tc>
         <w:tc>
           <w:tcPr>
-            <w:tcW w:w="0" w:type="auto"/>
-            <w:vAlign w:val="center"/>
-            <w:hideMark/>
-          </w:tcPr>
-          <w:p>
-            <w:r>
-              <w:t xml:space="preserve">  </w:t>
-            </w:r>
-            <w:r>
-              <w:t>Liste</w:t>
-            </w:r>
-          </w:p>
-        </w:tc>
-        <w:tc>
-          <w:tcPr>
-            <w:tcW w:w="0" w:type="auto"/>
-            <w:vAlign w:val="center"/>
-            <w:hideMark/>
-          </w:tcPr>
-          <w:p/>
-        </w:tc>
-        <w:tc>
-          <w:tcPr>
-            <w:tcW w:w="0" w:type="auto"/>
-            <w:vAlign w:val="center"/>
-            <w:hideMark/>
-          </w:tcPr>
-          <w:p>
-            <w:r>
-              <w:t>-</w:t>
+            <w:tcW w:w="5190" w:type="dxa"/>
+          </w:tcPr>
+          <w:p>
+            <w:pPr>
+              <w:numPr>
+                <w:ilvl w:val="3"/>
+                <w:numId w:val="3"/>
+              </w:numPr>
+            </w:pPr>
+            <w:r>
+              <w:t xml:space="preserve">Durchführung in Word </w:t>
+            </w:r>
+          </w:p>
+        </w:tc>
+        <w:tc>
+          <w:tcPr>
+            <w:tcW w:w="821" w:type="dxa"/>
+          </w:tcPr>
+          <w:p>
+            <w:r>
+              <w:t>1 t</w:t>
+            </w:r>
+          </w:p>
+        </w:tc>
+        <w:tc>
+          <w:tcPr>
+            <w:tcW w:w="1254" w:type="dxa"/>
+          </w:tcPr>
+          <w:p>
+            <w:r>
+              <w:t>1</w:t>
+            </w:r>
+          </w:p>
+        </w:tc>
+        <w:tc>
+          <w:tcPr>
+            <w:tcW w:w="6905" w:type="dxa"/>
+          </w:tcPr>
+          <w:p>
+            <w:r>
+              <w:t>Projektleiter (Artmir Ponik);1x PC; Word</w:t>
+            </w:r>
+            <w:r>
+              <w:t>; Strom</w:t>
             </w:r>
           </w:p>
         </w:tc>
       </w:tr>
       <w:tr>
-        <w:trPr>
-          <w:tblCellSpacing w:w="15" w:type="dxa"/>
-        </w:trPr>
-        <w:tc>
-          <w:tcPr>
-            <w:tcW w:w="0" w:type="auto"/>
-            <w:vAlign w:val="center"/>
-            <w:hideMark/>
+        <w:tc>
+          <w:tcPr>
+            <w:tcW w:w="884" w:type="dxa"/>
           </w:tcPr>
           <w:p>
             <w:r>
@@ -443,53 +494,46 @@
         </w:tc>
         <w:tc>
           <w:tcPr>
-            <w:tcW w:w="0" w:type="auto"/>
-            <w:vAlign w:val="center"/>
-            <w:hideMark/>
-          </w:tcPr>
-          <w:p>
-            <w:r>
-              <w:t xml:space="preserve">    </w:t>
-            </w:r>
-            <w:r>
-              <w:t>Vorgänge</w:t>
-            </w:r>
-          </w:p>
-        </w:tc>
-        <w:tc>
-          <w:tcPr>
-            <w:tcW w:w="0" w:type="auto"/>
-            <w:vAlign w:val="center"/>
-            <w:hideMark/>
-          </w:tcPr>
-          <w:p>
-            <w:r>
-              <w:t>1</w:t>
-            </w:r>
-          </w:p>
-        </w:tc>
-        <w:tc>
-          <w:tcPr>
-            <w:tcW w:w="0" w:type="auto"/>
-            <w:vAlign w:val="center"/>
-            <w:hideMark/>
-          </w:tcPr>
-          <w:p>
-            <w:r>
-              <w:t>4</w:t>
-            </w:r>
-          </w:p>
+            <w:tcW w:w="5190" w:type="dxa"/>
+          </w:tcPr>
+          <w:p>
+            <w:pPr>
+              <w:numPr>
+                <w:ilvl w:val="2"/>
+                <w:numId w:val="3"/>
+              </w:numPr>
+            </w:pPr>
+            <w:r>
+              <w:rPr>
+                <w:highlight w:val="yellow"/>
+              </w:rPr>
+              <w:t>Liste</w:t>
+            </w:r>
+          </w:p>
+        </w:tc>
+        <w:tc>
+          <w:tcPr>
+            <w:tcW w:w="821" w:type="dxa"/>
+          </w:tcPr>
+          <w:p/>
+        </w:tc>
+        <w:tc>
+          <w:tcPr>
+            <w:tcW w:w="1254" w:type="dxa"/>
+          </w:tcPr>
+          <w:p/>
+        </w:tc>
+        <w:tc>
+          <w:tcPr>
+            <w:tcW w:w="6905" w:type="dxa"/>
+          </w:tcPr>
+          <w:p/>
         </w:tc>
       </w:tr>
       <w:tr>
-        <w:trPr>
-          <w:tblCellSpacing w:w="15" w:type="dxa"/>
-        </w:trPr>
-        <w:tc>
-          <w:tcPr>
-            <w:tcW w:w="0" w:type="auto"/>
-            <w:vAlign w:val="center"/>
-            <w:hideMark/>
+        <w:tc>
+          <w:tcPr>
+            <w:tcW w:w="884" w:type="dxa"/>
           </w:tcPr>
           <w:p>
             <w:r>
@@ -499,53 +543,63 @@
         </w:tc>
         <w:tc>
           <w:tcPr>
-            <w:tcW w:w="0" w:type="auto"/>
-            <w:vAlign w:val="center"/>
-            <w:hideMark/>
-          </w:tcPr>
-          <w:p>
-            <w:r>
-              <w:t xml:space="preserve">    </w:t>
-            </w:r>
-            <w:r>
-              <w:t>Ressourcen</w:t>
-            </w:r>
-          </w:p>
-        </w:tc>
-        <w:tc>
-          <w:tcPr>
-            <w:tcW w:w="0" w:type="auto"/>
-            <w:vAlign w:val="center"/>
-            <w:hideMark/>
-          </w:tcPr>
-          <w:p>
-            <w:r>
-              <w:t>1</w:t>
-            </w:r>
-          </w:p>
-        </w:tc>
-        <w:tc>
-          <w:tcPr>
-            <w:tcW w:w="0" w:type="auto"/>
-            <w:vAlign w:val="center"/>
-            <w:hideMark/>
-          </w:tcPr>
-          <w:p>
-            <w:r>
-              <w:t>6</w:t>
+            <w:tcW w:w="5190" w:type="dxa"/>
+          </w:tcPr>
+          <w:p>
+            <w:pPr>
+              <w:numPr>
+                <w:ilvl w:val="3"/>
+                <w:numId w:val="3"/>
+              </w:numPr>
+            </w:pPr>
+            <w:r>
+              <w:t xml:space="preserve">Vorgänge </w:t>
+            </w:r>
+          </w:p>
+        </w:tc>
+        <w:tc>
+          <w:tcPr>
+            <w:tcW w:w="821" w:type="dxa"/>
+          </w:tcPr>
+          <w:p>
+            <w:r>
+              <w:t xml:space="preserve">2 </w:t>
+            </w:r>
+            <w:proofErr w:type="spellStart"/>
+            <w:r>
+              <w:t>st</w:t>
+            </w:r>
+            <w:proofErr w:type="spellEnd"/>
+          </w:p>
+        </w:tc>
+        <w:tc>
+          <w:tcPr>
+            <w:tcW w:w="1254" w:type="dxa"/>
+          </w:tcPr>
+          <w:p>
+            <w:r>
+              <w:t>2</w:t>
+            </w:r>
+          </w:p>
+        </w:tc>
+        <w:tc>
+          <w:tcPr>
+            <w:tcW w:w="6905" w:type="dxa"/>
+          </w:tcPr>
+          <w:p>
+            <w:r>
+              <w:t>Projektleiter (Artmir Ponik);1x PC; Word</w:t>
+            </w:r>
+            <w:r>
+              <w:t>; Strom</w:t>
             </w:r>
           </w:p>
         </w:tc>
       </w:tr>
       <w:tr>
-        <w:trPr>
-          <w:tblCellSpacing w:w="15" w:type="dxa"/>
-        </w:trPr>
-        <w:tc>
-          <w:tcPr>
-            <w:tcW w:w="0" w:type="auto"/>
-            <w:vAlign w:val="center"/>
-            <w:hideMark/>
+        <w:tc>
+          <w:tcPr>
+            <w:tcW w:w="884" w:type="dxa"/>
           </w:tcPr>
           <w:p>
             <w:r>
@@ -555,2033 +609,2643 @@
         </w:tc>
         <w:tc>
           <w:tcPr>
-            <w:tcW w:w="0" w:type="auto"/>
-            <w:vAlign w:val="center"/>
-            <w:hideMark/>
-          </w:tcPr>
-          <w:p>
-            <w:r>
-              <w:t xml:space="preserve">   </w:t>
-            </w:r>
-            <w:r>
-              <w:t>Ressourcenzuordnung</w:t>
-            </w:r>
-          </w:p>
-        </w:tc>
-        <w:tc>
-          <w:tcPr>
-            <w:tcW w:w="0" w:type="auto"/>
-            <w:vAlign w:val="center"/>
-            <w:hideMark/>
-          </w:tcPr>
-          <w:p>
-            <w:r>
-              <w:t>1</w:t>
-            </w:r>
-          </w:p>
-        </w:tc>
-        <w:tc>
-          <w:tcPr>
-            <w:tcW w:w="0" w:type="auto"/>
-            <w:vAlign w:val="center"/>
-            <w:hideMark/>
-          </w:tcPr>
-          <w:p>
-            <w:r>
-              <w:t>7</w:t>
+            <w:tcW w:w="5190" w:type="dxa"/>
+          </w:tcPr>
+          <w:p>
+            <w:pPr>
+              <w:numPr>
+                <w:ilvl w:val="3"/>
+                <w:numId w:val="3"/>
+              </w:numPr>
+            </w:pPr>
+            <w:r>
+              <w:t xml:space="preserve">Ressourcen </w:t>
+            </w:r>
+          </w:p>
+        </w:tc>
+        <w:tc>
+          <w:tcPr>
+            <w:tcW w:w="821" w:type="dxa"/>
+          </w:tcPr>
+          <w:p>
+            <w:r>
+              <w:t xml:space="preserve">30 min </w:t>
+            </w:r>
+          </w:p>
+        </w:tc>
+        <w:tc>
+          <w:tcPr>
+            <w:tcW w:w="1254" w:type="dxa"/>
+          </w:tcPr>
+          <w:p>
+            <w:r>
+              <w:t>3</w:t>
+            </w:r>
+          </w:p>
+        </w:tc>
+        <w:tc>
+          <w:tcPr>
+            <w:tcW w:w="6905" w:type="dxa"/>
+          </w:tcPr>
+          <w:p>
+            <w:r>
+              <w:t>Projektleiter (Artmir Ponik);1x PC; Word</w:t>
+            </w:r>
+            <w:r>
+              <w:t>: Strom</w:t>
             </w:r>
           </w:p>
         </w:tc>
       </w:tr>
       <w:tr>
-        <w:trPr>
-          <w:tblCellSpacing w:w="15" w:type="dxa"/>
-        </w:trPr>
-        <w:tc>
-          <w:tcPr>
-            <w:tcW w:w="0" w:type="auto"/>
-            <w:vAlign w:val="center"/>
-            <w:hideMark/>
-          </w:tcPr>
-          <w:p>
-            <w:r>
-              <w:lastRenderedPageBreak/>
+        <w:tc>
+          <w:tcPr>
+            <w:tcW w:w="884" w:type="dxa"/>
+          </w:tcPr>
+          <w:p>
+            <w:r>
               <w:t>9</w:t>
             </w:r>
           </w:p>
         </w:tc>
         <w:tc>
           <w:tcPr>
-            <w:tcW w:w="0" w:type="auto"/>
-            <w:vAlign w:val="center"/>
-            <w:hideMark/>
-          </w:tcPr>
-          <w:p>
-            <w:r>
-              <w:t xml:space="preserve">   </w:t>
-            </w:r>
-            <w:r>
-              <w:t>Überprüfung (Liste)</w:t>
-            </w:r>
-          </w:p>
-        </w:tc>
-        <w:tc>
-          <w:tcPr>
-            <w:tcW w:w="0" w:type="auto"/>
-            <w:vAlign w:val="center"/>
-            <w:hideMark/>
-          </w:tcPr>
-          <w:p>
-            <w:r>
-              <w:t>1</w:t>
-            </w:r>
-          </w:p>
-        </w:tc>
-        <w:tc>
-          <w:tcPr>
-            <w:tcW w:w="0" w:type="auto"/>
-            <w:vAlign w:val="center"/>
-            <w:hideMark/>
-          </w:tcPr>
-          <w:p>
-            <w:r>
-              <w:t>8</w:t>
+            <w:tcW w:w="5190" w:type="dxa"/>
+          </w:tcPr>
+          <w:p>
+            <w:pPr>
+              <w:numPr>
+                <w:ilvl w:val="3"/>
+                <w:numId w:val="3"/>
+              </w:numPr>
+            </w:pPr>
+            <w:r>
+              <w:t>Ressourcenzuordnung</w:t>
+            </w:r>
+          </w:p>
+        </w:tc>
+        <w:tc>
+          <w:tcPr>
+            <w:tcW w:w="821" w:type="dxa"/>
+          </w:tcPr>
+          <w:p>
+            <w:r>
+              <w:t xml:space="preserve">2 </w:t>
+            </w:r>
+            <w:proofErr w:type="spellStart"/>
+            <w:r>
+              <w:t>st</w:t>
+            </w:r>
+            <w:proofErr w:type="spellEnd"/>
+          </w:p>
+        </w:tc>
+        <w:tc>
+          <w:tcPr>
+            <w:tcW w:w="1254" w:type="dxa"/>
+          </w:tcPr>
+          <w:p>
+            <w:r>
+              <w:t>4</w:t>
+            </w:r>
+          </w:p>
+        </w:tc>
+        <w:tc>
+          <w:tcPr>
+            <w:tcW w:w="6905" w:type="dxa"/>
+          </w:tcPr>
+          <w:p>
+            <w:r>
+              <w:t>Projektleiter (Artmir Ponik);1x PC; Word</w:t>
+            </w:r>
+            <w:r>
+              <w:t>; Strom</w:t>
             </w:r>
           </w:p>
         </w:tc>
       </w:tr>
       <w:tr>
-        <w:trPr>
-          <w:tblCellSpacing w:w="15" w:type="dxa"/>
-        </w:trPr>
-        <w:tc>
-          <w:tcPr>
-            <w:tcW w:w="0" w:type="auto"/>
-            <w:vAlign w:val="center"/>
-            <w:hideMark/>
-          </w:tcPr>
-          <w:p>
-            <w:r>
-              <w:t>1</w:t>
-            </w:r>
-            <w:r>
-              <w:t>0</w:t>
-            </w:r>
-          </w:p>
-        </w:tc>
-        <w:tc>
-          <w:tcPr>
-            <w:tcW w:w="0" w:type="auto"/>
-            <w:vAlign w:val="center"/>
-            <w:hideMark/>
-          </w:tcPr>
-          <w:p>
-            <w:r>
-              <w:t xml:space="preserve">  </w:t>
-            </w:r>
-            <w:r>
-              <w:t>MS Project</w:t>
-            </w:r>
-          </w:p>
-        </w:tc>
-        <w:tc>
-          <w:tcPr>
-            <w:tcW w:w="0" w:type="auto"/>
-            <w:vAlign w:val="center"/>
-            <w:hideMark/>
-          </w:tcPr>
-          <w:p>
-            <w:r>
-              <w:t>0</w:t>
-            </w:r>
-          </w:p>
-        </w:tc>
-        <w:tc>
-          <w:tcPr>
-            <w:tcW w:w="0" w:type="auto"/>
-            <w:vAlign w:val="center"/>
-            <w:hideMark/>
-          </w:tcPr>
-          <w:p/>
+        <w:tc>
+          <w:tcPr>
+            <w:tcW w:w="884" w:type="dxa"/>
+          </w:tcPr>
+          <w:p>
+            <w:r>
+              <w:t>10</w:t>
+            </w:r>
+          </w:p>
+        </w:tc>
+        <w:tc>
+          <w:tcPr>
+            <w:tcW w:w="5190" w:type="dxa"/>
+          </w:tcPr>
+          <w:p>
+            <w:pPr>
+              <w:numPr>
+                <w:ilvl w:val="3"/>
+                <w:numId w:val="3"/>
+              </w:numPr>
+            </w:pPr>
+            <w:r>
+              <w:t>Überprüfung</w:t>
+            </w:r>
+          </w:p>
+        </w:tc>
+        <w:tc>
+          <w:tcPr>
+            <w:tcW w:w="821" w:type="dxa"/>
+          </w:tcPr>
+          <w:p>
+            <w:r>
+              <w:t xml:space="preserve">30 min </w:t>
+            </w:r>
+          </w:p>
+        </w:tc>
+        <w:tc>
+          <w:tcPr>
+            <w:tcW w:w="1254" w:type="dxa"/>
+          </w:tcPr>
+          <w:p>
+            <w:r>
+              <w:t>5</w:t>
+            </w:r>
+          </w:p>
+        </w:tc>
+        <w:tc>
+          <w:tcPr>
+            <w:tcW w:w="6905" w:type="dxa"/>
+          </w:tcPr>
+          <w:p>
+            <w:r>
+              <w:t>Projektleiter (Artmir Ponik);1x PC; Word</w:t>
+            </w:r>
+            <w:r>
+              <w:t>; Strom</w:t>
+            </w:r>
+          </w:p>
         </w:tc>
       </w:tr>
       <w:tr>
-        <w:trPr>
-          <w:tblCellSpacing w:w="15" w:type="dxa"/>
-        </w:trPr>
-        <w:tc>
-          <w:tcPr>
-            <w:tcW w:w="0" w:type="auto"/>
-            <w:vAlign w:val="center"/>
-            <w:hideMark/>
-          </w:tcPr>
-          <w:p>
-            <w:r>
-              <w:t>1</w:t>
-            </w:r>
-            <w:r>
-              <w:t>1</w:t>
-            </w:r>
-          </w:p>
-        </w:tc>
-        <w:tc>
-          <w:tcPr>
-            <w:tcW w:w="0" w:type="auto"/>
-            <w:vAlign w:val="center"/>
-            <w:hideMark/>
-          </w:tcPr>
-          <w:p>
-            <w:r>
-              <w:t xml:space="preserve">   </w:t>
-            </w:r>
-            <w:r>
-              <w:t>Datei Einstellungen</w:t>
-            </w:r>
-          </w:p>
-        </w:tc>
-        <w:tc>
-          <w:tcPr>
-            <w:tcW w:w="0" w:type="auto"/>
-            <w:vAlign w:val="center"/>
-            <w:hideMark/>
-          </w:tcPr>
-          <w:p>
-            <w:r>
-              <w:t>1</w:t>
-            </w:r>
-          </w:p>
-        </w:tc>
-        <w:tc>
-          <w:tcPr>
-            <w:tcW w:w="0" w:type="auto"/>
-            <w:vAlign w:val="center"/>
-            <w:hideMark/>
-          </w:tcPr>
-          <w:p>
-            <w:r>
-              <w:t>9</w:t>
-            </w:r>
-          </w:p>
+        <w:tc>
+          <w:tcPr>
+            <w:tcW w:w="884" w:type="dxa"/>
+          </w:tcPr>
+          <w:p>
+            <w:r>
+              <w:t>11</w:t>
+            </w:r>
+          </w:p>
+        </w:tc>
+        <w:tc>
+          <w:tcPr>
+            <w:tcW w:w="5190" w:type="dxa"/>
+          </w:tcPr>
+          <w:p>
+            <w:pPr>
+              <w:numPr>
+                <w:ilvl w:val="2"/>
+                <w:numId w:val="3"/>
+              </w:numPr>
+            </w:pPr>
+            <w:r>
+              <w:rPr>
+                <w:highlight w:val="yellow"/>
+              </w:rPr>
+              <w:t>MS Project</w:t>
+            </w:r>
+            <w:r>
+              <w:t xml:space="preserve"> </w:t>
+            </w:r>
+          </w:p>
+        </w:tc>
+        <w:tc>
+          <w:tcPr>
+            <w:tcW w:w="821" w:type="dxa"/>
+          </w:tcPr>
+          <w:p/>
+        </w:tc>
+        <w:tc>
+          <w:tcPr>
+            <w:tcW w:w="1254" w:type="dxa"/>
+          </w:tcPr>
+          <w:p/>
+        </w:tc>
+        <w:tc>
+          <w:tcPr>
+            <w:tcW w:w="6905" w:type="dxa"/>
+          </w:tcPr>
+          <w:p/>
         </w:tc>
       </w:tr>
       <w:tr>
-        <w:trPr>
-          <w:tblCellSpacing w:w="15" w:type="dxa"/>
-        </w:trPr>
-        <w:tc>
-          <w:tcPr>
-            <w:tcW w:w="0" w:type="auto"/>
-            <w:vAlign w:val="center"/>
-            <w:hideMark/>
-          </w:tcPr>
-          <w:p>
-            <w:r>
-              <w:t>1</w:t>
-            </w:r>
-            <w:r>
-              <w:t>2</w:t>
-            </w:r>
-          </w:p>
-        </w:tc>
-        <w:tc>
-          <w:tcPr>
-            <w:tcW w:w="0" w:type="auto"/>
-            <w:vAlign w:val="center"/>
-            <w:hideMark/>
-          </w:tcPr>
-          <w:p>
-            <w:r>
-              <w:t xml:space="preserve">   </w:t>
-            </w:r>
-            <w:r>
-              <w:t>Einfügung von Vorgänger/Ressourcen Liste</w:t>
-            </w:r>
-          </w:p>
-        </w:tc>
-        <w:tc>
-          <w:tcPr>
-            <w:tcW w:w="0" w:type="auto"/>
-            <w:vAlign w:val="center"/>
-            <w:hideMark/>
-          </w:tcPr>
-          <w:p>
-            <w:r>
-              <w:t>2</w:t>
-            </w:r>
-          </w:p>
-        </w:tc>
-        <w:tc>
-          <w:tcPr>
-            <w:tcW w:w="0" w:type="auto"/>
-            <w:vAlign w:val="center"/>
-            <w:hideMark/>
-          </w:tcPr>
-          <w:p>
-            <w:r>
-              <w:t>1</w:t>
-            </w:r>
-            <w:r>
-              <w:t>1</w:t>
+        <w:tc>
+          <w:tcPr>
+            <w:tcW w:w="884" w:type="dxa"/>
+          </w:tcPr>
+          <w:p>
+            <w:r>
+              <w:t>12</w:t>
+            </w:r>
+          </w:p>
+        </w:tc>
+        <w:tc>
+          <w:tcPr>
+            <w:tcW w:w="5190" w:type="dxa"/>
+          </w:tcPr>
+          <w:p>
+            <w:pPr>
+              <w:numPr>
+                <w:ilvl w:val="3"/>
+                <w:numId w:val="3"/>
+              </w:numPr>
+            </w:pPr>
+            <w:r>
+              <w:t xml:space="preserve">Datei Einstellungen </w:t>
+            </w:r>
+          </w:p>
+        </w:tc>
+        <w:tc>
+          <w:tcPr>
+            <w:tcW w:w="821" w:type="dxa"/>
+          </w:tcPr>
+          <w:p>
+            <w:r>
+              <w:t xml:space="preserve">2 </w:t>
+            </w:r>
+            <w:proofErr w:type="spellStart"/>
+            <w:r>
+              <w:t>st</w:t>
+            </w:r>
+            <w:proofErr w:type="spellEnd"/>
+          </w:p>
+        </w:tc>
+        <w:tc>
+          <w:tcPr>
+            <w:tcW w:w="1254" w:type="dxa"/>
+          </w:tcPr>
+          <w:p>
+            <w:r>
+              <w:t>6</w:t>
+            </w:r>
+          </w:p>
+        </w:tc>
+        <w:tc>
+          <w:tcPr>
+            <w:tcW w:w="6905" w:type="dxa"/>
+          </w:tcPr>
+          <w:p>
+            <w:r>
+              <w:t>Projektleiter (Artmir Ponik);1x PC;</w:t>
+            </w:r>
+            <w:r>
+              <w:t xml:space="preserve"> MS Project; Strom</w:t>
             </w:r>
           </w:p>
         </w:tc>
       </w:tr>
       <w:tr>
-        <w:trPr>
-          <w:tblCellSpacing w:w="15" w:type="dxa"/>
-        </w:trPr>
-        <w:tc>
-          <w:tcPr>
-            <w:tcW w:w="0" w:type="auto"/>
-            <w:vAlign w:val="center"/>
-            <w:hideMark/>
-          </w:tcPr>
-          <w:p>
-            <w:r>
-              <w:t>1</w:t>
-            </w:r>
-            <w:r>
-              <w:t>3</w:t>
-            </w:r>
-          </w:p>
-        </w:tc>
-        <w:tc>
-          <w:tcPr>
-            <w:tcW w:w="0" w:type="auto"/>
-            <w:vAlign w:val="center"/>
-            <w:hideMark/>
-          </w:tcPr>
-          <w:p>
-            <w:r>
-              <w:t xml:space="preserve">   </w:t>
-            </w:r>
-            <w:r>
-              <w:t>Zeitplan</w:t>
-            </w:r>
-          </w:p>
-        </w:tc>
-        <w:tc>
-          <w:tcPr>
-            <w:tcW w:w="0" w:type="auto"/>
-            <w:vAlign w:val="center"/>
-            <w:hideMark/>
-          </w:tcPr>
-          <w:p>
-            <w:r>
-              <w:t>2</w:t>
-            </w:r>
-          </w:p>
-        </w:tc>
-        <w:tc>
-          <w:tcPr>
-            <w:tcW w:w="0" w:type="auto"/>
-            <w:vAlign w:val="center"/>
-            <w:hideMark/>
-          </w:tcPr>
-          <w:p>
-            <w:r>
-              <w:t>1</w:t>
-            </w:r>
-            <w:r>
-              <w:t>2</w:t>
+        <w:tc>
+          <w:tcPr>
+            <w:tcW w:w="884" w:type="dxa"/>
+          </w:tcPr>
+          <w:p>
+            <w:r>
+              <w:t>13</w:t>
+            </w:r>
+          </w:p>
+        </w:tc>
+        <w:tc>
+          <w:tcPr>
+            <w:tcW w:w="5190" w:type="dxa"/>
+          </w:tcPr>
+          <w:p>
+            <w:pPr>
+              <w:numPr>
+                <w:ilvl w:val="3"/>
+                <w:numId w:val="3"/>
+              </w:numPr>
+            </w:pPr>
+            <w:r>
+              <w:t xml:space="preserve">Einfügung von Vorgänger/Ressourcen Liste </w:t>
+            </w:r>
+          </w:p>
+        </w:tc>
+        <w:tc>
+          <w:tcPr>
+            <w:tcW w:w="821" w:type="dxa"/>
+          </w:tcPr>
+          <w:p>
+            <w:r>
+              <w:t xml:space="preserve">1 </w:t>
+            </w:r>
+            <w:proofErr w:type="spellStart"/>
+            <w:r>
+              <w:t>st</w:t>
+            </w:r>
+            <w:proofErr w:type="spellEnd"/>
+          </w:p>
+        </w:tc>
+        <w:tc>
+          <w:tcPr>
+            <w:tcW w:w="1254" w:type="dxa"/>
+          </w:tcPr>
+          <w:p>
+            <w:r>
+              <w:t>7</w:t>
+            </w:r>
+          </w:p>
+        </w:tc>
+        <w:tc>
+          <w:tcPr>
+            <w:tcW w:w="6905" w:type="dxa"/>
+          </w:tcPr>
+          <w:p>
+            <w:r>
+              <w:t>Projektleiter (Artmir Ponik);1x PC; MS Project; Strom</w:t>
             </w:r>
           </w:p>
         </w:tc>
       </w:tr>
       <w:tr>
-        <w:trPr>
-          <w:tblCellSpacing w:w="15" w:type="dxa"/>
-        </w:trPr>
-        <w:tc>
-          <w:tcPr>
-            <w:tcW w:w="0" w:type="auto"/>
-            <w:vAlign w:val="center"/>
-            <w:hideMark/>
-          </w:tcPr>
-          <w:p>
-            <w:r>
-              <w:t>1</w:t>
-            </w:r>
-            <w:r>
-              <w:t>4</w:t>
-            </w:r>
-          </w:p>
-        </w:tc>
-        <w:tc>
-          <w:tcPr>
-            <w:tcW w:w="0" w:type="auto"/>
-            <w:vAlign w:val="center"/>
-            <w:hideMark/>
-          </w:tcPr>
-          <w:p>
-            <w:r>
-              <w:t xml:space="preserve">   </w:t>
-            </w:r>
-            <w:r>
-              <w:t>Bestimmung der Pufferzeiten</w:t>
-            </w:r>
-          </w:p>
-        </w:tc>
-        <w:tc>
-          <w:tcPr>
-            <w:tcW w:w="0" w:type="auto"/>
-            <w:vAlign w:val="center"/>
-            <w:hideMark/>
-          </w:tcPr>
-          <w:p>
-            <w:r>
-              <w:t>1</w:t>
-            </w:r>
-          </w:p>
-        </w:tc>
-        <w:tc>
-          <w:tcPr>
-            <w:tcW w:w="0" w:type="auto"/>
-            <w:vAlign w:val="center"/>
-            <w:hideMark/>
-          </w:tcPr>
-          <w:p>
-            <w:r>
-              <w:t>1</w:t>
-            </w:r>
-            <w:r>
-              <w:t>3</w:t>
+        <w:tc>
+          <w:tcPr>
+            <w:tcW w:w="884" w:type="dxa"/>
+          </w:tcPr>
+          <w:p>
+            <w:r>
+              <w:t>14</w:t>
+            </w:r>
+          </w:p>
+        </w:tc>
+        <w:tc>
+          <w:tcPr>
+            <w:tcW w:w="5190" w:type="dxa"/>
+          </w:tcPr>
+          <w:p>
+            <w:pPr>
+              <w:numPr>
+                <w:ilvl w:val="3"/>
+                <w:numId w:val="3"/>
+              </w:numPr>
+            </w:pPr>
+            <w:r>
+              <w:t xml:space="preserve">Zeitplan </w:t>
+            </w:r>
+          </w:p>
+        </w:tc>
+        <w:tc>
+          <w:tcPr>
+            <w:tcW w:w="821" w:type="dxa"/>
+          </w:tcPr>
+          <w:p>
+            <w:r>
+              <w:t xml:space="preserve">30 min  </w:t>
+            </w:r>
+          </w:p>
+        </w:tc>
+        <w:tc>
+          <w:tcPr>
+            <w:tcW w:w="1254" w:type="dxa"/>
+          </w:tcPr>
+          <w:p>
+            <w:r>
+              <w:t>8</w:t>
+            </w:r>
+          </w:p>
+        </w:tc>
+        <w:tc>
+          <w:tcPr>
+            <w:tcW w:w="6905" w:type="dxa"/>
+          </w:tcPr>
+          <w:p>
+            <w:r>
+              <w:t>Projektleiter (Artmir Ponik);1x PC; MS Project; Strom</w:t>
             </w:r>
           </w:p>
         </w:tc>
       </w:tr>
       <w:tr>
-        <w:trPr>
-          <w:tblCellSpacing w:w="15" w:type="dxa"/>
-        </w:trPr>
-        <w:tc>
-          <w:tcPr>
-            <w:tcW w:w="0" w:type="auto"/>
-            <w:vAlign w:val="center"/>
-            <w:hideMark/>
-          </w:tcPr>
-          <w:p>
-            <w:r>
-              <w:t>1</w:t>
-            </w:r>
-            <w:r>
-              <w:t>5</w:t>
-            </w:r>
-          </w:p>
-        </w:tc>
-        <w:tc>
-          <w:tcPr>
-            <w:tcW w:w="0" w:type="auto"/>
-            <w:vAlign w:val="center"/>
-            <w:hideMark/>
-          </w:tcPr>
-          <w:p>
-            <w:r>
-              <w:t xml:space="preserve">   </w:t>
-            </w:r>
-            <w:r>
-              <w:t>Berechnung der Kosten und Arbeitszeiten</w:t>
-            </w:r>
-          </w:p>
-        </w:tc>
-        <w:tc>
-          <w:tcPr>
-            <w:tcW w:w="0" w:type="auto"/>
-            <w:vAlign w:val="center"/>
-            <w:hideMark/>
-          </w:tcPr>
-          <w:p>
-            <w:r>
-              <w:t>2</w:t>
-            </w:r>
-          </w:p>
-        </w:tc>
-        <w:tc>
-          <w:tcPr>
-            <w:tcW w:w="0" w:type="auto"/>
-            <w:vAlign w:val="center"/>
-            <w:hideMark/>
-          </w:tcPr>
-          <w:p>
-            <w:r>
-              <w:t>1</w:t>
-            </w:r>
-            <w:r>
-              <w:t>4</w:t>
+        <w:tc>
+          <w:tcPr>
+            <w:tcW w:w="884" w:type="dxa"/>
+          </w:tcPr>
+          <w:p>
+            <w:r>
+              <w:t>15</w:t>
+            </w:r>
+          </w:p>
+        </w:tc>
+        <w:tc>
+          <w:tcPr>
+            <w:tcW w:w="5190" w:type="dxa"/>
+          </w:tcPr>
+          <w:p>
+            <w:pPr>
+              <w:numPr>
+                <w:ilvl w:val="3"/>
+                <w:numId w:val="3"/>
+              </w:numPr>
+            </w:pPr>
+            <w:r>
+              <w:t>Bestimmung der Pufferzeiten</w:t>
+            </w:r>
+          </w:p>
+        </w:tc>
+        <w:tc>
+          <w:tcPr>
+            <w:tcW w:w="821" w:type="dxa"/>
+          </w:tcPr>
+          <w:p>
+            <w:r>
+              <w:t xml:space="preserve">1 </w:t>
+            </w:r>
+            <w:proofErr w:type="spellStart"/>
+            <w:r>
+              <w:t>st</w:t>
+            </w:r>
+            <w:proofErr w:type="spellEnd"/>
+            <w:r>
+              <w:t xml:space="preserve"> </w:t>
+            </w:r>
+          </w:p>
+        </w:tc>
+        <w:tc>
+          <w:tcPr>
+            <w:tcW w:w="1254" w:type="dxa"/>
+          </w:tcPr>
+          <w:p>
+            <w:r>
+              <w:t>9</w:t>
+            </w:r>
+          </w:p>
+        </w:tc>
+        <w:tc>
+          <w:tcPr>
+            <w:tcW w:w="6905" w:type="dxa"/>
+          </w:tcPr>
+          <w:p>
+            <w:r>
+              <w:t>Projektleiter (Artmir Ponik);1x PC; MS Project; Strom</w:t>
             </w:r>
           </w:p>
         </w:tc>
       </w:tr>
       <w:tr>
-        <w:trPr>
-          <w:tblCellSpacing w:w="15" w:type="dxa"/>
-        </w:trPr>
-        <w:tc>
-          <w:tcPr>
-            <w:tcW w:w="0" w:type="auto"/>
-            <w:vAlign w:val="center"/>
-            <w:hideMark/>
-          </w:tcPr>
-          <w:p>
-            <w:r>
-              <w:t>1</w:t>
-            </w:r>
-            <w:r>
-              <w:t>6</w:t>
-            </w:r>
-          </w:p>
-        </w:tc>
-        <w:tc>
-          <w:tcPr>
-            <w:tcW w:w="0" w:type="auto"/>
-            <w:vAlign w:val="center"/>
-            <w:hideMark/>
-          </w:tcPr>
-          <w:p>
-            <w:r>
-              <w:t xml:space="preserve">  </w:t>
-            </w:r>
-            <w:r>
-              <w:t>Überprüfung (MS Project)</w:t>
-            </w:r>
-          </w:p>
-        </w:tc>
-        <w:tc>
-          <w:tcPr>
-            <w:tcW w:w="0" w:type="auto"/>
-            <w:vAlign w:val="center"/>
-            <w:hideMark/>
-          </w:tcPr>
-          <w:p>
-            <w:r>
-              <w:t>1</w:t>
-            </w:r>
-          </w:p>
-        </w:tc>
-        <w:tc>
-          <w:tcPr>
-            <w:tcW w:w="0" w:type="auto"/>
-            <w:vAlign w:val="center"/>
-            <w:hideMark/>
-          </w:tcPr>
-          <w:p>
-            <w:r>
-              <w:t>1</w:t>
-            </w:r>
-            <w:r>
-              <w:t>5</w:t>
+        <w:tc>
+          <w:tcPr>
+            <w:tcW w:w="884" w:type="dxa"/>
+          </w:tcPr>
+          <w:p>
+            <w:pPr>
+              <w:jc w:val="both"/>
+            </w:pPr>
+            <w:r>
+              <w:t>16</w:t>
+            </w:r>
+          </w:p>
+        </w:tc>
+        <w:tc>
+          <w:tcPr>
+            <w:tcW w:w="5190" w:type="dxa"/>
+          </w:tcPr>
+          <w:p>
+            <w:pPr>
+              <w:numPr>
+                <w:ilvl w:val="3"/>
+                <w:numId w:val="3"/>
+              </w:numPr>
+            </w:pPr>
+            <w:r>
+              <w:t xml:space="preserve"> Berechnung der Kosten und Arbeitszeiten</w:t>
+            </w:r>
+          </w:p>
+        </w:tc>
+        <w:tc>
+          <w:tcPr>
+            <w:tcW w:w="821" w:type="dxa"/>
+          </w:tcPr>
+          <w:p>
+            <w:r>
+              <w:t xml:space="preserve">1 </w:t>
+            </w:r>
+            <w:proofErr w:type="spellStart"/>
+            <w:r>
+              <w:t>st</w:t>
+            </w:r>
+            <w:proofErr w:type="spellEnd"/>
+            <w:r>
+              <w:t xml:space="preserve"> </w:t>
+            </w:r>
+          </w:p>
+        </w:tc>
+        <w:tc>
+          <w:tcPr>
+            <w:tcW w:w="1254" w:type="dxa"/>
+          </w:tcPr>
+          <w:p>
+            <w:r>
+              <w:t>10</w:t>
+            </w:r>
+          </w:p>
+        </w:tc>
+        <w:tc>
+          <w:tcPr>
+            <w:tcW w:w="6905" w:type="dxa"/>
+          </w:tcPr>
+          <w:p>
+            <w:r>
+              <w:t>Projektleiter (Artmir Ponik);1x PC; MS Project; Strom</w:t>
             </w:r>
           </w:p>
         </w:tc>
       </w:tr>
       <w:tr>
-        <w:trPr>
-          <w:tblCellSpacing w:w="15" w:type="dxa"/>
-        </w:trPr>
-        <w:tc>
-          <w:tcPr>
-            <w:tcW w:w="0" w:type="auto"/>
-            <w:vAlign w:val="center"/>
-            <w:hideMark/>
-          </w:tcPr>
-          <w:p>
-            <w:r>
-              <w:t>18</w:t>
-            </w:r>
-          </w:p>
-        </w:tc>
-        <w:tc>
-          <w:tcPr>
-            <w:tcW w:w="0" w:type="auto"/>
-            <w:vAlign w:val="center"/>
-            <w:hideMark/>
-          </w:tcPr>
-          <w:p>
-            <w:r>
-              <w:t>Durchführung</w:t>
-            </w:r>
-          </w:p>
-        </w:tc>
-        <w:tc>
-          <w:tcPr>
-            <w:tcW w:w="0" w:type="auto"/>
-            <w:vAlign w:val="center"/>
-            <w:hideMark/>
-          </w:tcPr>
-          <w:p>
-            <w:r>
-              <w:t>0</w:t>
-            </w:r>
-          </w:p>
-        </w:tc>
-        <w:tc>
-          <w:tcPr>
-            <w:tcW w:w="0" w:type="auto"/>
-            <w:vAlign w:val="center"/>
-            <w:hideMark/>
+        <w:tc>
+          <w:tcPr>
+            <w:tcW w:w="884" w:type="dxa"/>
           </w:tcPr>
           <w:p>
             <w:r>
               <w:t>17</w:t>
+            </w:r>
+          </w:p>
+        </w:tc>
+        <w:tc>
+          <w:tcPr>
+            <w:tcW w:w="5190" w:type="dxa"/>
+          </w:tcPr>
+          <w:p>
+            <w:pPr>
+              <w:numPr>
+                <w:ilvl w:val="3"/>
+                <w:numId w:val="3"/>
+              </w:numPr>
+            </w:pPr>
+            <w:r>
+              <w:t>Überprüfung</w:t>
+            </w:r>
+          </w:p>
+        </w:tc>
+        <w:tc>
+          <w:tcPr>
+            <w:tcW w:w="821" w:type="dxa"/>
+          </w:tcPr>
+          <w:p>
+            <w:r>
+              <w:t xml:space="preserve">1 </w:t>
+            </w:r>
+            <w:proofErr w:type="spellStart"/>
+            <w:r>
+              <w:t>st</w:t>
+            </w:r>
+            <w:proofErr w:type="spellEnd"/>
+            <w:r>
+              <w:t xml:space="preserve"> </w:t>
+            </w:r>
+          </w:p>
+        </w:tc>
+        <w:tc>
+          <w:tcPr>
+            <w:tcW w:w="1254" w:type="dxa"/>
+          </w:tcPr>
+          <w:p>
+            <w:r>
+              <w:t>11</w:t>
+            </w:r>
+          </w:p>
+        </w:tc>
+        <w:tc>
+          <w:tcPr>
+            <w:tcW w:w="6905" w:type="dxa"/>
+          </w:tcPr>
+          <w:p>
+            <w:r>
+              <w:t>Projektleiter (Artmir Ponik);1x PC; MS Project; Strom</w:t>
             </w:r>
           </w:p>
         </w:tc>
       </w:tr>
       <w:tr>
-        <w:trPr>
-          <w:tblCellSpacing w:w="15" w:type="dxa"/>
-        </w:trPr>
-        <w:tc>
-          <w:tcPr>
-            <w:tcW w:w="0" w:type="auto"/>
-            <w:vAlign w:val="center"/>
-            <w:hideMark/>
-          </w:tcPr>
-          <w:p>
-            <w:r>
-              <w:t>19</w:t>
-            </w:r>
-          </w:p>
-        </w:tc>
-        <w:tc>
-          <w:tcPr>
-            <w:tcW w:w="0" w:type="auto"/>
-            <w:vAlign w:val="center"/>
-            <w:hideMark/>
-          </w:tcPr>
-          <w:p>
-            <w:r>
-              <w:t>Datenbank</w:t>
-            </w:r>
-          </w:p>
-        </w:tc>
-        <w:tc>
-          <w:tcPr>
-            <w:tcW w:w="0" w:type="auto"/>
-            <w:vAlign w:val="center"/>
-            <w:hideMark/>
-          </w:tcPr>
-          <w:p>
-            <w:r>
-              <w:t>0</w:t>
-            </w:r>
-          </w:p>
-        </w:tc>
-        <w:tc>
-          <w:tcPr>
-            <w:tcW w:w="0" w:type="auto"/>
-            <w:vAlign w:val="center"/>
-            <w:hideMark/>
+        <w:tc>
+          <w:tcPr>
+            <w:tcW w:w="884" w:type="dxa"/>
           </w:tcPr>
           <w:p>
             <w:r>
               <w:t>18</w:t>
             </w:r>
           </w:p>
+        </w:tc>
+        <w:tc>
+          <w:tcPr>
+            <w:tcW w:w="5190" w:type="dxa"/>
+          </w:tcPr>
+          <w:p>
+            <w:pPr>
+              <w:numPr>
+                <w:ilvl w:val="1"/>
+                <w:numId w:val="3"/>
+              </w:numPr>
+            </w:pPr>
+            <w:r>
+              <w:rPr>
+                <w:highlight w:val="blue"/>
+              </w:rPr>
+              <w:t>Durchführung</w:t>
+            </w:r>
+            <w:r>
+              <w:t xml:space="preserve"> </w:t>
+            </w:r>
+          </w:p>
+        </w:tc>
+        <w:tc>
+          <w:tcPr>
+            <w:tcW w:w="821" w:type="dxa"/>
+          </w:tcPr>
+          <w:p/>
+        </w:tc>
+        <w:tc>
+          <w:tcPr>
+            <w:tcW w:w="1254" w:type="dxa"/>
+          </w:tcPr>
+          <w:p>
+            <w:r>
+              <w:t>-</w:t>
+            </w:r>
+          </w:p>
+        </w:tc>
+        <w:tc>
+          <w:tcPr>
+            <w:tcW w:w="6905" w:type="dxa"/>
+          </w:tcPr>
+          <w:p/>
         </w:tc>
       </w:tr>
       <w:tr>
-        <w:trPr>
-          <w:tblCellSpacing w:w="15" w:type="dxa"/>
-        </w:trPr>
-        <w:tc>
-          <w:tcPr>
-            <w:tcW w:w="0" w:type="auto"/>
-            <w:vAlign w:val="center"/>
-            <w:hideMark/>
-          </w:tcPr>
-          <w:p>
-            <w:r>
-              <w:t>20</w:t>
-            </w:r>
-          </w:p>
-        </w:tc>
-        <w:tc>
-          <w:tcPr>
-            <w:tcW w:w="0" w:type="auto"/>
-            <w:vAlign w:val="center"/>
-            <w:hideMark/>
-          </w:tcPr>
-          <w:p>
-            <w:r>
-              <w:t>Planung</w:t>
-            </w:r>
-          </w:p>
-        </w:tc>
-        <w:tc>
-          <w:tcPr>
-            <w:tcW w:w="0" w:type="auto"/>
-            <w:vAlign w:val="center"/>
-            <w:hideMark/>
-          </w:tcPr>
-          <w:p>
-            <w:r>
-              <w:t>0</w:t>
-            </w:r>
-          </w:p>
-        </w:tc>
-        <w:tc>
-          <w:tcPr>
-            <w:tcW w:w="0" w:type="auto"/>
-            <w:vAlign w:val="center"/>
-            <w:hideMark/>
+        <w:tc>
+          <w:tcPr>
+            <w:tcW w:w="884" w:type="dxa"/>
           </w:tcPr>
           <w:p>
             <w:r>
               <w:t>19</w:t>
             </w:r>
           </w:p>
+        </w:tc>
+        <w:tc>
+          <w:tcPr>
+            <w:tcW w:w="5190" w:type="dxa"/>
+          </w:tcPr>
+          <w:p>
+            <w:pPr>
+              <w:numPr>
+                <w:ilvl w:val="2"/>
+                <w:numId w:val="3"/>
+              </w:numPr>
+            </w:pPr>
+            <w:r>
+              <w:rPr>
+                <w:highlight w:val="yellow"/>
+              </w:rPr>
+              <w:t>Datenbank</w:t>
+            </w:r>
+            <w:r>
+              <w:t xml:space="preserve"> </w:t>
+            </w:r>
+          </w:p>
+        </w:tc>
+        <w:tc>
+          <w:tcPr>
+            <w:tcW w:w="821" w:type="dxa"/>
+          </w:tcPr>
+          <w:p/>
+        </w:tc>
+        <w:tc>
+          <w:tcPr>
+            <w:tcW w:w="1254" w:type="dxa"/>
+          </w:tcPr>
+          <w:p>
+            <w:r>
+              <w:t>-</w:t>
+            </w:r>
+          </w:p>
+        </w:tc>
+        <w:tc>
+          <w:tcPr>
+            <w:tcW w:w="6905" w:type="dxa"/>
+          </w:tcPr>
+          <w:p/>
         </w:tc>
       </w:tr>
       <w:tr>
-        <w:trPr>
-          <w:tblCellSpacing w:w="15" w:type="dxa"/>
-        </w:trPr>
-        <w:tc>
-          <w:tcPr>
-            <w:tcW w:w="0" w:type="auto"/>
-            <w:vAlign w:val="center"/>
-            <w:hideMark/>
-          </w:tcPr>
-          <w:p>
-            <w:r>
-              <w:t>21</w:t>
-            </w:r>
-          </w:p>
-        </w:tc>
-        <w:tc>
-          <w:tcPr>
-            <w:tcW w:w="0" w:type="auto"/>
-            <w:vAlign w:val="center"/>
-            <w:hideMark/>
-          </w:tcPr>
-          <w:p>
-            <w:r>
-              <w:t>Primär-Fremdschlüssel</w:t>
-            </w:r>
-          </w:p>
-        </w:tc>
-        <w:tc>
-          <w:tcPr>
-            <w:tcW w:w="0" w:type="auto"/>
-            <w:vAlign w:val="center"/>
-            <w:hideMark/>
-          </w:tcPr>
-          <w:p>
-            <w:r>
-              <w:t>2</w:t>
-            </w:r>
-          </w:p>
-        </w:tc>
-        <w:tc>
-          <w:tcPr>
-            <w:tcW w:w="0" w:type="auto"/>
-            <w:vAlign w:val="center"/>
-            <w:hideMark/>
+        <w:tc>
+          <w:tcPr>
+            <w:tcW w:w="884" w:type="dxa"/>
           </w:tcPr>
           <w:p>
             <w:r>
               <w:t>20</w:t>
             </w:r>
+          </w:p>
+        </w:tc>
+        <w:tc>
+          <w:tcPr>
+            <w:tcW w:w="5190" w:type="dxa"/>
+          </w:tcPr>
+          <w:p>
+            <w:pPr>
+              <w:numPr>
+                <w:ilvl w:val="3"/>
+                <w:numId w:val="3"/>
+              </w:numPr>
+            </w:pPr>
+            <w:r>
+              <w:t>Planung</w:t>
+            </w:r>
+          </w:p>
+        </w:tc>
+        <w:tc>
+          <w:tcPr>
+            <w:tcW w:w="821" w:type="dxa"/>
+          </w:tcPr>
+          <w:p>
+            <w:r>
+              <w:t xml:space="preserve">1 </w:t>
+            </w:r>
+            <w:proofErr w:type="spellStart"/>
+            <w:r>
+              <w:t>st</w:t>
+            </w:r>
+            <w:proofErr w:type="spellEnd"/>
+            <w:r>
+              <w:t xml:space="preserve"> </w:t>
+            </w:r>
+          </w:p>
+        </w:tc>
+        <w:tc>
+          <w:tcPr>
+            <w:tcW w:w="1254" w:type="dxa"/>
+          </w:tcPr>
+          <w:p>
+            <w:r>
+              <w:t>12</w:t>
+            </w:r>
+          </w:p>
+        </w:tc>
+        <w:tc>
+          <w:tcPr>
+            <w:tcW w:w="6905" w:type="dxa"/>
+          </w:tcPr>
+          <w:p>
+            <w:r>
+              <w:t>Softwareengineer (</w:t>
+            </w:r>
+            <w:proofErr w:type="spellStart"/>
+            <w:r>
+              <w:t>Rijad</w:t>
+            </w:r>
+            <w:proofErr w:type="spellEnd"/>
+            <w:r>
+              <w:t xml:space="preserve"> </w:t>
+            </w:r>
+            <w:proofErr w:type="spellStart"/>
+            <w:r>
+              <w:t>Zenkovic</w:t>
+            </w:r>
+            <w:proofErr w:type="spellEnd"/>
+            <w:r>
+              <w:t>);</w:t>
+            </w:r>
+            <w:r>
+              <w:t>1x</w:t>
+            </w:r>
+            <w:r>
+              <w:t xml:space="preserve">PC </w:t>
+            </w:r>
+            <w:proofErr w:type="spellStart"/>
+            <w:r>
+              <w:t>MySQL;Strom</w:t>
+            </w:r>
+            <w:proofErr w:type="spellEnd"/>
           </w:p>
         </w:tc>
       </w:tr>
       <w:tr>
-        <w:trPr>
-          <w:tblCellSpacing w:w="15" w:type="dxa"/>
-        </w:trPr>
-        <w:tc>
-          <w:tcPr>
-            <w:tcW w:w="0" w:type="auto"/>
-            <w:vAlign w:val="center"/>
-            <w:hideMark/>
-          </w:tcPr>
-          <w:p>
-            <w:r>
-              <w:t>22</w:t>
-            </w:r>
-          </w:p>
-        </w:tc>
-        <w:tc>
-          <w:tcPr>
-            <w:tcW w:w="0" w:type="auto"/>
-            <w:vAlign w:val="center"/>
-            <w:hideMark/>
-          </w:tcPr>
-          <w:p>
-            <w:r>
-              <w:t>Entitäten</w:t>
-            </w:r>
-          </w:p>
-        </w:tc>
-        <w:tc>
-          <w:tcPr>
-            <w:tcW w:w="0" w:type="auto"/>
-            <w:vAlign w:val="center"/>
-            <w:hideMark/>
-          </w:tcPr>
-          <w:p>
-            <w:r>
-              <w:t>2</w:t>
-            </w:r>
-          </w:p>
-        </w:tc>
-        <w:tc>
-          <w:tcPr>
-            <w:tcW w:w="0" w:type="auto"/>
-            <w:vAlign w:val="center"/>
-            <w:hideMark/>
+        <w:tc>
+          <w:tcPr>
+            <w:tcW w:w="884" w:type="dxa"/>
           </w:tcPr>
           <w:p>
             <w:r>
               <w:t>21</w:t>
             </w:r>
+          </w:p>
+        </w:tc>
+        <w:tc>
+          <w:tcPr>
+            <w:tcW w:w="5190" w:type="dxa"/>
+          </w:tcPr>
+          <w:p>
+            <w:pPr>
+              <w:numPr>
+                <w:ilvl w:val="4"/>
+                <w:numId w:val="3"/>
+              </w:numPr>
+            </w:pPr>
+            <w:r>
+              <w:t xml:space="preserve">Primär-Fremdschlüssel </w:t>
+            </w:r>
+          </w:p>
+        </w:tc>
+        <w:tc>
+          <w:tcPr>
+            <w:tcW w:w="821" w:type="dxa"/>
+          </w:tcPr>
+          <w:p>
+            <w:r>
+              <w:t xml:space="preserve">3 </w:t>
+            </w:r>
+            <w:proofErr w:type="spellStart"/>
+            <w:r>
+              <w:t>st</w:t>
+            </w:r>
+            <w:proofErr w:type="spellEnd"/>
+            <w:r>
+              <w:t xml:space="preserve"> </w:t>
+            </w:r>
+          </w:p>
+        </w:tc>
+        <w:tc>
+          <w:tcPr>
+            <w:tcW w:w="1254" w:type="dxa"/>
+          </w:tcPr>
+          <w:p>
+            <w:r>
+              <w:t>13</w:t>
+            </w:r>
+          </w:p>
+        </w:tc>
+        <w:tc>
+          <w:tcPr>
+            <w:tcW w:w="6905" w:type="dxa"/>
+          </w:tcPr>
+          <w:p>
+            <w:r>
+              <w:t>Softwareengineer (</w:t>
+            </w:r>
+            <w:proofErr w:type="spellStart"/>
+            <w:r>
+              <w:t>Rijad</w:t>
+            </w:r>
+            <w:proofErr w:type="spellEnd"/>
+            <w:r>
+              <w:t xml:space="preserve"> </w:t>
+            </w:r>
+            <w:proofErr w:type="spellStart"/>
+            <w:r>
+              <w:t>Zenkovic</w:t>
+            </w:r>
+            <w:proofErr w:type="spellEnd"/>
+            <w:r>
+              <w:t>);</w:t>
+            </w:r>
+            <w:r>
+              <w:t>1x</w:t>
+            </w:r>
+            <w:r>
+              <w:t xml:space="preserve">PC </w:t>
+            </w:r>
+            <w:proofErr w:type="spellStart"/>
+            <w:r>
+              <w:t>MySQL;Strom</w:t>
+            </w:r>
+            <w:proofErr w:type="spellEnd"/>
           </w:p>
         </w:tc>
       </w:tr>
       <w:tr>
-        <w:trPr>
-          <w:tblCellSpacing w:w="15" w:type="dxa"/>
-        </w:trPr>
-        <w:tc>
-          <w:tcPr>
-            <w:tcW w:w="0" w:type="auto"/>
-            <w:vAlign w:val="center"/>
-            <w:hideMark/>
-          </w:tcPr>
-          <w:p>
-            <w:r>
-              <w:t>23</w:t>
-            </w:r>
-          </w:p>
-        </w:tc>
-        <w:tc>
-          <w:tcPr>
-            <w:tcW w:w="0" w:type="auto"/>
-            <w:vAlign w:val="center"/>
-            <w:hideMark/>
-          </w:tcPr>
-          <w:p>
-            <w:r>
-              <w:t>Attribute</w:t>
-            </w:r>
-          </w:p>
-        </w:tc>
-        <w:tc>
-          <w:tcPr>
-            <w:tcW w:w="0" w:type="auto"/>
-            <w:vAlign w:val="center"/>
-            <w:hideMark/>
-          </w:tcPr>
-          <w:p>
-            <w:r>
-              <w:t>2</w:t>
-            </w:r>
-          </w:p>
-        </w:tc>
-        <w:tc>
-          <w:tcPr>
-            <w:tcW w:w="0" w:type="auto"/>
-            <w:vAlign w:val="center"/>
-            <w:hideMark/>
+        <w:tc>
+          <w:tcPr>
+            <w:tcW w:w="884" w:type="dxa"/>
           </w:tcPr>
           <w:p>
             <w:r>
               <w:t>22</w:t>
             </w:r>
+          </w:p>
+        </w:tc>
+        <w:tc>
+          <w:tcPr>
+            <w:tcW w:w="5190" w:type="dxa"/>
+          </w:tcPr>
+          <w:p>
+            <w:pPr>
+              <w:numPr>
+                <w:ilvl w:val="4"/>
+                <w:numId w:val="3"/>
+              </w:numPr>
+            </w:pPr>
+            <w:r>
+              <w:t>Entitäten</w:t>
+            </w:r>
+          </w:p>
+        </w:tc>
+        <w:tc>
+          <w:tcPr>
+            <w:tcW w:w="821" w:type="dxa"/>
+          </w:tcPr>
+          <w:p>
+            <w:r>
+              <w:t xml:space="preserve">2 </w:t>
+            </w:r>
+            <w:proofErr w:type="spellStart"/>
+            <w:r>
+              <w:t>st</w:t>
+            </w:r>
+            <w:proofErr w:type="spellEnd"/>
+            <w:r>
+              <w:t xml:space="preserve"> </w:t>
+            </w:r>
+          </w:p>
+        </w:tc>
+        <w:tc>
+          <w:tcPr>
+            <w:tcW w:w="1254" w:type="dxa"/>
+          </w:tcPr>
+          <w:p>
+            <w:r>
+              <w:t>14</w:t>
+            </w:r>
+          </w:p>
+        </w:tc>
+        <w:tc>
+          <w:tcPr>
+            <w:tcW w:w="6905" w:type="dxa"/>
+          </w:tcPr>
+          <w:p>
+            <w:r>
+              <w:t>Softwareengineer (</w:t>
+            </w:r>
+            <w:proofErr w:type="spellStart"/>
+            <w:r>
+              <w:t>Rijad</w:t>
+            </w:r>
+            <w:proofErr w:type="spellEnd"/>
+            <w:r>
+              <w:t xml:space="preserve"> </w:t>
+            </w:r>
+            <w:proofErr w:type="spellStart"/>
+            <w:r>
+              <w:t>Zenkovic</w:t>
+            </w:r>
+            <w:proofErr w:type="spellEnd"/>
+            <w:r>
+              <w:t>);</w:t>
+            </w:r>
+            <w:r>
+              <w:t>1x</w:t>
+            </w:r>
+            <w:r>
+              <w:t xml:space="preserve">PC </w:t>
+            </w:r>
+            <w:proofErr w:type="spellStart"/>
+            <w:r>
+              <w:t>MySQL;Strom</w:t>
+            </w:r>
+            <w:proofErr w:type="spellEnd"/>
           </w:p>
         </w:tc>
       </w:tr>
       <w:tr>
-        <w:trPr>
-          <w:tblCellSpacing w:w="15" w:type="dxa"/>
-        </w:trPr>
-        <w:tc>
-          <w:tcPr>
-            <w:tcW w:w="0" w:type="auto"/>
-            <w:vAlign w:val="center"/>
-            <w:hideMark/>
-          </w:tcPr>
-          <w:p>
-            <w:r>
-              <w:t>24</w:t>
-            </w:r>
-          </w:p>
-        </w:tc>
-        <w:tc>
-          <w:tcPr>
-            <w:tcW w:w="0" w:type="auto"/>
-            <w:vAlign w:val="center"/>
-            <w:hideMark/>
-          </w:tcPr>
-          <w:p>
-            <w:r>
-              <w:t>Überprüfung (Planung)</w:t>
-            </w:r>
-          </w:p>
-        </w:tc>
-        <w:tc>
-          <w:tcPr>
-            <w:tcW w:w="0" w:type="auto"/>
-            <w:vAlign w:val="center"/>
-            <w:hideMark/>
-          </w:tcPr>
-          <w:p>
-            <w:r>
-              <w:t>1</w:t>
-            </w:r>
-          </w:p>
-        </w:tc>
-        <w:tc>
-          <w:tcPr>
-            <w:tcW w:w="0" w:type="auto"/>
-            <w:vAlign w:val="center"/>
-            <w:hideMark/>
+        <w:tc>
+          <w:tcPr>
+            <w:tcW w:w="884" w:type="dxa"/>
           </w:tcPr>
           <w:p>
             <w:r>
               <w:t>23</w:t>
             </w:r>
+          </w:p>
+        </w:tc>
+        <w:tc>
+          <w:tcPr>
+            <w:tcW w:w="5190" w:type="dxa"/>
+          </w:tcPr>
+          <w:p>
+            <w:pPr>
+              <w:numPr>
+                <w:ilvl w:val="4"/>
+                <w:numId w:val="3"/>
+              </w:numPr>
+            </w:pPr>
+            <w:r>
+              <w:t>Attribute</w:t>
+            </w:r>
+          </w:p>
+        </w:tc>
+        <w:tc>
+          <w:tcPr>
+            <w:tcW w:w="821" w:type="dxa"/>
+          </w:tcPr>
+          <w:p>
+            <w:r>
+              <w:t xml:space="preserve">1 </w:t>
+            </w:r>
+            <w:proofErr w:type="spellStart"/>
+            <w:r>
+              <w:t>st</w:t>
+            </w:r>
+            <w:proofErr w:type="spellEnd"/>
+            <w:r>
+              <w:t xml:space="preserve"> </w:t>
+            </w:r>
+          </w:p>
+        </w:tc>
+        <w:tc>
+          <w:tcPr>
+            <w:tcW w:w="1254" w:type="dxa"/>
+          </w:tcPr>
+          <w:p/>
+        </w:tc>
+        <w:tc>
+          <w:tcPr>
+            <w:tcW w:w="6905" w:type="dxa"/>
+          </w:tcPr>
+          <w:p>
+            <w:r>
+              <w:t>Softwareengineer (</w:t>
+            </w:r>
+            <w:proofErr w:type="spellStart"/>
+            <w:r>
+              <w:t>Rijad</w:t>
+            </w:r>
+            <w:proofErr w:type="spellEnd"/>
+            <w:r>
+              <w:t xml:space="preserve"> </w:t>
+            </w:r>
+            <w:proofErr w:type="spellStart"/>
+            <w:r>
+              <w:t>Zenkovic</w:t>
+            </w:r>
+            <w:proofErr w:type="spellEnd"/>
+            <w:r>
+              <w:t>);</w:t>
+            </w:r>
+            <w:r>
+              <w:t>1x</w:t>
+            </w:r>
+            <w:r>
+              <w:t xml:space="preserve">PC </w:t>
+            </w:r>
+            <w:proofErr w:type="spellStart"/>
+            <w:r>
+              <w:t>MySQL;Strom</w:t>
+            </w:r>
+            <w:proofErr w:type="spellEnd"/>
           </w:p>
         </w:tc>
       </w:tr>
       <w:tr>
-        <w:trPr>
-          <w:tblCellSpacing w:w="15" w:type="dxa"/>
-        </w:trPr>
-        <w:tc>
-          <w:tcPr>
-            <w:tcW w:w="0" w:type="auto"/>
-            <w:vAlign w:val="center"/>
-            <w:hideMark/>
-          </w:tcPr>
-          <w:p>
-            <w:r>
-              <w:t>25</w:t>
-            </w:r>
-          </w:p>
-        </w:tc>
-        <w:tc>
-          <w:tcPr>
-            <w:tcW w:w="0" w:type="auto"/>
-            <w:vAlign w:val="center"/>
-            <w:hideMark/>
-          </w:tcPr>
-          <w:p>
-            <w:r>
-              <w:t>Überführung</w:t>
-            </w:r>
-          </w:p>
-        </w:tc>
-        <w:tc>
-          <w:tcPr>
-            <w:tcW w:w="0" w:type="auto"/>
-            <w:vAlign w:val="center"/>
-            <w:hideMark/>
-          </w:tcPr>
-          <w:p>
-            <w:r>
-              <w:t>0</w:t>
-            </w:r>
-          </w:p>
-        </w:tc>
-        <w:tc>
-          <w:tcPr>
-            <w:tcW w:w="0" w:type="auto"/>
-            <w:vAlign w:val="center"/>
-            <w:hideMark/>
+        <w:tc>
+          <w:tcPr>
+            <w:tcW w:w="884" w:type="dxa"/>
           </w:tcPr>
           <w:p>
             <w:r>
               <w:t>24</w:t>
             </w:r>
+          </w:p>
+        </w:tc>
+        <w:tc>
+          <w:tcPr>
+            <w:tcW w:w="5190" w:type="dxa"/>
+          </w:tcPr>
+          <w:p>
+            <w:pPr>
+              <w:numPr>
+                <w:ilvl w:val="4"/>
+                <w:numId w:val="3"/>
+              </w:numPr>
+            </w:pPr>
+            <w:r>
+              <w:t>Überprüfung</w:t>
+            </w:r>
+          </w:p>
+        </w:tc>
+        <w:tc>
+          <w:tcPr>
+            <w:tcW w:w="821" w:type="dxa"/>
+          </w:tcPr>
+          <w:p>
+            <w:r>
+              <w:t xml:space="preserve">1 </w:t>
+            </w:r>
+            <w:proofErr w:type="spellStart"/>
+            <w:r>
+              <w:t>st</w:t>
+            </w:r>
+            <w:proofErr w:type="spellEnd"/>
+            <w:r>
+              <w:t xml:space="preserve"> </w:t>
+            </w:r>
+          </w:p>
+        </w:tc>
+        <w:tc>
+          <w:tcPr>
+            <w:tcW w:w="1254" w:type="dxa"/>
+          </w:tcPr>
+          <w:p/>
+        </w:tc>
+        <w:tc>
+          <w:tcPr>
+            <w:tcW w:w="6905" w:type="dxa"/>
+          </w:tcPr>
+          <w:p>
+            <w:r>
+              <w:t>Softwareengineer (</w:t>
+            </w:r>
+            <w:proofErr w:type="spellStart"/>
+            <w:r>
+              <w:t>Rijad</w:t>
+            </w:r>
+            <w:proofErr w:type="spellEnd"/>
+            <w:r>
+              <w:t xml:space="preserve"> </w:t>
+            </w:r>
+            <w:proofErr w:type="spellStart"/>
+            <w:r>
+              <w:t>Zenkovic</w:t>
+            </w:r>
+            <w:proofErr w:type="spellEnd"/>
+            <w:r>
+              <w:t>);</w:t>
+            </w:r>
+            <w:r>
+              <w:t>1x</w:t>
+            </w:r>
+            <w:r>
+              <w:t xml:space="preserve">PC </w:t>
+            </w:r>
+            <w:proofErr w:type="spellStart"/>
+            <w:r>
+              <w:t>MySQL;Strom</w:t>
+            </w:r>
+            <w:proofErr w:type="spellEnd"/>
           </w:p>
         </w:tc>
       </w:tr>
       <w:tr>
-        <w:trPr>
-          <w:tblCellSpacing w:w="15" w:type="dxa"/>
-        </w:trPr>
-        <w:tc>
-          <w:tcPr>
-            <w:tcW w:w="0" w:type="auto"/>
-            <w:vAlign w:val="center"/>
-            <w:hideMark/>
-          </w:tcPr>
-          <w:p>
-            <w:r>
-              <w:t>26</w:t>
-            </w:r>
-          </w:p>
-        </w:tc>
-        <w:tc>
-          <w:tcPr>
-            <w:tcW w:w="0" w:type="auto"/>
-            <w:vAlign w:val="center"/>
-            <w:hideMark/>
-          </w:tcPr>
-          <w:p>
-            <w:r>
-              <w:t>Tabellen Erstellung</w:t>
-            </w:r>
-          </w:p>
-        </w:tc>
-        <w:tc>
-          <w:tcPr>
-            <w:tcW w:w="0" w:type="auto"/>
-            <w:vAlign w:val="center"/>
-            <w:hideMark/>
-          </w:tcPr>
-          <w:p>
-            <w:r>
-              <w:t>2</w:t>
-            </w:r>
-          </w:p>
-        </w:tc>
-        <w:tc>
-          <w:tcPr>
-            <w:tcW w:w="0" w:type="auto"/>
-            <w:vAlign w:val="center"/>
-            <w:hideMark/>
+        <w:tc>
+          <w:tcPr>
+            <w:tcW w:w="884" w:type="dxa"/>
           </w:tcPr>
           <w:p>
             <w:r>
               <w:t>25</w:t>
             </w:r>
           </w:p>
+        </w:tc>
+        <w:tc>
+          <w:tcPr>
+            <w:tcW w:w="5190" w:type="dxa"/>
+          </w:tcPr>
+          <w:p>
+            <w:pPr>
+              <w:numPr>
+                <w:ilvl w:val="3"/>
+                <w:numId w:val="3"/>
+              </w:numPr>
+            </w:pPr>
+            <w:r>
+              <w:rPr>
+                <w:highlight w:val="yellow"/>
+              </w:rPr>
+              <w:t>Überführung</w:t>
+            </w:r>
+            <w:r>
+              <w:t xml:space="preserve"> </w:t>
+            </w:r>
+          </w:p>
+        </w:tc>
+        <w:tc>
+          <w:tcPr>
+            <w:tcW w:w="821" w:type="dxa"/>
+          </w:tcPr>
+          <w:p/>
+        </w:tc>
+        <w:tc>
+          <w:tcPr>
+            <w:tcW w:w="1254" w:type="dxa"/>
+          </w:tcPr>
+          <w:p>
+            <w:r>
+              <w:t>-</w:t>
+            </w:r>
+          </w:p>
+        </w:tc>
+        <w:tc>
+          <w:tcPr>
+            <w:tcW w:w="6905" w:type="dxa"/>
+          </w:tcPr>
+          <w:p/>
         </w:tc>
       </w:tr>
       <w:tr>
-        <w:trPr>
-          <w:tblCellSpacing w:w="15" w:type="dxa"/>
-        </w:trPr>
-        <w:tc>
-          <w:tcPr>
-            <w:tcW w:w="0" w:type="auto"/>
-            <w:vAlign w:val="center"/>
-            <w:hideMark/>
-          </w:tcPr>
-          <w:p>
-            <w:r>
-              <w:t>27</w:t>
-            </w:r>
-          </w:p>
-        </w:tc>
-        <w:tc>
-          <w:tcPr>
-            <w:tcW w:w="0" w:type="auto"/>
-            <w:vAlign w:val="center"/>
-            <w:hideMark/>
-          </w:tcPr>
-          <w:p>
-            <w:r>
-              <w:t>Tabelle Ausfüllen</w:t>
-            </w:r>
-          </w:p>
-        </w:tc>
-        <w:tc>
-          <w:tcPr>
-            <w:tcW w:w="0" w:type="auto"/>
-            <w:vAlign w:val="center"/>
-            <w:hideMark/>
-          </w:tcPr>
-          <w:p>
-            <w:r>
-              <w:t>2</w:t>
-            </w:r>
-          </w:p>
-        </w:tc>
-        <w:tc>
-          <w:tcPr>
-            <w:tcW w:w="0" w:type="auto"/>
-            <w:vAlign w:val="center"/>
-            <w:hideMark/>
+        <w:tc>
+          <w:tcPr>
+            <w:tcW w:w="884" w:type="dxa"/>
           </w:tcPr>
           <w:p>
             <w:r>
               <w:t>26</w:t>
             </w:r>
+          </w:p>
+        </w:tc>
+        <w:tc>
+          <w:tcPr>
+            <w:tcW w:w="5190" w:type="dxa"/>
+          </w:tcPr>
+          <w:p>
+            <w:pPr>
+              <w:numPr>
+                <w:ilvl w:val="4"/>
+                <w:numId w:val="3"/>
+              </w:numPr>
+            </w:pPr>
+            <w:r>
+              <w:t>Tabellen Erstellung</w:t>
+            </w:r>
+          </w:p>
+        </w:tc>
+        <w:tc>
+          <w:tcPr>
+            <w:tcW w:w="821" w:type="dxa"/>
+          </w:tcPr>
+          <w:p>
+            <w:r>
+              <w:t xml:space="preserve">1 </w:t>
+            </w:r>
+            <w:proofErr w:type="spellStart"/>
+            <w:r>
+              <w:t>st</w:t>
+            </w:r>
+            <w:proofErr w:type="spellEnd"/>
+          </w:p>
+        </w:tc>
+        <w:tc>
+          <w:tcPr>
+            <w:tcW w:w="1254" w:type="dxa"/>
+          </w:tcPr>
+          <w:p/>
+        </w:tc>
+        <w:tc>
+          <w:tcPr>
+            <w:tcW w:w="6905" w:type="dxa"/>
+          </w:tcPr>
+          <w:p>
+            <w:r>
+              <w:t>Softwareengineer (</w:t>
+            </w:r>
+            <w:proofErr w:type="spellStart"/>
+            <w:r>
+              <w:t>Rijad</w:t>
+            </w:r>
+            <w:proofErr w:type="spellEnd"/>
+            <w:r>
+              <w:t xml:space="preserve"> </w:t>
+            </w:r>
+            <w:proofErr w:type="spellStart"/>
+            <w:r>
+              <w:t>Zenkovic</w:t>
+            </w:r>
+            <w:proofErr w:type="spellEnd"/>
+            <w:r>
+              <w:t>);</w:t>
+            </w:r>
+            <w:r>
+              <w:t>1x</w:t>
+            </w:r>
+            <w:r>
+              <w:t xml:space="preserve">PC </w:t>
+            </w:r>
+            <w:proofErr w:type="spellStart"/>
+            <w:r>
+              <w:t>MySQL;Strom</w:t>
+            </w:r>
+            <w:proofErr w:type="spellEnd"/>
           </w:p>
         </w:tc>
       </w:tr>
       <w:tr>
-        <w:trPr>
-          <w:tblCellSpacing w:w="15" w:type="dxa"/>
-        </w:trPr>
-        <w:tc>
-          <w:tcPr>
-            <w:tcW w:w="0" w:type="auto"/>
-            <w:vAlign w:val="center"/>
-            <w:hideMark/>
-          </w:tcPr>
-          <w:p>
-            <w:r>
-              <w:t>28</w:t>
-            </w:r>
-          </w:p>
-        </w:tc>
-        <w:tc>
-          <w:tcPr>
-            <w:tcW w:w="0" w:type="auto"/>
-            <w:vAlign w:val="center"/>
-            <w:hideMark/>
-          </w:tcPr>
-          <w:p>
-            <w:r>
-              <w:t>Beziehung der Tabellen</w:t>
-            </w:r>
-          </w:p>
-        </w:tc>
-        <w:tc>
-          <w:tcPr>
-            <w:tcW w:w="0" w:type="auto"/>
-            <w:vAlign w:val="center"/>
-            <w:hideMark/>
-          </w:tcPr>
-          <w:p>
-            <w:r>
-              <w:t>1</w:t>
-            </w:r>
-          </w:p>
-        </w:tc>
-        <w:tc>
-          <w:tcPr>
-            <w:tcW w:w="0" w:type="auto"/>
-            <w:vAlign w:val="center"/>
-            <w:hideMark/>
+        <w:tc>
+          <w:tcPr>
+            <w:tcW w:w="884" w:type="dxa"/>
           </w:tcPr>
           <w:p>
             <w:r>
               <w:t>27</w:t>
             </w:r>
+          </w:p>
+        </w:tc>
+        <w:tc>
+          <w:tcPr>
+            <w:tcW w:w="5190" w:type="dxa"/>
+          </w:tcPr>
+          <w:p>
+            <w:pPr>
+              <w:numPr>
+                <w:ilvl w:val="4"/>
+                <w:numId w:val="3"/>
+              </w:numPr>
+            </w:pPr>
+            <w:r>
+              <w:t>Tabelle Ausfühlen</w:t>
+            </w:r>
+          </w:p>
+        </w:tc>
+        <w:tc>
+          <w:tcPr>
+            <w:tcW w:w="821" w:type="dxa"/>
+          </w:tcPr>
+          <w:p>
+            <w:r>
+              <w:t xml:space="preserve">1 </w:t>
+            </w:r>
+            <w:proofErr w:type="spellStart"/>
+            <w:r>
+              <w:t>st</w:t>
+            </w:r>
+            <w:proofErr w:type="spellEnd"/>
+            <w:r>
+              <w:t xml:space="preserve"> </w:t>
+            </w:r>
+          </w:p>
+        </w:tc>
+        <w:tc>
+          <w:tcPr>
+            <w:tcW w:w="1254" w:type="dxa"/>
+          </w:tcPr>
+          <w:p/>
+        </w:tc>
+        <w:tc>
+          <w:tcPr>
+            <w:tcW w:w="6905" w:type="dxa"/>
+          </w:tcPr>
+          <w:p>
+            <w:r>
+              <w:t>Softwareengineer (</w:t>
+            </w:r>
+            <w:proofErr w:type="spellStart"/>
+            <w:r>
+              <w:t>Rijad</w:t>
+            </w:r>
+            <w:proofErr w:type="spellEnd"/>
+            <w:r>
+              <w:t xml:space="preserve"> </w:t>
+            </w:r>
+            <w:proofErr w:type="spellStart"/>
+            <w:r>
+              <w:t>Zenkovic</w:t>
+            </w:r>
+            <w:proofErr w:type="spellEnd"/>
+            <w:r>
+              <w:t>);</w:t>
+            </w:r>
+            <w:r>
+              <w:t>1x</w:t>
+            </w:r>
+            <w:r>
+              <w:t xml:space="preserve">PC </w:t>
+            </w:r>
+            <w:proofErr w:type="spellStart"/>
+            <w:r>
+              <w:t>MySQL;Strom</w:t>
+            </w:r>
+            <w:proofErr w:type="spellEnd"/>
           </w:p>
         </w:tc>
       </w:tr>
       <w:tr>
-        <w:trPr>
-          <w:tblCellSpacing w:w="15" w:type="dxa"/>
-        </w:trPr>
-        <w:tc>
-          <w:tcPr>
-            <w:tcW w:w="0" w:type="auto"/>
-            <w:vAlign w:val="center"/>
-            <w:hideMark/>
-          </w:tcPr>
-          <w:p>
-            <w:r>
-              <w:t>29</w:t>
-            </w:r>
-          </w:p>
-        </w:tc>
-        <w:tc>
-          <w:tcPr>
-            <w:tcW w:w="0" w:type="auto"/>
-            <w:vAlign w:val="center"/>
-            <w:hideMark/>
-          </w:tcPr>
-          <w:p>
-            <w:r>
-              <w:t>Überprüfung (Überführung)</w:t>
-            </w:r>
-          </w:p>
-        </w:tc>
-        <w:tc>
-          <w:tcPr>
-            <w:tcW w:w="0" w:type="auto"/>
-            <w:vAlign w:val="center"/>
-            <w:hideMark/>
-          </w:tcPr>
-          <w:p>
-            <w:r>
-              <w:t>1</w:t>
-            </w:r>
-          </w:p>
-        </w:tc>
-        <w:tc>
-          <w:tcPr>
-            <w:tcW w:w="0" w:type="auto"/>
-            <w:vAlign w:val="center"/>
-            <w:hideMark/>
+        <w:tc>
+          <w:tcPr>
+            <w:tcW w:w="884" w:type="dxa"/>
           </w:tcPr>
           <w:p>
             <w:r>
               <w:t>28</w:t>
             </w:r>
+          </w:p>
+        </w:tc>
+        <w:tc>
+          <w:tcPr>
+            <w:tcW w:w="5190" w:type="dxa"/>
+          </w:tcPr>
+          <w:p>
+            <w:pPr>
+              <w:numPr>
+                <w:ilvl w:val="4"/>
+                <w:numId w:val="3"/>
+              </w:numPr>
+            </w:pPr>
+            <w:r>
+              <w:t>Beziehung der Tabellen</w:t>
+            </w:r>
+          </w:p>
+        </w:tc>
+        <w:tc>
+          <w:tcPr>
+            <w:tcW w:w="821" w:type="dxa"/>
+          </w:tcPr>
+          <w:p>
+            <w:r>
+              <w:t xml:space="preserve">3 </w:t>
+            </w:r>
+            <w:proofErr w:type="spellStart"/>
+            <w:r>
+              <w:t>st</w:t>
+            </w:r>
+            <w:proofErr w:type="spellEnd"/>
+          </w:p>
+        </w:tc>
+        <w:tc>
+          <w:tcPr>
+            <w:tcW w:w="1254" w:type="dxa"/>
+          </w:tcPr>
+          <w:p/>
+        </w:tc>
+        <w:tc>
+          <w:tcPr>
+            <w:tcW w:w="6905" w:type="dxa"/>
+          </w:tcPr>
+          <w:p>
+            <w:r>
+              <w:t>Softwareengineer (</w:t>
+            </w:r>
+            <w:proofErr w:type="spellStart"/>
+            <w:r>
+              <w:t>Rijad</w:t>
+            </w:r>
+            <w:proofErr w:type="spellEnd"/>
+            <w:r>
+              <w:t xml:space="preserve"> </w:t>
+            </w:r>
+            <w:proofErr w:type="spellStart"/>
+            <w:r>
+              <w:t>Zenkovic</w:t>
+            </w:r>
+            <w:proofErr w:type="spellEnd"/>
+            <w:r>
+              <w:t>);</w:t>
+            </w:r>
+            <w:r>
+              <w:t>1x</w:t>
+            </w:r>
+            <w:r>
+              <w:t xml:space="preserve">PC </w:t>
+            </w:r>
+            <w:proofErr w:type="spellStart"/>
+            <w:r>
+              <w:t>MySQL;Stro</w:t>
+            </w:r>
+            <w:r>
+              <w:t>m</w:t>
+            </w:r>
+            <w:proofErr w:type="spellEnd"/>
           </w:p>
         </w:tc>
       </w:tr>
       <w:tr>
-        <w:trPr>
-          <w:tblCellSpacing w:w="15" w:type="dxa"/>
-        </w:trPr>
-        <w:tc>
-          <w:tcPr>
-            <w:tcW w:w="0" w:type="auto"/>
-            <w:vAlign w:val="center"/>
-            <w:hideMark/>
-          </w:tcPr>
-          <w:p>
-            <w:r>
-              <w:t>30</w:t>
-            </w:r>
-          </w:p>
-        </w:tc>
-        <w:tc>
-          <w:tcPr>
-            <w:tcW w:w="0" w:type="auto"/>
-            <w:vAlign w:val="center"/>
-            <w:hideMark/>
-          </w:tcPr>
-          <w:p>
-            <w:r>
-              <w:t>Software</w:t>
-            </w:r>
-          </w:p>
-        </w:tc>
-        <w:tc>
-          <w:tcPr>
-            <w:tcW w:w="0" w:type="auto"/>
-            <w:vAlign w:val="center"/>
-            <w:hideMark/>
-          </w:tcPr>
-          <w:p>
-            <w:r>
-              <w:t>0</w:t>
-            </w:r>
-          </w:p>
-        </w:tc>
-        <w:tc>
-          <w:tcPr>
-            <w:tcW w:w="0" w:type="auto"/>
-            <w:vAlign w:val="center"/>
-            <w:hideMark/>
-          </w:tcPr>
-          <w:p>
-            <w:r>
-              <w:t>29</w:t>
-            </w:r>
+        <w:tc>
+          <w:tcPr>
+            <w:tcW w:w="884" w:type="dxa"/>
+          </w:tcPr>
+          <w:p>
+            <w:r>
+              <w:t>28</w:t>
+            </w:r>
+          </w:p>
+        </w:tc>
+        <w:tc>
+          <w:tcPr>
+            <w:tcW w:w="5190" w:type="dxa"/>
+          </w:tcPr>
+          <w:p>
+            <w:pPr>
+              <w:numPr>
+                <w:ilvl w:val="4"/>
+                <w:numId w:val="3"/>
+              </w:numPr>
+            </w:pPr>
+            <w:r>
+              <w:t xml:space="preserve">Überprüfung  </w:t>
+            </w:r>
+          </w:p>
+        </w:tc>
+        <w:tc>
+          <w:tcPr>
+            <w:tcW w:w="821" w:type="dxa"/>
+          </w:tcPr>
+          <w:p>
+            <w:r>
+              <w:t xml:space="preserve">1 </w:t>
+            </w:r>
+          </w:p>
+        </w:tc>
+        <w:tc>
+          <w:tcPr>
+            <w:tcW w:w="1254" w:type="dxa"/>
+          </w:tcPr>
+          <w:p/>
+        </w:tc>
+        <w:tc>
+          <w:tcPr>
+            <w:tcW w:w="6905" w:type="dxa"/>
+          </w:tcPr>
+          <w:p>
+            <w:r>
+              <w:t>Softwareengineer (</w:t>
+            </w:r>
+            <w:proofErr w:type="spellStart"/>
+            <w:r>
+              <w:t>Rijad</w:t>
+            </w:r>
+            <w:proofErr w:type="spellEnd"/>
+            <w:r>
+              <w:t xml:space="preserve"> </w:t>
+            </w:r>
+            <w:proofErr w:type="spellStart"/>
+            <w:r>
+              <w:t>Zenkovic</w:t>
+            </w:r>
+            <w:proofErr w:type="spellEnd"/>
+            <w:r>
+              <w:t>);</w:t>
+            </w:r>
+            <w:r>
+              <w:t>1x</w:t>
+            </w:r>
+            <w:r>
+              <w:t xml:space="preserve">PC </w:t>
+            </w:r>
+            <w:proofErr w:type="spellStart"/>
+            <w:r>
+              <w:t>MySQL;Strom</w:t>
+            </w:r>
+            <w:proofErr w:type="spellEnd"/>
           </w:p>
         </w:tc>
       </w:tr>
       <w:tr>
-        <w:trPr>
-          <w:tblCellSpacing w:w="15" w:type="dxa"/>
-        </w:trPr>
-        <w:tc>
-          <w:tcPr>
-            <w:tcW w:w="0" w:type="auto"/>
-            <w:vAlign w:val="center"/>
-            <w:hideMark/>
-          </w:tcPr>
-          <w:p>
-            <w:r>
-              <w:t>31</w:t>
-            </w:r>
-          </w:p>
-        </w:tc>
-        <w:tc>
-          <w:tcPr>
-            <w:tcW w:w="0" w:type="auto"/>
-            <w:vAlign w:val="center"/>
-            <w:hideMark/>
-          </w:tcPr>
-          <w:p>
-            <w:r>
-              <w:t>Gestaltung</w:t>
-            </w:r>
-          </w:p>
-        </w:tc>
-        <w:tc>
-          <w:tcPr>
-            <w:tcW w:w="0" w:type="auto"/>
-            <w:vAlign w:val="center"/>
-            <w:hideMark/>
-          </w:tcPr>
-          <w:p>
-            <w:r>
-              <w:t>0</w:t>
-            </w:r>
-          </w:p>
-        </w:tc>
-        <w:tc>
-          <w:tcPr>
-            <w:tcW w:w="0" w:type="auto"/>
-            <w:vAlign w:val="center"/>
-            <w:hideMark/>
-          </w:tcPr>
-          <w:p>
-            <w:r>
-              <w:t>30</w:t>
-            </w:r>
-          </w:p>
+        <w:tc>
+          <w:tcPr>
+            <w:tcW w:w="884" w:type="dxa"/>
+          </w:tcPr>
+          <w:p>
+            <w:r>
+              <w:t>29</w:t>
+            </w:r>
+          </w:p>
+        </w:tc>
+        <w:tc>
+          <w:tcPr>
+            <w:tcW w:w="5190" w:type="dxa"/>
+          </w:tcPr>
+          <w:p>
+            <w:pPr>
+              <w:numPr>
+                <w:ilvl w:val="2"/>
+                <w:numId w:val="3"/>
+              </w:numPr>
+            </w:pPr>
+            <w:r>
+              <w:rPr>
+                <w:highlight w:val="blue"/>
+              </w:rPr>
+              <w:t>Software</w:t>
+            </w:r>
+            <w:r>
+              <w:t xml:space="preserve"> </w:t>
+            </w:r>
+          </w:p>
+        </w:tc>
+        <w:tc>
+          <w:tcPr>
+            <w:tcW w:w="821" w:type="dxa"/>
+          </w:tcPr>
+          <w:p/>
+        </w:tc>
+        <w:tc>
+          <w:tcPr>
+            <w:tcW w:w="1254" w:type="dxa"/>
+          </w:tcPr>
+          <w:p>
+            <w:r>
+              <w:t>-</w:t>
+            </w:r>
+          </w:p>
+        </w:tc>
+        <w:tc>
+          <w:tcPr>
+            <w:tcW w:w="6905" w:type="dxa"/>
+          </w:tcPr>
+          <w:p/>
         </w:tc>
       </w:tr>
       <w:tr>
-        <w:trPr>
-          <w:tblCellSpacing w:w="15" w:type="dxa"/>
-        </w:trPr>
-        <w:tc>
-          <w:tcPr>
-            <w:tcW w:w="0" w:type="auto"/>
-            <w:vAlign w:val="center"/>
-            <w:hideMark/>
-          </w:tcPr>
-          <w:p>
-            <w:r>
-              <w:t>32</w:t>
-            </w:r>
-          </w:p>
-        </w:tc>
-        <w:tc>
-          <w:tcPr>
-            <w:tcW w:w="0" w:type="auto"/>
-            <w:vAlign w:val="center"/>
-            <w:hideMark/>
-          </w:tcPr>
-          <w:p>
-            <w:r>
-              <w:t>Windows Forms für Passwort</w:t>
-            </w:r>
-          </w:p>
-        </w:tc>
-        <w:tc>
-          <w:tcPr>
-            <w:tcW w:w="0" w:type="auto"/>
-            <w:vAlign w:val="center"/>
-            <w:hideMark/>
-          </w:tcPr>
-          <w:p>
-            <w:r>
-              <w:t>2</w:t>
-            </w:r>
-          </w:p>
-        </w:tc>
-        <w:tc>
-          <w:tcPr>
-            <w:tcW w:w="0" w:type="auto"/>
-            <w:vAlign w:val="center"/>
-            <w:hideMark/>
-          </w:tcPr>
-          <w:p>
-            <w:r>
-              <w:t>31</w:t>
-            </w:r>
-          </w:p>
+        <w:tc>
+          <w:tcPr>
+            <w:tcW w:w="884" w:type="dxa"/>
+          </w:tcPr>
+          <w:p>
+            <w:r>
+              <w:t>30</w:t>
+            </w:r>
+          </w:p>
+        </w:tc>
+        <w:tc>
+          <w:tcPr>
+            <w:tcW w:w="5190" w:type="dxa"/>
+          </w:tcPr>
+          <w:p>
+            <w:pPr>
+              <w:numPr>
+                <w:ilvl w:val="3"/>
+                <w:numId w:val="3"/>
+              </w:numPr>
+            </w:pPr>
+            <w:r>
+              <w:rPr>
+                <w:highlight w:val="yellow"/>
+              </w:rPr>
+              <w:t>Gestaltung</w:t>
+            </w:r>
+            <w:r>
+              <w:t xml:space="preserve"> </w:t>
+            </w:r>
+          </w:p>
+        </w:tc>
+        <w:tc>
+          <w:tcPr>
+            <w:tcW w:w="821" w:type="dxa"/>
+          </w:tcPr>
+          <w:p/>
+        </w:tc>
+        <w:tc>
+          <w:tcPr>
+            <w:tcW w:w="1254" w:type="dxa"/>
+          </w:tcPr>
+          <w:p>
+            <w:r>
+              <w:t>-</w:t>
+            </w:r>
+          </w:p>
+        </w:tc>
+        <w:tc>
+          <w:tcPr>
+            <w:tcW w:w="6905" w:type="dxa"/>
+          </w:tcPr>
+          <w:p/>
         </w:tc>
       </w:tr>
       <w:tr>
-        <w:trPr>
-          <w:tblCellSpacing w:w="15" w:type="dxa"/>
-        </w:trPr>
-        <w:tc>
-          <w:tcPr>
-            <w:tcW w:w="0" w:type="auto"/>
-            <w:vAlign w:val="center"/>
-            <w:hideMark/>
-          </w:tcPr>
-          <w:p>
-            <w:r>
-              <w:t>33</w:t>
-            </w:r>
-          </w:p>
-        </w:tc>
-        <w:tc>
-          <w:tcPr>
-            <w:tcW w:w="0" w:type="auto"/>
-            <w:vAlign w:val="center"/>
-            <w:hideMark/>
-          </w:tcPr>
-          <w:p>
-            <w:r>
-              <w:t>Windows Forms fürs Hauptmenü</w:t>
-            </w:r>
-          </w:p>
-        </w:tc>
-        <w:tc>
-          <w:tcPr>
-            <w:tcW w:w="0" w:type="auto"/>
-            <w:vAlign w:val="center"/>
-            <w:hideMark/>
-          </w:tcPr>
-          <w:p>
-            <w:r>
-              <w:t>2</w:t>
-            </w:r>
-          </w:p>
-        </w:tc>
-        <w:tc>
-          <w:tcPr>
-            <w:tcW w:w="0" w:type="auto"/>
-            <w:vAlign w:val="center"/>
-            <w:hideMark/>
-          </w:tcPr>
-          <w:p>
-            <w:r>
-              <w:t>32</w:t>
+        <w:tc>
+          <w:tcPr>
+            <w:tcW w:w="884" w:type="dxa"/>
+          </w:tcPr>
+          <w:p>
+            <w:r>
+              <w:t>31</w:t>
+            </w:r>
+          </w:p>
+        </w:tc>
+        <w:tc>
+          <w:tcPr>
+            <w:tcW w:w="5190" w:type="dxa"/>
+          </w:tcPr>
+          <w:p>
+            <w:pPr>
+              <w:numPr>
+                <w:ilvl w:val="4"/>
+                <w:numId w:val="3"/>
+              </w:numPr>
+            </w:pPr>
+            <w:r>
+              <w:t xml:space="preserve">Windows Forms für Passwort </w:t>
+            </w:r>
+          </w:p>
+        </w:tc>
+        <w:tc>
+          <w:tcPr>
+            <w:tcW w:w="821" w:type="dxa"/>
+          </w:tcPr>
+          <w:p>
+            <w:r>
+              <w:t xml:space="preserve">3 </w:t>
+            </w:r>
+            <w:proofErr w:type="spellStart"/>
+            <w:r>
+              <w:t>st</w:t>
+            </w:r>
+            <w:proofErr w:type="spellEnd"/>
+            <w:r>
+              <w:t xml:space="preserve"> </w:t>
+            </w:r>
+          </w:p>
+        </w:tc>
+        <w:tc>
+          <w:tcPr>
+            <w:tcW w:w="1254" w:type="dxa"/>
+          </w:tcPr>
+          <w:p/>
+        </w:tc>
+        <w:tc>
+          <w:tcPr>
+            <w:tcW w:w="6905" w:type="dxa"/>
+          </w:tcPr>
+          <w:p>
+            <w:r>
+              <w:t>Informatiker (</w:t>
+            </w:r>
+            <w:proofErr w:type="spellStart"/>
+            <w:r>
+              <w:t>Lauin</w:t>
+            </w:r>
+            <w:proofErr w:type="spellEnd"/>
+            <w:r>
+              <w:t>);Arbeiter(Zana);</w:t>
+            </w:r>
+            <w:r>
+              <w:t>2x</w:t>
+            </w:r>
+            <w:r>
+              <w:t xml:space="preserve">PC; Visual </w:t>
+            </w:r>
+            <w:proofErr w:type="spellStart"/>
+            <w:r>
+              <w:t>studio</w:t>
+            </w:r>
+            <w:proofErr w:type="spellEnd"/>
+            <w:r>
+              <w:t>; Strom</w:t>
             </w:r>
           </w:p>
         </w:tc>
       </w:tr>
       <w:tr>
-        <w:trPr>
-          <w:tblCellSpacing w:w="15" w:type="dxa"/>
-        </w:trPr>
-        <w:tc>
-          <w:tcPr>
-            <w:tcW w:w="0" w:type="auto"/>
-            <w:vAlign w:val="center"/>
-            <w:hideMark/>
-          </w:tcPr>
-          <w:p>
-            <w:r>
-              <w:t>34</w:t>
-            </w:r>
-          </w:p>
-        </w:tc>
-        <w:tc>
-          <w:tcPr>
-            <w:tcW w:w="0" w:type="auto"/>
-            <w:vAlign w:val="center"/>
-            <w:hideMark/>
-          </w:tcPr>
-          <w:p>
-            <w:r>
-              <w:t>Code</w:t>
-            </w:r>
-          </w:p>
-        </w:tc>
-        <w:tc>
-          <w:tcPr>
-            <w:tcW w:w="0" w:type="auto"/>
-            <w:vAlign w:val="center"/>
-            <w:hideMark/>
-          </w:tcPr>
-          <w:p>
-            <w:r>
-              <w:t>0</w:t>
-            </w:r>
-          </w:p>
-        </w:tc>
-        <w:tc>
-          <w:tcPr>
-            <w:tcW w:w="0" w:type="auto"/>
-            <w:vAlign w:val="center"/>
-            <w:hideMark/>
-          </w:tcPr>
-          <w:p>
-            <w:r>
-              <w:t>33</w:t>
+        <w:tc>
+          <w:tcPr>
+            <w:tcW w:w="884" w:type="dxa"/>
+          </w:tcPr>
+          <w:p>
+            <w:r>
+              <w:t>32</w:t>
+            </w:r>
+          </w:p>
+        </w:tc>
+        <w:tc>
+          <w:tcPr>
+            <w:tcW w:w="5190" w:type="dxa"/>
+          </w:tcPr>
+          <w:p>
+            <w:pPr>
+              <w:numPr>
+                <w:ilvl w:val="4"/>
+                <w:numId w:val="3"/>
+              </w:numPr>
+            </w:pPr>
+            <w:r>
+              <w:t xml:space="preserve">Windows Forms Fürs Hauptmenü </w:t>
+            </w:r>
+          </w:p>
+        </w:tc>
+        <w:tc>
+          <w:tcPr>
+            <w:tcW w:w="821" w:type="dxa"/>
+          </w:tcPr>
+          <w:p>
+            <w:r>
+              <w:t xml:space="preserve">4 </w:t>
+            </w:r>
+            <w:proofErr w:type="spellStart"/>
+            <w:r>
+              <w:t>st</w:t>
+            </w:r>
+            <w:proofErr w:type="spellEnd"/>
+            <w:r>
+              <w:t xml:space="preserve"> </w:t>
+            </w:r>
+          </w:p>
+        </w:tc>
+        <w:tc>
+          <w:tcPr>
+            <w:tcW w:w="1254" w:type="dxa"/>
+          </w:tcPr>
+          <w:p/>
+        </w:tc>
+        <w:tc>
+          <w:tcPr>
+            <w:tcW w:w="6905" w:type="dxa"/>
+          </w:tcPr>
+          <w:p>
+            <w:r>
+              <w:t>Informatiker (</w:t>
+            </w:r>
+            <w:proofErr w:type="spellStart"/>
+            <w:r>
+              <w:t>Lauin</w:t>
+            </w:r>
+            <w:proofErr w:type="spellEnd"/>
+            <w:r>
+              <w:t>);Arbeiter(Zana);</w:t>
+            </w:r>
+            <w:r>
+              <w:t>2x</w:t>
+            </w:r>
+            <w:r>
+              <w:t xml:space="preserve">PC; Visual </w:t>
+            </w:r>
+            <w:proofErr w:type="spellStart"/>
+            <w:r>
+              <w:t>studio</w:t>
+            </w:r>
+            <w:proofErr w:type="spellEnd"/>
+            <w:r>
+              <w:t>; Strom</w:t>
             </w:r>
           </w:p>
         </w:tc>
       </w:tr>
       <w:tr>
-        <w:trPr>
-          <w:tblCellSpacing w:w="15" w:type="dxa"/>
-        </w:trPr>
-        <w:tc>
-          <w:tcPr>
-            <w:tcW w:w="0" w:type="auto"/>
-            <w:vAlign w:val="center"/>
-            <w:hideMark/>
-          </w:tcPr>
-          <w:p>
-            <w:r>
-              <w:t>35</w:t>
-            </w:r>
-          </w:p>
-        </w:tc>
-        <w:tc>
-          <w:tcPr>
-            <w:tcW w:w="0" w:type="auto"/>
-            <w:vAlign w:val="center"/>
-            <w:hideMark/>
-          </w:tcPr>
-          <w:p>
-            <w:r>
-              <w:t>Datenbank Verbinden</w:t>
-            </w:r>
-          </w:p>
-        </w:tc>
-        <w:tc>
-          <w:tcPr>
-            <w:tcW w:w="0" w:type="auto"/>
-            <w:vAlign w:val="center"/>
-            <w:hideMark/>
-          </w:tcPr>
-          <w:p>
-            <w:r>
-              <w:t>2</w:t>
-            </w:r>
-          </w:p>
-        </w:tc>
-        <w:tc>
-          <w:tcPr>
-            <w:tcW w:w="0" w:type="auto"/>
-            <w:vAlign w:val="center"/>
-            <w:hideMark/>
-          </w:tcPr>
-          <w:p>
-            <w:r>
-              <w:t>34</w:t>
+        <w:tc>
+          <w:tcPr>
+            <w:tcW w:w="884" w:type="dxa"/>
+          </w:tcPr>
+          <w:p>
+            <w:r>
+              <w:t>33</w:t>
+            </w:r>
+          </w:p>
+        </w:tc>
+        <w:tc>
+          <w:tcPr>
+            <w:tcW w:w="5190" w:type="dxa"/>
+          </w:tcPr>
+          <w:p>
+            <w:pPr>
+              <w:numPr>
+                <w:ilvl w:val="3"/>
+                <w:numId w:val="3"/>
+              </w:numPr>
+            </w:pPr>
+            <w:r>
+              <w:rPr>
+                <w:highlight w:val="yellow"/>
+              </w:rPr>
+              <w:t>Code</w:t>
+            </w:r>
+          </w:p>
+        </w:tc>
+        <w:tc>
+          <w:tcPr>
+            <w:tcW w:w="821" w:type="dxa"/>
+          </w:tcPr>
+          <w:p/>
+        </w:tc>
+        <w:tc>
+          <w:tcPr>
+            <w:tcW w:w="1254" w:type="dxa"/>
+          </w:tcPr>
+          <w:p>
+            <w:r>
+              <w:t>-</w:t>
+            </w:r>
+          </w:p>
+        </w:tc>
+        <w:tc>
+          <w:tcPr>
+            <w:tcW w:w="6905" w:type="dxa"/>
+          </w:tcPr>
+          <w:p>
+            <w:r>
+              <w:t>Informatiker (</w:t>
+            </w:r>
+            <w:proofErr w:type="spellStart"/>
+            <w:r>
+              <w:t>Lauin</w:t>
+            </w:r>
+            <w:proofErr w:type="spellEnd"/>
+            <w:r>
+              <w:t>);Arbeiter(Zana);</w:t>
+            </w:r>
+            <w:r>
+              <w:t>2x</w:t>
+            </w:r>
+            <w:r>
+              <w:t xml:space="preserve">PC; Visual </w:t>
+            </w:r>
+            <w:proofErr w:type="spellStart"/>
+            <w:r>
+              <w:t>studio</w:t>
+            </w:r>
+            <w:proofErr w:type="spellEnd"/>
+            <w:r>
+              <w:t>; Strom</w:t>
             </w:r>
           </w:p>
         </w:tc>
       </w:tr>
       <w:tr>
-        <w:trPr>
-          <w:tblCellSpacing w:w="15" w:type="dxa"/>
-        </w:trPr>
-        <w:tc>
-          <w:tcPr>
-            <w:tcW w:w="0" w:type="auto"/>
-            <w:vAlign w:val="center"/>
-            <w:hideMark/>
-          </w:tcPr>
-          <w:p>
-            <w:r>
-              <w:lastRenderedPageBreak/>
-              <w:t>36</w:t>
-            </w:r>
-          </w:p>
-        </w:tc>
-        <w:tc>
-          <w:tcPr>
-            <w:tcW w:w="0" w:type="auto"/>
-            <w:vAlign w:val="center"/>
-            <w:hideMark/>
-          </w:tcPr>
-          <w:p>
-            <w:r>
-              <w:t>Codierung</w:t>
-            </w:r>
-          </w:p>
-        </w:tc>
-        <w:tc>
-          <w:tcPr>
-            <w:tcW w:w="0" w:type="auto"/>
-            <w:vAlign w:val="center"/>
-            <w:hideMark/>
-          </w:tcPr>
-          <w:p>
-            <w:r>
-              <w:t>5</w:t>
-            </w:r>
-          </w:p>
-        </w:tc>
-        <w:tc>
-          <w:tcPr>
-            <w:tcW w:w="0" w:type="auto"/>
-            <w:vAlign w:val="center"/>
-            <w:hideMark/>
-          </w:tcPr>
-          <w:p>
-            <w:r>
-              <w:t>35</w:t>
+        <w:tc>
+          <w:tcPr>
+            <w:tcW w:w="884" w:type="dxa"/>
+          </w:tcPr>
+          <w:p>
+            <w:r>
+              <w:t>34</w:t>
+            </w:r>
+          </w:p>
+        </w:tc>
+        <w:tc>
+          <w:tcPr>
+            <w:tcW w:w="5190" w:type="dxa"/>
+          </w:tcPr>
+          <w:p>
+            <w:pPr>
+              <w:numPr>
+                <w:ilvl w:val="4"/>
+                <w:numId w:val="3"/>
+              </w:numPr>
+            </w:pPr>
+            <w:r>
+              <w:t xml:space="preserve">Datenbank Verbinden </w:t>
+            </w:r>
+          </w:p>
+        </w:tc>
+        <w:tc>
+          <w:tcPr>
+            <w:tcW w:w="821" w:type="dxa"/>
+          </w:tcPr>
+          <w:p>
+            <w:r>
+              <w:t xml:space="preserve">1 t </w:t>
+            </w:r>
+          </w:p>
+        </w:tc>
+        <w:tc>
+          <w:tcPr>
+            <w:tcW w:w="1254" w:type="dxa"/>
+          </w:tcPr>
+          <w:p/>
+        </w:tc>
+        <w:tc>
+          <w:tcPr>
+            <w:tcW w:w="6905" w:type="dxa"/>
+          </w:tcPr>
+          <w:p>
+            <w:r>
+              <w:t>Informatiker (</w:t>
+            </w:r>
+            <w:proofErr w:type="spellStart"/>
+            <w:r>
+              <w:t>Lauin</w:t>
+            </w:r>
+            <w:proofErr w:type="spellEnd"/>
+            <w:r>
+              <w:t>);Arbeiter(Zana);</w:t>
+            </w:r>
+            <w:r>
+              <w:t>2x</w:t>
+            </w:r>
+            <w:r>
+              <w:t xml:space="preserve">PC; Visual </w:t>
+            </w:r>
+            <w:proofErr w:type="spellStart"/>
+            <w:r>
+              <w:t>studio</w:t>
+            </w:r>
+            <w:proofErr w:type="spellEnd"/>
+            <w:r>
+              <w:t>; Strom</w:t>
             </w:r>
           </w:p>
         </w:tc>
       </w:tr>
       <w:tr>
-        <w:trPr>
-          <w:tblCellSpacing w:w="15" w:type="dxa"/>
-        </w:trPr>
-        <w:tc>
-          <w:tcPr>
-            <w:tcW w:w="0" w:type="auto"/>
-            <w:vAlign w:val="center"/>
-            <w:hideMark/>
-          </w:tcPr>
-          <w:p>
-            <w:r>
-              <w:t>37</w:t>
-            </w:r>
-          </w:p>
-        </w:tc>
-        <w:tc>
-          <w:tcPr>
-            <w:tcW w:w="0" w:type="auto"/>
-            <w:vAlign w:val="center"/>
-            <w:hideMark/>
-          </w:tcPr>
-          <w:p>
-            <w:r>
-              <w:t>Überprüfung (Code)</w:t>
-            </w:r>
-          </w:p>
-        </w:tc>
-        <w:tc>
-          <w:tcPr>
-            <w:tcW w:w="0" w:type="auto"/>
-            <w:vAlign w:val="center"/>
-            <w:hideMark/>
-          </w:tcPr>
-          <w:p>
-            <w:r>
-              <w:t>2</w:t>
-            </w:r>
-          </w:p>
-        </w:tc>
-        <w:tc>
-          <w:tcPr>
-            <w:tcW w:w="0" w:type="auto"/>
-            <w:vAlign w:val="center"/>
-            <w:hideMark/>
-          </w:tcPr>
-          <w:p>
-            <w:r>
-              <w:t>36</w:t>
+        <w:tc>
+          <w:tcPr>
+            <w:tcW w:w="884" w:type="dxa"/>
+          </w:tcPr>
+          <w:p>
+            <w:r>
+              <w:t>35</w:t>
+            </w:r>
+          </w:p>
+        </w:tc>
+        <w:tc>
+          <w:tcPr>
+            <w:tcW w:w="5190" w:type="dxa"/>
+          </w:tcPr>
+          <w:p>
+            <w:pPr>
+              <w:numPr>
+                <w:ilvl w:val="4"/>
+                <w:numId w:val="3"/>
+              </w:numPr>
+            </w:pPr>
+            <w:r>
+              <w:t>Codierung</w:t>
+            </w:r>
+          </w:p>
+        </w:tc>
+        <w:tc>
+          <w:tcPr>
+            <w:tcW w:w="821" w:type="dxa"/>
+          </w:tcPr>
+          <w:p>
+            <w:r>
+              <w:t xml:space="preserve">4 t </w:t>
+            </w:r>
+          </w:p>
+        </w:tc>
+        <w:tc>
+          <w:tcPr>
+            <w:tcW w:w="1254" w:type="dxa"/>
+          </w:tcPr>
+          <w:p/>
+        </w:tc>
+        <w:tc>
+          <w:tcPr>
+            <w:tcW w:w="6905" w:type="dxa"/>
+          </w:tcPr>
+          <w:p>
+            <w:r>
+              <w:t>Informatiker (</w:t>
+            </w:r>
+            <w:proofErr w:type="spellStart"/>
+            <w:r>
+              <w:t>Lauin</w:t>
+            </w:r>
+            <w:proofErr w:type="spellEnd"/>
+            <w:r>
+              <w:t>);Arbeiter(Zana);</w:t>
+            </w:r>
+            <w:r>
+              <w:t>2x</w:t>
+            </w:r>
+            <w:r>
+              <w:t xml:space="preserve">PC; Visual </w:t>
+            </w:r>
+            <w:proofErr w:type="spellStart"/>
+            <w:r>
+              <w:t>studio</w:t>
+            </w:r>
+            <w:proofErr w:type="spellEnd"/>
+            <w:r>
+              <w:t>; Strom</w:t>
             </w:r>
           </w:p>
         </w:tc>
       </w:tr>
       <w:tr>
-        <w:trPr>
-          <w:tblCellSpacing w:w="15" w:type="dxa"/>
-        </w:trPr>
-        <w:tc>
-          <w:tcPr>
-            <w:tcW w:w="0" w:type="auto"/>
-            <w:vAlign w:val="center"/>
-            <w:hideMark/>
-          </w:tcPr>
-          <w:p>
-            <w:r>
-              <w:t>38</w:t>
-            </w:r>
-          </w:p>
-        </w:tc>
-        <w:tc>
-          <w:tcPr>
-            <w:tcW w:w="0" w:type="auto"/>
-            <w:vAlign w:val="center"/>
-            <w:hideMark/>
-          </w:tcPr>
-          <w:p>
-            <w:r>
-              <w:t>Nachbereitung</w:t>
-            </w:r>
-          </w:p>
-        </w:tc>
-        <w:tc>
-          <w:tcPr>
-            <w:tcW w:w="0" w:type="auto"/>
-            <w:vAlign w:val="center"/>
-            <w:hideMark/>
-          </w:tcPr>
-          <w:p>
-            <w:r>
-              <w:t>0</w:t>
-            </w:r>
-          </w:p>
-        </w:tc>
-        <w:tc>
-          <w:tcPr>
-            <w:tcW w:w="0" w:type="auto"/>
-            <w:vAlign w:val="center"/>
-            <w:hideMark/>
-          </w:tcPr>
-          <w:p>
-            <w:r>
-              <w:t>37</w:t>
+        <w:tc>
+          <w:tcPr>
+            <w:tcW w:w="884" w:type="dxa"/>
+          </w:tcPr>
+          <w:p>
+            <w:r>
+              <w:t>36</w:t>
+            </w:r>
+          </w:p>
+        </w:tc>
+        <w:tc>
+          <w:tcPr>
+            <w:tcW w:w="5190" w:type="dxa"/>
+          </w:tcPr>
+          <w:p>
+            <w:pPr>
+              <w:numPr>
+                <w:ilvl w:val="4"/>
+                <w:numId w:val="3"/>
+              </w:numPr>
+            </w:pPr>
+            <w:r>
+              <w:t>Überprüfung</w:t>
+            </w:r>
+          </w:p>
+        </w:tc>
+        <w:tc>
+          <w:tcPr>
+            <w:tcW w:w="821" w:type="dxa"/>
+          </w:tcPr>
+          <w:p>
+            <w:r>
+              <w:t xml:space="preserve">2 t </w:t>
+            </w:r>
+          </w:p>
+        </w:tc>
+        <w:tc>
+          <w:tcPr>
+            <w:tcW w:w="1254" w:type="dxa"/>
+          </w:tcPr>
+          <w:p/>
+        </w:tc>
+        <w:tc>
+          <w:tcPr>
+            <w:tcW w:w="6905" w:type="dxa"/>
+          </w:tcPr>
+          <w:p>
+            <w:r>
+              <w:t>Informatiker (</w:t>
+            </w:r>
+            <w:proofErr w:type="spellStart"/>
+            <w:r>
+              <w:t>Lauin</w:t>
+            </w:r>
+            <w:proofErr w:type="spellEnd"/>
+            <w:r>
+              <w:t>);Arbeiter(Zana);</w:t>
+            </w:r>
+            <w:r>
+              <w:t>2x</w:t>
+            </w:r>
+            <w:r>
+              <w:t xml:space="preserve">PC; Visual </w:t>
+            </w:r>
+            <w:proofErr w:type="spellStart"/>
+            <w:r>
+              <w:t>studio</w:t>
+            </w:r>
+            <w:proofErr w:type="spellEnd"/>
+            <w:r>
+              <w:t>; Strom</w:t>
             </w:r>
           </w:p>
         </w:tc>
       </w:tr>
       <w:tr>
-        <w:trPr>
-          <w:tblCellSpacing w:w="15" w:type="dxa"/>
-        </w:trPr>
-        <w:tc>
-          <w:tcPr>
-            <w:tcW w:w="0" w:type="auto"/>
-            <w:vAlign w:val="center"/>
-            <w:hideMark/>
-          </w:tcPr>
-          <w:p>
-            <w:r>
-              <w:t>39</w:t>
-            </w:r>
-          </w:p>
-        </w:tc>
-        <w:tc>
-          <w:tcPr>
-            <w:tcW w:w="0" w:type="auto"/>
-            <w:vAlign w:val="center"/>
-            <w:hideMark/>
-          </w:tcPr>
-          <w:p>
-            <w:r>
-              <w:t>Erstellung d. Präsentation</w:t>
-            </w:r>
-          </w:p>
-        </w:tc>
-        <w:tc>
-          <w:tcPr>
-            <w:tcW w:w="0" w:type="auto"/>
-            <w:vAlign w:val="center"/>
-            <w:hideMark/>
-          </w:tcPr>
-          <w:p>
-            <w:r>
-              <w:t>0</w:t>
-            </w:r>
-          </w:p>
-        </w:tc>
-        <w:tc>
-          <w:tcPr>
-            <w:tcW w:w="0" w:type="auto"/>
-            <w:vAlign w:val="center"/>
-            <w:hideMark/>
-          </w:tcPr>
-          <w:p>
-            <w:r>
-              <w:t>38</w:t>
-            </w:r>
-          </w:p>
+        <w:tc>
+          <w:tcPr>
+            <w:tcW w:w="884" w:type="dxa"/>
+          </w:tcPr>
+          <w:p>
+            <w:r>
+              <w:t>37</w:t>
+            </w:r>
+          </w:p>
+        </w:tc>
+        <w:tc>
+          <w:tcPr>
+            <w:tcW w:w="5190" w:type="dxa"/>
+          </w:tcPr>
+          <w:p>
+            <w:pPr>
+              <w:numPr>
+                <w:ilvl w:val="1"/>
+                <w:numId w:val="3"/>
+              </w:numPr>
+            </w:pPr>
+            <w:r>
+              <w:rPr>
+                <w:highlight w:val="blue"/>
+              </w:rPr>
+              <w:t>Nachbereitung</w:t>
+            </w:r>
+          </w:p>
+        </w:tc>
+        <w:tc>
+          <w:tcPr>
+            <w:tcW w:w="821" w:type="dxa"/>
+          </w:tcPr>
+          <w:p/>
+        </w:tc>
+        <w:tc>
+          <w:tcPr>
+            <w:tcW w:w="1254" w:type="dxa"/>
+          </w:tcPr>
+          <w:p>
+            <w:r>
+              <w:t>-</w:t>
+            </w:r>
+          </w:p>
+        </w:tc>
+        <w:tc>
+          <w:tcPr>
+            <w:tcW w:w="6905" w:type="dxa"/>
+          </w:tcPr>
+          <w:p/>
         </w:tc>
       </w:tr>
       <w:tr>
-        <w:trPr>
-          <w:tblCellSpacing w:w="15" w:type="dxa"/>
-        </w:trPr>
-        <w:tc>
-          <w:tcPr>
-            <w:tcW w:w="0" w:type="auto"/>
-            <w:vAlign w:val="center"/>
-            <w:hideMark/>
-          </w:tcPr>
-          <w:p>
-            <w:r>
-              <w:t>40</w:t>
-            </w:r>
-          </w:p>
-        </w:tc>
-        <w:tc>
-          <w:tcPr>
-            <w:tcW w:w="0" w:type="auto"/>
-            <w:vAlign w:val="center"/>
-            <w:hideMark/>
-          </w:tcPr>
-          <w:p>
-            <w:r>
-              <w:t>Folien Erstellung</w:t>
-            </w:r>
-          </w:p>
-        </w:tc>
-        <w:tc>
-          <w:tcPr>
-            <w:tcW w:w="0" w:type="auto"/>
-            <w:vAlign w:val="center"/>
-            <w:hideMark/>
-          </w:tcPr>
-          <w:p>
-            <w:r>
-              <w:t>2</w:t>
-            </w:r>
-          </w:p>
-        </w:tc>
-        <w:tc>
-          <w:tcPr>
-            <w:tcW w:w="0" w:type="auto"/>
-            <w:vAlign w:val="center"/>
-            <w:hideMark/>
-          </w:tcPr>
-          <w:p>
-            <w:r>
-              <w:t>39</w:t>
-            </w:r>
-          </w:p>
+        <w:tc>
+          <w:tcPr>
+            <w:tcW w:w="884" w:type="dxa"/>
+          </w:tcPr>
+          <w:p>
+            <w:r>
+              <w:t>38</w:t>
+            </w:r>
+          </w:p>
+        </w:tc>
+        <w:tc>
+          <w:tcPr>
+            <w:tcW w:w="5190" w:type="dxa"/>
+          </w:tcPr>
+          <w:p>
+            <w:pPr>
+              <w:numPr>
+                <w:ilvl w:val="2"/>
+                <w:numId w:val="3"/>
+              </w:numPr>
+            </w:pPr>
+            <w:r>
+              <w:rPr>
+                <w:highlight w:val="yellow"/>
+              </w:rPr>
+              <w:t>Erstellung d. Präsentation</w:t>
+            </w:r>
+            <w:r>
+              <w:t xml:space="preserve"> </w:t>
+            </w:r>
+          </w:p>
+        </w:tc>
+        <w:tc>
+          <w:tcPr>
+            <w:tcW w:w="821" w:type="dxa"/>
+          </w:tcPr>
+          <w:p/>
+        </w:tc>
+        <w:tc>
+          <w:tcPr>
+            <w:tcW w:w="1254" w:type="dxa"/>
+          </w:tcPr>
+          <w:p>
+            <w:r>
+              <w:t>-</w:t>
+            </w:r>
+          </w:p>
+        </w:tc>
+        <w:tc>
+          <w:tcPr>
+            <w:tcW w:w="6905" w:type="dxa"/>
+          </w:tcPr>
+          <w:p/>
         </w:tc>
       </w:tr>
       <w:tr>
-        <w:trPr>
-          <w:tblCellSpacing w:w="15" w:type="dxa"/>
-        </w:trPr>
-        <w:tc>
-          <w:tcPr>
-            <w:tcW w:w="0" w:type="auto"/>
-            <w:vAlign w:val="center"/>
-            <w:hideMark/>
-          </w:tcPr>
-          <w:p>
-            <w:r>
-              <w:t>41</w:t>
-            </w:r>
-          </w:p>
-        </w:tc>
-        <w:tc>
-          <w:tcPr>
-            <w:tcW w:w="0" w:type="auto"/>
-            <w:vAlign w:val="center"/>
-            <w:hideMark/>
-          </w:tcPr>
-          <w:p>
-            <w:r>
-              <w:t>Informationen Einfügen (Bilder und Texte)</w:t>
-            </w:r>
-          </w:p>
-        </w:tc>
-        <w:tc>
-          <w:tcPr>
-            <w:tcW w:w="0" w:type="auto"/>
-            <w:vAlign w:val="center"/>
-            <w:hideMark/>
-          </w:tcPr>
-          <w:p>
-            <w:r>
-              <w:t>2</w:t>
-            </w:r>
-          </w:p>
-        </w:tc>
-        <w:tc>
-          <w:tcPr>
-            <w:tcW w:w="0" w:type="auto"/>
-            <w:vAlign w:val="center"/>
-            <w:hideMark/>
-          </w:tcPr>
-          <w:p>
-            <w:r>
-              <w:t>40</w:t>
+        <w:tc>
+          <w:tcPr>
+            <w:tcW w:w="884" w:type="dxa"/>
+          </w:tcPr>
+          <w:p>
+            <w:r>
+              <w:t>39</w:t>
+            </w:r>
+          </w:p>
+        </w:tc>
+        <w:tc>
+          <w:tcPr>
+            <w:tcW w:w="5190" w:type="dxa"/>
+          </w:tcPr>
+          <w:p>
+            <w:pPr>
+              <w:numPr>
+                <w:ilvl w:val="3"/>
+                <w:numId w:val="3"/>
+              </w:numPr>
+            </w:pPr>
+            <w:r>
+              <w:t xml:space="preserve">Folien Erstellung </w:t>
+            </w:r>
+          </w:p>
+        </w:tc>
+        <w:tc>
+          <w:tcPr>
+            <w:tcW w:w="821" w:type="dxa"/>
+          </w:tcPr>
+          <w:p>
+            <w:r>
+              <w:t xml:space="preserve">2 t </w:t>
+            </w:r>
+          </w:p>
+        </w:tc>
+        <w:tc>
+          <w:tcPr>
+            <w:tcW w:w="1254" w:type="dxa"/>
+          </w:tcPr>
+          <w:p/>
+        </w:tc>
+        <w:tc>
+          <w:tcPr>
+            <w:tcW w:w="6905" w:type="dxa"/>
+          </w:tcPr>
+          <w:p>
+            <w:r>
+              <w:t>Projektmanager (Artmir)</w:t>
+            </w:r>
+            <w:r>
+              <w:t xml:space="preserve">;Softwareengineer(Rijad);Arbeiter(zana);Informatiker(Lauin);Strom 1x MacBook; </w:t>
             </w:r>
           </w:p>
         </w:tc>
       </w:tr>
       <w:tr>
-        <w:trPr>
-          <w:tblCellSpacing w:w="15" w:type="dxa"/>
-        </w:trPr>
-        <w:tc>
-          <w:tcPr>
-            <w:tcW w:w="0" w:type="auto"/>
-            <w:vAlign w:val="center"/>
-            <w:hideMark/>
-          </w:tcPr>
-          <w:p>
-            <w:r>
-              <w:t>42</w:t>
-            </w:r>
-          </w:p>
-        </w:tc>
-        <w:tc>
-          <w:tcPr>
-            <w:tcW w:w="0" w:type="auto"/>
-            <w:vAlign w:val="center"/>
-            <w:hideMark/>
-          </w:tcPr>
-          <w:p>
-            <w:r>
-              <w:t>Effekte einfügen</w:t>
-            </w:r>
-          </w:p>
-        </w:tc>
-        <w:tc>
-          <w:tcPr>
-            <w:tcW w:w="0" w:type="auto"/>
-            <w:vAlign w:val="center"/>
-            <w:hideMark/>
-          </w:tcPr>
-          <w:p>
-            <w:r>
-              <w:t>1</w:t>
-            </w:r>
-          </w:p>
-        </w:tc>
-        <w:tc>
-          <w:tcPr>
-            <w:tcW w:w="0" w:type="auto"/>
-            <w:vAlign w:val="center"/>
-            <w:hideMark/>
-          </w:tcPr>
-          <w:p>
-            <w:r>
-              <w:t>41</w:t>
+        <w:tc>
+          <w:tcPr>
+            <w:tcW w:w="884" w:type="dxa"/>
+          </w:tcPr>
+          <w:p>
+            <w:r>
+              <w:t>40</w:t>
+            </w:r>
+          </w:p>
+        </w:tc>
+        <w:tc>
+          <w:tcPr>
+            <w:tcW w:w="5190" w:type="dxa"/>
+          </w:tcPr>
+          <w:p>
+            <w:pPr>
+              <w:numPr>
+                <w:ilvl w:val="3"/>
+                <w:numId w:val="3"/>
+              </w:numPr>
+            </w:pPr>
+            <w:r>
+              <w:t>Informationen Einfügen(Bilder Und Texte)</w:t>
+            </w:r>
+          </w:p>
+        </w:tc>
+        <w:tc>
+          <w:tcPr>
+            <w:tcW w:w="821" w:type="dxa"/>
+          </w:tcPr>
+          <w:p>
+            <w:r>
+              <w:t xml:space="preserve">2 t </w:t>
+            </w:r>
+          </w:p>
+        </w:tc>
+        <w:tc>
+          <w:tcPr>
+            <w:tcW w:w="1254" w:type="dxa"/>
+          </w:tcPr>
+          <w:p/>
+        </w:tc>
+        <w:tc>
+          <w:tcPr>
+            <w:tcW w:w="6905" w:type="dxa"/>
+          </w:tcPr>
+          <w:p>
+            <w:r>
+              <w:t xml:space="preserve">Projektmanager (Artmir);Softwareengineer(Rijad);Arbeiter(zana);Informatiker(Lauin);Strom 1x MacBook; </w:t>
             </w:r>
           </w:p>
         </w:tc>
       </w:tr>
       <w:tr>
-        <w:trPr>
-          <w:tblCellSpacing w:w="15" w:type="dxa"/>
-        </w:trPr>
-        <w:tc>
-          <w:tcPr>
-            <w:tcW w:w="0" w:type="auto"/>
-            <w:vAlign w:val="center"/>
-            <w:hideMark/>
-          </w:tcPr>
-          <w:p>
-            <w:r>
-              <w:t>43</w:t>
-            </w:r>
-          </w:p>
-        </w:tc>
-        <w:tc>
-          <w:tcPr>
-            <w:tcW w:w="0" w:type="auto"/>
-            <w:vAlign w:val="center"/>
-            <w:hideMark/>
-          </w:tcPr>
-          <w:p>
-            <w:r>
-              <w:t>Vortrag</w:t>
-            </w:r>
-          </w:p>
-        </w:tc>
-        <w:tc>
-          <w:tcPr>
-            <w:tcW w:w="0" w:type="auto"/>
-            <w:vAlign w:val="center"/>
-            <w:hideMark/>
-          </w:tcPr>
-          <w:p>
-            <w:r>
-              <w:t>0</w:t>
-            </w:r>
-          </w:p>
-        </w:tc>
-        <w:tc>
-          <w:tcPr>
-            <w:tcW w:w="0" w:type="auto"/>
-            <w:vAlign w:val="center"/>
-            <w:hideMark/>
-          </w:tcPr>
-          <w:p>
-            <w:r>
-              <w:t>42</w:t>
+        <w:tc>
+          <w:tcPr>
+            <w:tcW w:w="884" w:type="dxa"/>
+          </w:tcPr>
+          <w:p>
+            <w:r>
+              <w:t>41</w:t>
+            </w:r>
+          </w:p>
+        </w:tc>
+        <w:tc>
+          <w:tcPr>
+            <w:tcW w:w="5190" w:type="dxa"/>
+          </w:tcPr>
+          <w:p>
+            <w:pPr>
+              <w:numPr>
+                <w:ilvl w:val="3"/>
+                <w:numId w:val="3"/>
+              </w:numPr>
+            </w:pPr>
+            <w:r>
+              <w:t xml:space="preserve">Effekte einfügen </w:t>
+            </w:r>
+          </w:p>
+        </w:tc>
+        <w:tc>
+          <w:tcPr>
+            <w:tcW w:w="821" w:type="dxa"/>
+          </w:tcPr>
+          <w:p>
+            <w:r>
+              <w:t xml:space="preserve">2 </w:t>
+            </w:r>
+            <w:proofErr w:type="spellStart"/>
+            <w:r>
+              <w:t>st</w:t>
+            </w:r>
+            <w:proofErr w:type="spellEnd"/>
+            <w:r>
+              <w:t xml:space="preserve"> </w:t>
+            </w:r>
+          </w:p>
+        </w:tc>
+        <w:tc>
+          <w:tcPr>
+            <w:tcW w:w="1254" w:type="dxa"/>
+          </w:tcPr>
+          <w:p/>
+        </w:tc>
+        <w:tc>
+          <w:tcPr>
+            <w:tcW w:w="6905" w:type="dxa"/>
+          </w:tcPr>
+          <w:p>
+            <w:r>
+              <w:t xml:space="preserve">Projektmanager (Artmir);Softwareengineer(Rijad);Arbeiter(zana);Informatiker(Lauin);Strom 1x MacBook; </w:t>
             </w:r>
           </w:p>
         </w:tc>
       </w:tr>
       <w:tr>
-        <w:trPr>
-          <w:tblCellSpacing w:w="15" w:type="dxa"/>
-        </w:trPr>
-        <w:tc>
-          <w:tcPr>
-            <w:tcW w:w="0" w:type="auto"/>
-            <w:vAlign w:val="center"/>
-            <w:hideMark/>
-          </w:tcPr>
-          <w:p>
-            <w:r>
-              <w:t>44</w:t>
-            </w:r>
-          </w:p>
-        </w:tc>
-        <w:tc>
-          <w:tcPr>
-            <w:tcW w:w="0" w:type="auto"/>
-            <w:vAlign w:val="center"/>
-            <w:hideMark/>
-          </w:tcPr>
-          <w:p>
-            <w:r>
-              <w:t>Generalprobe</w:t>
-            </w:r>
-          </w:p>
-        </w:tc>
-        <w:tc>
-          <w:tcPr>
-            <w:tcW w:w="0" w:type="auto"/>
-            <w:vAlign w:val="center"/>
-            <w:hideMark/>
-          </w:tcPr>
-          <w:p>
-            <w:r>
-              <w:t>1</w:t>
-            </w:r>
-          </w:p>
-        </w:tc>
-        <w:tc>
-          <w:tcPr>
-            <w:tcW w:w="0" w:type="auto"/>
-            <w:vAlign w:val="center"/>
-            <w:hideMark/>
-          </w:tcPr>
-          <w:p>
-            <w:r>
-              <w:t>43</w:t>
-            </w:r>
-          </w:p>
+        <w:tc>
+          <w:tcPr>
+            <w:tcW w:w="884" w:type="dxa"/>
+          </w:tcPr>
+          <w:p>
+            <w:r>
+              <w:t>42</w:t>
+            </w:r>
+          </w:p>
+        </w:tc>
+        <w:tc>
+          <w:tcPr>
+            <w:tcW w:w="5190" w:type="dxa"/>
+          </w:tcPr>
+          <w:p>
+            <w:pPr>
+              <w:numPr>
+                <w:ilvl w:val="2"/>
+                <w:numId w:val="3"/>
+              </w:numPr>
+            </w:pPr>
+            <w:r>
+              <w:rPr>
+                <w:highlight w:val="yellow"/>
+              </w:rPr>
+              <w:t>Vortrag</w:t>
+            </w:r>
+          </w:p>
+        </w:tc>
+        <w:tc>
+          <w:tcPr>
+            <w:tcW w:w="821" w:type="dxa"/>
+          </w:tcPr>
+          <w:p/>
+        </w:tc>
+        <w:tc>
+          <w:tcPr>
+            <w:tcW w:w="1254" w:type="dxa"/>
+          </w:tcPr>
+          <w:p>
+            <w:r>
+              <w:t>-</w:t>
+            </w:r>
+          </w:p>
+        </w:tc>
+        <w:tc>
+          <w:tcPr>
+            <w:tcW w:w="6905" w:type="dxa"/>
+          </w:tcPr>
+          <w:p/>
         </w:tc>
       </w:tr>
       <w:tr>
-        <w:trPr>
-          <w:tblCellSpacing w:w="15" w:type="dxa"/>
-        </w:trPr>
-        <w:tc>
-          <w:tcPr>
-            <w:tcW w:w="0" w:type="auto"/>
-            <w:vAlign w:val="center"/>
-            <w:hideMark/>
-          </w:tcPr>
-          <w:p>
-            <w:r>
-              <w:t>45</w:t>
-            </w:r>
-          </w:p>
-        </w:tc>
-        <w:tc>
-          <w:tcPr>
-            <w:tcW w:w="0" w:type="auto"/>
-            <w:vAlign w:val="center"/>
-            <w:hideMark/>
-          </w:tcPr>
-          <w:p>
-            <w:r>
-              <w:t>Vortrag Vorhalten</w:t>
-            </w:r>
-          </w:p>
-        </w:tc>
-        <w:tc>
-          <w:tcPr>
-            <w:tcW w:w="0" w:type="auto"/>
-            <w:vAlign w:val="center"/>
-            <w:hideMark/>
-          </w:tcPr>
-          <w:p>
-            <w:r>
-              <w:t>1</w:t>
-            </w:r>
-          </w:p>
-        </w:tc>
-        <w:tc>
-          <w:tcPr>
-            <w:tcW w:w="0" w:type="auto"/>
-            <w:vAlign w:val="center"/>
-            <w:hideMark/>
-          </w:tcPr>
-          <w:p>
-            <w:r>
-              <w:t>44</w:t>
+        <w:tc>
+          <w:tcPr>
+            <w:tcW w:w="884" w:type="dxa"/>
+          </w:tcPr>
+          <w:p>
+            <w:r>
+              <w:t>43</w:t>
+            </w:r>
+          </w:p>
+        </w:tc>
+        <w:tc>
+          <w:tcPr>
+            <w:tcW w:w="5190" w:type="dxa"/>
+          </w:tcPr>
+          <w:p>
+            <w:pPr>
+              <w:numPr>
+                <w:ilvl w:val="3"/>
+                <w:numId w:val="3"/>
+              </w:numPr>
+            </w:pPr>
+            <w:r>
+              <w:t>Generalprobe</w:t>
+            </w:r>
+          </w:p>
+        </w:tc>
+        <w:tc>
+          <w:tcPr>
+            <w:tcW w:w="821" w:type="dxa"/>
+          </w:tcPr>
+          <w:p>
+            <w:r>
+              <w:t xml:space="preserve">3 t </w:t>
+            </w:r>
+          </w:p>
+        </w:tc>
+        <w:tc>
+          <w:tcPr>
+            <w:tcW w:w="1254" w:type="dxa"/>
+          </w:tcPr>
+          <w:p/>
+        </w:tc>
+        <w:tc>
+          <w:tcPr>
+            <w:tcW w:w="6905" w:type="dxa"/>
+          </w:tcPr>
+          <w:p>
+            <w:r>
+              <w:t>Projektmanager (Artmir);Softwareengineer(Rijad);Arbeiter(zana);Informatiker(Lauin)</w:t>
             </w:r>
           </w:p>
         </w:tc>
       </w:tr>
       <w:tr>
-        <w:trPr>
-          <w:tblCellSpacing w:w="15" w:type="dxa"/>
-        </w:trPr>
-        <w:tc>
-          <w:tcPr>
-            <w:tcW w:w="0" w:type="auto"/>
-            <w:vAlign w:val="center"/>
-            <w:hideMark/>
-          </w:tcPr>
-          <w:p>
-            <w:r>
-              <w:t>46</w:t>
-            </w:r>
-          </w:p>
-        </w:tc>
-        <w:tc>
-          <w:tcPr>
-            <w:tcW w:w="0" w:type="auto"/>
-            <w:vAlign w:val="center"/>
-            <w:hideMark/>
-          </w:tcPr>
-          <w:p>
+        <w:tc>
+          <w:tcPr>
+            <w:tcW w:w="884" w:type="dxa"/>
+          </w:tcPr>
+          <w:p>
+            <w:r>
+              <w:t>44</w:t>
+            </w:r>
+          </w:p>
+        </w:tc>
+        <w:tc>
+          <w:tcPr>
+            <w:tcW w:w="5190" w:type="dxa"/>
+          </w:tcPr>
+          <w:p>
+            <w:pPr>
+              <w:numPr>
+                <w:ilvl w:val="3"/>
+                <w:numId w:val="3"/>
+              </w:numPr>
+            </w:pPr>
+            <w:r>
+              <w:t>Vortrag Vorhalten</w:t>
+            </w:r>
+          </w:p>
+        </w:tc>
+        <w:tc>
+          <w:tcPr>
+            <w:tcW w:w="821" w:type="dxa"/>
+          </w:tcPr>
+          <w:p>
+            <w:r>
+              <w:t xml:space="preserve">45 min </w:t>
+            </w:r>
+          </w:p>
+        </w:tc>
+        <w:tc>
+          <w:tcPr>
+            <w:tcW w:w="1254" w:type="dxa"/>
+          </w:tcPr>
+          <w:p/>
+        </w:tc>
+        <w:tc>
+          <w:tcPr>
+            <w:tcW w:w="6905" w:type="dxa"/>
+          </w:tcPr>
+          <w:p>
+            <w:r>
+              <w:t>Projektmanager (Artmir);Softwareengineer(Rijad);Arbeiter(zana);Informatiker(Lauin)</w:t>
+            </w:r>
+          </w:p>
+        </w:tc>
+      </w:tr>
+      <w:tr>
+        <w:tc>
+          <w:tcPr>
+            <w:tcW w:w="884" w:type="dxa"/>
+          </w:tcPr>
+          <w:p>
+            <w:r>
+              <w:t>45</w:t>
+            </w:r>
+          </w:p>
+        </w:tc>
+        <w:tc>
+          <w:tcPr>
+            <w:tcW w:w="5190" w:type="dxa"/>
+          </w:tcPr>
+          <w:p>
+            <w:pPr>
+              <w:numPr>
+                <w:ilvl w:val="3"/>
+                <w:numId w:val="3"/>
+              </w:numPr>
+            </w:pPr>
             <w:r>
               <w:t>Kritikgespräch</w:t>
             </w:r>
@@ -2589,25 +3253,27 @@
         </w:tc>
         <w:tc>
           <w:tcPr>
-            <w:tcW w:w="0" w:type="auto"/>
-            <w:vAlign w:val="center"/>
-            <w:hideMark/>
-          </w:tcPr>
-          <w:p>
-            <w:r>
-              <w:t>1</w:t>
-            </w:r>
-          </w:p>
-        </w:tc>
-        <w:tc>
-          <w:tcPr>
-            <w:tcW w:w="0" w:type="auto"/>
-            <w:vAlign w:val="center"/>
-            <w:hideMark/>
-          </w:tcPr>
-          <w:p>
-            <w:r>
-              <w:t>45</w:t>
+            <w:tcW w:w="821" w:type="dxa"/>
+          </w:tcPr>
+          <w:p>
+            <w:r>
+              <w:t>20 min ca.</w:t>
+            </w:r>
+          </w:p>
+        </w:tc>
+        <w:tc>
+          <w:tcPr>
+            <w:tcW w:w="1254" w:type="dxa"/>
+          </w:tcPr>
+          <w:p/>
+        </w:tc>
+        <w:tc>
+          <w:tcPr>
+            <w:tcW w:w="6905" w:type="dxa"/>
+          </w:tcPr>
+          <w:p>
+            <w:r>
+              <w:t>Projektmanager (Artmir);Softwareengineer(Rijad);Arbeiter(zana);Informatiker(Lauin)</w:t>
             </w:r>
           </w:p>
         </w:tc>
@@ -2794,9 +3460,11 @@
                 <w:tab w:val="left" w:pos="915"/>
               </w:tabs>
             </w:pPr>
+            <w:proofErr w:type="spellStart"/>
             <w:r>
               <w:t>Rijad</w:t>
             </w:r>
+            <w:proofErr w:type="spellEnd"/>
           </w:p>
         </w:tc>
         <w:tc>
@@ -2936,9 +3604,11 @@
                 <w:tab w:val="left" w:pos="915"/>
               </w:tabs>
             </w:pPr>
+            <w:proofErr w:type="spellStart"/>
             <w:r>
               <w:t>Lauin</w:t>
             </w:r>
+            <w:proofErr w:type="spellEnd"/>
           </w:p>
         </w:tc>
         <w:tc>
@@ -3463,9 +4133,11 @@
                 <w:tab w:val="left" w:pos="915"/>
               </w:tabs>
             </w:pPr>
+            <w:proofErr w:type="spellStart"/>
             <w:r>
               <w:t>Github</w:t>
             </w:r>
+            <w:proofErr w:type="spellEnd"/>
           </w:p>
         </w:tc>
         <w:tc>
@@ -3502,6 +4174,141 @@
             <w:r>
               <w:t>/M</w:t>
             </w:r>
+          </w:p>
+        </w:tc>
+        <w:tc>
+          <w:tcPr>
+            <w:tcW w:w="1814" w:type="dxa"/>
+          </w:tcPr>
+          <w:p>
+            <w:pPr>
+              <w:tabs>
+                <w:tab w:val="left" w:pos="915"/>
+              </w:tabs>
+            </w:pPr>
+            <w:r>
+              <w:t>Kosten (Pauschal)</w:t>
+            </w:r>
+          </w:p>
+        </w:tc>
+      </w:tr>
+      <w:tr>
+        <w:trPr>
+          <w:trHeight w:val="292"/>
+        </w:trPr>
+        <w:tc>
+          <w:tcPr>
+            <w:tcW w:w="1911" w:type="dxa"/>
+          </w:tcPr>
+          <w:p>
+            <w:pPr>
+              <w:tabs>
+                <w:tab w:val="left" w:pos="915"/>
+              </w:tabs>
+            </w:pPr>
+            <w:r>
+              <w:t>MacBook</w:t>
+            </w:r>
+          </w:p>
+        </w:tc>
+        <w:tc>
+          <w:tcPr>
+            <w:tcW w:w="1327" w:type="dxa"/>
+          </w:tcPr>
+          <w:p>
+            <w:pPr>
+              <w:tabs>
+                <w:tab w:val="left" w:pos="915"/>
+              </w:tabs>
+            </w:pPr>
+            <w:r>
+              <w:t>100%</w:t>
+            </w:r>
+          </w:p>
+        </w:tc>
+        <w:tc>
+          <w:tcPr>
+            <w:tcW w:w="1658" w:type="dxa"/>
+          </w:tcPr>
+          <w:p>
+            <w:pPr>
+              <w:tabs>
+                <w:tab w:val="left" w:pos="915"/>
+              </w:tabs>
+            </w:pPr>
+            <w:r>
+              <w:t xml:space="preserve">1000€ </w:t>
+            </w:r>
+          </w:p>
+        </w:tc>
+        <w:tc>
+          <w:tcPr>
+            <w:tcW w:w="1814" w:type="dxa"/>
+          </w:tcPr>
+          <w:p>
+            <w:pPr>
+              <w:tabs>
+                <w:tab w:val="left" w:pos="915"/>
+              </w:tabs>
+            </w:pPr>
+            <w:r>
+              <w:t>Kosten(Pauschal)</w:t>
+            </w:r>
+          </w:p>
+        </w:tc>
+      </w:tr>
+      <w:tr>
+        <w:trPr>
+          <w:trHeight w:val="292"/>
+        </w:trPr>
+        <w:tc>
+          <w:tcPr>
+            <w:tcW w:w="1911" w:type="dxa"/>
+          </w:tcPr>
+          <w:p>
+            <w:pPr>
+              <w:tabs>
+                <w:tab w:val="left" w:pos="915"/>
+              </w:tabs>
+            </w:pPr>
+            <w:r>
+              <w:t xml:space="preserve">Info für alle welche </w:t>
+            </w:r>
+            <w:proofErr w:type="spellStart"/>
+            <w:r>
+              <w:t>app</w:t>
+            </w:r>
+            <w:proofErr w:type="spellEnd"/>
+            <w:r>
+              <w:t xml:space="preserve"> Benutzen wir für Präsentation ?</w:t>
+            </w:r>
+          </w:p>
+        </w:tc>
+        <w:tc>
+          <w:tcPr>
+            <w:tcW w:w="1327" w:type="dxa"/>
+          </w:tcPr>
+          <w:p>
+            <w:pPr>
+              <w:tabs>
+                <w:tab w:val="left" w:pos="915"/>
+              </w:tabs>
+            </w:pPr>
+            <w:r>
+              <w:t>100%</w:t>
+            </w:r>
+          </w:p>
+        </w:tc>
+        <w:tc>
+          <w:tcPr>
+            <w:tcW w:w="1658" w:type="dxa"/>
+          </w:tcPr>
+          <w:p>
+            <w:pPr>
+              <w:tabs>
+                <w:tab w:val="left" w:pos="915"/>
+              </w:tabs>
+            </w:pPr>
           </w:p>
         </w:tc>
         <w:tc>
@@ -3536,6 +4343,675 @@
     </w:sectPr>
   </w:body>
 </w:document>
+</file>
+
+<file path=word/numbering.xml><?xml version="1.0" encoding="utf-8"?>
+<w:numbering xmlns:wpc="http://schemas.microsoft.com/office/word/2010/wordprocessingCanvas" xmlns:cx="http://schemas.microsoft.com/office/drawing/2014/chartex" xmlns:cx1="http://schemas.microsoft.com/office/drawing/2015/9/8/chartex" xmlns:cx2="http://schemas.microsoft.com/office/drawing/2015/10/21/chartex" xmlns:cx3="http://schemas.microsoft.com/office/drawing/2016/5/9/chartex" xmlns:cx4="http://schemas.microsoft.com/office/drawing/2016/5/10/chartex" xmlns:cx5="http://schemas.microsoft.com/office/drawing/2016/5/11/chartex" xmlns:cx6="http://schemas.microsoft.com/office/drawing/2016/5/12/chartex" xmlns:cx7="http://schemas.microsoft.com/office/drawing/2016/5/13/chartex" xmlns:cx8="http://schemas.microsoft.com/office/drawing/2016/5/14/chartex" xmlns:mc="http://schemas.openxmlformats.org/markup-compatibility/2006" xmlns:aink="http://schemas.microsoft.com/office/drawing/2016/ink" xmlns:am3d="http://schemas.microsoft.com/office/drawing/2017/model3d" xmlns:o="urn:schemas-microsoft-com:office:office" xmlns:r="http://schemas.openxmlformats.org/officeDocument/2006/relationships" xmlns:m="http://schemas.openxmlformats.org/officeDocument/2006/math" xmlns:v="urn:schemas-microsoft-com:vml" xmlns:wp14="http://schemas.microsoft.com/office/word/2010/wordprocessingDrawing" xmlns:wp="http://schemas.openxmlformats.org/drawingml/2006/wordprocessingDrawing" xmlns:w10="urn:schemas-microsoft-com:office:word" xmlns:w="http://schemas.openxmlformats.org/wordprocessingml/2006/main" xmlns:w14="http://schemas.microsoft.com/office/word/2010/wordml" xmlns:w15="http://schemas.microsoft.com/office/word/2012/wordml" xmlns:w16cex="http://schemas.microsoft.com/office/word/2018/wordml/cex" xmlns:w16cid="http://schemas.microsoft.com/office/word/2016/wordml/cid" xmlns:w16="http://schemas.microsoft.com/office/word/2018/wordml" xmlns:w16sdtdh="http://schemas.microsoft.com/office/word/2020/wordml/sdtdatahash" xmlns:w16se="http://schemas.microsoft.com/office/word/2015/wordml/symex" xmlns:wpg="http://schemas.microsoft.com/office/word/2010/wordprocessingGroup" xmlns:wpi="http://schemas.microsoft.com/office/word/2010/wordprocessingInk" xmlns:wne="http://schemas.microsoft.com/office/word/2006/wordml" xmlns:wps="http://schemas.microsoft.com/office/word/2010/wordprocessingShape" mc:Ignorable="w14 w15 w16se w16cid w16 w16cex w16sdtdh wp14">
+  <w:abstractNum w:abstractNumId="0" w15:restartNumberingAfterBreak="0">
+    <w:nsid w:val="20C02C2C"/>
+    <w:multiLevelType w:val="hybridMultilevel"/>
+    <w:tmpl w:val="B3321900"/>
+    <w:lvl w:ilvl="0" w:tplc="0407000F">
+      <w:start w:val="1"/>
+      <w:numFmt w:val="decimal"/>
+      <w:lvlText w:val="%1."/>
+      <w:lvlJc w:val="left"/>
+      <w:pPr>
+        <w:ind w:left="720" w:hanging="360"/>
+      </w:pPr>
+    </w:lvl>
+    <w:lvl w:ilvl="1" w:tplc="04070019" w:tentative="1">
+      <w:start w:val="1"/>
+      <w:numFmt w:val="lowerLetter"/>
+      <w:lvlText w:val="%2."/>
+      <w:lvlJc w:val="left"/>
+      <w:pPr>
+        <w:ind w:left="1440" w:hanging="360"/>
+      </w:pPr>
+    </w:lvl>
+    <w:lvl w:ilvl="2" w:tplc="0407001B" w:tentative="1">
+      <w:start w:val="1"/>
+      <w:numFmt w:val="lowerRoman"/>
+      <w:lvlText w:val="%3."/>
+      <w:lvlJc w:val="right"/>
+      <w:pPr>
+        <w:ind w:left="2160" w:hanging="180"/>
+      </w:pPr>
+    </w:lvl>
+    <w:lvl w:ilvl="3" w:tplc="0407000F" w:tentative="1">
+      <w:start w:val="1"/>
+      <w:numFmt w:val="decimal"/>
+      <w:lvlText w:val="%4."/>
+      <w:lvlJc w:val="left"/>
+      <w:pPr>
+        <w:ind w:left="2880" w:hanging="360"/>
+      </w:pPr>
+    </w:lvl>
+    <w:lvl w:ilvl="4" w:tplc="04070019" w:tentative="1">
+      <w:start w:val="1"/>
+      <w:numFmt w:val="lowerLetter"/>
+      <w:lvlText w:val="%5."/>
+      <w:lvlJc w:val="left"/>
+      <w:pPr>
+        <w:ind w:left="3600" w:hanging="360"/>
+      </w:pPr>
+    </w:lvl>
+    <w:lvl w:ilvl="5" w:tplc="0407001B" w:tentative="1">
+      <w:start w:val="1"/>
+      <w:numFmt w:val="lowerRoman"/>
+      <w:lvlText w:val="%6."/>
+      <w:lvlJc w:val="right"/>
+      <w:pPr>
+        <w:ind w:left="4320" w:hanging="180"/>
+      </w:pPr>
+    </w:lvl>
+    <w:lvl w:ilvl="6" w:tplc="0407000F" w:tentative="1">
+      <w:start w:val="1"/>
+      <w:numFmt w:val="decimal"/>
+      <w:lvlText w:val="%7."/>
+      <w:lvlJc w:val="left"/>
+      <w:pPr>
+        <w:ind w:left="5040" w:hanging="360"/>
+      </w:pPr>
+    </w:lvl>
+    <w:lvl w:ilvl="7" w:tplc="04070019" w:tentative="1">
+      <w:start w:val="1"/>
+      <w:numFmt w:val="lowerLetter"/>
+      <w:lvlText w:val="%8."/>
+      <w:lvlJc w:val="left"/>
+      <w:pPr>
+        <w:ind w:left="5760" w:hanging="360"/>
+      </w:pPr>
+    </w:lvl>
+    <w:lvl w:ilvl="8" w:tplc="0407001B" w:tentative="1">
+      <w:start w:val="1"/>
+      <w:numFmt w:val="lowerRoman"/>
+      <w:lvlText w:val="%9."/>
+      <w:lvlJc w:val="right"/>
+      <w:pPr>
+        <w:ind w:left="6480" w:hanging="180"/>
+      </w:pPr>
+    </w:lvl>
+  </w:abstractNum>
+  <w:abstractNum w:abstractNumId="1" w15:restartNumberingAfterBreak="0">
+    <w:nsid w:val="290B3624"/>
+    <w:multiLevelType w:val="hybridMultilevel"/>
+    <w:tmpl w:val="77D6B662"/>
+    <w:lvl w:ilvl="0" w:tplc="5B04057E">
+      <w:start w:val="1"/>
+      <w:numFmt w:val="bullet"/>
+      <w:lvlText w:val="•"/>
+      <w:lvlJc w:val="left"/>
+      <w:pPr>
+        <w:tabs>
+          <w:tab w:val="num" w:pos="720"/>
+        </w:tabs>
+        <w:ind w:left="720" w:hanging="360"/>
+      </w:pPr>
+      <w:rPr>
+        <w:rFonts w:ascii="Times New Roman" w:hAnsi="Times New Roman" w:hint="default"/>
+      </w:rPr>
+    </w:lvl>
+    <w:lvl w:ilvl="1" w:tplc="2D045FBC">
+      <w:numFmt w:val="bullet"/>
+      <w:lvlText w:val="•"/>
+      <w:lvlJc w:val="left"/>
+      <w:pPr>
+        <w:tabs>
+          <w:tab w:val="num" w:pos="1440"/>
+        </w:tabs>
+        <w:ind w:left="1440" w:hanging="360"/>
+      </w:pPr>
+      <w:rPr>
+        <w:rFonts w:ascii="Times New Roman" w:hAnsi="Times New Roman" w:hint="default"/>
+      </w:rPr>
+    </w:lvl>
+    <w:lvl w:ilvl="2" w:tplc="27CAB9FC">
+      <w:numFmt w:val="bullet"/>
+      <w:lvlText w:val="•"/>
+      <w:lvlJc w:val="left"/>
+      <w:pPr>
+        <w:tabs>
+          <w:tab w:val="num" w:pos="2160"/>
+        </w:tabs>
+        <w:ind w:left="2160" w:hanging="360"/>
+      </w:pPr>
+      <w:rPr>
+        <w:rFonts w:ascii="Times New Roman" w:hAnsi="Times New Roman" w:hint="default"/>
+      </w:rPr>
+    </w:lvl>
+    <w:lvl w:ilvl="3" w:tplc="AE72E39A">
+      <w:numFmt w:val="bullet"/>
+      <w:lvlText w:val="•"/>
+      <w:lvlJc w:val="left"/>
+      <w:pPr>
+        <w:tabs>
+          <w:tab w:val="num" w:pos="2880"/>
+        </w:tabs>
+        <w:ind w:left="2880" w:hanging="360"/>
+      </w:pPr>
+      <w:rPr>
+        <w:rFonts w:ascii="Times New Roman" w:hAnsi="Times New Roman" w:hint="default"/>
+      </w:rPr>
+    </w:lvl>
+    <w:lvl w:ilvl="4" w:tplc="26B0A3B8">
+      <w:numFmt w:val="bullet"/>
+      <w:lvlText w:val="•"/>
+      <w:lvlJc w:val="left"/>
+      <w:pPr>
+        <w:tabs>
+          <w:tab w:val="num" w:pos="3600"/>
+        </w:tabs>
+        <w:ind w:left="3600" w:hanging="360"/>
+      </w:pPr>
+      <w:rPr>
+        <w:rFonts w:ascii="Times New Roman" w:hAnsi="Times New Roman" w:hint="default"/>
+      </w:rPr>
+    </w:lvl>
+    <w:lvl w:ilvl="5" w:tplc="719A7AF8" w:tentative="1">
+      <w:start w:val="1"/>
+      <w:numFmt w:val="bullet"/>
+      <w:lvlText w:val="•"/>
+      <w:lvlJc w:val="left"/>
+      <w:pPr>
+        <w:tabs>
+          <w:tab w:val="num" w:pos="4320"/>
+        </w:tabs>
+        <w:ind w:left="4320" w:hanging="360"/>
+      </w:pPr>
+      <w:rPr>
+        <w:rFonts w:ascii="Times New Roman" w:hAnsi="Times New Roman" w:hint="default"/>
+      </w:rPr>
+    </w:lvl>
+    <w:lvl w:ilvl="6" w:tplc="E40C2BFE" w:tentative="1">
+      <w:start w:val="1"/>
+      <w:numFmt w:val="bullet"/>
+      <w:lvlText w:val="•"/>
+      <w:lvlJc w:val="left"/>
+      <w:pPr>
+        <w:tabs>
+          <w:tab w:val="num" w:pos="5040"/>
+        </w:tabs>
+        <w:ind w:left="5040" w:hanging="360"/>
+      </w:pPr>
+      <w:rPr>
+        <w:rFonts w:ascii="Times New Roman" w:hAnsi="Times New Roman" w:hint="default"/>
+      </w:rPr>
+    </w:lvl>
+    <w:lvl w:ilvl="7" w:tplc="0ACA2338" w:tentative="1">
+      <w:start w:val="1"/>
+      <w:numFmt w:val="bullet"/>
+      <w:lvlText w:val="•"/>
+      <w:lvlJc w:val="left"/>
+      <w:pPr>
+        <w:tabs>
+          <w:tab w:val="num" w:pos="5760"/>
+        </w:tabs>
+        <w:ind w:left="5760" w:hanging="360"/>
+      </w:pPr>
+      <w:rPr>
+        <w:rFonts w:ascii="Times New Roman" w:hAnsi="Times New Roman" w:hint="default"/>
+      </w:rPr>
+    </w:lvl>
+    <w:lvl w:ilvl="8" w:tplc="868C3828" w:tentative="1">
+      <w:start w:val="1"/>
+      <w:numFmt w:val="bullet"/>
+      <w:lvlText w:val="•"/>
+      <w:lvlJc w:val="left"/>
+      <w:pPr>
+        <w:tabs>
+          <w:tab w:val="num" w:pos="6480"/>
+        </w:tabs>
+        <w:ind w:left="6480" w:hanging="360"/>
+      </w:pPr>
+      <w:rPr>
+        <w:rFonts w:ascii="Times New Roman" w:hAnsi="Times New Roman" w:hint="default"/>
+      </w:rPr>
+    </w:lvl>
+  </w:abstractNum>
+  <w:abstractNum w:abstractNumId="2" w15:restartNumberingAfterBreak="0">
+    <w:nsid w:val="29C818C0"/>
+    <w:multiLevelType w:val="hybridMultilevel"/>
+    <w:tmpl w:val="0DDABCE4"/>
+    <w:lvl w:ilvl="0" w:tplc="914E0610">
+      <w:start w:val="1"/>
+      <w:numFmt w:val="decimal"/>
+      <w:lvlText w:val="%1"/>
+      <w:lvlJc w:val="left"/>
+      <w:pPr>
+        <w:ind w:left="720" w:hanging="360"/>
+      </w:pPr>
+      <w:rPr>
+        <w:rFonts w:hint="default"/>
+      </w:rPr>
+    </w:lvl>
+    <w:lvl w:ilvl="1" w:tplc="04070019" w:tentative="1">
+      <w:start w:val="1"/>
+      <w:numFmt w:val="lowerLetter"/>
+      <w:lvlText w:val="%2."/>
+      <w:lvlJc w:val="left"/>
+      <w:pPr>
+        <w:ind w:left="1440" w:hanging="360"/>
+      </w:pPr>
+    </w:lvl>
+    <w:lvl w:ilvl="2" w:tplc="0407001B" w:tentative="1">
+      <w:start w:val="1"/>
+      <w:numFmt w:val="lowerRoman"/>
+      <w:lvlText w:val="%3."/>
+      <w:lvlJc w:val="right"/>
+      <w:pPr>
+        <w:ind w:left="2160" w:hanging="180"/>
+      </w:pPr>
+    </w:lvl>
+    <w:lvl w:ilvl="3" w:tplc="0407000F" w:tentative="1">
+      <w:start w:val="1"/>
+      <w:numFmt w:val="decimal"/>
+      <w:lvlText w:val="%4."/>
+      <w:lvlJc w:val="left"/>
+      <w:pPr>
+        <w:ind w:left="2880" w:hanging="360"/>
+      </w:pPr>
+    </w:lvl>
+    <w:lvl w:ilvl="4" w:tplc="04070019" w:tentative="1">
+      <w:start w:val="1"/>
+      <w:numFmt w:val="lowerLetter"/>
+      <w:lvlText w:val="%5."/>
+      <w:lvlJc w:val="left"/>
+      <w:pPr>
+        <w:ind w:left="3600" w:hanging="360"/>
+      </w:pPr>
+    </w:lvl>
+    <w:lvl w:ilvl="5" w:tplc="0407001B" w:tentative="1">
+      <w:start w:val="1"/>
+      <w:numFmt w:val="lowerRoman"/>
+      <w:lvlText w:val="%6."/>
+      <w:lvlJc w:val="right"/>
+      <w:pPr>
+        <w:ind w:left="4320" w:hanging="180"/>
+      </w:pPr>
+    </w:lvl>
+    <w:lvl w:ilvl="6" w:tplc="0407000F" w:tentative="1">
+      <w:start w:val="1"/>
+      <w:numFmt w:val="decimal"/>
+      <w:lvlText w:val="%7."/>
+      <w:lvlJc w:val="left"/>
+      <w:pPr>
+        <w:ind w:left="5040" w:hanging="360"/>
+      </w:pPr>
+    </w:lvl>
+    <w:lvl w:ilvl="7" w:tplc="04070019" w:tentative="1">
+      <w:start w:val="1"/>
+      <w:numFmt w:val="lowerLetter"/>
+      <w:lvlText w:val="%8."/>
+      <w:lvlJc w:val="left"/>
+      <w:pPr>
+        <w:ind w:left="5760" w:hanging="360"/>
+      </w:pPr>
+    </w:lvl>
+    <w:lvl w:ilvl="8" w:tplc="0407001B" w:tentative="1">
+      <w:start w:val="1"/>
+      <w:numFmt w:val="lowerRoman"/>
+      <w:lvlText w:val="%9."/>
+      <w:lvlJc w:val="right"/>
+      <w:pPr>
+        <w:ind w:left="6480" w:hanging="180"/>
+      </w:pPr>
+    </w:lvl>
+  </w:abstractNum>
+  <w:abstractNum w:abstractNumId="3" w15:restartNumberingAfterBreak="0">
+    <w:nsid w:val="311A6935"/>
+    <w:multiLevelType w:val="hybridMultilevel"/>
+    <w:tmpl w:val="B57CE558"/>
+    <w:lvl w:ilvl="0" w:tplc="0407000F">
+      <w:start w:val="1"/>
+      <w:numFmt w:val="decimal"/>
+      <w:lvlText w:val="%1."/>
+      <w:lvlJc w:val="left"/>
+      <w:pPr>
+        <w:ind w:left="720" w:hanging="360"/>
+      </w:pPr>
+    </w:lvl>
+    <w:lvl w:ilvl="1" w:tplc="04070019" w:tentative="1">
+      <w:start w:val="1"/>
+      <w:numFmt w:val="lowerLetter"/>
+      <w:lvlText w:val="%2."/>
+      <w:lvlJc w:val="left"/>
+      <w:pPr>
+        <w:ind w:left="1440" w:hanging="360"/>
+      </w:pPr>
+    </w:lvl>
+    <w:lvl w:ilvl="2" w:tplc="0407001B" w:tentative="1">
+      <w:start w:val="1"/>
+      <w:numFmt w:val="lowerRoman"/>
+      <w:lvlText w:val="%3."/>
+      <w:lvlJc w:val="right"/>
+      <w:pPr>
+        <w:ind w:left="2160" w:hanging="180"/>
+      </w:pPr>
+    </w:lvl>
+    <w:lvl w:ilvl="3" w:tplc="0407000F" w:tentative="1">
+      <w:start w:val="1"/>
+      <w:numFmt w:val="decimal"/>
+      <w:lvlText w:val="%4."/>
+      <w:lvlJc w:val="left"/>
+      <w:pPr>
+        <w:ind w:left="2880" w:hanging="360"/>
+      </w:pPr>
+    </w:lvl>
+    <w:lvl w:ilvl="4" w:tplc="04070019" w:tentative="1">
+      <w:start w:val="1"/>
+      <w:numFmt w:val="lowerLetter"/>
+      <w:lvlText w:val="%5."/>
+      <w:lvlJc w:val="left"/>
+      <w:pPr>
+        <w:ind w:left="3600" w:hanging="360"/>
+      </w:pPr>
+    </w:lvl>
+    <w:lvl w:ilvl="5" w:tplc="0407001B" w:tentative="1">
+      <w:start w:val="1"/>
+      <w:numFmt w:val="lowerRoman"/>
+      <w:lvlText w:val="%6."/>
+      <w:lvlJc w:val="right"/>
+      <w:pPr>
+        <w:ind w:left="4320" w:hanging="180"/>
+      </w:pPr>
+    </w:lvl>
+    <w:lvl w:ilvl="6" w:tplc="0407000F" w:tentative="1">
+      <w:start w:val="1"/>
+      <w:numFmt w:val="decimal"/>
+      <w:lvlText w:val="%7."/>
+      <w:lvlJc w:val="left"/>
+      <w:pPr>
+        <w:ind w:left="5040" w:hanging="360"/>
+      </w:pPr>
+    </w:lvl>
+    <w:lvl w:ilvl="7" w:tplc="04070019" w:tentative="1">
+      <w:start w:val="1"/>
+      <w:numFmt w:val="lowerLetter"/>
+      <w:lvlText w:val="%8."/>
+      <w:lvlJc w:val="left"/>
+      <w:pPr>
+        <w:ind w:left="5760" w:hanging="360"/>
+      </w:pPr>
+    </w:lvl>
+    <w:lvl w:ilvl="8" w:tplc="0407001B" w:tentative="1">
+      <w:start w:val="1"/>
+      <w:numFmt w:val="lowerRoman"/>
+      <w:lvlText w:val="%9."/>
+      <w:lvlJc w:val="right"/>
+      <w:pPr>
+        <w:ind w:left="6480" w:hanging="180"/>
+      </w:pPr>
+    </w:lvl>
+  </w:abstractNum>
+  <w:abstractNum w:abstractNumId="4" w15:restartNumberingAfterBreak="0">
+    <w:nsid w:val="70610642"/>
+    <w:multiLevelType w:val="hybridMultilevel"/>
+    <w:tmpl w:val="67EE7178"/>
+    <w:lvl w:ilvl="0" w:tplc="04070001">
+      <w:start w:val="1"/>
+      <w:numFmt w:val="bullet"/>
+      <w:lvlText w:val=""/>
+      <w:lvlJc w:val="left"/>
+      <w:pPr>
+        <w:ind w:left="720" w:hanging="360"/>
+      </w:pPr>
+      <w:rPr>
+        <w:rFonts w:ascii="Symbol" w:hAnsi="Symbol" w:hint="default"/>
+      </w:rPr>
+    </w:lvl>
+    <w:lvl w:ilvl="1" w:tplc="04070003" w:tentative="1">
+      <w:start w:val="1"/>
+      <w:numFmt w:val="bullet"/>
+      <w:lvlText w:val="o"/>
+      <w:lvlJc w:val="left"/>
+      <w:pPr>
+        <w:ind w:left="1440" w:hanging="360"/>
+      </w:pPr>
+      <w:rPr>
+        <w:rFonts w:ascii="Courier New" w:hAnsi="Courier New" w:cs="Courier New" w:hint="default"/>
+      </w:rPr>
+    </w:lvl>
+    <w:lvl w:ilvl="2" w:tplc="04070005" w:tentative="1">
+      <w:start w:val="1"/>
+      <w:numFmt w:val="bullet"/>
+      <w:lvlText w:val=""/>
+      <w:lvlJc w:val="left"/>
+      <w:pPr>
+        <w:ind w:left="2160" w:hanging="360"/>
+      </w:pPr>
+      <w:rPr>
+        <w:rFonts w:ascii="Wingdings" w:hAnsi="Wingdings" w:hint="default"/>
+      </w:rPr>
+    </w:lvl>
+    <w:lvl w:ilvl="3" w:tplc="04070001" w:tentative="1">
+      <w:start w:val="1"/>
+      <w:numFmt w:val="bullet"/>
+      <w:lvlText w:val=""/>
+      <w:lvlJc w:val="left"/>
+      <w:pPr>
+        <w:ind w:left="2880" w:hanging="360"/>
+      </w:pPr>
+      <w:rPr>
+        <w:rFonts w:ascii="Symbol" w:hAnsi="Symbol" w:hint="default"/>
+      </w:rPr>
+    </w:lvl>
+    <w:lvl w:ilvl="4" w:tplc="04070003" w:tentative="1">
+      <w:start w:val="1"/>
+      <w:numFmt w:val="bullet"/>
+      <w:lvlText w:val="o"/>
+      <w:lvlJc w:val="left"/>
+      <w:pPr>
+        <w:ind w:left="3600" w:hanging="360"/>
+      </w:pPr>
+      <w:rPr>
+        <w:rFonts w:ascii="Courier New" w:hAnsi="Courier New" w:cs="Courier New" w:hint="default"/>
+      </w:rPr>
+    </w:lvl>
+    <w:lvl w:ilvl="5" w:tplc="04070005" w:tentative="1">
+      <w:start w:val="1"/>
+      <w:numFmt w:val="bullet"/>
+      <w:lvlText w:val=""/>
+      <w:lvlJc w:val="left"/>
+      <w:pPr>
+        <w:ind w:left="4320" w:hanging="360"/>
+      </w:pPr>
+      <w:rPr>
+        <w:rFonts w:ascii="Wingdings" w:hAnsi="Wingdings" w:hint="default"/>
+      </w:rPr>
+    </w:lvl>
+    <w:lvl w:ilvl="6" w:tplc="04070001" w:tentative="1">
+      <w:start w:val="1"/>
+      <w:numFmt w:val="bullet"/>
+      <w:lvlText w:val=""/>
+      <w:lvlJc w:val="left"/>
+      <w:pPr>
+        <w:ind w:left="5040" w:hanging="360"/>
+      </w:pPr>
+      <w:rPr>
+        <w:rFonts w:ascii="Symbol" w:hAnsi="Symbol" w:hint="default"/>
+      </w:rPr>
+    </w:lvl>
+    <w:lvl w:ilvl="7" w:tplc="04070003" w:tentative="1">
+      <w:start w:val="1"/>
+      <w:numFmt w:val="bullet"/>
+      <w:lvlText w:val="o"/>
+      <w:lvlJc w:val="left"/>
+      <w:pPr>
+        <w:ind w:left="5760" w:hanging="360"/>
+      </w:pPr>
+      <w:rPr>
+        <w:rFonts w:ascii="Courier New" w:hAnsi="Courier New" w:cs="Courier New" w:hint="default"/>
+      </w:rPr>
+    </w:lvl>
+    <w:lvl w:ilvl="8" w:tplc="04070005" w:tentative="1">
+      <w:start w:val="1"/>
+      <w:numFmt w:val="bullet"/>
+      <w:lvlText w:val=""/>
+      <w:lvlJc w:val="left"/>
+      <w:pPr>
+        <w:ind w:left="6480" w:hanging="360"/>
+      </w:pPr>
+      <w:rPr>
+        <w:rFonts w:ascii="Wingdings" w:hAnsi="Wingdings" w:hint="default"/>
+      </w:rPr>
+    </w:lvl>
+  </w:abstractNum>
+  <w:abstractNum w:abstractNumId="5" w15:restartNumberingAfterBreak="0">
+    <w:nsid w:val="73F007D3"/>
+    <w:multiLevelType w:val="hybridMultilevel"/>
+    <w:tmpl w:val="BE0EC514"/>
+    <w:lvl w:ilvl="0" w:tplc="2EF4C418">
+      <w:start w:val="1"/>
+      <w:numFmt w:val="bullet"/>
+      <w:lvlText w:val="•"/>
+      <w:lvlJc w:val="left"/>
+      <w:pPr>
+        <w:tabs>
+          <w:tab w:val="num" w:pos="720"/>
+        </w:tabs>
+        <w:ind w:left="720" w:hanging="360"/>
+      </w:pPr>
+      <w:rPr>
+        <w:rFonts w:ascii="Times New Roman" w:hAnsi="Times New Roman" w:hint="default"/>
+      </w:rPr>
+    </w:lvl>
+    <w:lvl w:ilvl="1" w:tplc="7E343600">
+      <w:numFmt w:val="bullet"/>
+      <w:lvlText w:val="•"/>
+      <w:lvlJc w:val="left"/>
+      <w:pPr>
+        <w:tabs>
+          <w:tab w:val="num" w:pos="1440"/>
+        </w:tabs>
+        <w:ind w:left="1440" w:hanging="360"/>
+      </w:pPr>
+      <w:rPr>
+        <w:rFonts w:ascii="Times New Roman" w:hAnsi="Times New Roman" w:hint="default"/>
+      </w:rPr>
+    </w:lvl>
+    <w:lvl w:ilvl="2" w:tplc="0B761016">
+      <w:numFmt w:val="bullet"/>
+      <w:lvlText w:val="•"/>
+      <w:lvlJc w:val="left"/>
+      <w:pPr>
+        <w:tabs>
+          <w:tab w:val="num" w:pos="2160"/>
+        </w:tabs>
+        <w:ind w:left="2160" w:hanging="360"/>
+      </w:pPr>
+      <w:rPr>
+        <w:rFonts w:ascii="Times New Roman" w:hAnsi="Times New Roman" w:hint="default"/>
+      </w:rPr>
+    </w:lvl>
+    <w:lvl w:ilvl="3" w:tplc="62C82246">
+      <w:numFmt w:val="bullet"/>
+      <w:lvlText w:val="•"/>
+      <w:lvlJc w:val="left"/>
+      <w:pPr>
+        <w:tabs>
+          <w:tab w:val="num" w:pos="2880"/>
+        </w:tabs>
+        <w:ind w:left="2880" w:hanging="360"/>
+      </w:pPr>
+      <w:rPr>
+        <w:rFonts w:ascii="Times New Roman" w:hAnsi="Times New Roman" w:hint="default"/>
+      </w:rPr>
+    </w:lvl>
+    <w:lvl w:ilvl="4" w:tplc="3D56657C">
+      <w:numFmt w:val="bullet"/>
+      <w:lvlText w:val="•"/>
+      <w:lvlJc w:val="left"/>
+      <w:pPr>
+        <w:tabs>
+          <w:tab w:val="num" w:pos="3600"/>
+        </w:tabs>
+        <w:ind w:left="3600" w:hanging="360"/>
+      </w:pPr>
+      <w:rPr>
+        <w:rFonts w:ascii="Times New Roman" w:hAnsi="Times New Roman" w:hint="default"/>
+      </w:rPr>
+    </w:lvl>
+    <w:lvl w:ilvl="5" w:tplc="C58E8654" w:tentative="1">
+      <w:start w:val="1"/>
+      <w:numFmt w:val="bullet"/>
+      <w:lvlText w:val="•"/>
+      <w:lvlJc w:val="left"/>
+      <w:pPr>
+        <w:tabs>
+          <w:tab w:val="num" w:pos="4320"/>
+        </w:tabs>
+        <w:ind w:left="4320" w:hanging="360"/>
+      </w:pPr>
+      <w:rPr>
+        <w:rFonts w:ascii="Times New Roman" w:hAnsi="Times New Roman" w:hint="default"/>
+      </w:rPr>
+    </w:lvl>
+    <w:lvl w:ilvl="6" w:tplc="B1CEC9D0" w:tentative="1">
+      <w:start w:val="1"/>
+      <w:numFmt w:val="bullet"/>
+      <w:lvlText w:val="•"/>
+      <w:lvlJc w:val="left"/>
+      <w:pPr>
+        <w:tabs>
+          <w:tab w:val="num" w:pos="5040"/>
+        </w:tabs>
+        <w:ind w:left="5040" w:hanging="360"/>
+      </w:pPr>
+      <w:rPr>
+        <w:rFonts w:ascii="Times New Roman" w:hAnsi="Times New Roman" w:hint="default"/>
+      </w:rPr>
+    </w:lvl>
+    <w:lvl w:ilvl="7" w:tplc="A7805824" w:tentative="1">
+      <w:start w:val="1"/>
+      <w:numFmt w:val="bullet"/>
+      <w:lvlText w:val="•"/>
+      <w:lvlJc w:val="left"/>
+      <w:pPr>
+        <w:tabs>
+          <w:tab w:val="num" w:pos="5760"/>
+        </w:tabs>
+        <w:ind w:left="5760" w:hanging="360"/>
+      </w:pPr>
+      <w:rPr>
+        <w:rFonts w:ascii="Times New Roman" w:hAnsi="Times New Roman" w:hint="default"/>
+      </w:rPr>
+    </w:lvl>
+    <w:lvl w:ilvl="8" w:tplc="C890B906" w:tentative="1">
+      <w:start w:val="1"/>
+      <w:numFmt w:val="bullet"/>
+      <w:lvlText w:val="•"/>
+      <w:lvlJc w:val="left"/>
+      <w:pPr>
+        <w:tabs>
+          <w:tab w:val="num" w:pos="6480"/>
+        </w:tabs>
+        <w:ind w:left="6480" w:hanging="360"/>
+      </w:pPr>
+      <w:rPr>
+        <w:rFonts w:ascii="Times New Roman" w:hAnsi="Times New Roman" w:hint="default"/>
+      </w:rPr>
+    </w:lvl>
+  </w:abstractNum>
+  <w:num w:numId="1">
+    <w:abstractNumId w:val="1"/>
+  </w:num>
+  <w:num w:numId="2">
+    <w:abstractNumId w:val="4"/>
+  </w:num>
+  <w:num w:numId="3">
+    <w:abstractNumId w:val="5"/>
+  </w:num>
+  <w:num w:numId="4">
+    <w:abstractNumId w:val="0"/>
+  </w:num>
+  <w:num w:numId="5">
+    <w:abstractNumId w:val="3"/>
+  </w:num>
+  <w:num w:numId="6">
+    <w:abstractNumId w:val="2"/>
+  </w:num>
+</w:numbering>
 </file>
 
 <file path=word/styles.xml><?xml version="1.0" encoding="utf-8"?>
@@ -4015,6 +5491,17 @@
       <w:sz w:val="32"/>
       <w:szCs w:val="32"/>
     </w:rPr>
+  </w:style>
+  <w:style w:type="paragraph" w:styleId="Listenabsatz">
+    <w:name w:val="List Paragraph"/>
+    <w:basedOn w:val="Standard"/>
+    <w:uiPriority w:val="34"/>
+    <w:qFormat/>
+    <w:rsid w:val="00C83C27"/>
+    <w:pPr>
+      <w:ind w:left="720"/>
+      <w:contextualSpacing/>
+    </w:pPr>
   </w:style>
 </w:styles>
 </file>
@@ -5977,7 +7464,7 @@
         <a:p>
           <a:r>
             <a:rPr lang="de-DE"/>
-            <a:t>Vorrtrag</a:t>
+            <a:t>Vortrag</a:t>
           </a:r>
         </a:p>
       </dgm:t>
@@ -8613,7 +10100,7 @@
   <dgm:whole/>
   <dgm:extLst>
     <a:ext uri="http://schemas.microsoft.com/office/drawing/2008/diagram">
-      <dsp:dataModelExt xmlns:dsp="http://schemas.microsoft.com/office/drawing/2008/diagram" relId="rId9" minVer="http://schemas.openxmlformats.org/drawingml/2006/diagram"/>
+      <dsp:dataModelExt xmlns:dsp="http://schemas.microsoft.com/office/drawing/2008/diagram" relId="rId10" minVer="http://schemas.openxmlformats.org/drawingml/2006/diagram"/>
     </a:ext>
   </dgm:extLst>
 </dgm:dataModel>
@@ -14663,7 +16150,7 @@
           </a:pPr>
           <a:r>
             <a:rPr lang="de-DE" sz="500" kern="1200"/>
-            <a:t>Vorrtrag</a:t>
+            <a:t>Vortrag</a:t>
           </a:r>
         </a:p>
       </dsp:txBody>

--- a/PSP Project.docx
+++ b/PSP Project.docx
@@ -22,9 +22,9 @@
           <w:noProof/>
         </w:rPr>
         <w:drawing>
-          <wp:inline distT="0" distB="0" distL="0" distR="0" wp14:anchorId="5D9BE6E3" wp14:editId="61D8719A">
-            <wp:extent cx="5067300" cy="4562475"/>
-            <wp:effectExtent l="0" t="0" r="19050" b="0"/>
+          <wp:inline distT="0" distB="0" distL="0" distR="0" wp14:anchorId="5D9BE6E3" wp14:editId="416CE323">
+            <wp:extent cx="8761228" cy="4562475"/>
+            <wp:effectExtent l="0" t="0" r="0" b="9525"/>
             <wp:docPr id="1" name="Diagramm 1"/>
             <wp:cNvGraphicFramePr/>
             <a:graphic xmlns:a="http://schemas.openxmlformats.org/drawingml/2006/main">
@@ -55,8 +55,8 @@
       </w:tblPr>
       <w:tblGrid>
         <w:gridCol w:w="884"/>
-        <w:gridCol w:w="5190"/>
-        <w:gridCol w:w="821"/>
+        <w:gridCol w:w="5188"/>
+        <w:gridCol w:w="823"/>
         <w:gridCol w:w="1254"/>
         <w:gridCol w:w="6905"/>
       </w:tblGrid>
@@ -82,14 +82,13 @@
                 <w:sz w:val="24"/>
                 <w:szCs w:val="24"/>
               </w:rPr>
-              <w:lastRenderedPageBreak/>
               <w:t>Nr.</w:t>
             </w:r>
           </w:p>
         </w:tc>
         <w:tc>
           <w:tcPr>
-            <w:tcW w:w="5190" w:type="dxa"/>
+            <w:tcW w:w="5186" w:type="dxa"/>
           </w:tcPr>
           <w:p>
             <w:pPr>
@@ -123,7 +122,7 @@
         </w:tc>
         <w:tc>
           <w:tcPr>
-            <w:tcW w:w="821" w:type="dxa"/>
+            <w:tcW w:w="999" w:type="dxa"/>
           </w:tcPr>
           <w:p>
             <w:pPr>
@@ -147,7 +146,7 @@
         </w:tc>
         <w:tc>
           <w:tcPr>
-            <w:tcW w:w="1254" w:type="dxa"/>
+            <w:tcW w:w="1083" w:type="dxa"/>
           </w:tcPr>
           <w:p>
             <w:pPr>
@@ -171,7 +170,7 @@
         </w:tc>
         <w:tc>
           <w:tcPr>
-            <w:tcW w:w="6905" w:type="dxa"/>
+            <w:tcW w:w="6902" w:type="dxa"/>
           </w:tcPr>
           <w:p>
             <w:pPr>
@@ -207,7 +206,7 @@
         </w:tc>
         <w:tc>
           <w:tcPr>
-            <w:tcW w:w="5190" w:type="dxa"/>
+            <w:tcW w:w="5186" w:type="dxa"/>
           </w:tcPr>
           <w:p>
             <w:pPr>
@@ -229,7 +228,7 @@
         </w:tc>
         <w:tc>
           <w:tcPr>
-            <w:tcW w:w="821" w:type="dxa"/>
+            <w:tcW w:w="999" w:type="dxa"/>
           </w:tcPr>
           <w:p>
             <w:pPr>
@@ -239,7 +238,7 @@
         </w:tc>
         <w:tc>
           <w:tcPr>
-            <w:tcW w:w="1254" w:type="dxa"/>
+            <w:tcW w:w="1083" w:type="dxa"/>
           </w:tcPr>
           <w:p>
             <w:r>
@@ -249,7 +248,7 @@
         </w:tc>
         <w:tc>
           <w:tcPr>
-            <w:tcW w:w="6905" w:type="dxa"/>
+            <w:tcW w:w="6902" w:type="dxa"/>
           </w:tcPr>
           <w:p/>
         </w:tc>
@@ -267,7 +266,7 @@
         </w:tc>
         <w:tc>
           <w:tcPr>
-            <w:tcW w:w="5190" w:type="dxa"/>
+            <w:tcW w:w="5186" w:type="dxa"/>
           </w:tcPr>
           <w:p>
             <w:pPr>
@@ -286,13 +285,13 @@
         </w:tc>
         <w:tc>
           <w:tcPr>
-            <w:tcW w:w="821" w:type="dxa"/>
+            <w:tcW w:w="999" w:type="dxa"/>
           </w:tcPr>
           <w:p/>
         </w:tc>
         <w:tc>
           <w:tcPr>
-            <w:tcW w:w="1254" w:type="dxa"/>
+            <w:tcW w:w="1083" w:type="dxa"/>
           </w:tcPr>
           <w:p>
             <w:r>
@@ -302,7 +301,7 @@
         </w:tc>
         <w:tc>
           <w:tcPr>
-            <w:tcW w:w="6905" w:type="dxa"/>
+            <w:tcW w:w="6902" w:type="dxa"/>
           </w:tcPr>
           <w:p/>
         </w:tc>
@@ -320,7 +319,7 @@
         </w:tc>
         <w:tc>
           <w:tcPr>
-            <w:tcW w:w="5190" w:type="dxa"/>
+            <w:tcW w:w="5186" w:type="dxa"/>
           </w:tcPr>
           <w:p>
             <w:pPr>
@@ -339,13 +338,13 @@
         </w:tc>
         <w:tc>
           <w:tcPr>
-            <w:tcW w:w="821" w:type="dxa"/>
+            <w:tcW w:w="999" w:type="dxa"/>
           </w:tcPr>
           <w:p/>
         </w:tc>
         <w:tc>
           <w:tcPr>
-            <w:tcW w:w="1254" w:type="dxa"/>
+            <w:tcW w:w="1083" w:type="dxa"/>
           </w:tcPr>
           <w:p>
             <w:r>
@@ -355,7 +354,7 @@
         </w:tc>
         <w:tc>
           <w:tcPr>
-            <w:tcW w:w="6905" w:type="dxa"/>
+            <w:tcW w:w="6902" w:type="dxa"/>
           </w:tcPr>
           <w:p/>
         </w:tc>
@@ -373,7 +372,7 @@
         </w:tc>
         <w:tc>
           <w:tcPr>
-            <w:tcW w:w="5190" w:type="dxa"/>
+            <w:tcW w:w="5186" w:type="dxa"/>
           </w:tcPr>
           <w:p>
             <w:pPr>
@@ -389,7 +388,7 @@
         </w:tc>
         <w:tc>
           <w:tcPr>
-            <w:tcW w:w="821" w:type="dxa"/>
+            <w:tcW w:w="999" w:type="dxa"/>
           </w:tcPr>
           <w:p>
             <w:r>
@@ -402,13 +401,13 @@
         </w:tc>
         <w:tc>
           <w:tcPr>
-            <w:tcW w:w="1254" w:type="dxa"/>
+            <w:tcW w:w="1083" w:type="dxa"/>
           </w:tcPr>
           <w:p/>
         </w:tc>
         <w:tc>
           <w:tcPr>
-            <w:tcW w:w="6905" w:type="dxa"/>
+            <w:tcW w:w="6902" w:type="dxa"/>
           </w:tcPr>
           <w:p>
             <w:r>
@@ -433,7 +432,7 @@
         </w:tc>
         <w:tc>
           <w:tcPr>
-            <w:tcW w:w="5190" w:type="dxa"/>
+            <w:tcW w:w="5186" w:type="dxa"/>
           </w:tcPr>
           <w:p>
             <w:pPr>
@@ -449,17 +448,23 @@
         </w:tc>
         <w:tc>
           <w:tcPr>
-            <w:tcW w:w="821" w:type="dxa"/>
-          </w:tcPr>
-          <w:p>
-            <w:r>
-              <w:t>1 t</w:t>
-            </w:r>
-          </w:p>
-        </w:tc>
-        <w:tc>
-          <w:tcPr>
-            <w:tcW w:w="1254" w:type="dxa"/>
+            <w:tcW w:w="999" w:type="dxa"/>
+          </w:tcPr>
+          <w:p>
+            <w:r>
+              <w:t xml:space="preserve">3 </w:t>
+            </w:r>
+            <w:r>
+              <w:t>S</w:t>
+            </w:r>
+            <w:r>
+              <w:t xml:space="preserve">t </w:t>
+            </w:r>
+          </w:p>
+        </w:tc>
+        <w:tc>
+          <w:tcPr>
+            <w:tcW w:w="1083" w:type="dxa"/>
           </w:tcPr>
           <w:p>
             <w:r>
@@ -469,14 +474,11 @@
         </w:tc>
         <w:tc>
           <w:tcPr>
-            <w:tcW w:w="6905" w:type="dxa"/>
-          </w:tcPr>
-          <w:p>
-            <w:r>
-              <w:t>Projektleiter (Artmir Ponik);1x PC; Word</w:t>
-            </w:r>
-            <w:r>
-              <w:t>; Strom</w:t>
+            <w:tcW w:w="6902" w:type="dxa"/>
+          </w:tcPr>
+          <w:p>
+            <w:r>
+              <w:t>Projektleiter (Artmir Ponik);1x PC; Word; Strom</w:t>
             </w:r>
           </w:p>
         </w:tc>
@@ -494,7 +496,7 @@
         </w:tc>
         <w:tc>
           <w:tcPr>
-            <w:tcW w:w="5190" w:type="dxa"/>
+            <w:tcW w:w="5186" w:type="dxa"/>
           </w:tcPr>
           <w:p>
             <w:pPr>
@@ -513,19 +515,19 @@
         </w:tc>
         <w:tc>
           <w:tcPr>
-            <w:tcW w:w="821" w:type="dxa"/>
+            <w:tcW w:w="999" w:type="dxa"/>
           </w:tcPr>
           <w:p/>
         </w:tc>
         <w:tc>
           <w:tcPr>
-            <w:tcW w:w="1254" w:type="dxa"/>
+            <w:tcW w:w="1083" w:type="dxa"/>
           </w:tcPr>
           <w:p/>
         </w:tc>
         <w:tc>
           <w:tcPr>
-            <w:tcW w:w="6905" w:type="dxa"/>
+            <w:tcW w:w="6902" w:type="dxa"/>
           </w:tcPr>
           <w:p/>
         </w:tc>
@@ -543,7 +545,7 @@
         </w:tc>
         <w:tc>
           <w:tcPr>
-            <w:tcW w:w="5190" w:type="dxa"/>
+            <w:tcW w:w="5186" w:type="dxa"/>
           </w:tcPr>
           <w:p>
             <w:pPr>
@@ -559,22 +561,23 @@
         </w:tc>
         <w:tc>
           <w:tcPr>
-            <w:tcW w:w="821" w:type="dxa"/>
+            <w:tcW w:w="999" w:type="dxa"/>
           </w:tcPr>
           <w:p>
             <w:r>
               <w:t xml:space="preserve">2 </w:t>
             </w:r>
-            <w:proofErr w:type="spellStart"/>
-            <w:r>
-              <w:t>st</w:t>
-            </w:r>
-            <w:proofErr w:type="spellEnd"/>
-          </w:p>
-        </w:tc>
-        <w:tc>
-          <w:tcPr>
-            <w:tcW w:w="1254" w:type="dxa"/>
+            <w:r>
+              <w:t>S</w:t>
+            </w:r>
+            <w:r>
+              <w:t>t</w:t>
+            </w:r>
+          </w:p>
+        </w:tc>
+        <w:tc>
+          <w:tcPr>
+            <w:tcW w:w="1083" w:type="dxa"/>
           </w:tcPr>
           <w:p>
             <w:r>
@@ -584,14 +587,11 @@
         </w:tc>
         <w:tc>
           <w:tcPr>
-            <w:tcW w:w="6905" w:type="dxa"/>
-          </w:tcPr>
-          <w:p>
-            <w:r>
-              <w:t>Projektleiter (Artmir Ponik);1x PC; Word</w:t>
-            </w:r>
-            <w:r>
-              <w:t>; Strom</w:t>
+            <w:tcW w:w="6902" w:type="dxa"/>
+          </w:tcPr>
+          <w:p>
+            <w:r>
+              <w:t>Projektleiter (Artmir Ponik);1x PC; Word; Strom</w:t>
             </w:r>
           </w:p>
         </w:tc>
@@ -609,7 +609,7 @@
         </w:tc>
         <w:tc>
           <w:tcPr>
-            <w:tcW w:w="5190" w:type="dxa"/>
+            <w:tcW w:w="5186" w:type="dxa"/>
           </w:tcPr>
           <w:p>
             <w:pPr>
@@ -625,7 +625,7 @@
         </w:tc>
         <w:tc>
           <w:tcPr>
-            <w:tcW w:w="821" w:type="dxa"/>
+            <w:tcW w:w="999" w:type="dxa"/>
           </w:tcPr>
           <w:p>
             <w:r>
@@ -635,7 +635,7 @@
         </w:tc>
         <w:tc>
           <w:tcPr>
-            <w:tcW w:w="1254" w:type="dxa"/>
+            <w:tcW w:w="1083" w:type="dxa"/>
           </w:tcPr>
           <w:p>
             <w:r>
@@ -645,14 +645,11 @@
         </w:tc>
         <w:tc>
           <w:tcPr>
-            <w:tcW w:w="6905" w:type="dxa"/>
-          </w:tcPr>
-          <w:p>
-            <w:r>
-              <w:t>Projektleiter (Artmir Ponik);1x PC; Word</w:t>
-            </w:r>
-            <w:r>
-              <w:t>: Strom</w:t>
+            <w:tcW w:w="6902" w:type="dxa"/>
+          </w:tcPr>
+          <w:p>
+            <w:r>
+              <w:t>Projektleiter (Artmir Ponik);1x PC; Word: Strom</w:t>
             </w:r>
           </w:p>
         </w:tc>
@@ -670,7 +667,7 @@
         </w:tc>
         <w:tc>
           <w:tcPr>
-            <w:tcW w:w="5190" w:type="dxa"/>
+            <w:tcW w:w="5186" w:type="dxa"/>
           </w:tcPr>
           <w:p>
             <w:pPr>
@@ -686,22 +683,23 @@
         </w:tc>
         <w:tc>
           <w:tcPr>
-            <w:tcW w:w="821" w:type="dxa"/>
+            <w:tcW w:w="999" w:type="dxa"/>
           </w:tcPr>
           <w:p>
             <w:r>
               <w:t xml:space="preserve">2 </w:t>
             </w:r>
-            <w:proofErr w:type="spellStart"/>
-            <w:r>
-              <w:t>st</w:t>
-            </w:r>
-            <w:proofErr w:type="spellEnd"/>
-          </w:p>
-        </w:tc>
-        <w:tc>
-          <w:tcPr>
-            <w:tcW w:w="1254" w:type="dxa"/>
+            <w:r>
+              <w:t>S</w:t>
+            </w:r>
+            <w:r>
+              <w:t>t</w:t>
+            </w:r>
+          </w:p>
+        </w:tc>
+        <w:tc>
+          <w:tcPr>
+            <w:tcW w:w="1083" w:type="dxa"/>
           </w:tcPr>
           <w:p>
             <w:r>
@@ -711,14 +709,11 @@
         </w:tc>
         <w:tc>
           <w:tcPr>
-            <w:tcW w:w="6905" w:type="dxa"/>
-          </w:tcPr>
-          <w:p>
-            <w:r>
-              <w:t>Projektleiter (Artmir Ponik);1x PC; Word</w:t>
-            </w:r>
-            <w:r>
-              <w:t>; Strom</w:t>
+            <w:tcW w:w="6902" w:type="dxa"/>
+          </w:tcPr>
+          <w:p>
+            <w:r>
+              <w:t>Projektleiter (Artmir Ponik);1x PC; Word; Strom</w:t>
             </w:r>
           </w:p>
         </w:tc>
@@ -736,7 +731,7 @@
         </w:tc>
         <w:tc>
           <w:tcPr>
-            <w:tcW w:w="5190" w:type="dxa"/>
+            <w:tcW w:w="5186" w:type="dxa"/>
           </w:tcPr>
           <w:p>
             <w:pPr>
@@ -752,7 +747,7 @@
         </w:tc>
         <w:tc>
           <w:tcPr>
-            <w:tcW w:w="821" w:type="dxa"/>
+            <w:tcW w:w="999" w:type="dxa"/>
           </w:tcPr>
           <w:p>
             <w:r>
@@ -762,7 +757,7 @@
         </w:tc>
         <w:tc>
           <w:tcPr>
-            <w:tcW w:w="1254" w:type="dxa"/>
+            <w:tcW w:w="1083" w:type="dxa"/>
           </w:tcPr>
           <w:p>
             <w:r>
@@ -772,14 +767,11 @@
         </w:tc>
         <w:tc>
           <w:tcPr>
-            <w:tcW w:w="6905" w:type="dxa"/>
-          </w:tcPr>
-          <w:p>
-            <w:r>
-              <w:t>Projektleiter (Artmir Ponik);1x PC; Word</w:t>
-            </w:r>
-            <w:r>
-              <w:t>; Strom</w:t>
+            <w:tcW w:w="6902" w:type="dxa"/>
+          </w:tcPr>
+          <w:p>
+            <w:r>
+              <w:t>Projektleiter (Artmir Ponik);1x PC; Word; Strom</w:t>
             </w:r>
           </w:p>
         </w:tc>
@@ -797,7 +789,7 @@
         </w:tc>
         <w:tc>
           <w:tcPr>
-            <w:tcW w:w="5190" w:type="dxa"/>
+            <w:tcW w:w="5186" w:type="dxa"/>
           </w:tcPr>
           <w:p>
             <w:pPr>
@@ -819,19 +811,19 @@
         </w:tc>
         <w:tc>
           <w:tcPr>
-            <w:tcW w:w="821" w:type="dxa"/>
+            <w:tcW w:w="999" w:type="dxa"/>
           </w:tcPr>
           <w:p/>
         </w:tc>
         <w:tc>
           <w:tcPr>
-            <w:tcW w:w="1254" w:type="dxa"/>
+            <w:tcW w:w="1083" w:type="dxa"/>
           </w:tcPr>
           <w:p/>
         </w:tc>
         <w:tc>
           <w:tcPr>
-            <w:tcW w:w="6905" w:type="dxa"/>
+            <w:tcW w:w="6902" w:type="dxa"/>
           </w:tcPr>
           <w:p/>
         </w:tc>
@@ -849,7 +841,7 @@
         </w:tc>
         <w:tc>
           <w:tcPr>
-            <w:tcW w:w="5190" w:type="dxa"/>
+            <w:tcW w:w="5186" w:type="dxa"/>
           </w:tcPr>
           <w:p>
             <w:pPr>
@@ -865,22 +857,23 @@
         </w:tc>
         <w:tc>
           <w:tcPr>
-            <w:tcW w:w="821" w:type="dxa"/>
+            <w:tcW w:w="999" w:type="dxa"/>
           </w:tcPr>
           <w:p>
             <w:r>
               <w:t xml:space="preserve">2 </w:t>
             </w:r>
-            <w:proofErr w:type="spellStart"/>
-            <w:r>
-              <w:t>st</w:t>
-            </w:r>
-            <w:proofErr w:type="spellEnd"/>
-          </w:p>
-        </w:tc>
-        <w:tc>
-          <w:tcPr>
-            <w:tcW w:w="1254" w:type="dxa"/>
+            <w:r>
+              <w:t>S</w:t>
+            </w:r>
+            <w:r>
+              <w:t>t</w:t>
+            </w:r>
+          </w:p>
+        </w:tc>
+        <w:tc>
+          <w:tcPr>
+            <w:tcW w:w="1083" w:type="dxa"/>
           </w:tcPr>
           <w:p>
             <w:r>
@@ -890,14 +883,11 @@
         </w:tc>
         <w:tc>
           <w:tcPr>
-            <w:tcW w:w="6905" w:type="dxa"/>
-          </w:tcPr>
-          <w:p>
-            <w:r>
-              <w:t>Projektleiter (Artmir Ponik);1x PC;</w:t>
-            </w:r>
-            <w:r>
-              <w:t xml:space="preserve"> MS Project; Strom</w:t>
+            <w:tcW w:w="6902" w:type="dxa"/>
+          </w:tcPr>
+          <w:p>
+            <w:r>
+              <w:t>Projektleiter (Artmir Ponik);1x PC; MS Project; Strom</w:t>
             </w:r>
           </w:p>
         </w:tc>
@@ -915,7 +905,7 @@
         </w:tc>
         <w:tc>
           <w:tcPr>
-            <w:tcW w:w="5190" w:type="dxa"/>
+            <w:tcW w:w="5186" w:type="dxa"/>
           </w:tcPr>
           <w:p>
             <w:pPr>
@@ -931,22 +921,23 @@
         </w:tc>
         <w:tc>
           <w:tcPr>
-            <w:tcW w:w="821" w:type="dxa"/>
+            <w:tcW w:w="999" w:type="dxa"/>
           </w:tcPr>
           <w:p>
             <w:r>
               <w:t xml:space="preserve">1 </w:t>
             </w:r>
-            <w:proofErr w:type="spellStart"/>
-            <w:r>
-              <w:t>st</w:t>
-            </w:r>
-            <w:proofErr w:type="spellEnd"/>
-          </w:p>
-        </w:tc>
-        <w:tc>
-          <w:tcPr>
-            <w:tcW w:w="1254" w:type="dxa"/>
+            <w:r>
+              <w:t>S</w:t>
+            </w:r>
+            <w:r>
+              <w:t>t</w:t>
+            </w:r>
+          </w:p>
+        </w:tc>
+        <w:tc>
+          <w:tcPr>
+            <w:tcW w:w="1083" w:type="dxa"/>
           </w:tcPr>
           <w:p>
             <w:r>
@@ -956,7 +947,7 @@
         </w:tc>
         <w:tc>
           <w:tcPr>
-            <w:tcW w:w="6905" w:type="dxa"/>
+            <w:tcW w:w="6902" w:type="dxa"/>
           </w:tcPr>
           <w:p>
             <w:r>
@@ -978,7 +969,7 @@
         </w:tc>
         <w:tc>
           <w:tcPr>
-            <w:tcW w:w="5190" w:type="dxa"/>
+            <w:tcW w:w="5186" w:type="dxa"/>
           </w:tcPr>
           <w:p>
             <w:pPr>
@@ -994,17 +985,23 @@
         </w:tc>
         <w:tc>
           <w:tcPr>
-            <w:tcW w:w="821" w:type="dxa"/>
-          </w:tcPr>
-          <w:p>
-            <w:r>
-              <w:t xml:space="preserve">30 min  </w:t>
-            </w:r>
-          </w:p>
-        </w:tc>
-        <w:tc>
-          <w:tcPr>
-            <w:tcW w:w="1254" w:type="dxa"/>
+            <w:tcW w:w="999" w:type="dxa"/>
+          </w:tcPr>
+          <w:p>
+            <w:r>
+              <w:t>30</w:t>
+            </w:r>
+            <w:r>
+              <w:t xml:space="preserve"> </w:t>
+            </w:r>
+            <w:r>
+              <w:t xml:space="preserve">min  </w:t>
+            </w:r>
+          </w:p>
+        </w:tc>
+        <w:tc>
+          <w:tcPr>
+            <w:tcW w:w="1083" w:type="dxa"/>
           </w:tcPr>
           <w:p>
             <w:r>
@@ -1014,7 +1011,7 @@
         </w:tc>
         <w:tc>
           <w:tcPr>
-            <w:tcW w:w="6905" w:type="dxa"/>
+            <w:tcW w:w="6902" w:type="dxa"/>
           </w:tcPr>
           <w:p>
             <w:r>
@@ -1036,7 +1033,7 @@
         </w:tc>
         <w:tc>
           <w:tcPr>
-            <w:tcW w:w="5190" w:type="dxa"/>
+            <w:tcW w:w="5186" w:type="dxa"/>
           </w:tcPr>
           <w:p>
             <w:pPr>
@@ -1052,25 +1049,23 @@
         </w:tc>
         <w:tc>
           <w:tcPr>
-            <w:tcW w:w="821" w:type="dxa"/>
+            <w:tcW w:w="999" w:type="dxa"/>
           </w:tcPr>
           <w:p>
             <w:r>
               <w:t xml:space="preserve">1 </w:t>
             </w:r>
-            <w:proofErr w:type="spellStart"/>
-            <w:r>
-              <w:t>st</w:t>
-            </w:r>
-            <w:proofErr w:type="spellEnd"/>
-            <w:r>
-              <w:t xml:space="preserve"> </w:t>
-            </w:r>
-          </w:p>
-        </w:tc>
-        <w:tc>
-          <w:tcPr>
-            <w:tcW w:w="1254" w:type="dxa"/>
+            <w:r>
+              <w:t>S</w:t>
+            </w:r>
+            <w:r>
+              <w:t xml:space="preserve">t </w:t>
+            </w:r>
+          </w:p>
+        </w:tc>
+        <w:tc>
+          <w:tcPr>
+            <w:tcW w:w="1083" w:type="dxa"/>
           </w:tcPr>
           <w:p>
             <w:r>
@@ -1080,7 +1075,7 @@
         </w:tc>
         <w:tc>
           <w:tcPr>
-            <w:tcW w:w="6905" w:type="dxa"/>
+            <w:tcW w:w="6902" w:type="dxa"/>
           </w:tcPr>
           <w:p>
             <w:r>
@@ -1105,7 +1100,7 @@
         </w:tc>
         <w:tc>
           <w:tcPr>
-            <w:tcW w:w="5190" w:type="dxa"/>
+            <w:tcW w:w="5186" w:type="dxa"/>
           </w:tcPr>
           <w:p>
             <w:pPr>
@@ -1121,25 +1116,23 @@
         </w:tc>
         <w:tc>
           <w:tcPr>
-            <w:tcW w:w="821" w:type="dxa"/>
+            <w:tcW w:w="999" w:type="dxa"/>
           </w:tcPr>
           <w:p>
             <w:r>
               <w:t xml:space="preserve">1 </w:t>
             </w:r>
-            <w:proofErr w:type="spellStart"/>
-            <w:r>
-              <w:t>st</w:t>
-            </w:r>
-            <w:proofErr w:type="spellEnd"/>
-            <w:r>
-              <w:t xml:space="preserve"> </w:t>
-            </w:r>
-          </w:p>
-        </w:tc>
-        <w:tc>
-          <w:tcPr>
-            <w:tcW w:w="1254" w:type="dxa"/>
+            <w:r>
+              <w:t>S</w:t>
+            </w:r>
+            <w:r>
+              <w:t xml:space="preserve">t </w:t>
+            </w:r>
+          </w:p>
+        </w:tc>
+        <w:tc>
+          <w:tcPr>
+            <w:tcW w:w="1083" w:type="dxa"/>
           </w:tcPr>
           <w:p>
             <w:r>
@@ -1149,7 +1142,7 @@
         </w:tc>
         <w:tc>
           <w:tcPr>
-            <w:tcW w:w="6905" w:type="dxa"/>
+            <w:tcW w:w="6902" w:type="dxa"/>
           </w:tcPr>
           <w:p>
             <w:r>
@@ -1171,7 +1164,7 @@
         </w:tc>
         <w:tc>
           <w:tcPr>
-            <w:tcW w:w="5190" w:type="dxa"/>
+            <w:tcW w:w="5186" w:type="dxa"/>
           </w:tcPr>
           <w:p>
             <w:pPr>
@@ -1187,25 +1180,23 @@
         </w:tc>
         <w:tc>
           <w:tcPr>
-            <w:tcW w:w="821" w:type="dxa"/>
+            <w:tcW w:w="999" w:type="dxa"/>
           </w:tcPr>
           <w:p>
             <w:r>
               <w:t xml:space="preserve">1 </w:t>
             </w:r>
-            <w:proofErr w:type="spellStart"/>
-            <w:r>
-              <w:t>st</w:t>
-            </w:r>
-            <w:proofErr w:type="spellEnd"/>
-            <w:r>
-              <w:t xml:space="preserve"> </w:t>
-            </w:r>
-          </w:p>
-        </w:tc>
-        <w:tc>
-          <w:tcPr>
-            <w:tcW w:w="1254" w:type="dxa"/>
+            <w:r>
+              <w:t>S</w:t>
+            </w:r>
+            <w:r>
+              <w:t xml:space="preserve">t </w:t>
+            </w:r>
+          </w:p>
+        </w:tc>
+        <w:tc>
+          <w:tcPr>
+            <w:tcW w:w="1083" w:type="dxa"/>
           </w:tcPr>
           <w:p>
             <w:r>
@@ -1215,7 +1206,7 @@
         </w:tc>
         <w:tc>
           <w:tcPr>
-            <w:tcW w:w="6905" w:type="dxa"/>
+            <w:tcW w:w="6902" w:type="dxa"/>
           </w:tcPr>
           <w:p>
             <w:r>
@@ -1237,7 +1228,7 @@
         </w:tc>
         <w:tc>
           <w:tcPr>
-            <w:tcW w:w="5190" w:type="dxa"/>
+            <w:tcW w:w="5186" w:type="dxa"/>
           </w:tcPr>
           <w:p>
             <w:pPr>
@@ -1259,13 +1250,13 @@
         </w:tc>
         <w:tc>
           <w:tcPr>
-            <w:tcW w:w="821" w:type="dxa"/>
+            <w:tcW w:w="999" w:type="dxa"/>
           </w:tcPr>
           <w:p/>
         </w:tc>
         <w:tc>
           <w:tcPr>
-            <w:tcW w:w="1254" w:type="dxa"/>
+            <w:tcW w:w="1083" w:type="dxa"/>
           </w:tcPr>
           <w:p>
             <w:r>
@@ -1275,7 +1266,7 @@
         </w:tc>
         <w:tc>
           <w:tcPr>
-            <w:tcW w:w="6905" w:type="dxa"/>
+            <w:tcW w:w="6902" w:type="dxa"/>
           </w:tcPr>
           <w:p/>
         </w:tc>
@@ -1293,7 +1284,7 @@
         </w:tc>
         <w:tc>
           <w:tcPr>
-            <w:tcW w:w="5190" w:type="dxa"/>
+            <w:tcW w:w="5186" w:type="dxa"/>
           </w:tcPr>
           <w:p>
             <w:pPr>
@@ -1315,13 +1306,13 @@
         </w:tc>
         <w:tc>
           <w:tcPr>
-            <w:tcW w:w="821" w:type="dxa"/>
+            <w:tcW w:w="999" w:type="dxa"/>
           </w:tcPr>
           <w:p/>
         </w:tc>
         <w:tc>
           <w:tcPr>
-            <w:tcW w:w="1254" w:type="dxa"/>
+            <w:tcW w:w="1083" w:type="dxa"/>
           </w:tcPr>
           <w:p>
             <w:r>
@@ -1331,7 +1322,7 @@
         </w:tc>
         <w:tc>
           <w:tcPr>
-            <w:tcW w:w="6905" w:type="dxa"/>
+            <w:tcW w:w="6902" w:type="dxa"/>
           </w:tcPr>
           <w:p/>
         </w:tc>
@@ -1349,7 +1340,7 @@
         </w:tc>
         <w:tc>
           <w:tcPr>
-            <w:tcW w:w="5190" w:type="dxa"/>
+            <w:tcW w:w="5186" w:type="dxa"/>
           </w:tcPr>
           <w:p>
             <w:pPr>
@@ -1365,67 +1356,44 @@
         </w:tc>
         <w:tc>
           <w:tcPr>
-            <w:tcW w:w="821" w:type="dxa"/>
+            <w:tcW w:w="999" w:type="dxa"/>
           </w:tcPr>
           <w:p>
             <w:r>
               <w:t xml:space="preserve">1 </w:t>
             </w:r>
-            <w:proofErr w:type="spellStart"/>
-            <w:r>
-              <w:t>st</w:t>
-            </w:r>
-            <w:proofErr w:type="spellEnd"/>
-            <w:r>
-              <w:t xml:space="preserve"> </w:t>
-            </w:r>
-          </w:p>
-        </w:tc>
-        <w:tc>
-          <w:tcPr>
-            <w:tcW w:w="1254" w:type="dxa"/>
-          </w:tcPr>
-          <w:p>
-            <w:r>
-              <w:t>12</w:t>
-            </w:r>
-          </w:p>
-        </w:tc>
-        <w:tc>
-          <w:tcPr>
-            <w:tcW w:w="6905" w:type="dxa"/>
-          </w:tcPr>
-          <w:p>
-            <w:r>
-              <w:t>Softwareengineer (</w:t>
-            </w:r>
-            <w:proofErr w:type="spellStart"/>
-            <w:r>
-              <w:t>Rijad</w:t>
-            </w:r>
-            <w:proofErr w:type="spellEnd"/>
-            <w:r>
-              <w:t xml:space="preserve"> </w:t>
-            </w:r>
-            <w:proofErr w:type="spellStart"/>
-            <w:r>
-              <w:t>Zenkovic</w:t>
-            </w:r>
-            <w:proofErr w:type="spellEnd"/>
-            <w:r>
-              <w:t>);</w:t>
+            <w:r>
+              <w:t xml:space="preserve">S </w:t>
+            </w:r>
+            <w:r>
+              <w:t xml:space="preserve">t </w:t>
+            </w:r>
+          </w:p>
+        </w:tc>
+        <w:tc>
+          <w:tcPr>
+            <w:tcW w:w="1083" w:type="dxa"/>
+          </w:tcPr>
+          <w:p>
+            <w:r>
+              <w:t>2</w:t>
+            </w:r>
+          </w:p>
+        </w:tc>
+        <w:tc>
+          <w:tcPr>
+            <w:tcW w:w="6902" w:type="dxa"/>
+          </w:tcPr>
+          <w:p>
+            <w:r>
+              <w:t>Softwareengineer (Rijad Zenkovic);</w:t>
             </w:r>
             <w:r>
               <w:t>1x</w:t>
             </w:r>
             <w:r>
-              <w:t xml:space="preserve">PC </w:t>
-            </w:r>
-            <w:proofErr w:type="spellStart"/>
-            <w:r>
-              <w:t>MySQL;Strom</w:t>
-            </w:r>
-            <w:proofErr w:type="spellEnd"/>
+              <w:t>PC MySQL;Strom</w:t>
+            </w:r>
           </w:p>
         </w:tc>
       </w:tr>
@@ -1442,7 +1410,7 @@
         </w:tc>
         <w:tc>
           <w:tcPr>
-            <w:tcW w:w="5190" w:type="dxa"/>
+            <w:tcW w:w="5186" w:type="dxa"/>
           </w:tcPr>
           <w:p>
             <w:pPr>
@@ -1458,67 +1426,44 @@
         </w:tc>
         <w:tc>
           <w:tcPr>
-            <w:tcW w:w="821" w:type="dxa"/>
+            <w:tcW w:w="999" w:type="dxa"/>
           </w:tcPr>
           <w:p>
             <w:r>
               <w:t xml:space="preserve">3 </w:t>
             </w:r>
-            <w:proofErr w:type="spellStart"/>
-            <w:r>
-              <w:t>st</w:t>
-            </w:r>
-            <w:proofErr w:type="spellEnd"/>
-            <w:r>
-              <w:t xml:space="preserve"> </w:t>
-            </w:r>
-          </w:p>
-        </w:tc>
-        <w:tc>
-          <w:tcPr>
-            <w:tcW w:w="1254" w:type="dxa"/>
-          </w:tcPr>
-          <w:p>
-            <w:r>
-              <w:t>13</w:t>
-            </w:r>
-          </w:p>
-        </w:tc>
-        <w:tc>
-          <w:tcPr>
-            <w:tcW w:w="6905" w:type="dxa"/>
-          </w:tcPr>
-          <w:p>
-            <w:r>
-              <w:t>Softwareengineer (</w:t>
-            </w:r>
-            <w:proofErr w:type="spellStart"/>
-            <w:r>
-              <w:t>Rijad</w:t>
-            </w:r>
-            <w:proofErr w:type="spellEnd"/>
-            <w:r>
-              <w:t xml:space="preserve"> </w:t>
-            </w:r>
-            <w:proofErr w:type="spellStart"/>
-            <w:r>
-              <w:t>Zenkovic</w:t>
-            </w:r>
-            <w:proofErr w:type="spellEnd"/>
-            <w:r>
-              <w:t>);</w:t>
+            <w:r>
+              <w:t>S</w:t>
+            </w:r>
+            <w:r>
+              <w:t xml:space="preserve">t </w:t>
+            </w:r>
+          </w:p>
+        </w:tc>
+        <w:tc>
+          <w:tcPr>
+            <w:tcW w:w="1083" w:type="dxa"/>
+          </w:tcPr>
+          <w:p>
+            <w:r>
+              <w:t>3</w:t>
+            </w:r>
+          </w:p>
+        </w:tc>
+        <w:tc>
+          <w:tcPr>
+            <w:tcW w:w="6902" w:type="dxa"/>
+          </w:tcPr>
+          <w:p>
+            <w:r>
+              <w:t>Softwareengineer (Rijad Zenkovic);</w:t>
             </w:r>
             <w:r>
               <w:t>1x</w:t>
             </w:r>
             <w:r>
-              <w:t xml:space="preserve">PC </w:t>
-            </w:r>
-            <w:proofErr w:type="spellStart"/>
-            <w:r>
-              <w:t>MySQL;Strom</w:t>
-            </w:r>
-            <w:proofErr w:type="spellEnd"/>
+              <w:t>PC MySQL;Strom</w:t>
+            </w:r>
           </w:p>
         </w:tc>
       </w:tr>
@@ -1535,7 +1480,7 @@
         </w:tc>
         <w:tc>
           <w:tcPr>
-            <w:tcW w:w="5190" w:type="dxa"/>
+            <w:tcW w:w="5186" w:type="dxa"/>
           </w:tcPr>
           <w:p>
             <w:pPr>
@@ -1551,67 +1496,44 @@
         </w:tc>
         <w:tc>
           <w:tcPr>
-            <w:tcW w:w="821" w:type="dxa"/>
+            <w:tcW w:w="999" w:type="dxa"/>
           </w:tcPr>
           <w:p>
             <w:r>
               <w:t xml:space="preserve">2 </w:t>
             </w:r>
-            <w:proofErr w:type="spellStart"/>
-            <w:r>
-              <w:t>st</w:t>
-            </w:r>
-            <w:proofErr w:type="spellEnd"/>
-            <w:r>
-              <w:t xml:space="preserve"> </w:t>
-            </w:r>
-          </w:p>
-        </w:tc>
-        <w:tc>
-          <w:tcPr>
-            <w:tcW w:w="1254" w:type="dxa"/>
-          </w:tcPr>
-          <w:p>
-            <w:r>
-              <w:t>14</w:t>
-            </w:r>
-          </w:p>
-        </w:tc>
-        <w:tc>
-          <w:tcPr>
-            <w:tcW w:w="6905" w:type="dxa"/>
-          </w:tcPr>
-          <w:p>
-            <w:r>
-              <w:t>Softwareengineer (</w:t>
-            </w:r>
-            <w:proofErr w:type="spellStart"/>
-            <w:r>
-              <w:t>Rijad</w:t>
-            </w:r>
-            <w:proofErr w:type="spellEnd"/>
-            <w:r>
-              <w:t xml:space="preserve"> </w:t>
-            </w:r>
-            <w:proofErr w:type="spellStart"/>
-            <w:r>
-              <w:t>Zenkovic</w:t>
-            </w:r>
-            <w:proofErr w:type="spellEnd"/>
-            <w:r>
-              <w:t>);</w:t>
+            <w:r>
+              <w:t>S</w:t>
+            </w:r>
+            <w:r>
+              <w:t xml:space="preserve">t </w:t>
+            </w:r>
+          </w:p>
+        </w:tc>
+        <w:tc>
+          <w:tcPr>
+            <w:tcW w:w="1083" w:type="dxa"/>
+          </w:tcPr>
+          <w:p>
+            <w:r>
+              <w:t>4</w:t>
+            </w:r>
+          </w:p>
+        </w:tc>
+        <w:tc>
+          <w:tcPr>
+            <w:tcW w:w="6902" w:type="dxa"/>
+          </w:tcPr>
+          <w:p>
+            <w:r>
+              <w:t>Softwareengineer (Rijad Zenkovic);</w:t>
             </w:r>
             <w:r>
               <w:t>1x</w:t>
             </w:r>
             <w:r>
-              <w:t xml:space="preserve">PC </w:t>
-            </w:r>
-            <w:proofErr w:type="spellStart"/>
-            <w:r>
-              <w:t>MySQL;Strom</w:t>
-            </w:r>
-            <w:proofErr w:type="spellEnd"/>
+              <w:t>PC MySQL;Strom</w:t>
+            </w:r>
           </w:p>
         </w:tc>
       </w:tr>
@@ -1628,7 +1550,7 @@
         </w:tc>
         <w:tc>
           <w:tcPr>
-            <w:tcW w:w="5190" w:type="dxa"/>
+            <w:tcW w:w="5186" w:type="dxa"/>
           </w:tcPr>
           <w:p>
             <w:pPr>
@@ -1644,63 +1566,44 @@
         </w:tc>
         <w:tc>
           <w:tcPr>
-            <w:tcW w:w="821" w:type="dxa"/>
+            <w:tcW w:w="999" w:type="dxa"/>
           </w:tcPr>
           <w:p>
             <w:r>
               <w:t xml:space="preserve">1 </w:t>
             </w:r>
-            <w:proofErr w:type="spellStart"/>
-            <w:r>
-              <w:t>st</w:t>
-            </w:r>
-            <w:proofErr w:type="spellEnd"/>
-            <w:r>
-              <w:t xml:space="preserve"> </w:t>
-            </w:r>
-          </w:p>
-        </w:tc>
-        <w:tc>
-          <w:tcPr>
-            <w:tcW w:w="1254" w:type="dxa"/>
-          </w:tcPr>
-          <w:p/>
-        </w:tc>
-        <w:tc>
-          <w:tcPr>
-            <w:tcW w:w="6905" w:type="dxa"/>
-          </w:tcPr>
-          <w:p>
-            <w:r>
-              <w:t>Softwareengineer (</w:t>
-            </w:r>
-            <w:proofErr w:type="spellStart"/>
-            <w:r>
-              <w:t>Rijad</w:t>
-            </w:r>
-            <w:proofErr w:type="spellEnd"/>
-            <w:r>
-              <w:t xml:space="preserve"> </w:t>
-            </w:r>
-            <w:proofErr w:type="spellStart"/>
-            <w:r>
-              <w:t>Zenkovic</w:t>
-            </w:r>
-            <w:proofErr w:type="spellEnd"/>
-            <w:r>
-              <w:t>);</w:t>
+            <w:r>
+              <w:t>S</w:t>
+            </w:r>
+            <w:r>
+              <w:t xml:space="preserve">t </w:t>
+            </w:r>
+          </w:p>
+        </w:tc>
+        <w:tc>
+          <w:tcPr>
+            <w:tcW w:w="1083" w:type="dxa"/>
+          </w:tcPr>
+          <w:p>
+            <w:r>
+              <w:t>5</w:t>
+            </w:r>
+          </w:p>
+        </w:tc>
+        <w:tc>
+          <w:tcPr>
+            <w:tcW w:w="6902" w:type="dxa"/>
+          </w:tcPr>
+          <w:p>
+            <w:r>
+              <w:t>Softwareengineer (Rijad Zenkovic);</w:t>
             </w:r>
             <w:r>
               <w:t>1x</w:t>
             </w:r>
             <w:r>
-              <w:t xml:space="preserve">PC </w:t>
-            </w:r>
-            <w:proofErr w:type="spellStart"/>
-            <w:r>
-              <w:t>MySQL;Strom</w:t>
-            </w:r>
-            <w:proofErr w:type="spellEnd"/>
+              <w:t>PC MySQL;Strom</w:t>
+            </w:r>
           </w:p>
         </w:tc>
       </w:tr>
@@ -1717,7 +1620,7 @@
         </w:tc>
         <w:tc>
           <w:tcPr>
-            <w:tcW w:w="5190" w:type="dxa"/>
+            <w:tcW w:w="5186" w:type="dxa"/>
           </w:tcPr>
           <w:p>
             <w:pPr>
@@ -1733,63 +1636,44 @@
         </w:tc>
         <w:tc>
           <w:tcPr>
-            <w:tcW w:w="821" w:type="dxa"/>
+            <w:tcW w:w="999" w:type="dxa"/>
           </w:tcPr>
           <w:p>
             <w:r>
               <w:t xml:space="preserve">1 </w:t>
             </w:r>
-            <w:proofErr w:type="spellStart"/>
-            <w:r>
-              <w:t>st</w:t>
-            </w:r>
-            <w:proofErr w:type="spellEnd"/>
-            <w:r>
-              <w:t xml:space="preserve"> </w:t>
-            </w:r>
-          </w:p>
-        </w:tc>
-        <w:tc>
-          <w:tcPr>
-            <w:tcW w:w="1254" w:type="dxa"/>
-          </w:tcPr>
-          <w:p/>
-        </w:tc>
-        <w:tc>
-          <w:tcPr>
-            <w:tcW w:w="6905" w:type="dxa"/>
-          </w:tcPr>
-          <w:p>
-            <w:r>
-              <w:t>Softwareengineer (</w:t>
-            </w:r>
-            <w:proofErr w:type="spellStart"/>
-            <w:r>
-              <w:t>Rijad</w:t>
-            </w:r>
-            <w:proofErr w:type="spellEnd"/>
-            <w:r>
-              <w:t xml:space="preserve"> </w:t>
-            </w:r>
-            <w:proofErr w:type="spellStart"/>
-            <w:r>
-              <w:t>Zenkovic</w:t>
-            </w:r>
-            <w:proofErr w:type="spellEnd"/>
-            <w:r>
-              <w:t>);</w:t>
+            <w:r>
+              <w:t>S</w:t>
+            </w:r>
+            <w:r>
+              <w:t xml:space="preserve">t </w:t>
+            </w:r>
+          </w:p>
+        </w:tc>
+        <w:tc>
+          <w:tcPr>
+            <w:tcW w:w="1083" w:type="dxa"/>
+          </w:tcPr>
+          <w:p>
+            <w:r>
+              <w:t>6</w:t>
+            </w:r>
+          </w:p>
+        </w:tc>
+        <w:tc>
+          <w:tcPr>
+            <w:tcW w:w="6902" w:type="dxa"/>
+          </w:tcPr>
+          <w:p>
+            <w:r>
+              <w:t>Softwareengineer (Rijad Zenkovic);</w:t>
             </w:r>
             <w:r>
               <w:t>1x</w:t>
             </w:r>
             <w:r>
-              <w:t xml:space="preserve">PC </w:t>
-            </w:r>
-            <w:proofErr w:type="spellStart"/>
-            <w:r>
-              <w:t>MySQL;Strom</w:t>
-            </w:r>
-            <w:proofErr w:type="spellEnd"/>
+              <w:t>PC MySQL;Strom</w:t>
+            </w:r>
           </w:p>
         </w:tc>
       </w:tr>
@@ -1806,7 +1690,7 @@
         </w:tc>
         <w:tc>
           <w:tcPr>
-            <w:tcW w:w="5190" w:type="dxa"/>
+            <w:tcW w:w="5186" w:type="dxa"/>
           </w:tcPr>
           <w:p>
             <w:pPr>
@@ -1828,13 +1712,13 @@
         </w:tc>
         <w:tc>
           <w:tcPr>
-            <w:tcW w:w="821" w:type="dxa"/>
+            <w:tcW w:w="999" w:type="dxa"/>
           </w:tcPr>
           <w:p/>
         </w:tc>
         <w:tc>
           <w:tcPr>
-            <w:tcW w:w="1254" w:type="dxa"/>
+            <w:tcW w:w="1083" w:type="dxa"/>
           </w:tcPr>
           <w:p>
             <w:r>
@@ -1844,7 +1728,7 @@
         </w:tc>
         <w:tc>
           <w:tcPr>
-            <w:tcW w:w="6905" w:type="dxa"/>
+            <w:tcW w:w="6902" w:type="dxa"/>
           </w:tcPr>
           <w:p/>
         </w:tc>
@@ -1862,7 +1746,7 @@
         </w:tc>
         <w:tc>
           <w:tcPr>
-            <w:tcW w:w="5190" w:type="dxa"/>
+            <w:tcW w:w="5186" w:type="dxa"/>
           </w:tcPr>
           <w:p>
             <w:pPr>
@@ -1878,60 +1762,44 @@
         </w:tc>
         <w:tc>
           <w:tcPr>
-            <w:tcW w:w="821" w:type="dxa"/>
+            <w:tcW w:w="999" w:type="dxa"/>
           </w:tcPr>
           <w:p>
             <w:r>
               <w:t xml:space="preserve">1 </w:t>
             </w:r>
-            <w:proofErr w:type="spellStart"/>
-            <w:r>
-              <w:t>st</w:t>
-            </w:r>
-            <w:proofErr w:type="spellEnd"/>
-          </w:p>
-        </w:tc>
-        <w:tc>
-          <w:tcPr>
-            <w:tcW w:w="1254" w:type="dxa"/>
-          </w:tcPr>
-          <w:p/>
-        </w:tc>
-        <w:tc>
-          <w:tcPr>
-            <w:tcW w:w="6905" w:type="dxa"/>
-          </w:tcPr>
-          <w:p>
-            <w:r>
-              <w:t>Softwareengineer (</w:t>
-            </w:r>
-            <w:proofErr w:type="spellStart"/>
-            <w:r>
-              <w:t>Rijad</w:t>
-            </w:r>
-            <w:proofErr w:type="spellEnd"/>
-            <w:r>
-              <w:t xml:space="preserve"> </w:t>
-            </w:r>
-            <w:proofErr w:type="spellStart"/>
-            <w:r>
-              <w:t>Zenkovic</w:t>
-            </w:r>
-            <w:proofErr w:type="spellEnd"/>
-            <w:r>
-              <w:t>);</w:t>
+            <w:r>
+              <w:t>S</w:t>
+            </w:r>
+            <w:r>
+              <w:t>t</w:t>
+            </w:r>
+          </w:p>
+        </w:tc>
+        <w:tc>
+          <w:tcPr>
+            <w:tcW w:w="1083" w:type="dxa"/>
+          </w:tcPr>
+          <w:p>
+            <w:r>
+              <w:t>7</w:t>
+            </w:r>
+          </w:p>
+        </w:tc>
+        <w:tc>
+          <w:tcPr>
+            <w:tcW w:w="6902" w:type="dxa"/>
+          </w:tcPr>
+          <w:p>
+            <w:r>
+              <w:t>Softwareengineer (Rijad Zenkovic);</w:t>
             </w:r>
             <w:r>
               <w:t>1x</w:t>
             </w:r>
             <w:r>
-              <w:t xml:space="preserve">PC </w:t>
-            </w:r>
-            <w:proofErr w:type="spellStart"/>
-            <w:r>
-              <w:t>MySQL;Strom</w:t>
-            </w:r>
-            <w:proofErr w:type="spellEnd"/>
+              <w:t>PC MySQL;Strom</w:t>
+            </w:r>
           </w:p>
         </w:tc>
       </w:tr>
@@ -1948,7 +1816,7 @@
         </w:tc>
         <w:tc>
           <w:tcPr>
-            <w:tcW w:w="5190" w:type="dxa"/>
+            <w:tcW w:w="5186" w:type="dxa"/>
           </w:tcPr>
           <w:p>
             <w:pPr>
@@ -1964,63 +1832,44 @@
         </w:tc>
         <w:tc>
           <w:tcPr>
-            <w:tcW w:w="821" w:type="dxa"/>
+            <w:tcW w:w="999" w:type="dxa"/>
           </w:tcPr>
           <w:p>
             <w:r>
               <w:t xml:space="preserve">1 </w:t>
             </w:r>
-            <w:proofErr w:type="spellStart"/>
-            <w:r>
-              <w:t>st</w:t>
-            </w:r>
-            <w:proofErr w:type="spellEnd"/>
-            <w:r>
-              <w:t xml:space="preserve"> </w:t>
-            </w:r>
-          </w:p>
-        </w:tc>
-        <w:tc>
-          <w:tcPr>
-            <w:tcW w:w="1254" w:type="dxa"/>
-          </w:tcPr>
-          <w:p/>
-        </w:tc>
-        <w:tc>
-          <w:tcPr>
-            <w:tcW w:w="6905" w:type="dxa"/>
-          </w:tcPr>
-          <w:p>
-            <w:r>
-              <w:t>Softwareengineer (</w:t>
-            </w:r>
-            <w:proofErr w:type="spellStart"/>
-            <w:r>
-              <w:t>Rijad</w:t>
-            </w:r>
-            <w:proofErr w:type="spellEnd"/>
-            <w:r>
-              <w:t xml:space="preserve"> </w:t>
-            </w:r>
-            <w:proofErr w:type="spellStart"/>
-            <w:r>
-              <w:t>Zenkovic</w:t>
-            </w:r>
-            <w:proofErr w:type="spellEnd"/>
-            <w:r>
-              <w:t>);</w:t>
+            <w:r>
+              <w:t>S</w:t>
+            </w:r>
+            <w:r>
+              <w:t xml:space="preserve">t </w:t>
+            </w:r>
+          </w:p>
+        </w:tc>
+        <w:tc>
+          <w:tcPr>
+            <w:tcW w:w="1083" w:type="dxa"/>
+          </w:tcPr>
+          <w:p>
+            <w:r>
+              <w:t>8</w:t>
+            </w:r>
+          </w:p>
+        </w:tc>
+        <w:tc>
+          <w:tcPr>
+            <w:tcW w:w="6902" w:type="dxa"/>
+          </w:tcPr>
+          <w:p>
+            <w:r>
+              <w:t>Softwareengineer (Rijad Zenkovic);</w:t>
             </w:r>
             <w:r>
               <w:t>1x</w:t>
             </w:r>
             <w:r>
-              <w:t xml:space="preserve">PC </w:t>
-            </w:r>
-            <w:proofErr w:type="spellStart"/>
-            <w:r>
-              <w:t>MySQL;Strom</w:t>
-            </w:r>
-            <w:proofErr w:type="spellEnd"/>
+              <w:t>PC MySQL;Strom</w:t>
+            </w:r>
           </w:p>
         </w:tc>
       </w:tr>
@@ -2037,7 +1886,7 @@
         </w:tc>
         <w:tc>
           <w:tcPr>
-            <w:tcW w:w="5190" w:type="dxa"/>
+            <w:tcW w:w="5186" w:type="dxa"/>
           </w:tcPr>
           <w:p>
             <w:pPr>
@@ -2053,63 +1902,47 @@
         </w:tc>
         <w:tc>
           <w:tcPr>
-            <w:tcW w:w="821" w:type="dxa"/>
+            <w:tcW w:w="999" w:type="dxa"/>
           </w:tcPr>
           <w:p>
             <w:r>
               <w:t xml:space="preserve">3 </w:t>
             </w:r>
-            <w:proofErr w:type="spellStart"/>
-            <w:r>
-              <w:t>st</w:t>
-            </w:r>
-            <w:proofErr w:type="spellEnd"/>
-          </w:p>
-        </w:tc>
-        <w:tc>
-          <w:tcPr>
-            <w:tcW w:w="1254" w:type="dxa"/>
-          </w:tcPr>
-          <w:p/>
-        </w:tc>
-        <w:tc>
-          <w:tcPr>
-            <w:tcW w:w="6905" w:type="dxa"/>
-          </w:tcPr>
-          <w:p>
-            <w:r>
-              <w:t>Softwareengineer (</w:t>
-            </w:r>
-            <w:proofErr w:type="spellStart"/>
-            <w:r>
-              <w:t>Rijad</w:t>
-            </w:r>
-            <w:proofErr w:type="spellEnd"/>
-            <w:r>
-              <w:t xml:space="preserve"> </w:t>
-            </w:r>
-            <w:proofErr w:type="spellStart"/>
-            <w:r>
-              <w:t>Zenkovic</w:t>
-            </w:r>
-            <w:proofErr w:type="spellEnd"/>
-            <w:r>
-              <w:t>);</w:t>
+            <w:r>
+              <w:t>S</w:t>
+            </w:r>
+            <w:r>
+              <w:t>t</w:t>
+            </w:r>
+          </w:p>
+        </w:tc>
+        <w:tc>
+          <w:tcPr>
+            <w:tcW w:w="1083" w:type="dxa"/>
+          </w:tcPr>
+          <w:p>
+            <w:r>
+              <w:t>9</w:t>
+            </w:r>
+          </w:p>
+        </w:tc>
+        <w:tc>
+          <w:tcPr>
+            <w:tcW w:w="6902" w:type="dxa"/>
+          </w:tcPr>
+          <w:p>
+            <w:r>
+              <w:t>Softwareengineer (Rijad Zenkovic);</w:t>
             </w:r>
             <w:r>
               <w:t>1x</w:t>
             </w:r>
             <w:r>
-              <w:t xml:space="preserve">PC </w:t>
-            </w:r>
-            <w:proofErr w:type="spellStart"/>
-            <w:r>
-              <w:t>MySQL;Stro</w:t>
+              <w:t>PC MySQL;Stro</w:t>
             </w:r>
             <w:r>
               <w:t>m</w:t>
             </w:r>
-            <w:proofErr w:type="spellEnd"/>
           </w:p>
         </w:tc>
       </w:tr>
@@ -2126,7 +1959,7 @@
         </w:tc>
         <w:tc>
           <w:tcPr>
-            <w:tcW w:w="5190" w:type="dxa"/>
+            <w:tcW w:w="5186" w:type="dxa"/>
           </w:tcPr>
           <w:p>
             <w:pPr>
@@ -2142,55 +1975,41 @@
         </w:tc>
         <w:tc>
           <w:tcPr>
-            <w:tcW w:w="821" w:type="dxa"/>
+            <w:tcW w:w="999" w:type="dxa"/>
           </w:tcPr>
           <w:p>
             <w:r>
               <w:t xml:space="preserve">1 </w:t>
             </w:r>
-          </w:p>
-        </w:tc>
-        <w:tc>
-          <w:tcPr>
-            <w:tcW w:w="1254" w:type="dxa"/>
-          </w:tcPr>
-          <w:p/>
-        </w:tc>
-        <w:tc>
-          <w:tcPr>
-            <w:tcW w:w="6905" w:type="dxa"/>
-          </w:tcPr>
-          <w:p>
-            <w:r>
-              <w:t>Softwareengineer (</w:t>
-            </w:r>
-            <w:proofErr w:type="spellStart"/>
-            <w:r>
-              <w:t>Rijad</w:t>
-            </w:r>
-            <w:proofErr w:type="spellEnd"/>
-            <w:r>
-              <w:t xml:space="preserve"> </w:t>
-            </w:r>
-            <w:proofErr w:type="spellStart"/>
-            <w:r>
-              <w:t>Zenkovic</w:t>
-            </w:r>
-            <w:proofErr w:type="spellEnd"/>
-            <w:r>
-              <w:t>);</w:t>
+            <w:r>
+              <w:t>St</w:t>
+            </w:r>
+          </w:p>
+        </w:tc>
+        <w:tc>
+          <w:tcPr>
+            <w:tcW w:w="1083" w:type="dxa"/>
+          </w:tcPr>
+          <w:p>
+            <w:r>
+              <w:t>10</w:t>
+            </w:r>
+          </w:p>
+        </w:tc>
+        <w:tc>
+          <w:tcPr>
+            <w:tcW w:w="6902" w:type="dxa"/>
+          </w:tcPr>
+          <w:p>
+            <w:r>
+              <w:t>Softwareengineer (Rijad Zenkovic);</w:t>
             </w:r>
             <w:r>
               <w:t>1x</w:t>
             </w:r>
             <w:r>
-              <w:t xml:space="preserve">PC </w:t>
-            </w:r>
-            <w:proofErr w:type="spellStart"/>
-            <w:r>
-              <w:t>MySQL;Strom</w:t>
-            </w:r>
-            <w:proofErr w:type="spellEnd"/>
+              <w:t>PC MySQL;Strom</w:t>
+            </w:r>
           </w:p>
         </w:tc>
       </w:tr>
@@ -2207,7 +2026,7 @@
         </w:tc>
         <w:tc>
           <w:tcPr>
-            <w:tcW w:w="5190" w:type="dxa"/>
+            <w:tcW w:w="5186" w:type="dxa"/>
           </w:tcPr>
           <w:p>
             <w:pPr>
@@ -2229,13 +2048,13 @@
         </w:tc>
         <w:tc>
           <w:tcPr>
-            <w:tcW w:w="821" w:type="dxa"/>
+            <w:tcW w:w="999" w:type="dxa"/>
           </w:tcPr>
           <w:p/>
         </w:tc>
         <w:tc>
           <w:tcPr>
-            <w:tcW w:w="1254" w:type="dxa"/>
+            <w:tcW w:w="1083" w:type="dxa"/>
           </w:tcPr>
           <w:p>
             <w:r>
@@ -2245,7 +2064,7 @@
         </w:tc>
         <w:tc>
           <w:tcPr>
-            <w:tcW w:w="6905" w:type="dxa"/>
+            <w:tcW w:w="6902" w:type="dxa"/>
           </w:tcPr>
           <w:p/>
         </w:tc>
@@ -2263,7 +2082,7 @@
         </w:tc>
         <w:tc>
           <w:tcPr>
-            <w:tcW w:w="5190" w:type="dxa"/>
+            <w:tcW w:w="5186" w:type="dxa"/>
           </w:tcPr>
           <w:p>
             <w:pPr>
@@ -2285,13 +2104,13 @@
         </w:tc>
         <w:tc>
           <w:tcPr>
-            <w:tcW w:w="821" w:type="dxa"/>
+            <w:tcW w:w="999" w:type="dxa"/>
           </w:tcPr>
           <w:p/>
         </w:tc>
         <w:tc>
           <w:tcPr>
-            <w:tcW w:w="1254" w:type="dxa"/>
+            <w:tcW w:w="1083" w:type="dxa"/>
           </w:tcPr>
           <w:p>
             <w:r>
@@ -2301,7 +2120,7 @@
         </w:tc>
         <w:tc>
           <w:tcPr>
-            <w:tcW w:w="6905" w:type="dxa"/>
+            <w:tcW w:w="6902" w:type="dxa"/>
           </w:tcPr>
           <w:p/>
         </w:tc>
@@ -2319,7 +2138,7 @@
         </w:tc>
         <w:tc>
           <w:tcPr>
-            <w:tcW w:w="5190" w:type="dxa"/>
+            <w:tcW w:w="5186" w:type="dxa"/>
           </w:tcPr>
           <w:p>
             <w:pPr>
@@ -2335,57 +2154,43 @@
         </w:tc>
         <w:tc>
           <w:tcPr>
-            <w:tcW w:w="821" w:type="dxa"/>
+            <w:tcW w:w="999" w:type="dxa"/>
           </w:tcPr>
           <w:p>
             <w:r>
               <w:t xml:space="preserve">3 </w:t>
             </w:r>
-            <w:proofErr w:type="spellStart"/>
-            <w:r>
-              <w:t>st</w:t>
-            </w:r>
-            <w:proofErr w:type="spellEnd"/>
-            <w:r>
-              <w:t xml:space="preserve"> </w:t>
-            </w:r>
-          </w:p>
-        </w:tc>
-        <w:tc>
-          <w:tcPr>
-            <w:tcW w:w="1254" w:type="dxa"/>
-          </w:tcPr>
-          <w:p/>
-        </w:tc>
-        <w:tc>
-          <w:tcPr>
-            <w:tcW w:w="6905" w:type="dxa"/>
-          </w:tcPr>
-          <w:p>
-            <w:r>
-              <w:t>Informatiker (</w:t>
-            </w:r>
-            <w:proofErr w:type="spellStart"/>
-            <w:r>
-              <w:t>Lauin</w:t>
-            </w:r>
-            <w:proofErr w:type="spellEnd"/>
-            <w:r>
-              <w:t>);Arbeiter(Zana);</w:t>
+            <w:r>
+              <w:t>S</w:t>
+            </w:r>
+            <w:r>
+              <w:t xml:space="preserve">t </w:t>
+            </w:r>
+          </w:p>
+        </w:tc>
+        <w:tc>
+          <w:tcPr>
+            <w:tcW w:w="1083" w:type="dxa"/>
+          </w:tcPr>
+          <w:p>
+            <w:r>
+              <w:t>11</w:t>
+            </w:r>
+          </w:p>
+        </w:tc>
+        <w:tc>
+          <w:tcPr>
+            <w:tcW w:w="6902" w:type="dxa"/>
+          </w:tcPr>
+          <w:p>
+            <w:r>
+              <w:t>Informatiker (Lauin);Arbeiter(Zana);</w:t>
             </w:r>
             <w:r>
               <w:t>2x</w:t>
             </w:r>
             <w:r>
-              <w:t xml:space="preserve">PC; Visual </w:t>
-            </w:r>
-            <w:proofErr w:type="spellStart"/>
-            <w:r>
-              <w:t>studio</w:t>
-            </w:r>
-            <w:proofErr w:type="spellEnd"/>
-            <w:r>
-              <w:t>; Strom</w:t>
+              <w:t>PC; Visual studio; Strom</w:t>
             </w:r>
           </w:p>
         </w:tc>
@@ -2403,7 +2208,7 @@
         </w:tc>
         <w:tc>
           <w:tcPr>
-            <w:tcW w:w="5190" w:type="dxa"/>
+            <w:tcW w:w="5186" w:type="dxa"/>
           </w:tcPr>
           <w:p>
             <w:pPr>
@@ -2419,57 +2224,43 @@
         </w:tc>
         <w:tc>
           <w:tcPr>
-            <w:tcW w:w="821" w:type="dxa"/>
+            <w:tcW w:w="999" w:type="dxa"/>
           </w:tcPr>
           <w:p>
             <w:r>
               <w:t xml:space="preserve">4 </w:t>
             </w:r>
-            <w:proofErr w:type="spellStart"/>
-            <w:r>
-              <w:t>st</w:t>
-            </w:r>
-            <w:proofErr w:type="spellEnd"/>
-            <w:r>
-              <w:t xml:space="preserve"> </w:t>
-            </w:r>
-          </w:p>
-        </w:tc>
-        <w:tc>
-          <w:tcPr>
-            <w:tcW w:w="1254" w:type="dxa"/>
-          </w:tcPr>
-          <w:p/>
-        </w:tc>
-        <w:tc>
-          <w:tcPr>
-            <w:tcW w:w="6905" w:type="dxa"/>
-          </w:tcPr>
-          <w:p>
-            <w:r>
-              <w:t>Informatiker (</w:t>
-            </w:r>
-            <w:proofErr w:type="spellStart"/>
-            <w:r>
-              <w:t>Lauin</w:t>
-            </w:r>
-            <w:proofErr w:type="spellEnd"/>
-            <w:r>
-              <w:t>);Arbeiter(Zana);</w:t>
+            <w:r>
+              <w:t>S</w:t>
+            </w:r>
+            <w:r>
+              <w:t xml:space="preserve">t </w:t>
+            </w:r>
+          </w:p>
+        </w:tc>
+        <w:tc>
+          <w:tcPr>
+            <w:tcW w:w="1083" w:type="dxa"/>
+          </w:tcPr>
+          <w:p>
+            <w:r>
+              <w:t>12</w:t>
+            </w:r>
+          </w:p>
+        </w:tc>
+        <w:tc>
+          <w:tcPr>
+            <w:tcW w:w="6902" w:type="dxa"/>
+          </w:tcPr>
+          <w:p>
+            <w:r>
+              <w:t>Informatiker (Lauin);Arbeiter(Zana);</w:t>
             </w:r>
             <w:r>
               <w:t>2x</w:t>
             </w:r>
             <w:r>
-              <w:t xml:space="preserve">PC; Visual </w:t>
-            </w:r>
-            <w:proofErr w:type="spellStart"/>
-            <w:r>
-              <w:t>studio</w:t>
-            </w:r>
-            <w:proofErr w:type="spellEnd"/>
-            <w:r>
-              <w:t>; Strom</w:t>
+              <w:t>PC; Visual studio; Strom</w:t>
             </w:r>
           </w:p>
         </w:tc>
@@ -2487,7 +2278,7 @@
         </w:tc>
         <w:tc>
           <w:tcPr>
-            <w:tcW w:w="5190" w:type="dxa"/>
+            <w:tcW w:w="5186" w:type="dxa"/>
           </w:tcPr>
           <w:p>
             <w:pPr>
@@ -2506,13 +2297,13 @@
         </w:tc>
         <w:tc>
           <w:tcPr>
-            <w:tcW w:w="821" w:type="dxa"/>
+            <w:tcW w:w="999" w:type="dxa"/>
           </w:tcPr>
           <w:p/>
         </w:tc>
         <w:tc>
           <w:tcPr>
-            <w:tcW w:w="1254" w:type="dxa"/>
+            <w:tcW w:w="1083" w:type="dxa"/>
           </w:tcPr>
           <w:p>
             <w:r>
@@ -2522,33 +2313,17 @@
         </w:tc>
         <w:tc>
           <w:tcPr>
-            <w:tcW w:w="6905" w:type="dxa"/>
-          </w:tcPr>
-          <w:p>
-            <w:r>
-              <w:t>Informatiker (</w:t>
-            </w:r>
-            <w:proofErr w:type="spellStart"/>
-            <w:r>
-              <w:t>Lauin</w:t>
-            </w:r>
-            <w:proofErr w:type="spellEnd"/>
-            <w:r>
-              <w:t>);Arbeiter(Zana);</w:t>
+            <w:tcW w:w="6902" w:type="dxa"/>
+          </w:tcPr>
+          <w:p>
+            <w:r>
+              <w:t>Informatiker (Lauin);Arbeiter(Zana);</w:t>
             </w:r>
             <w:r>
               <w:t>2x</w:t>
             </w:r>
             <w:r>
-              <w:t xml:space="preserve">PC; Visual </w:t>
-            </w:r>
-            <w:proofErr w:type="spellStart"/>
-            <w:r>
-              <w:t>studio</w:t>
-            </w:r>
-            <w:proofErr w:type="spellEnd"/>
-            <w:r>
-              <w:t>; Strom</w:t>
+              <w:t>PC; Visual studio; Strom</w:t>
             </w:r>
           </w:p>
         </w:tc>
@@ -2566,7 +2341,7 @@
         </w:tc>
         <w:tc>
           <w:tcPr>
-            <w:tcW w:w="5190" w:type="dxa"/>
+            <w:tcW w:w="5186" w:type="dxa"/>
           </w:tcPr>
           <w:p>
             <w:pPr>
@@ -2582,7 +2357,7 @@
         </w:tc>
         <w:tc>
           <w:tcPr>
-            <w:tcW w:w="821" w:type="dxa"/>
+            <w:tcW w:w="999" w:type="dxa"/>
           </w:tcPr>
           <w:p>
             <w:r>
@@ -2592,39 +2367,27 @@
         </w:tc>
         <w:tc>
           <w:tcPr>
-            <w:tcW w:w="1254" w:type="dxa"/>
-          </w:tcPr>
-          <w:p/>
-        </w:tc>
-        <w:tc>
-          <w:tcPr>
-            <w:tcW w:w="6905" w:type="dxa"/>
-          </w:tcPr>
-          <w:p>
-            <w:r>
-              <w:t>Informatiker (</w:t>
-            </w:r>
-            <w:proofErr w:type="spellStart"/>
-            <w:r>
-              <w:t>Lauin</w:t>
-            </w:r>
-            <w:proofErr w:type="spellEnd"/>
-            <w:r>
-              <w:t>);Arbeiter(Zana);</w:t>
+            <w:tcW w:w="1083" w:type="dxa"/>
+          </w:tcPr>
+          <w:p>
+            <w:r>
+              <w:t>13</w:t>
+            </w:r>
+          </w:p>
+        </w:tc>
+        <w:tc>
+          <w:tcPr>
+            <w:tcW w:w="6902" w:type="dxa"/>
+          </w:tcPr>
+          <w:p>
+            <w:r>
+              <w:t>Informatiker (Lauin);Arbeiter(Zana);</w:t>
             </w:r>
             <w:r>
               <w:t>2x</w:t>
             </w:r>
             <w:r>
-              <w:t xml:space="preserve">PC; Visual </w:t>
-            </w:r>
-            <w:proofErr w:type="spellStart"/>
-            <w:r>
-              <w:t>studio</w:t>
-            </w:r>
-            <w:proofErr w:type="spellEnd"/>
-            <w:r>
-              <w:t>; Strom</w:t>
+              <w:t>PC; Visual studio; Strom</w:t>
             </w:r>
           </w:p>
         </w:tc>
@@ -2642,7 +2405,7 @@
         </w:tc>
         <w:tc>
           <w:tcPr>
-            <w:tcW w:w="5190" w:type="dxa"/>
+            <w:tcW w:w="5186" w:type="dxa"/>
           </w:tcPr>
           <w:p>
             <w:pPr>
@@ -2658,7 +2421,7 @@
         </w:tc>
         <w:tc>
           <w:tcPr>
-            <w:tcW w:w="821" w:type="dxa"/>
+            <w:tcW w:w="999" w:type="dxa"/>
           </w:tcPr>
           <w:p>
             <w:r>
@@ -2668,39 +2431,27 @@
         </w:tc>
         <w:tc>
           <w:tcPr>
-            <w:tcW w:w="1254" w:type="dxa"/>
-          </w:tcPr>
-          <w:p/>
-        </w:tc>
-        <w:tc>
-          <w:tcPr>
-            <w:tcW w:w="6905" w:type="dxa"/>
-          </w:tcPr>
-          <w:p>
-            <w:r>
-              <w:t>Informatiker (</w:t>
-            </w:r>
-            <w:proofErr w:type="spellStart"/>
-            <w:r>
-              <w:t>Lauin</w:t>
-            </w:r>
-            <w:proofErr w:type="spellEnd"/>
-            <w:r>
-              <w:t>);Arbeiter(Zana);</w:t>
+            <w:tcW w:w="1083" w:type="dxa"/>
+          </w:tcPr>
+          <w:p>
+            <w:r>
+              <w:t>14</w:t>
+            </w:r>
+          </w:p>
+        </w:tc>
+        <w:tc>
+          <w:tcPr>
+            <w:tcW w:w="6902" w:type="dxa"/>
+          </w:tcPr>
+          <w:p>
+            <w:r>
+              <w:t>Informatiker (Lauin);Arbeiter(Zana);</w:t>
             </w:r>
             <w:r>
               <w:t>2x</w:t>
             </w:r>
             <w:r>
-              <w:t xml:space="preserve">PC; Visual </w:t>
-            </w:r>
-            <w:proofErr w:type="spellStart"/>
-            <w:r>
-              <w:t>studio</w:t>
-            </w:r>
-            <w:proofErr w:type="spellEnd"/>
-            <w:r>
-              <w:t>; Strom</w:t>
+              <w:t>PC; Visual studio; Strom</w:t>
             </w:r>
           </w:p>
         </w:tc>
@@ -2718,7 +2469,7 @@
         </w:tc>
         <w:tc>
           <w:tcPr>
-            <w:tcW w:w="5190" w:type="dxa"/>
+            <w:tcW w:w="5186" w:type="dxa"/>
           </w:tcPr>
           <w:p>
             <w:pPr>
@@ -2734,7 +2485,7 @@
         </w:tc>
         <w:tc>
           <w:tcPr>
-            <w:tcW w:w="821" w:type="dxa"/>
+            <w:tcW w:w="999" w:type="dxa"/>
           </w:tcPr>
           <w:p>
             <w:r>
@@ -2744,39 +2495,27 @@
         </w:tc>
         <w:tc>
           <w:tcPr>
-            <w:tcW w:w="1254" w:type="dxa"/>
-          </w:tcPr>
-          <w:p/>
-        </w:tc>
-        <w:tc>
-          <w:tcPr>
-            <w:tcW w:w="6905" w:type="dxa"/>
-          </w:tcPr>
-          <w:p>
-            <w:r>
-              <w:t>Informatiker (</w:t>
-            </w:r>
-            <w:proofErr w:type="spellStart"/>
-            <w:r>
-              <w:t>Lauin</w:t>
-            </w:r>
-            <w:proofErr w:type="spellEnd"/>
-            <w:r>
-              <w:t>);Arbeiter(Zana);</w:t>
+            <w:tcW w:w="1083" w:type="dxa"/>
+          </w:tcPr>
+          <w:p>
+            <w:r>
+              <w:t>15</w:t>
+            </w:r>
+          </w:p>
+        </w:tc>
+        <w:tc>
+          <w:tcPr>
+            <w:tcW w:w="6902" w:type="dxa"/>
+          </w:tcPr>
+          <w:p>
+            <w:r>
+              <w:t>Informatiker (Lauin);Arbeiter(Zana);</w:t>
             </w:r>
             <w:r>
               <w:t>2x</w:t>
             </w:r>
             <w:r>
-              <w:t xml:space="preserve">PC; Visual </w:t>
-            </w:r>
-            <w:proofErr w:type="spellStart"/>
-            <w:r>
-              <w:t>studio</w:t>
-            </w:r>
-            <w:proofErr w:type="spellEnd"/>
-            <w:r>
-              <w:t>; Strom</w:t>
+              <w:t>PC; Visual studio; Strom</w:t>
             </w:r>
           </w:p>
         </w:tc>
@@ -2794,7 +2533,7 @@
         </w:tc>
         <w:tc>
           <w:tcPr>
-            <w:tcW w:w="5190" w:type="dxa"/>
+            <w:tcW w:w="5186" w:type="dxa"/>
           </w:tcPr>
           <w:p>
             <w:pPr>
@@ -2813,13 +2552,13 @@
         </w:tc>
         <w:tc>
           <w:tcPr>
-            <w:tcW w:w="821" w:type="dxa"/>
+            <w:tcW w:w="999" w:type="dxa"/>
           </w:tcPr>
           <w:p/>
         </w:tc>
         <w:tc>
           <w:tcPr>
-            <w:tcW w:w="1254" w:type="dxa"/>
+            <w:tcW w:w="1083" w:type="dxa"/>
           </w:tcPr>
           <w:p>
             <w:r>
@@ -2829,7 +2568,7 @@
         </w:tc>
         <w:tc>
           <w:tcPr>
-            <w:tcW w:w="6905" w:type="dxa"/>
+            <w:tcW w:w="6902" w:type="dxa"/>
           </w:tcPr>
           <w:p/>
         </w:tc>
@@ -2847,7 +2586,7 @@
         </w:tc>
         <w:tc>
           <w:tcPr>
-            <w:tcW w:w="5190" w:type="dxa"/>
+            <w:tcW w:w="5186" w:type="dxa"/>
           </w:tcPr>
           <w:p>
             <w:pPr>
@@ -2869,13 +2608,13 @@
         </w:tc>
         <w:tc>
           <w:tcPr>
-            <w:tcW w:w="821" w:type="dxa"/>
+            <w:tcW w:w="999" w:type="dxa"/>
           </w:tcPr>
           <w:p/>
         </w:tc>
         <w:tc>
           <w:tcPr>
-            <w:tcW w:w="1254" w:type="dxa"/>
+            <w:tcW w:w="1083" w:type="dxa"/>
           </w:tcPr>
           <w:p>
             <w:r>
@@ -2885,7 +2624,7 @@
         </w:tc>
         <w:tc>
           <w:tcPr>
-            <w:tcW w:w="6905" w:type="dxa"/>
+            <w:tcW w:w="6902" w:type="dxa"/>
           </w:tcPr>
           <w:p/>
         </w:tc>
@@ -2903,7 +2642,7 @@
         </w:tc>
         <w:tc>
           <w:tcPr>
-            <w:tcW w:w="5190" w:type="dxa"/>
+            <w:tcW w:w="5186" w:type="dxa"/>
           </w:tcPr>
           <w:p>
             <w:pPr>
@@ -2919,7 +2658,7 @@
         </w:tc>
         <w:tc>
           <w:tcPr>
-            <w:tcW w:w="821" w:type="dxa"/>
+            <w:tcW w:w="999" w:type="dxa"/>
           </w:tcPr>
           <w:p>
             <w:r>
@@ -2929,13 +2668,17 @@
         </w:tc>
         <w:tc>
           <w:tcPr>
-            <w:tcW w:w="1254" w:type="dxa"/>
-          </w:tcPr>
-          <w:p/>
-        </w:tc>
-        <w:tc>
-          <w:tcPr>
-            <w:tcW w:w="6905" w:type="dxa"/>
+            <w:tcW w:w="1083" w:type="dxa"/>
+          </w:tcPr>
+          <w:p>
+            <w:r>
+              <w:t>16</w:t>
+            </w:r>
+          </w:p>
+        </w:tc>
+        <w:tc>
+          <w:tcPr>
+            <w:tcW w:w="6902" w:type="dxa"/>
           </w:tcPr>
           <w:p>
             <w:r>
@@ -2960,7 +2703,7 @@
         </w:tc>
         <w:tc>
           <w:tcPr>
-            <w:tcW w:w="5190" w:type="dxa"/>
+            <w:tcW w:w="5186" w:type="dxa"/>
           </w:tcPr>
           <w:p>
             <w:pPr>
@@ -2976,7 +2719,7 @@
         </w:tc>
         <w:tc>
           <w:tcPr>
-            <w:tcW w:w="821" w:type="dxa"/>
+            <w:tcW w:w="999" w:type="dxa"/>
           </w:tcPr>
           <w:p>
             <w:r>
@@ -2986,13 +2729,17 @@
         </w:tc>
         <w:tc>
           <w:tcPr>
-            <w:tcW w:w="1254" w:type="dxa"/>
-          </w:tcPr>
-          <w:p/>
-        </w:tc>
-        <w:tc>
-          <w:tcPr>
-            <w:tcW w:w="6905" w:type="dxa"/>
+            <w:tcW w:w="1083" w:type="dxa"/>
+          </w:tcPr>
+          <w:p>
+            <w:r>
+              <w:t>17</w:t>
+            </w:r>
+          </w:p>
+        </w:tc>
+        <w:tc>
+          <w:tcPr>
+            <w:tcW w:w="6902" w:type="dxa"/>
           </w:tcPr>
           <w:p>
             <w:r>
@@ -3014,7 +2761,7 @@
         </w:tc>
         <w:tc>
           <w:tcPr>
-            <w:tcW w:w="5190" w:type="dxa"/>
+            <w:tcW w:w="5186" w:type="dxa"/>
           </w:tcPr>
           <w:p>
             <w:pPr>
@@ -3030,31 +2777,33 @@
         </w:tc>
         <w:tc>
           <w:tcPr>
-            <w:tcW w:w="821" w:type="dxa"/>
+            <w:tcW w:w="999" w:type="dxa"/>
           </w:tcPr>
           <w:p>
             <w:r>
               <w:t xml:space="preserve">2 </w:t>
             </w:r>
-            <w:proofErr w:type="spellStart"/>
-            <w:r>
-              <w:t>st</w:t>
-            </w:r>
-            <w:proofErr w:type="spellEnd"/>
-            <w:r>
-              <w:t xml:space="preserve"> </w:t>
-            </w:r>
-          </w:p>
-        </w:tc>
-        <w:tc>
-          <w:tcPr>
-            <w:tcW w:w="1254" w:type="dxa"/>
-          </w:tcPr>
-          <w:p/>
-        </w:tc>
-        <w:tc>
-          <w:tcPr>
-            <w:tcW w:w="6905" w:type="dxa"/>
+            <w:r>
+              <w:t>S</w:t>
+            </w:r>
+            <w:r>
+              <w:t xml:space="preserve">t </w:t>
+            </w:r>
+          </w:p>
+        </w:tc>
+        <w:tc>
+          <w:tcPr>
+            <w:tcW w:w="1083" w:type="dxa"/>
+          </w:tcPr>
+          <w:p>
+            <w:r>
+              <w:t>18</w:t>
+            </w:r>
+          </w:p>
+        </w:tc>
+        <w:tc>
+          <w:tcPr>
+            <w:tcW w:w="6902" w:type="dxa"/>
           </w:tcPr>
           <w:p>
             <w:r>
@@ -3076,7 +2825,7 @@
         </w:tc>
         <w:tc>
           <w:tcPr>
-            <w:tcW w:w="5190" w:type="dxa"/>
+            <w:tcW w:w="5186" w:type="dxa"/>
           </w:tcPr>
           <w:p>
             <w:pPr>
@@ -3095,13 +2844,13 @@
         </w:tc>
         <w:tc>
           <w:tcPr>
-            <w:tcW w:w="821" w:type="dxa"/>
+            <w:tcW w:w="999" w:type="dxa"/>
           </w:tcPr>
           <w:p/>
         </w:tc>
         <w:tc>
           <w:tcPr>
-            <w:tcW w:w="1254" w:type="dxa"/>
+            <w:tcW w:w="1083" w:type="dxa"/>
           </w:tcPr>
           <w:p>
             <w:r>
@@ -3111,7 +2860,7 @@
         </w:tc>
         <w:tc>
           <w:tcPr>
-            <w:tcW w:w="6905" w:type="dxa"/>
+            <w:tcW w:w="6902" w:type="dxa"/>
           </w:tcPr>
           <w:p/>
         </w:tc>
@@ -3129,7 +2878,7 @@
         </w:tc>
         <w:tc>
           <w:tcPr>
-            <w:tcW w:w="5190" w:type="dxa"/>
+            <w:tcW w:w="5186" w:type="dxa"/>
           </w:tcPr>
           <w:p>
             <w:pPr>
@@ -3145,7 +2894,7 @@
         </w:tc>
         <w:tc>
           <w:tcPr>
-            <w:tcW w:w="821" w:type="dxa"/>
+            <w:tcW w:w="999" w:type="dxa"/>
           </w:tcPr>
           <w:p>
             <w:r>
@@ -3155,13 +2904,20 @@
         </w:tc>
         <w:tc>
           <w:tcPr>
-            <w:tcW w:w="1254" w:type="dxa"/>
-          </w:tcPr>
-          <w:p/>
-        </w:tc>
-        <w:tc>
-          <w:tcPr>
-            <w:tcW w:w="6905" w:type="dxa"/>
+            <w:tcW w:w="1083" w:type="dxa"/>
+          </w:tcPr>
+          <w:p>
+            <w:r>
+              <w:t>1</w:t>
+            </w:r>
+            <w:r>
+              <w:t>9</w:t>
+            </w:r>
+          </w:p>
+        </w:tc>
+        <w:tc>
+          <w:tcPr>
+            <w:tcW w:w="6902" w:type="dxa"/>
           </w:tcPr>
           <w:p>
             <w:r>
@@ -3183,7 +2939,7 @@
         </w:tc>
         <w:tc>
           <w:tcPr>
-            <w:tcW w:w="5190" w:type="dxa"/>
+            <w:tcW w:w="5186" w:type="dxa"/>
           </w:tcPr>
           <w:p>
             <w:pPr>
@@ -3199,7 +2955,7 @@
         </w:tc>
         <w:tc>
           <w:tcPr>
-            <w:tcW w:w="821" w:type="dxa"/>
+            <w:tcW w:w="999" w:type="dxa"/>
           </w:tcPr>
           <w:p>
             <w:r>
@@ -3209,13 +2965,17 @@
         </w:tc>
         <w:tc>
           <w:tcPr>
-            <w:tcW w:w="1254" w:type="dxa"/>
-          </w:tcPr>
-          <w:p/>
-        </w:tc>
-        <w:tc>
-          <w:tcPr>
-            <w:tcW w:w="6905" w:type="dxa"/>
+            <w:tcW w:w="1083" w:type="dxa"/>
+          </w:tcPr>
+          <w:p>
+            <w:r>
+              <w:t>20</w:t>
+            </w:r>
+          </w:p>
+        </w:tc>
+        <w:tc>
+          <w:tcPr>
+            <w:tcW w:w="6902" w:type="dxa"/>
           </w:tcPr>
           <w:p>
             <w:r>
@@ -3237,7 +2997,7 @@
         </w:tc>
         <w:tc>
           <w:tcPr>
-            <w:tcW w:w="5190" w:type="dxa"/>
+            <w:tcW w:w="5186" w:type="dxa"/>
           </w:tcPr>
           <w:p>
             <w:pPr>
@@ -3253,7 +3013,7 @@
         </w:tc>
         <w:tc>
           <w:tcPr>
-            <w:tcW w:w="821" w:type="dxa"/>
+            <w:tcW w:w="999" w:type="dxa"/>
           </w:tcPr>
           <w:p>
             <w:r>
@@ -3263,13 +3023,17 @@
         </w:tc>
         <w:tc>
           <w:tcPr>
-            <w:tcW w:w="1254" w:type="dxa"/>
-          </w:tcPr>
-          <w:p/>
-        </w:tc>
-        <w:tc>
-          <w:tcPr>
-            <w:tcW w:w="6905" w:type="dxa"/>
+            <w:tcW w:w="1083" w:type="dxa"/>
+          </w:tcPr>
+          <w:p>
+            <w:r>
+              <w:t>21</w:t>
+            </w:r>
+          </w:p>
+        </w:tc>
+        <w:tc>
+          <w:tcPr>
+            <w:tcW w:w="6902" w:type="dxa"/>
           </w:tcPr>
           <w:p>
             <w:r>
@@ -3460,11 +3224,9 @@
                 <w:tab w:val="left" w:pos="915"/>
               </w:tabs>
             </w:pPr>
-            <w:proofErr w:type="spellStart"/>
             <w:r>
               <w:t>Rijad</w:t>
             </w:r>
-            <w:proofErr w:type="spellEnd"/>
           </w:p>
         </w:tc>
         <w:tc>
@@ -3604,11 +3366,9 @@
                 <w:tab w:val="left" w:pos="915"/>
               </w:tabs>
             </w:pPr>
-            <w:proofErr w:type="spellStart"/>
             <w:r>
               <w:t>Lauin</w:t>
             </w:r>
-            <w:proofErr w:type="spellEnd"/>
           </w:p>
         </w:tc>
         <w:tc>
@@ -4133,11 +3893,9 @@
                 <w:tab w:val="left" w:pos="915"/>
               </w:tabs>
             </w:pPr>
-            <w:proofErr w:type="spellStart"/>
             <w:r>
               <w:t>Github</w:t>
             </w:r>
-            <w:proofErr w:type="spellEnd"/>
           </w:p>
         </w:tc>
         <w:tc>
@@ -4272,15 +4030,7 @@
               </w:tabs>
             </w:pPr>
             <w:r>
-              <w:t xml:space="preserve">Info für alle welche </w:t>
-            </w:r>
-            <w:proofErr w:type="spellStart"/>
-            <w:r>
-              <w:t>app</w:t>
-            </w:r>
-            <w:proofErr w:type="spellEnd"/>
-            <w:r>
-              <w:t xml:space="preserve"> Benutzen wir für Präsentation ?</w:t>
+              <w:t>Info für alle welche app Benutzen wir für Präsentation ?</w:t>
             </w:r>
           </w:p>
         </w:tc>
@@ -5437,6 +5187,7 @@
   <w:style w:type="character" w:default="1" w:styleId="Absatz-Standardschriftart">
     <w:name w:val="Default Paragraph Font"/>
     <w:uiPriority w:val="1"/>
+    <w:semiHidden/>
     <w:unhideWhenUsed/>
   </w:style>
   <w:style w:type="table" w:default="1" w:styleId="NormaleTabelle">
@@ -10121,8 +9872,8 @@
       </dsp:nvSpPr>
       <dsp:spPr>
         <a:xfrm>
-          <a:off x="4499695" y="1751110"/>
-          <a:ext cx="91440" cy="851828"/>
+          <a:off x="7657090" y="1417841"/>
+          <a:ext cx="110691" cy="1387337"/>
         </a:xfrm>
         <a:custGeom>
           <a:avLst/>
@@ -10133,13 +9884,13 @@
           <a:pathLst>
             <a:path>
               <a:moveTo>
-                <a:pt x="45720" y="0"/>
+                <a:pt x="0" y="0"/>
               </a:moveTo>
               <a:lnTo>
-                <a:pt x="45720" y="851828"/>
+                <a:pt x="0" y="1387337"/>
               </a:lnTo>
               <a:lnTo>
-                <a:pt x="113685" y="851828"/>
+                <a:pt x="110691" y="1387337"/>
               </a:lnTo>
             </a:path>
           </a:pathLst>
@@ -10180,8 +9931,8 @@
       </dsp:nvSpPr>
       <dsp:spPr>
         <a:xfrm>
-          <a:off x="4499695" y="1751110"/>
-          <a:ext cx="91440" cy="530127"/>
+          <a:off x="7657090" y="1417841"/>
+          <a:ext cx="110691" cy="863395"/>
         </a:xfrm>
         <a:custGeom>
           <a:avLst/>
@@ -10192,13 +9943,13 @@
           <a:pathLst>
             <a:path>
               <a:moveTo>
-                <a:pt x="45720" y="0"/>
+                <a:pt x="0" y="0"/>
               </a:moveTo>
               <a:lnTo>
-                <a:pt x="45720" y="530127"/>
+                <a:pt x="0" y="863395"/>
               </a:lnTo>
               <a:lnTo>
-                <a:pt x="113685" y="530127"/>
+                <a:pt x="110691" y="863395"/>
               </a:lnTo>
             </a:path>
           </a:pathLst>
@@ -10239,8 +9990,8 @@
       </dsp:nvSpPr>
       <dsp:spPr>
         <a:xfrm>
-          <a:off x="4499695" y="1751110"/>
-          <a:ext cx="91440" cy="208426"/>
+          <a:off x="7657090" y="1417841"/>
+          <a:ext cx="110691" cy="339454"/>
         </a:xfrm>
         <a:custGeom>
           <a:avLst/>
@@ -10251,13 +10002,13 @@
           <a:pathLst>
             <a:path>
               <a:moveTo>
-                <a:pt x="45720" y="0"/>
+                <a:pt x="0" y="0"/>
               </a:moveTo>
               <a:lnTo>
-                <a:pt x="45720" y="208426"/>
+                <a:pt x="0" y="339454"/>
               </a:lnTo>
               <a:lnTo>
-                <a:pt x="113685" y="208426"/>
+                <a:pt x="110691" y="339454"/>
               </a:lnTo>
             </a:path>
           </a:pathLst>
@@ -10298,8 +10049,8 @@
       </dsp:nvSpPr>
       <dsp:spPr>
         <a:xfrm>
-          <a:off x="4452529" y="1429409"/>
-          <a:ext cx="274125" cy="95151"/>
+          <a:off x="7505812" y="893900"/>
+          <a:ext cx="446456" cy="154968"/>
         </a:xfrm>
         <a:custGeom>
           <a:avLst/>
@@ -10313,13 +10064,13 @@
                 <a:pt x="0" y="0"/>
               </a:moveTo>
               <a:lnTo>
-                <a:pt x="0" y="47575"/>
+                <a:pt x="0" y="77484"/>
               </a:lnTo>
               <a:lnTo>
-                <a:pt x="274125" y="47575"/>
+                <a:pt x="446456" y="77484"/>
               </a:lnTo>
               <a:lnTo>
-                <a:pt x="274125" y="95151"/>
+                <a:pt x="446456" y="154968"/>
               </a:lnTo>
             </a:path>
           </a:pathLst>
@@ -10360,8 +10111,8 @@
       </dsp:nvSpPr>
       <dsp:spPr>
         <a:xfrm>
-          <a:off x="3951443" y="1751110"/>
-          <a:ext cx="91440" cy="851828"/>
+          <a:off x="6764177" y="1417841"/>
+          <a:ext cx="110691" cy="1387337"/>
         </a:xfrm>
         <a:custGeom>
           <a:avLst/>
@@ -10372,13 +10123,13 @@
           <a:pathLst>
             <a:path>
               <a:moveTo>
-                <a:pt x="45720" y="0"/>
+                <a:pt x="0" y="0"/>
               </a:moveTo>
               <a:lnTo>
-                <a:pt x="45720" y="851828"/>
+                <a:pt x="0" y="1387337"/>
               </a:lnTo>
               <a:lnTo>
-                <a:pt x="113685" y="851828"/>
+                <a:pt x="110691" y="1387337"/>
               </a:lnTo>
             </a:path>
           </a:pathLst>
@@ -10419,8 +10170,8 @@
       </dsp:nvSpPr>
       <dsp:spPr>
         <a:xfrm>
-          <a:off x="3951443" y="1751110"/>
-          <a:ext cx="91440" cy="530127"/>
+          <a:off x="6764177" y="1417841"/>
+          <a:ext cx="110691" cy="863395"/>
         </a:xfrm>
         <a:custGeom>
           <a:avLst/>
@@ -10431,13 +10182,13 @@
           <a:pathLst>
             <a:path>
               <a:moveTo>
-                <a:pt x="45720" y="0"/>
+                <a:pt x="0" y="0"/>
               </a:moveTo>
               <a:lnTo>
-                <a:pt x="45720" y="530127"/>
+                <a:pt x="0" y="863395"/>
               </a:lnTo>
               <a:lnTo>
-                <a:pt x="113685" y="530127"/>
+                <a:pt x="110691" y="863395"/>
               </a:lnTo>
             </a:path>
           </a:pathLst>
@@ -10478,8 +10229,8 @@
       </dsp:nvSpPr>
       <dsp:spPr>
         <a:xfrm>
-          <a:off x="3951443" y="1751110"/>
-          <a:ext cx="91440" cy="208426"/>
+          <a:off x="6764177" y="1417841"/>
+          <a:ext cx="110691" cy="339454"/>
         </a:xfrm>
         <a:custGeom>
           <a:avLst/>
@@ -10490,13 +10241,13 @@
           <a:pathLst>
             <a:path>
               <a:moveTo>
-                <a:pt x="45720" y="0"/>
+                <a:pt x="0" y="0"/>
               </a:moveTo>
               <a:lnTo>
-                <a:pt x="45720" y="208426"/>
+                <a:pt x="0" y="339454"/>
               </a:lnTo>
               <a:lnTo>
-                <a:pt x="113685" y="208426"/>
+                <a:pt x="110691" y="339454"/>
               </a:lnTo>
             </a:path>
           </a:pathLst>
@@ -10537,8 +10288,8 @@
       </dsp:nvSpPr>
       <dsp:spPr>
         <a:xfrm>
-          <a:off x="4178403" y="1429409"/>
-          <a:ext cx="274125" cy="95151"/>
+          <a:off x="7059355" y="893900"/>
+          <a:ext cx="446456" cy="154968"/>
         </a:xfrm>
         <a:custGeom>
           <a:avLst/>
@@ -10549,16 +10300,16 @@
           <a:pathLst>
             <a:path>
               <a:moveTo>
-                <a:pt x="274125" y="0"/>
+                <a:pt x="446456" y="0"/>
               </a:moveTo>
               <a:lnTo>
-                <a:pt x="274125" y="47575"/>
+                <a:pt x="446456" y="77484"/>
               </a:lnTo>
               <a:lnTo>
-                <a:pt x="0" y="47575"/>
+                <a:pt x="0" y="77484"/>
               </a:lnTo>
               <a:lnTo>
-                <a:pt x="0" y="95151"/>
+                <a:pt x="0" y="154968"/>
               </a:lnTo>
             </a:path>
           </a:pathLst>
@@ -10599,8 +10350,8 @@
       </dsp:nvSpPr>
       <dsp:spPr>
         <a:xfrm>
-          <a:off x="2614075" y="1107707"/>
-          <a:ext cx="1838454" cy="95151"/>
+          <a:off x="4511599" y="369959"/>
+          <a:ext cx="2994212" cy="154968"/>
         </a:xfrm>
         <a:custGeom>
           <a:avLst/>
@@ -10614,13 +10365,13 @@
                 <a:pt x="0" y="0"/>
               </a:moveTo>
               <a:lnTo>
-                <a:pt x="0" y="47575"/>
+                <a:pt x="0" y="77484"/>
               </a:lnTo>
               <a:lnTo>
-                <a:pt x="1838454" y="47575"/>
+                <a:pt x="2994212" y="77484"/>
               </a:lnTo>
               <a:lnTo>
-                <a:pt x="1838454" y="95151"/>
+                <a:pt x="2994212" y="154968"/>
               </a:lnTo>
             </a:path>
           </a:pathLst>
@@ -10661,8 +10412,8 @@
       </dsp:nvSpPr>
       <dsp:spPr>
         <a:xfrm>
-          <a:off x="3403192" y="2072811"/>
-          <a:ext cx="91440" cy="851828"/>
+          <a:off x="5871263" y="1941782"/>
+          <a:ext cx="110691" cy="1387337"/>
         </a:xfrm>
         <a:custGeom>
           <a:avLst/>
@@ -10673,13 +10424,13 @@
           <a:pathLst>
             <a:path>
               <a:moveTo>
-                <a:pt x="45720" y="0"/>
+                <a:pt x="0" y="0"/>
               </a:moveTo>
               <a:lnTo>
-                <a:pt x="45720" y="851828"/>
+                <a:pt x="0" y="1387337"/>
               </a:lnTo>
               <a:lnTo>
-                <a:pt x="113685" y="851828"/>
+                <a:pt x="110691" y="1387337"/>
               </a:lnTo>
             </a:path>
           </a:pathLst>
@@ -10720,8 +10471,8 @@
       </dsp:nvSpPr>
       <dsp:spPr>
         <a:xfrm>
-          <a:off x="3403192" y="2072811"/>
-          <a:ext cx="91440" cy="530127"/>
+          <a:off x="5871263" y="1941782"/>
+          <a:ext cx="110691" cy="863395"/>
         </a:xfrm>
         <a:custGeom>
           <a:avLst/>
@@ -10732,13 +10483,13 @@
           <a:pathLst>
             <a:path>
               <a:moveTo>
-                <a:pt x="45720" y="0"/>
+                <a:pt x="0" y="0"/>
               </a:moveTo>
               <a:lnTo>
-                <a:pt x="45720" y="530127"/>
+                <a:pt x="0" y="863395"/>
               </a:lnTo>
               <a:lnTo>
-                <a:pt x="113685" y="530127"/>
+                <a:pt x="110691" y="863395"/>
               </a:lnTo>
             </a:path>
           </a:pathLst>
@@ -10779,8 +10530,8 @@
       </dsp:nvSpPr>
       <dsp:spPr>
         <a:xfrm>
-          <a:off x="3403192" y="2072811"/>
-          <a:ext cx="91440" cy="208426"/>
+          <a:off x="5871263" y="1941782"/>
+          <a:ext cx="110691" cy="339454"/>
         </a:xfrm>
         <a:custGeom>
           <a:avLst/>
@@ -10791,13 +10542,13 @@
           <a:pathLst>
             <a:path>
               <a:moveTo>
-                <a:pt x="45720" y="0"/>
+                <a:pt x="0" y="0"/>
               </a:moveTo>
               <a:lnTo>
-                <a:pt x="45720" y="208426"/>
+                <a:pt x="0" y="339454"/>
               </a:lnTo>
               <a:lnTo>
-                <a:pt x="113685" y="208426"/>
+                <a:pt x="110691" y="339454"/>
               </a:lnTo>
             </a:path>
           </a:pathLst>
@@ -10838,8 +10589,8 @@
       </dsp:nvSpPr>
       <dsp:spPr>
         <a:xfrm>
-          <a:off x="3356026" y="1751110"/>
-          <a:ext cx="274125" cy="95151"/>
+          <a:off x="5719984" y="1417841"/>
+          <a:ext cx="446456" cy="154968"/>
         </a:xfrm>
         <a:custGeom>
           <a:avLst/>
@@ -10853,13 +10604,13 @@
                 <a:pt x="0" y="0"/>
               </a:moveTo>
               <a:lnTo>
-                <a:pt x="0" y="47575"/>
+                <a:pt x="0" y="77484"/>
               </a:lnTo>
               <a:lnTo>
-                <a:pt x="274125" y="47575"/>
+                <a:pt x="446456" y="77484"/>
               </a:lnTo>
               <a:lnTo>
-                <a:pt x="274125" y="95151"/>
+                <a:pt x="446456" y="154968"/>
               </a:lnTo>
             </a:path>
           </a:pathLst>
@@ -10900,8 +10651,8 @@
       </dsp:nvSpPr>
       <dsp:spPr>
         <a:xfrm>
-          <a:off x="2854941" y="2072811"/>
-          <a:ext cx="91440" cy="530127"/>
+          <a:off x="4978349" y="1941782"/>
+          <a:ext cx="110691" cy="863395"/>
         </a:xfrm>
         <a:custGeom>
           <a:avLst/>
@@ -10912,13 +10663,13 @@
           <a:pathLst>
             <a:path>
               <a:moveTo>
-                <a:pt x="45720" y="0"/>
+                <a:pt x="0" y="0"/>
               </a:moveTo>
               <a:lnTo>
-                <a:pt x="45720" y="530127"/>
+                <a:pt x="0" y="863395"/>
               </a:lnTo>
               <a:lnTo>
-                <a:pt x="113685" y="530127"/>
+                <a:pt x="110691" y="863395"/>
               </a:lnTo>
             </a:path>
           </a:pathLst>
@@ -10959,8 +10710,8 @@
       </dsp:nvSpPr>
       <dsp:spPr>
         <a:xfrm>
-          <a:off x="2854941" y="2072811"/>
-          <a:ext cx="91440" cy="208426"/>
+          <a:off x="4978349" y="1941782"/>
+          <a:ext cx="110691" cy="339454"/>
         </a:xfrm>
         <a:custGeom>
           <a:avLst/>
@@ -10971,13 +10722,13 @@
           <a:pathLst>
             <a:path>
               <a:moveTo>
-                <a:pt x="45720" y="0"/>
+                <a:pt x="0" y="0"/>
               </a:moveTo>
               <a:lnTo>
-                <a:pt x="45720" y="208426"/>
+                <a:pt x="0" y="339454"/>
               </a:lnTo>
               <a:lnTo>
-                <a:pt x="113685" y="208426"/>
+                <a:pt x="110691" y="339454"/>
               </a:lnTo>
             </a:path>
           </a:pathLst>
@@ -11018,8 +10769,8 @@
       </dsp:nvSpPr>
       <dsp:spPr>
         <a:xfrm>
-          <a:off x="3081901" y="1751110"/>
-          <a:ext cx="274125" cy="95151"/>
+          <a:off x="5273527" y="1417841"/>
+          <a:ext cx="446456" cy="154968"/>
         </a:xfrm>
         <a:custGeom>
           <a:avLst/>
@@ -11030,16 +10781,16 @@
           <a:pathLst>
             <a:path>
               <a:moveTo>
-                <a:pt x="274125" y="0"/>
+                <a:pt x="446456" y="0"/>
               </a:moveTo>
               <a:lnTo>
-                <a:pt x="274125" y="47575"/>
+                <a:pt x="446456" y="77484"/>
               </a:lnTo>
               <a:lnTo>
-                <a:pt x="0" y="47575"/>
+                <a:pt x="0" y="77484"/>
               </a:lnTo>
               <a:lnTo>
-                <a:pt x="0" y="95151"/>
+                <a:pt x="0" y="154968"/>
               </a:lnTo>
             </a:path>
           </a:pathLst>
@@ -11080,8 +10831,8 @@
       </dsp:nvSpPr>
       <dsp:spPr>
         <a:xfrm>
-          <a:off x="2807775" y="1429409"/>
-          <a:ext cx="548251" cy="95151"/>
+          <a:off x="4827070" y="893900"/>
+          <a:ext cx="892913" cy="154968"/>
         </a:xfrm>
         <a:custGeom>
           <a:avLst/>
@@ -11095,13 +10846,13 @@
                 <a:pt x="0" y="0"/>
               </a:moveTo>
               <a:lnTo>
-                <a:pt x="0" y="47575"/>
+                <a:pt x="0" y="77484"/>
               </a:lnTo>
               <a:lnTo>
-                <a:pt x="548251" y="47575"/>
+                <a:pt x="892913" y="77484"/>
               </a:lnTo>
               <a:lnTo>
-                <a:pt x="548251" y="95151"/>
+                <a:pt x="892913" y="154968"/>
               </a:lnTo>
             </a:path>
           </a:pathLst>
@@ -11142,8 +10893,8 @@
       </dsp:nvSpPr>
       <dsp:spPr>
         <a:xfrm>
-          <a:off x="2306689" y="2072811"/>
-          <a:ext cx="91440" cy="1173529"/>
+          <a:off x="4085435" y="1941782"/>
+          <a:ext cx="110691" cy="1911278"/>
         </a:xfrm>
         <a:custGeom>
           <a:avLst/>
@@ -11154,13 +10905,13 @@
           <a:pathLst>
             <a:path>
               <a:moveTo>
-                <a:pt x="45720" y="0"/>
+                <a:pt x="0" y="0"/>
               </a:moveTo>
               <a:lnTo>
-                <a:pt x="45720" y="1173529"/>
+                <a:pt x="0" y="1911278"/>
               </a:lnTo>
               <a:lnTo>
-                <a:pt x="113685" y="1173529"/>
+                <a:pt x="110691" y="1911278"/>
               </a:lnTo>
             </a:path>
           </a:pathLst>
@@ -11201,8 +10952,8 @@
       </dsp:nvSpPr>
       <dsp:spPr>
         <a:xfrm>
-          <a:off x="2306689" y="2072811"/>
-          <a:ext cx="91440" cy="851828"/>
+          <a:off x="4085435" y="1941782"/>
+          <a:ext cx="110691" cy="1387337"/>
         </a:xfrm>
         <a:custGeom>
           <a:avLst/>
@@ -11213,13 +10964,13 @@
           <a:pathLst>
             <a:path>
               <a:moveTo>
-                <a:pt x="45720" y="0"/>
+                <a:pt x="0" y="0"/>
               </a:moveTo>
               <a:lnTo>
-                <a:pt x="45720" y="851828"/>
+                <a:pt x="0" y="1387337"/>
               </a:lnTo>
               <a:lnTo>
-                <a:pt x="113685" y="851828"/>
+                <a:pt x="110691" y="1387337"/>
               </a:lnTo>
             </a:path>
           </a:pathLst>
@@ -11260,8 +11011,8 @@
       </dsp:nvSpPr>
       <dsp:spPr>
         <a:xfrm>
-          <a:off x="2306689" y="2072811"/>
-          <a:ext cx="91440" cy="530127"/>
+          <a:off x="4085435" y="1941782"/>
+          <a:ext cx="110691" cy="863395"/>
         </a:xfrm>
         <a:custGeom>
           <a:avLst/>
@@ -11272,13 +11023,13 @@
           <a:pathLst>
             <a:path>
               <a:moveTo>
-                <a:pt x="45720" y="0"/>
+                <a:pt x="0" y="0"/>
               </a:moveTo>
               <a:lnTo>
-                <a:pt x="45720" y="530127"/>
+                <a:pt x="0" y="863395"/>
               </a:lnTo>
               <a:lnTo>
-                <a:pt x="113685" y="530127"/>
+                <a:pt x="110691" y="863395"/>
               </a:lnTo>
             </a:path>
           </a:pathLst>
@@ -11319,8 +11070,8 @@
       </dsp:nvSpPr>
       <dsp:spPr>
         <a:xfrm>
-          <a:off x="2306689" y="2072811"/>
-          <a:ext cx="91440" cy="208426"/>
+          <a:off x="4085435" y="1941782"/>
+          <a:ext cx="110691" cy="339454"/>
         </a:xfrm>
         <a:custGeom>
           <a:avLst/>
@@ -11331,13 +11082,13 @@
           <a:pathLst>
             <a:path>
               <a:moveTo>
-                <a:pt x="45720" y="0"/>
+                <a:pt x="0" y="0"/>
               </a:moveTo>
               <a:lnTo>
-                <a:pt x="45720" y="208426"/>
+                <a:pt x="0" y="339454"/>
               </a:lnTo>
               <a:lnTo>
-                <a:pt x="113685" y="208426"/>
+                <a:pt x="110691" y="339454"/>
               </a:lnTo>
             </a:path>
           </a:pathLst>
@@ -11378,8 +11129,8 @@
       </dsp:nvSpPr>
       <dsp:spPr>
         <a:xfrm>
-          <a:off x="2259524" y="1751110"/>
-          <a:ext cx="274125" cy="95151"/>
+          <a:off x="3934157" y="1417841"/>
+          <a:ext cx="446456" cy="154968"/>
         </a:xfrm>
         <a:custGeom>
           <a:avLst/>
@@ -11393,13 +11144,13 @@
                 <a:pt x="0" y="0"/>
               </a:moveTo>
               <a:lnTo>
-                <a:pt x="0" y="47575"/>
+                <a:pt x="0" y="77484"/>
               </a:lnTo>
               <a:lnTo>
-                <a:pt x="274125" y="47575"/>
+                <a:pt x="446456" y="77484"/>
               </a:lnTo>
               <a:lnTo>
-                <a:pt x="274125" y="95151"/>
+                <a:pt x="446456" y="154968"/>
               </a:lnTo>
             </a:path>
           </a:pathLst>
@@ -11440,8 +11191,8 @@
       </dsp:nvSpPr>
       <dsp:spPr>
         <a:xfrm>
-          <a:off x="1758438" y="2072811"/>
-          <a:ext cx="91440" cy="1173529"/>
+          <a:off x="3192522" y="1941782"/>
+          <a:ext cx="110691" cy="1911278"/>
         </a:xfrm>
         <a:custGeom>
           <a:avLst/>
@@ -11452,13 +11203,13 @@
           <a:pathLst>
             <a:path>
               <a:moveTo>
-                <a:pt x="45720" y="0"/>
+                <a:pt x="0" y="0"/>
               </a:moveTo>
               <a:lnTo>
-                <a:pt x="45720" y="1173529"/>
+                <a:pt x="0" y="1911278"/>
               </a:lnTo>
               <a:lnTo>
-                <a:pt x="113685" y="1173529"/>
+                <a:pt x="110691" y="1911278"/>
               </a:lnTo>
             </a:path>
           </a:pathLst>
@@ -11499,8 +11250,8 @@
       </dsp:nvSpPr>
       <dsp:spPr>
         <a:xfrm>
-          <a:off x="1758438" y="2072811"/>
-          <a:ext cx="91440" cy="851828"/>
+          <a:off x="3192522" y="1941782"/>
+          <a:ext cx="110691" cy="1387337"/>
         </a:xfrm>
         <a:custGeom>
           <a:avLst/>
@@ -11511,13 +11262,13 @@
           <a:pathLst>
             <a:path>
               <a:moveTo>
-                <a:pt x="45720" y="0"/>
+                <a:pt x="0" y="0"/>
               </a:moveTo>
               <a:lnTo>
-                <a:pt x="45720" y="851828"/>
+                <a:pt x="0" y="1387337"/>
               </a:lnTo>
               <a:lnTo>
-                <a:pt x="113685" y="851828"/>
+                <a:pt x="110691" y="1387337"/>
               </a:lnTo>
             </a:path>
           </a:pathLst>
@@ -11558,8 +11309,8 @@
       </dsp:nvSpPr>
       <dsp:spPr>
         <a:xfrm>
-          <a:off x="1758438" y="2072811"/>
-          <a:ext cx="91440" cy="530127"/>
+          <a:off x="3192522" y="1941782"/>
+          <a:ext cx="110691" cy="863395"/>
         </a:xfrm>
         <a:custGeom>
           <a:avLst/>
@@ -11570,13 +11321,13 @@
           <a:pathLst>
             <a:path>
               <a:moveTo>
-                <a:pt x="45720" y="0"/>
+                <a:pt x="0" y="0"/>
               </a:moveTo>
               <a:lnTo>
-                <a:pt x="45720" y="530127"/>
+                <a:pt x="0" y="863395"/>
               </a:lnTo>
               <a:lnTo>
-                <a:pt x="113685" y="530127"/>
+                <a:pt x="110691" y="863395"/>
               </a:lnTo>
             </a:path>
           </a:pathLst>
@@ -11617,8 +11368,8 @@
       </dsp:nvSpPr>
       <dsp:spPr>
         <a:xfrm>
-          <a:off x="1758438" y="2072811"/>
-          <a:ext cx="91440" cy="208426"/>
+          <a:off x="3192522" y="1941782"/>
+          <a:ext cx="110691" cy="339454"/>
         </a:xfrm>
         <a:custGeom>
           <a:avLst/>
@@ -11629,13 +11380,13 @@
           <a:pathLst>
             <a:path>
               <a:moveTo>
-                <a:pt x="45720" y="0"/>
+                <a:pt x="0" y="0"/>
               </a:moveTo>
               <a:lnTo>
-                <a:pt x="45720" y="208426"/>
+                <a:pt x="0" y="339454"/>
               </a:lnTo>
               <a:lnTo>
-                <a:pt x="113685" y="208426"/>
+                <a:pt x="110691" y="339454"/>
               </a:lnTo>
             </a:path>
           </a:pathLst>
@@ -11676,8 +11427,8 @@
       </dsp:nvSpPr>
       <dsp:spPr>
         <a:xfrm>
-          <a:off x="1985398" y="1751110"/>
-          <a:ext cx="274125" cy="95151"/>
+          <a:off x="3487700" y="1417841"/>
+          <a:ext cx="446456" cy="154968"/>
         </a:xfrm>
         <a:custGeom>
           <a:avLst/>
@@ -11688,16 +11439,16 @@
           <a:pathLst>
             <a:path>
               <a:moveTo>
-                <a:pt x="274125" y="0"/>
+                <a:pt x="446456" y="0"/>
               </a:moveTo>
               <a:lnTo>
-                <a:pt x="274125" y="47575"/>
+                <a:pt x="446456" y="77484"/>
               </a:lnTo>
               <a:lnTo>
-                <a:pt x="0" y="47575"/>
+                <a:pt x="0" y="77484"/>
               </a:lnTo>
               <a:lnTo>
-                <a:pt x="0" y="95151"/>
+                <a:pt x="0" y="154968"/>
               </a:lnTo>
             </a:path>
           </a:pathLst>
@@ -11738,8 +11489,8 @@
       </dsp:nvSpPr>
       <dsp:spPr>
         <a:xfrm>
-          <a:off x="2259524" y="1429409"/>
-          <a:ext cx="548251" cy="95151"/>
+          <a:off x="3934157" y="893900"/>
+          <a:ext cx="892913" cy="154968"/>
         </a:xfrm>
         <a:custGeom>
           <a:avLst/>
@@ -11750,16 +11501,16 @@
           <a:pathLst>
             <a:path>
               <a:moveTo>
-                <a:pt x="548251" y="0"/>
+                <a:pt x="892913" y="0"/>
               </a:moveTo>
               <a:lnTo>
-                <a:pt x="548251" y="47575"/>
+                <a:pt x="892913" y="77484"/>
               </a:lnTo>
               <a:lnTo>
-                <a:pt x="0" y="47575"/>
+                <a:pt x="0" y="77484"/>
               </a:lnTo>
               <a:lnTo>
-                <a:pt x="0" y="95151"/>
+                <a:pt x="0" y="154968"/>
               </a:lnTo>
             </a:path>
           </a:pathLst>
@@ -11800,8 +11551,8 @@
       </dsp:nvSpPr>
       <dsp:spPr>
         <a:xfrm>
-          <a:off x="2614075" y="1107707"/>
-          <a:ext cx="193700" cy="95151"/>
+          <a:off x="4511599" y="369959"/>
+          <a:ext cx="315471" cy="154968"/>
         </a:xfrm>
         <a:custGeom>
           <a:avLst/>
@@ -11815,13 +11566,13 @@
                 <a:pt x="0" y="0"/>
               </a:moveTo>
               <a:lnTo>
-                <a:pt x="0" y="47575"/>
+                <a:pt x="0" y="77484"/>
               </a:lnTo>
               <a:lnTo>
-                <a:pt x="193700" y="47575"/>
+                <a:pt x="315471" y="77484"/>
               </a:lnTo>
               <a:lnTo>
-                <a:pt x="193700" y="95151"/>
+                <a:pt x="315471" y="154968"/>
               </a:lnTo>
             </a:path>
           </a:pathLst>
@@ -11862,8 +11613,8 @@
       </dsp:nvSpPr>
       <dsp:spPr>
         <a:xfrm>
-          <a:off x="1096912" y="1751110"/>
-          <a:ext cx="91440" cy="1816932"/>
+          <a:off x="2115122" y="1417841"/>
+          <a:ext cx="110691" cy="2959160"/>
         </a:xfrm>
         <a:custGeom>
           <a:avLst/>
@@ -11874,13 +11625,13 @@
           <a:pathLst>
             <a:path>
               <a:moveTo>
-                <a:pt x="45720" y="0"/>
+                <a:pt x="0" y="0"/>
               </a:moveTo>
               <a:lnTo>
-                <a:pt x="45720" y="1816932"/>
+                <a:pt x="0" y="2959160"/>
               </a:lnTo>
               <a:lnTo>
-                <a:pt x="113685" y="1816932"/>
+                <a:pt x="110691" y="2959160"/>
               </a:lnTo>
             </a:path>
           </a:pathLst>
@@ -11921,8 +11672,8 @@
       </dsp:nvSpPr>
       <dsp:spPr>
         <a:xfrm>
-          <a:off x="1096912" y="1751110"/>
-          <a:ext cx="91440" cy="1495230"/>
+          <a:off x="2115122" y="1417841"/>
+          <a:ext cx="110691" cy="2435219"/>
         </a:xfrm>
         <a:custGeom>
           <a:avLst/>
@@ -11933,13 +11684,13 @@
           <a:pathLst>
             <a:path>
               <a:moveTo>
-                <a:pt x="45720" y="0"/>
+                <a:pt x="0" y="0"/>
               </a:moveTo>
               <a:lnTo>
-                <a:pt x="45720" y="1495230"/>
+                <a:pt x="0" y="2435219"/>
               </a:lnTo>
               <a:lnTo>
-                <a:pt x="113685" y="1495230"/>
+                <a:pt x="110691" y="2435219"/>
               </a:lnTo>
             </a:path>
           </a:pathLst>
@@ -11980,8 +11731,8 @@
       </dsp:nvSpPr>
       <dsp:spPr>
         <a:xfrm>
-          <a:off x="1096912" y="1751110"/>
-          <a:ext cx="91440" cy="1173529"/>
+          <a:off x="2115122" y="1417841"/>
+          <a:ext cx="110691" cy="1911278"/>
         </a:xfrm>
         <a:custGeom>
           <a:avLst/>
@@ -11992,13 +11743,13 @@
           <a:pathLst>
             <a:path>
               <a:moveTo>
-                <a:pt x="45720" y="0"/>
+                <a:pt x="0" y="0"/>
               </a:moveTo>
               <a:lnTo>
-                <a:pt x="45720" y="1173529"/>
+                <a:pt x="0" y="1911278"/>
               </a:lnTo>
               <a:lnTo>
-                <a:pt x="113685" y="1173529"/>
+                <a:pt x="110691" y="1911278"/>
               </a:lnTo>
             </a:path>
           </a:pathLst>
@@ -12039,8 +11790,8 @@
       </dsp:nvSpPr>
       <dsp:spPr>
         <a:xfrm>
-          <a:off x="1096912" y="1751110"/>
-          <a:ext cx="91440" cy="851828"/>
+          <a:off x="2115122" y="1417841"/>
+          <a:ext cx="110691" cy="1387337"/>
         </a:xfrm>
         <a:custGeom>
           <a:avLst/>
@@ -12051,13 +11802,13 @@
           <a:pathLst>
             <a:path>
               <a:moveTo>
-                <a:pt x="45720" y="0"/>
+                <a:pt x="0" y="0"/>
               </a:moveTo>
               <a:lnTo>
-                <a:pt x="45720" y="851828"/>
+                <a:pt x="0" y="1387337"/>
               </a:lnTo>
               <a:lnTo>
-                <a:pt x="113685" y="851828"/>
+                <a:pt x="110691" y="1387337"/>
               </a:lnTo>
             </a:path>
           </a:pathLst>
@@ -12098,8 +11849,8 @@
       </dsp:nvSpPr>
       <dsp:spPr>
         <a:xfrm>
-          <a:off x="1096912" y="1751110"/>
-          <a:ext cx="91440" cy="530127"/>
+          <a:off x="2115122" y="1417841"/>
+          <a:ext cx="110691" cy="863395"/>
         </a:xfrm>
         <a:custGeom>
           <a:avLst/>
@@ -12110,13 +11861,13 @@
           <a:pathLst>
             <a:path>
               <a:moveTo>
-                <a:pt x="45720" y="0"/>
+                <a:pt x="0" y="0"/>
               </a:moveTo>
               <a:lnTo>
-                <a:pt x="45720" y="530127"/>
+                <a:pt x="0" y="863395"/>
               </a:lnTo>
               <a:lnTo>
-                <a:pt x="113685" y="530127"/>
+                <a:pt x="110691" y="863395"/>
               </a:lnTo>
             </a:path>
           </a:pathLst>
@@ -12157,8 +11908,8 @@
       </dsp:nvSpPr>
       <dsp:spPr>
         <a:xfrm>
-          <a:off x="1096912" y="1751110"/>
-          <a:ext cx="91440" cy="208426"/>
+          <a:off x="2115122" y="1417841"/>
+          <a:ext cx="110691" cy="339454"/>
         </a:xfrm>
         <a:custGeom>
           <a:avLst/>
@@ -12169,13 +11920,13 @@
           <a:pathLst>
             <a:path>
               <a:moveTo>
-                <a:pt x="45720" y="0"/>
+                <a:pt x="0" y="0"/>
               </a:moveTo>
               <a:lnTo>
-                <a:pt x="45720" y="208426"/>
+                <a:pt x="0" y="339454"/>
               </a:lnTo>
               <a:lnTo>
-                <a:pt x="113685" y="208426"/>
+                <a:pt x="110691" y="339454"/>
               </a:lnTo>
             </a:path>
           </a:pathLst>
@@ -12216,8 +11967,8 @@
       </dsp:nvSpPr>
       <dsp:spPr>
         <a:xfrm>
-          <a:off x="775621" y="1391228"/>
-          <a:ext cx="548251" cy="91440"/>
+          <a:off x="1517386" y="906179"/>
+          <a:ext cx="892913" cy="142689"/>
         </a:xfrm>
         <a:custGeom>
           <a:avLst/>
@@ -12228,16 +11979,16 @@
           <a:pathLst>
             <a:path>
               <a:moveTo>
-                <a:pt x="0" y="45720"/>
+                <a:pt x="0" y="0"/>
               </a:moveTo>
               <a:lnTo>
-                <a:pt x="0" y="85755"/>
+                <a:pt x="0" y="65204"/>
               </a:lnTo>
               <a:lnTo>
-                <a:pt x="548251" y="85755"/>
+                <a:pt x="892913" y="65204"/>
               </a:lnTo>
               <a:lnTo>
-                <a:pt x="548251" y="133331"/>
+                <a:pt x="892913" y="142689"/>
               </a:lnTo>
             </a:path>
           </a:pathLst>
@@ -12278,8 +12029,8 @@
       </dsp:nvSpPr>
       <dsp:spPr>
         <a:xfrm>
-          <a:off x="548660" y="1751110"/>
-          <a:ext cx="91440" cy="1173529"/>
+          <a:off x="1222208" y="1417841"/>
+          <a:ext cx="110691" cy="1911278"/>
         </a:xfrm>
         <a:custGeom>
           <a:avLst/>
@@ -12290,13 +12041,13 @@
           <a:pathLst>
             <a:path>
               <a:moveTo>
-                <a:pt x="45720" y="0"/>
+                <a:pt x="0" y="0"/>
               </a:moveTo>
               <a:lnTo>
-                <a:pt x="45720" y="1173529"/>
+                <a:pt x="0" y="1911278"/>
               </a:lnTo>
               <a:lnTo>
-                <a:pt x="113685" y="1173529"/>
+                <a:pt x="110691" y="1911278"/>
               </a:lnTo>
             </a:path>
           </a:pathLst>
@@ -12337,8 +12088,8 @@
       </dsp:nvSpPr>
       <dsp:spPr>
         <a:xfrm>
-          <a:off x="548660" y="1751110"/>
-          <a:ext cx="91440" cy="851828"/>
+          <a:off x="1222208" y="1417841"/>
+          <a:ext cx="110691" cy="1387337"/>
         </a:xfrm>
         <a:custGeom>
           <a:avLst/>
@@ -12349,13 +12100,13 @@
           <a:pathLst>
             <a:path>
               <a:moveTo>
-                <a:pt x="45720" y="0"/>
+                <a:pt x="0" y="0"/>
               </a:moveTo>
               <a:lnTo>
-                <a:pt x="45720" y="851828"/>
+                <a:pt x="0" y="1387337"/>
               </a:lnTo>
               <a:lnTo>
-                <a:pt x="113685" y="851828"/>
+                <a:pt x="110691" y="1387337"/>
               </a:lnTo>
             </a:path>
           </a:pathLst>
@@ -12396,8 +12147,8 @@
       </dsp:nvSpPr>
       <dsp:spPr>
         <a:xfrm>
-          <a:off x="548660" y="1751110"/>
-          <a:ext cx="91440" cy="530127"/>
+          <a:off x="1222208" y="1417841"/>
+          <a:ext cx="110691" cy="863395"/>
         </a:xfrm>
         <a:custGeom>
           <a:avLst/>
@@ -12408,13 +12159,13 @@
           <a:pathLst>
             <a:path>
               <a:moveTo>
-                <a:pt x="45720" y="0"/>
+                <a:pt x="0" y="0"/>
               </a:moveTo>
               <a:lnTo>
-                <a:pt x="45720" y="530127"/>
+                <a:pt x="0" y="863395"/>
               </a:lnTo>
               <a:lnTo>
-                <a:pt x="113685" y="530127"/>
+                <a:pt x="110691" y="863395"/>
               </a:lnTo>
             </a:path>
           </a:pathLst>
@@ -12455,8 +12206,8 @@
       </dsp:nvSpPr>
       <dsp:spPr>
         <a:xfrm>
-          <a:off x="548660" y="1751110"/>
-          <a:ext cx="91440" cy="208426"/>
+          <a:off x="1222208" y="1417841"/>
+          <a:ext cx="110691" cy="339454"/>
         </a:xfrm>
         <a:custGeom>
           <a:avLst/>
@@ -12467,13 +12218,13 @@
           <a:pathLst>
             <a:path>
               <a:moveTo>
-                <a:pt x="45720" y="0"/>
+                <a:pt x="0" y="0"/>
               </a:moveTo>
               <a:lnTo>
-                <a:pt x="45720" y="208426"/>
+                <a:pt x="0" y="339454"/>
               </a:lnTo>
               <a:lnTo>
-                <a:pt x="113685" y="208426"/>
+                <a:pt x="110691" y="339454"/>
               </a:lnTo>
             </a:path>
           </a:pathLst>
@@ -12514,8 +12265,8 @@
       </dsp:nvSpPr>
       <dsp:spPr>
         <a:xfrm>
-          <a:off x="729901" y="1391228"/>
-          <a:ext cx="91440" cy="91440"/>
+          <a:off x="1471666" y="906179"/>
+          <a:ext cx="91440" cy="142689"/>
         </a:xfrm>
         <a:custGeom>
           <a:avLst/>
@@ -12526,10 +12277,10 @@
           <a:pathLst>
             <a:path>
               <a:moveTo>
-                <a:pt x="45720" y="45720"/>
+                <a:pt x="45720" y="0"/>
               </a:moveTo>
               <a:lnTo>
-                <a:pt x="45720" y="133331"/>
+                <a:pt x="45720" y="142689"/>
               </a:lnTo>
             </a:path>
           </a:pathLst>
@@ -12570,8 +12321,8 @@
       </dsp:nvSpPr>
       <dsp:spPr>
         <a:xfrm>
-          <a:off x="409" y="1751110"/>
-          <a:ext cx="91440" cy="530127"/>
+          <a:off x="329294" y="1417841"/>
+          <a:ext cx="110691" cy="863395"/>
         </a:xfrm>
         <a:custGeom>
           <a:avLst/>
@@ -12582,13 +12333,13 @@
           <a:pathLst>
             <a:path>
               <a:moveTo>
-                <a:pt x="45720" y="0"/>
+                <a:pt x="0" y="0"/>
               </a:moveTo>
               <a:lnTo>
-                <a:pt x="45720" y="530127"/>
+                <a:pt x="0" y="863395"/>
               </a:lnTo>
               <a:lnTo>
-                <a:pt x="113685" y="530127"/>
+                <a:pt x="110691" y="863395"/>
               </a:lnTo>
             </a:path>
           </a:pathLst>
@@ -12629,8 +12380,8 @@
       </dsp:nvSpPr>
       <dsp:spPr>
         <a:xfrm>
-          <a:off x="409" y="1751110"/>
-          <a:ext cx="91440" cy="208426"/>
+          <a:off x="329294" y="1417841"/>
+          <a:ext cx="110691" cy="339454"/>
         </a:xfrm>
         <a:custGeom>
           <a:avLst/>
@@ -12641,13 +12392,13 @@
           <a:pathLst>
             <a:path>
               <a:moveTo>
-                <a:pt x="45720" y="0"/>
+                <a:pt x="0" y="0"/>
               </a:moveTo>
               <a:lnTo>
-                <a:pt x="45720" y="208426"/>
+                <a:pt x="0" y="339454"/>
               </a:lnTo>
               <a:lnTo>
-                <a:pt x="113685" y="208426"/>
+                <a:pt x="110691" y="339454"/>
               </a:lnTo>
             </a:path>
           </a:pathLst>
@@ -12688,8 +12439,8 @@
       </dsp:nvSpPr>
       <dsp:spPr>
         <a:xfrm>
-          <a:off x="227369" y="1391228"/>
-          <a:ext cx="548251" cy="91440"/>
+          <a:off x="624472" y="906179"/>
+          <a:ext cx="892913" cy="142689"/>
         </a:xfrm>
         <a:custGeom>
           <a:avLst/>
@@ -12700,16 +12451,16 @@
           <a:pathLst>
             <a:path>
               <a:moveTo>
-                <a:pt x="548251" y="45720"/>
+                <a:pt x="892913" y="0"/>
               </a:moveTo>
               <a:lnTo>
-                <a:pt x="548251" y="85755"/>
+                <a:pt x="892913" y="65204"/>
               </a:lnTo>
               <a:lnTo>
-                <a:pt x="0" y="85755"/>
+                <a:pt x="0" y="65204"/>
               </a:lnTo>
               <a:lnTo>
-                <a:pt x="0" y="133331"/>
+                <a:pt x="0" y="142689"/>
               </a:lnTo>
             </a:path>
           </a:pathLst>
@@ -12750,8 +12501,8 @@
       </dsp:nvSpPr>
       <dsp:spPr>
         <a:xfrm>
-          <a:off x="775621" y="1107707"/>
-          <a:ext cx="1838454" cy="102690"/>
+          <a:off x="1517386" y="369959"/>
+          <a:ext cx="2994212" cy="167247"/>
         </a:xfrm>
         <a:custGeom>
           <a:avLst/>
@@ -12762,16 +12513,16 @@
           <a:pathLst>
             <a:path>
               <a:moveTo>
-                <a:pt x="1838454" y="0"/>
+                <a:pt x="2994212" y="0"/>
               </a:moveTo>
               <a:lnTo>
-                <a:pt x="1838454" y="55115"/>
+                <a:pt x="2994212" y="89763"/>
               </a:lnTo>
               <a:lnTo>
-                <a:pt x="0" y="55115"/>
+                <a:pt x="0" y="89763"/>
               </a:lnTo>
               <a:lnTo>
-                <a:pt x="0" y="102690"/>
+                <a:pt x="0" y="167247"/>
               </a:lnTo>
             </a:path>
           </a:pathLst>
@@ -12812,8 +12563,8 @@
       </dsp:nvSpPr>
       <dsp:spPr>
         <a:xfrm>
-          <a:off x="2387525" y="881157"/>
-          <a:ext cx="453100" cy="226550"/>
+          <a:off x="4142626" y="986"/>
+          <a:ext cx="737945" cy="368972"/>
         </a:xfrm>
         <a:prstGeom prst="rect">
           <a:avLst/>
@@ -12855,12 +12606,12 @@
         </a:fontRef>
       </dsp:style>
       <dsp:txBody>
-        <a:bodyPr spcFirstLastPara="0" vert="horz" wrap="square" lIns="3175" tIns="3175" rIns="3175" bIns="3175" numCol="1" spcCol="1270" anchor="ctr" anchorCtr="0">
+        <a:bodyPr spcFirstLastPara="0" vert="horz" wrap="square" lIns="3810" tIns="3810" rIns="3810" bIns="3810" numCol="1" spcCol="1270" anchor="ctr" anchorCtr="0">
           <a:noAutofit/>
         </a:bodyPr>
         <a:lstStyle/>
         <a:p>
-          <a:pPr marL="0" lvl="0" indent="0" algn="ctr" defTabSz="222250">
+          <a:pPr marL="0" lvl="0" indent="0" algn="ctr" defTabSz="266700">
             <a:lnSpc>
               <a:spcPct val="90000"/>
             </a:lnSpc>
@@ -12873,14 +12624,14 @@
             <a:buNone/>
           </a:pPr>
           <a:r>
-            <a:rPr lang="de-DE" sz="500" kern="1200"/>
+            <a:rPr lang="de-DE" sz="600" kern="1200"/>
             <a:t>Pizzeria </a:t>
           </a:r>
         </a:p>
       </dsp:txBody>
       <dsp:txXfrm>
-        <a:off x="2387525" y="881157"/>
-        <a:ext cx="453100" cy="226550"/>
+        <a:off x="4142626" y="986"/>
+        <a:ext cx="737945" cy="368972"/>
       </dsp:txXfrm>
     </dsp:sp>
     <dsp:sp modelId="{B27E4A3E-BFAD-41E9-9D61-A89306DB24B9}">
@@ -12890,8 +12641,8 @@
       </dsp:nvSpPr>
       <dsp:spPr>
         <a:xfrm>
-          <a:off x="549070" y="1210398"/>
-          <a:ext cx="453100" cy="226550"/>
+          <a:off x="1148413" y="537207"/>
+          <a:ext cx="737945" cy="368972"/>
         </a:xfrm>
         <a:prstGeom prst="rect">
           <a:avLst/>
@@ -12933,12 +12684,12 @@
         </a:fontRef>
       </dsp:style>
       <dsp:txBody>
-        <a:bodyPr spcFirstLastPara="0" vert="horz" wrap="square" lIns="3175" tIns="3175" rIns="3175" bIns="3175" numCol="1" spcCol="1270" anchor="ctr" anchorCtr="0">
+        <a:bodyPr spcFirstLastPara="0" vert="horz" wrap="square" lIns="3810" tIns="3810" rIns="3810" bIns="3810" numCol="1" spcCol="1270" anchor="ctr" anchorCtr="0">
           <a:noAutofit/>
         </a:bodyPr>
         <a:lstStyle/>
         <a:p>
-          <a:pPr marL="0" lvl="0" indent="0" algn="ctr" defTabSz="222250">
+          <a:pPr marL="0" lvl="0" indent="0" algn="ctr" defTabSz="266700">
             <a:lnSpc>
               <a:spcPct val="90000"/>
             </a:lnSpc>
@@ -12951,14 +12702,14 @@
             <a:buNone/>
           </a:pPr>
           <a:r>
-            <a:rPr lang="de-DE" sz="500" kern="1200"/>
+            <a:rPr lang="de-DE" sz="600" kern="1200"/>
             <a:t>Vorbereitung</a:t>
           </a:r>
         </a:p>
       </dsp:txBody>
       <dsp:txXfrm>
-        <a:off x="549070" y="1210398"/>
-        <a:ext cx="453100" cy="226550"/>
+        <a:off x="1148413" y="537207"/>
+        <a:ext cx="737945" cy="368972"/>
       </dsp:txXfrm>
     </dsp:sp>
     <dsp:sp modelId="{3B5FC8A6-2EE4-43A4-B8ED-2F4EA8BA21F1}">
@@ -12968,8 +12719,8 @@
       </dsp:nvSpPr>
       <dsp:spPr>
         <a:xfrm>
-          <a:off x="819" y="1524560"/>
-          <a:ext cx="453100" cy="226550"/>
+          <a:off x="255500" y="1048868"/>
+          <a:ext cx="737945" cy="368972"/>
         </a:xfrm>
         <a:prstGeom prst="rect">
           <a:avLst/>
@@ -13011,12 +12762,12 @@
         </a:fontRef>
       </dsp:style>
       <dsp:txBody>
-        <a:bodyPr spcFirstLastPara="0" vert="horz" wrap="square" lIns="3175" tIns="3175" rIns="3175" bIns="3175" numCol="1" spcCol="1270" anchor="ctr" anchorCtr="0">
+        <a:bodyPr spcFirstLastPara="0" vert="horz" wrap="square" lIns="3810" tIns="3810" rIns="3810" bIns="3810" numCol="1" spcCol="1270" anchor="ctr" anchorCtr="0">
           <a:noAutofit/>
         </a:bodyPr>
         <a:lstStyle/>
         <a:p>
-          <a:pPr marL="0" lvl="0" indent="0" algn="ctr" defTabSz="222250">
+          <a:pPr marL="0" lvl="0" indent="0" algn="ctr" defTabSz="266700">
             <a:lnSpc>
               <a:spcPct val="90000"/>
             </a:lnSpc>
@@ -13029,14 +12780,14 @@
             <a:buNone/>
           </a:pPr>
           <a:r>
-            <a:rPr lang="de-DE" sz="500" kern="1200"/>
+            <a:rPr lang="de-DE" sz="600" kern="1200"/>
             <a:t>PSP</a:t>
           </a:r>
         </a:p>
       </dsp:txBody>
       <dsp:txXfrm>
-        <a:off x="819" y="1524560"/>
-        <a:ext cx="453100" cy="226550"/>
+        <a:off x="255500" y="1048868"/>
+        <a:ext cx="737945" cy="368972"/>
       </dsp:txXfrm>
     </dsp:sp>
     <dsp:sp modelId="{263BE12F-5E2D-40C3-9D94-9BD880AE9C72}">
@@ -13046,8 +12797,8 @@
       </dsp:nvSpPr>
       <dsp:spPr>
         <a:xfrm>
-          <a:off x="114094" y="1846261"/>
-          <a:ext cx="453100" cy="226550"/>
+          <a:off x="439986" y="1572810"/>
+          <a:ext cx="737945" cy="368972"/>
         </a:xfrm>
         <a:prstGeom prst="rect">
           <a:avLst/>
@@ -13089,12 +12840,12 @@
         </a:fontRef>
       </dsp:style>
       <dsp:txBody>
-        <a:bodyPr spcFirstLastPara="0" vert="horz" wrap="square" lIns="3175" tIns="3175" rIns="3175" bIns="3175" numCol="1" spcCol="1270" anchor="ctr" anchorCtr="0">
+        <a:bodyPr spcFirstLastPara="0" vert="horz" wrap="square" lIns="3810" tIns="3810" rIns="3810" bIns="3810" numCol="1" spcCol="1270" anchor="ctr" anchorCtr="0">
           <a:noAutofit/>
         </a:bodyPr>
         <a:lstStyle/>
         <a:p>
-          <a:pPr marL="0" lvl="0" indent="0" algn="ctr" defTabSz="222250">
+          <a:pPr marL="0" lvl="0" indent="0" algn="ctr" defTabSz="266700">
             <a:lnSpc>
               <a:spcPct val="90000"/>
             </a:lnSpc>
@@ -13107,14 +12858,14 @@
             <a:buNone/>
           </a:pPr>
           <a:r>
-            <a:rPr lang="de-DE" sz="500" kern="1200"/>
+            <a:rPr lang="de-DE" sz="600" kern="1200"/>
             <a:t>Projekt Organisation</a:t>
           </a:r>
         </a:p>
       </dsp:txBody>
       <dsp:txXfrm>
-        <a:off x="114094" y="1846261"/>
-        <a:ext cx="453100" cy="226550"/>
+        <a:off x="439986" y="1572810"/>
+        <a:ext cx="737945" cy="368972"/>
       </dsp:txXfrm>
     </dsp:sp>
     <dsp:sp modelId="{9F1CFB4D-A794-4B8E-8D6D-1DF57A444E5E}">
@@ -13124,8 +12875,8 @@
       </dsp:nvSpPr>
       <dsp:spPr>
         <a:xfrm>
-          <a:off x="114094" y="2167962"/>
-          <a:ext cx="453100" cy="226550"/>
+          <a:off x="439986" y="2096751"/>
+          <a:ext cx="737945" cy="368972"/>
         </a:xfrm>
         <a:prstGeom prst="rect">
           <a:avLst/>
@@ -13167,12 +12918,12 @@
         </a:fontRef>
       </dsp:style>
       <dsp:txBody>
-        <a:bodyPr spcFirstLastPara="0" vert="horz" wrap="square" lIns="3175" tIns="3175" rIns="3175" bIns="3175" numCol="1" spcCol="1270" anchor="ctr" anchorCtr="0">
+        <a:bodyPr spcFirstLastPara="0" vert="horz" wrap="square" lIns="3810" tIns="3810" rIns="3810" bIns="3810" numCol="1" spcCol="1270" anchor="ctr" anchorCtr="0">
           <a:noAutofit/>
         </a:bodyPr>
         <a:lstStyle/>
         <a:p>
-          <a:pPr marL="0" lvl="0" indent="0" algn="ctr" defTabSz="222250">
+          <a:pPr marL="0" lvl="0" indent="0" algn="ctr" defTabSz="266700">
             <a:lnSpc>
               <a:spcPct val="90000"/>
             </a:lnSpc>
@@ -13185,14 +12936,14 @@
             <a:buNone/>
           </a:pPr>
           <a:r>
-            <a:rPr lang="de-DE" sz="500" kern="1200"/>
+            <a:rPr lang="de-DE" sz="600" kern="1200"/>
             <a:t>Durchführung in Word </a:t>
           </a:r>
         </a:p>
       </dsp:txBody>
       <dsp:txXfrm>
-        <a:off x="114094" y="2167962"/>
-        <a:ext cx="453100" cy="226550"/>
+        <a:off x="439986" y="2096751"/>
+        <a:ext cx="737945" cy="368972"/>
       </dsp:txXfrm>
     </dsp:sp>
     <dsp:sp modelId="{59E14607-CB67-4B43-AE9E-5442643D4A09}">
@@ -13202,8 +12953,8 @@
       </dsp:nvSpPr>
       <dsp:spPr>
         <a:xfrm>
-          <a:off x="549070" y="1524560"/>
-          <a:ext cx="453100" cy="226550"/>
+          <a:off x="1148413" y="1048868"/>
+          <a:ext cx="737945" cy="368972"/>
         </a:xfrm>
         <a:prstGeom prst="rect">
           <a:avLst/>
@@ -13245,12 +12996,12 @@
         </a:fontRef>
       </dsp:style>
       <dsp:txBody>
-        <a:bodyPr spcFirstLastPara="0" vert="horz" wrap="square" lIns="3175" tIns="3175" rIns="3175" bIns="3175" numCol="1" spcCol="1270" anchor="ctr" anchorCtr="0">
+        <a:bodyPr spcFirstLastPara="0" vert="horz" wrap="square" lIns="3810" tIns="3810" rIns="3810" bIns="3810" numCol="1" spcCol="1270" anchor="ctr" anchorCtr="0">
           <a:noAutofit/>
         </a:bodyPr>
         <a:lstStyle/>
         <a:p>
-          <a:pPr marL="0" lvl="0" indent="0" algn="ctr" defTabSz="222250">
+          <a:pPr marL="0" lvl="0" indent="0" algn="ctr" defTabSz="266700">
             <a:lnSpc>
               <a:spcPct val="90000"/>
             </a:lnSpc>
@@ -13263,14 +13014,14 @@
             <a:buNone/>
           </a:pPr>
           <a:r>
-            <a:rPr lang="de-DE" sz="500" kern="1200"/>
+            <a:rPr lang="de-DE" sz="600" kern="1200"/>
             <a:t>Liste</a:t>
           </a:r>
         </a:p>
       </dsp:txBody>
       <dsp:txXfrm>
-        <a:off x="549070" y="1524560"/>
-        <a:ext cx="453100" cy="226550"/>
+        <a:off x="1148413" y="1048868"/>
+        <a:ext cx="737945" cy="368972"/>
       </dsp:txXfrm>
     </dsp:sp>
     <dsp:sp modelId="{A4BA206F-8CD8-4E73-A84D-19D8749E70E3}">
@@ -13280,8 +13031,8 @@
       </dsp:nvSpPr>
       <dsp:spPr>
         <a:xfrm>
-          <a:off x="662345" y="1846261"/>
-          <a:ext cx="453100" cy="226550"/>
+          <a:off x="1332900" y="1572810"/>
+          <a:ext cx="737945" cy="368972"/>
         </a:xfrm>
         <a:prstGeom prst="rect">
           <a:avLst/>
@@ -13323,12 +13074,12 @@
         </a:fontRef>
       </dsp:style>
       <dsp:txBody>
-        <a:bodyPr spcFirstLastPara="0" vert="horz" wrap="square" lIns="3175" tIns="3175" rIns="3175" bIns="3175" numCol="1" spcCol="1270" anchor="ctr" anchorCtr="0">
+        <a:bodyPr spcFirstLastPara="0" vert="horz" wrap="square" lIns="3810" tIns="3810" rIns="3810" bIns="3810" numCol="1" spcCol="1270" anchor="ctr" anchorCtr="0">
           <a:noAutofit/>
         </a:bodyPr>
         <a:lstStyle/>
         <a:p>
-          <a:pPr marL="0" lvl="0" indent="0" algn="ctr" defTabSz="222250">
+          <a:pPr marL="0" lvl="0" indent="0" algn="ctr" defTabSz="266700">
             <a:lnSpc>
               <a:spcPct val="90000"/>
             </a:lnSpc>
@@ -13341,14 +13092,14 @@
             <a:buNone/>
           </a:pPr>
           <a:r>
-            <a:rPr lang="de-DE" sz="500" kern="1200"/>
+            <a:rPr lang="de-DE" sz="600" kern="1200"/>
             <a:t>Vorgänge </a:t>
           </a:r>
         </a:p>
       </dsp:txBody>
       <dsp:txXfrm>
-        <a:off x="662345" y="1846261"/>
-        <a:ext cx="453100" cy="226550"/>
+        <a:off x="1332900" y="1572810"/>
+        <a:ext cx="737945" cy="368972"/>
       </dsp:txXfrm>
     </dsp:sp>
     <dsp:sp modelId="{4FF5748C-5313-497C-88DB-4BC90718E5EC}">
@@ -13358,8 +13109,8 @@
       </dsp:nvSpPr>
       <dsp:spPr>
         <a:xfrm>
-          <a:off x="662345" y="2167962"/>
-          <a:ext cx="453100" cy="226550"/>
+          <a:off x="1332900" y="2096751"/>
+          <a:ext cx="737945" cy="368972"/>
         </a:xfrm>
         <a:prstGeom prst="rect">
           <a:avLst/>
@@ -13401,12 +13152,12 @@
         </a:fontRef>
       </dsp:style>
       <dsp:txBody>
-        <a:bodyPr spcFirstLastPara="0" vert="horz" wrap="square" lIns="3175" tIns="3175" rIns="3175" bIns="3175" numCol="1" spcCol="1270" anchor="ctr" anchorCtr="0">
+        <a:bodyPr spcFirstLastPara="0" vert="horz" wrap="square" lIns="3810" tIns="3810" rIns="3810" bIns="3810" numCol="1" spcCol="1270" anchor="ctr" anchorCtr="0">
           <a:noAutofit/>
         </a:bodyPr>
         <a:lstStyle/>
         <a:p>
-          <a:pPr marL="0" lvl="0" indent="0" algn="ctr" defTabSz="222250">
+          <a:pPr marL="0" lvl="0" indent="0" algn="ctr" defTabSz="266700">
             <a:lnSpc>
               <a:spcPct val="90000"/>
             </a:lnSpc>
@@ -13419,14 +13170,14 @@
             <a:buNone/>
           </a:pPr>
           <a:r>
-            <a:rPr lang="de-DE" sz="500" kern="1200"/>
+            <a:rPr lang="de-DE" sz="600" kern="1200"/>
             <a:t>Ressourcen </a:t>
           </a:r>
         </a:p>
       </dsp:txBody>
       <dsp:txXfrm>
-        <a:off x="662345" y="2167962"/>
-        <a:ext cx="453100" cy="226550"/>
+        <a:off x="1332900" y="2096751"/>
+        <a:ext cx="737945" cy="368972"/>
       </dsp:txXfrm>
     </dsp:sp>
     <dsp:sp modelId="{B8FC2752-9459-4D1E-AC0A-ABC25C6D0714}">
@@ -13436,8 +13187,8 @@
       </dsp:nvSpPr>
       <dsp:spPr>
         <a:xfrm>
-          <a:off x="662345" y="2489663"/>
-          <a:ext cx="453100" cy="226550"/>
+          <a:off x="1332900" y="2620692"/>
+          <a:ext cx="737945" cy="368972"/>
         </a:xfrm>
         <a:prstGeom prst="rect">
           <a:avLst/>
@@ -13479,12 +13230,12 @@
         </a:fontRef>
       </dsp:style>
       <dsp:txBody>
-        <a:bodyPr spcFirstLastPara="0" vert="horz" wrap="square" lIns="3175" tIns="3175" rIns="3175" bIns="3175" numCol="1" spcCol="1270" anchor="ctr" anchorCtr="0">
+        <a:bodyPr spcFirstLastPara="0" vert="horz" wrap="square" lIns="3810" tIns="3810" rIns="3810" bIns="3810" numCol="1" spcCol="1270" anchor="ctr" anchorCtr="0">
           <a:noAutofit/>
         </a:bodyPr>
         <a:lstStyle/>
         <a:p>
-          <a:pPr marL="0" lvl="0" indent="0" algn="ctr" defTabSz="222250">
+          <a:pPr marL="0" lvl="0" indent="0" algn="ctr" defTabSz="266700">
             <a:lnSpc>
               <a:spcPct val="90000"/>
             </a:lnSpc>
@@ -13497,14 +13248,14 @@
             <a:buNone/>
           </a:pPr>
           <a:r>
-            <a:rPr lang="de-DE" sz="500" kern="1200"/>
+            <a:rPr lang="de-DE" sz="600" kern="1200"/>
             <a:t>Ressourcenzuordnung</a:t>
           </a:r>
         </a:p>
       </dsp:txBody>
       <dsp:txXfrm>
-        <a:off x="662345" y="2489663"/>
-        <a:ext cx="453100" cy="226550"/>
+        <a:off x="1332900" y="2620692"/>
+        <a:ext cx="737945" cy="368972"/>
       </dsp:txXfrm>
     </dsp:sp>
     <dsp:sp modelId="{B219A1C6-C6F7-4BBA-ADF6-A0B2E4EF0304}">
@@ -13514,8 +13265,8 @@
       </dsp:nvSpPr>
       <dsp:spPr>
         <a:xfrm>
-          <a:off x="662345" y="2811364"/>
-          <a:ext cx="453100" cy="226550"/>
+          <a:off x="1332900" y="3144633"/>
+          <a:ext cx="737945" cy="368972"/>
         </a:xfrm>
         <a:prstGeom prst="rect">
           <a:avLst/>
@@ -13557,12 +13308,12 @@
         </a:fontRef>
       </dsp:style>
       <dsp:txBody>
-        <a:bodyPr spcFirstLastPara="0" vert="horz" wrap="square" lIns="3175" tIns="3175" rIns="3175" bIns="3175" numCol="1" spcCol="1270" anchor="ctr" anchorCtr="0">
+        <a:bodyPr spcFirstLastPara="0" vert="horz" wrap="square" lIns="3810" tIns="3810" rIns="3810" bIns="3810" numCol="1" spcCol="1270" anchor="ctr" anchorCtr="0">
           <a:noAutofit/>
         </a:bodyPr>
         <a:lstStyle/>
         <a:p>
-          <a:pPr marL="0" lvl="0" indent="0" algn="ctr" defTabSz="222250">
+          <a:pPr marL="0" lvl="0" indent="0" algn="ctr" defTabSz="266700">
             <a:lnSpc>
               <a:spcPct val="90000"/>
             </a:lnSpc>
@@ -13575,14 +13326,14 @@
             <a:buNone/>
           </a:pPr>
           <a:r>
-            <a:rPr lang="de-DE" sz="500" kern="1200"/>
+            <a:rPr lang="de-DE" sz="600" kern="1200"/>
             <a:t>Überprüfung</a:t>
           </a:r>
         </a:p>
       </dsp:txBody>
       <dsp:txXfrm>
-        <a:off x="662345" y="2811364"/>
-        <a:ext cx="453100" cy="226550"/>
+        <a:off x="1332900" y="3144633"/>
+        <a:ext cx="737945" cy="368972"/>
       </dsp:txXfrm>
     </dsp:sp>
     <dsp:sp modelId="{D2788544-B4B5-46D3-937C-2CDE3076BE0D}">
@@ -13592,8 +13343,8 @@
       </dsp:nvSpPr>
       <dsp:spPr>
         <a:xfrm>
-          <a:off x="1097322" y="1524560"/>
-          <a:ext cx="453100" cy="226550"/>
+          <a:off x="2041327" y="1048868"/>
+          <a:ext cx="737945" cy="368972"/>
         </a:xfrm>
         <a:prstGeom prst="rect">
           <a:avLst/>
@@ -13635,12 +13386,12 @@
         </a:fontRef>
       </dsp:style>
       <dsp:txBody>
-        <a:bodyPr spcFirstLastPara="0" vert="horz" wrap="square" lIns="3175" tIns="3175" rIns="3175" bIns="3175" numCol="1" spcCol="1270" anchor="ctr" anchorCtr="0">
+        <a:bodyPr spcFirstLastPara="0" vert="horz" wrap="square" lIns="3810" tIns="3810" rIns="3810" bIns="3810" numCol="1" spcCol="1270" anchor="ctr" anchorCtr="0">
           <a:noAutofit/>
         </a:bodyPr>
         <a:lstStyle/>
         <a:p>
-          <a:pPr marL="0" lvl="0" indent="0" algn="ctr" defTabSz="222250">
+          <a:pPr marL="0" lvl="0" indent="0" algn="ctr" defTabSz="266700">
             <a:lnSpc>
               <a:spcPct val="90000"/>
             </a:lnSpc>
@@ -13653,14 +13404,14 @@
             <a:buNone/>
           </a:pPr>
           <a:r>
-            <a:rPr lang="de-DE" sz="500" kern="1200"/>
+            <a:rPr lang="de-DE" sz="600" kern="1200"/>
             <a:t>MS Project </a:t>
           </a:r>
         </a:p>
       </dsp:txBody>
       <dsp:txXfrm>
-        <a:off x="1097322" y="1524560"/>
-        <a:ext cx="453100" cy="226550"/>
+        <a:off x="2041327" y="1048868"/>
+        <a:ext cx="737945" cy="368972"/>
       </dsp:txXfrm>
     </dsp:sp>
     <dsp:sp modelId="{DBC56C7C-D267-4872-969E-E7C671919973}">
@@ -13670,8 +13421,8 @@
       </dsp:nvSpPr>
       <dsp:spPr>
         <a:xfrm>
-          <a:off x="1210597" y="1846261"/>
-          <a:ext cx="453100" cy="226550"/>
+          <a:off x="2225813" y="1572810"/>
+          <a:ext cx="737945" cy="368972"/>
         </a:xfrm>
         <a:prstGeom prst="rect">
           <a:avLst/>
@@ -13713,12 +13464,12 @@
         </a:fontRef>
       </dsp:style>
       <dsp:txBody>
-        <a:bodyPr spcFirstLastPara="0" vert="horz" wrap="square" lIns="3175" tIns="3175" rIns="3175" bIns="3175" numCol="1" spcCol="1270" anchor="ctr" anchorCtr="0">
+        <a:bodyPr spcFirstLastPara="0" vert="horz" wrap="square" lIns="3810" tIns="3810" rIns="3810" bIns="3810" numCol="1" spcCol="1270" anchor="ctr" anchorCtr="0">
           <a:noAutofit/>
         </a:bodyPr>
         <a:lstStyle/>
         <a:p>
-          <a:pPr marL="0" lvl="0" indent="0" algn="ctr" defTabSz="222250">
+          <a:pPr marL="0" lvl="0" indent="0" algn="ctr" defTabSz="266700">
             <a:lnSpc>
               <a:spcPct val="90000"/>
             </a:lnSpc>
@@ -13731,14 +13482,14 @@
             <a:buNone/>
           </a:pPr>
           <a:r>
-            <a:rPr lang="de-DE" sz="500" kern="1200"/>
+            <a:rPr lang="de-DE" sz="600" kern="1200"/>
             <a:t>Datei Einstellungen </a:t>
           </a:r>
         </a:p>
       </dsp:txBody>
       <dsp:txXfrm>
-        <a:off x="1210597" y="1846261"/>
-        <a:ext cx="453100" cy="226550"/>
+        <a:off x="2225813" y="1572810"/>
+        <a:ext cx="737945" cy="368972"/>
       </dsp:txXfrm>
     </dsp:sp>
     <dsp:sp modelId="{3EE975A3-E971-4387-896D-4ABF236D34B7}">
@@ -13748,8 +13499,8 @@
       </dsp:nvSpPr>
       <dsp:spPr>
         <a:xfrm>
-          <a:off x="1210597" y="2167962"/>
-          <a:ext cx="453100" cy="226550"/>
+          <a:off x="2225813" y="2096751"/>
+          <a:ext cx="737945" cy="368972"/>
         </a:xfrm>
         <a:prstGeom prst="rect">
           <a:avLst/>
@@ -13791,12 +13542,12 @@
         </a:fontRef>
       </dsp:style>
       <dsp:txBody>
-        <a:bodyPr spcFirstLastPara="0" vert="horz" wrap="square" lIns="3175" tIns="3175" rIns="3175" bIns="3175" numCol="1" spcCol="1270" anchor="ctr" anchorCtr="0">
+        <a:bodyPr spcFirstLastPara="0" vert="horz" wrap="square" lIns="3810" tIns="3810" rIns="3810" bIns="3810" numCol="1" spcCol="1270" anchor="ctr" anchorCtr="0">
           <a:noAutofit/>
         </a:bodyPr>
         <a:lstStyle/>
         <a:p>
-          <a:pPr marL="0" lvl="0" indent="0" algn="ctr" defTabSz="222250">
+          <a:pPr marL="0" lvl="0" indent="0" algn="ctr" defTabSz="266700">
             <a:lnSpc>
               <a:spcPct val="90000"/>
             </a:lnSpc>
@@ -13809,14 +13560,14 @@
             <a:buNone/>
           </a:pPr>
           <a:r>
-            <a:rPr lang="de-DE" sz="500" kern="1200"/>
+            <a:rPr lang="de-DE" sz="600" kern="1200"/>
             <a:t>Einfügung von Vorgänger/Ressourcen Liste </a:t>
           </a:r>
         </a:p>
       </dsp:txBody>
       <dsp:txXfrm>
-        <a:off x="1210597" y="2167962"/>
-        <a:ext cx="453100" cy="226550"/>
+        <a:off x="2225813" y="2096751"/>
+        <a:ext cx="737945" cy="368972"/>
       </dsp:txXfrm>
     </dsp:sp>
     <dsp:sp modelId="{438FF50F-E061-4B1D-8382-F0E00DF6D5E3}">
@@ -13826,8 +13577,8 @@
       </dsp:nvSpPr>
       <dsp:spPr>
         <a:xfrm>
-          <a:off x="1210597" y="2489663"/>
-          <a:ext cx="453100" cy="226550"/>
+          <a:off x="2225813" y="2620692"/>
+          <a:ext cx="737945" cy="368972"/>
         </a:xfrm>
         <a:prstGeom prst="rect">
           <a:avLst/>
@@ -13869,12 +13620,12 @@
         </a:fontRef>
       </dsp:style>
       <dsp:txBody>
-        <a:bodyPr spcFirstLastPara="0" vert="horz" wrap="square" lIns="3175" tIns="3175" rIns="3175" bIns="3175" numCol="1" spcCol="1270" anchor="ctr" anchorCtr="0">
+        <a:bodyPr spcFirstLastPara="0" vert="horz" wrap="square" lIns="3810" tIns="3810" rIns="3810" bIns="3810" numCol="1" spcCol="1270" anchor="ctr" anchorCtr="0">
           <a:noAutofit/>
         </a:bodyPr>
         <a:lstStyle/>
         <a:p>
-          <a:pPr marL="0" lvl="0" indent="0" algn="ctr" defTabSz="222250">
+          <a:pPr marL="0" lvl="0" indent="0" algn="ctr" defTabSz="266700">
             <a:lnSpc>
               <a:spcPct val="90000"/>
             </a:lnSpc>
@@ -13887,14 +13638,14 @@
             <a:buNone/>
           </a:pPr>
           <a:r>
-            <a:rPr lang="de-DE" sz="500" kern="1200"/>
+            <a:rPr lang="de-DE" sz="600" kern="1200"/>
             <a:t>Zeitplan </a:t>
           </a:r>
         </a:p>
       </dsp:txBody>
       <dsp:txXfrm>
-        <a:off x="1210597" y="2489663"/>
-        <a:ext cx="453100" cy="226550"/>
+        <a:off x="2225813" y="2620692"/>
+        <a:ext cx="737945" cy="368972"/>
       </dsp:txXfrm>
     </dsp:sp>
     <dsp:sp modelId="{A826AAE3-0C68-4147-842C-1B1927FB55C8}">
@@ -13904,8 +13655,8 @@
       </dsp:nvSpPr>
       <dsp:spPr>
         <a:xfrm>
-          <a:off x="1210597" y="2811364"/>
-          <a:ext cx="453100" cy="226550"/>
+          <a:off x="2225813" y="3144633"/>
+          <a:ext cx="737945" cy="368972"/>
         </a:xfrm>
         <a:prstGeom prst="rect">
           <a:avLst/>
@@ -13947,12 +13698,12 @@
         </a:fontRef>
       </dsp:style>
       <dsp:txBody>
-        <a:bodyPr spcFirstLastPara="0" vert="horz" wrap="square" lIns="3175" tIns="3175" rIns="3175" bIns="3175" numCol="1" spcCol="1270" anchor="ctr" anchorCtr="0">
+        <a:bodyPr spcFirstLastPara="0" vert="horz" wrap="square" lIns="3810" tIns="3810" rIns="3810" bIns="3810" numCol="1" spcCol="1270" anchor="ctr" anchorCtr="0">
           <a:noAutofit/>
         </a:bodyPr>
         <a:lstStyle/>
         <a:p>
-          <a:pPr marL="0" lvl="0" indent="0" algn="ctr" defTabSz="222250">
+          <a:pPr marL="0" lvl="0" indent="0" algn="ctr" defTabSz="266700">
             <a:lnSpc>
               <a:spcPct val="90000"/>
             </a:lnSpc>
@@ -13965,14 +13716,14 @@
             <a:buNone/>
           </a:pPr>
           <a:r>
-            <a:rPr lang="de-DE" sz="500" kern="1200"/>
+            <a:rPr lang="de-DE" sz="600" kern="1200"/>
             <a:t>Bestimmung der Pufferzeiten</a:t>
           </a:r>
         </a:p>
       </dsp:txBody>
       <dsp:txXfrm>
-        <a:off x="1210597" y="2811364"/>
-        <a:ext cx="453100" cy="226550"/>
+        <a:off x="2225813" y="3144633"/>
+        <a:ext cx="737945" cy="368972"/>
       </dsp:txXfrm>
     </dsp:sp>
     <dsp:sp modelId="{46A61132-ECC0-4F25-8231-ACFCC6CF1699}">
@@ -13982,8 +13733,8 @@
       </dsp:nvSpPr>
       <dsp:spPr>
         <a:xfrm>
-          <a:off x="1210597" y="3133065"/>
-          <a:ext cx="453100" cy="226550"/>
+          <a:off x="2225813" y="3668574"/>
+          <a:ext cx="737945" cy="368972"/>
         </a:xfrm>
         <a:prstGeom prst="rect">
           <a:avLst/>
@@ -14025,12 +13776,12 @@
         </a:fontRef>
       </dsp:style>
       <dsp:txBody>
-        <a:bodyPr spcFirstLastPara="0" vert="horz" wrap="square" lIns="3175" tIns="3175" rIns="3175" bIns="3175" numCol="1" spcCol="1270" anchor="ctr" anchorCtr="0">
+        <a:bodyPr spcFirstLastPara="0" vert="horz" wrap="square" lIns="3810" tIns="3810" rIns="3810" bIns="3810" numCol="1" spcCol="1270" anchor="ctr" anchorCtr="0">
           <a:noAutofit/>
         </a:bodyPr>
         <a:lstStyle/>
         <a:p>
-          <a:pPr marL="0" lvl="0" indent="0" algn="ctr" defTabSz="222250">
+          <a:pPr marL="0" lvl="0" indent="0" algn="ctr" defTabSz="266700">
             <a:lnSpc>
               <a:spcPct val="90000"/>
             </a:lnSpc>
@@ -14043,14 +13794,14 @@
             <a:buNone/>
           </a:pPr>
           <a:r>
-            <a:rPr lang="de-DE" sz="500" kern="1200"/>
+            <a:rPr lang="de-DE" sz="600" kern="1200"/>
             <a:t> Berechnung der Kosten und Arbeitszeiten</a:t>
           </a:r>
         </a:p>
       </dsp:txBody>
       <dsp:txXfrm>
-        <a:off x="1210597" y="3133065"/>
-        <a:ext cx="453100" cy="226550"/>
+        <a:off x="2225813" y="3668574"/>
+        <a:ext cx="737945" cy="368972"/>
       </dsp:txXfrm>
     </dsp:sp>
     <dsp:sp modelId="{86A71298-9E97-406C-89AB-418A2220E3B6}">
@@ -14060,8 +13811,8 @@
       </dsp:nvSpPr>
       <dsp:spPr>
         <a:xfrm>
-          <a:off x="1210597" y="3454767"/>
-          <a:ext cx="453100" cy="226550"/>
+          <a:off x="2225813" y="4192515"/>
+          <a:ext cx="737945" cy="368972"/>
         </a:xfrm>
         <a:prstGeom prst="rect">
           <a:avLst/>
@@ -14103,12 +13854,12 @@
         </a:fontRef>
       </dsp:style>
       <dsp:txBody>
-        <a:bodyPr spcFirstLastPara="0" vert="horz" wrap="square" lIns="3175" tIns="3175" rIns="3175" bIns="3175" numCol="1" spcCol="1270" anchor="ctr" anchorCtr="0">
+        <a:bodyPr spcFirstLastPara="0" vert="horz" wrap="square" lIns="3810" tIns="3810" rIns="3810" bIns="3810" numCol="1" spcCol="1270" anchor="ctr" anchorCtr="0">
           <a:noAutofit/>
         </a:bodyPr>
         <a:lstStyle/>
         <a:p>
-          <a:pPr marL="0" lvl="0" indent="0" algn="ctr" defTabSz="222250">
+          <a:pPr marL="0" lvl="0" indent="0" algn="ctr" defTabSz="266700">
             <a:lnSpc>
               <a:spcPct val="90000"/>
             </a:lnSpc>
@@ -14121,14 +13872,14 @@
             <a:buNone/>
           </a:pPr>
           <a:r>
-            <a:rPr lang="de-DE" sz="500" kern="1200"/>
+            <a:rPr lang="de-DE" sz="600" kern="1200"/>
             <a:t>Überprüfung</a:t>
           </a:r>
         </a:p>
       </dsp:txBody>
       <dsp:txXfrm>
-        <a:off x="1210597" y="3454767"/>
-        <a:ext cx="453100" cy="226550"/>
+        <a:off x="2225813" y="4192515"/>
+        <a:ext cx="737945" cy="368972"/>
       </dsp:txXfrm>
     </dsp:sp>
     <dsp:sp modelId="{0F59ACA9-7DF2-405E-A9F4-555D27105CB6}">
@@ -14138,8 +13889,8 @@
       </dsp:nvSpPr>
       <dsp:spPr>
         <a:xfrm>
-          <a:off x="2581225" y="1202858"/>
-          <a:ext cx="453100" cy="226550"/>
+          <a:off x="4458098" y="524927"/>
+          <a:ext cx="737945" cy="368972"/>
         </a:xfrm>
         <a:prstGeom prst="rect">
           <a:avLst/>
@@ -14181,12 +13932,12 @@
         </a:fontRef>
       </dsp:style>
       <dsp:txBody>
-        <a:bodyPr spcFirstLastPara="0" vert="horz" wrap="square" lIns="3175" tIns="3175" rIns="3175" bIns="3175" numCol="1" spcCol="1270" anchor="ctr" anchorCtr="0">
+        <a:bodyPr spcFirstLastPara="0" vert="horz" wrap="square" lIns="3810" tIns="3810" rIns="3810" bIns="3810" numCol="1" spcCol="1270" anchor="ctr" anchorCtr="0">
           <a:noAutofit/>
         </a:bodyPr>
         <a:lstStyle/>
         <a:p>
-          <a:pPr marL="0" lvl="0" indent="0" algn="ctr" defTabSz="222250">
+          <a:pPr marL="0" lvl="0" indent="0" algn="ctr" defTabSz="266700">
             <a:lnSpc>
               <a:spcPct val="90000"/>
             </a:lnSpc>
@@ -14199,14 +13950,14 @@
             <a:buNone/>
           </a:pPr>
           <a:r>
-            <a:rPr lang="de-DE" sz="500" kern="1200"/>
+            <a:rPr lang="de-DE" sz="600" kern="1200"/>
             <a:t>Durchführung </a:t>
           </a:r>
         </a:p>
       </dsp:txBody>
       <dsp:txXfrm>
-        <a:off x="2581225" y="1202858"/>
-        <a:ext cx="453100" cy="226550"/>
+        <a:off x="4458098" y="524927"/>
+        <a:ext cx="737945" cy="368972"/>
       </dsp:txXfrm>
     </dsp:sp>
     <dsp:sp modelId="{78F475E6-62A8-4017-9A80-46F3087E0B2B}">
@@ -14216,8 +13967,8 @@
       </dsp:nvSpPr>
       <dsp:spPr>
         <a:xfrm>
-          <a:off x="2032974" y="1524560"/>
-          <a:ext cx="453100" cy="226550"/>
+          <a:off x="3565184" y="1048868"/>
+          <a:ext cx="737945" cy="368972"/>
         </a:xfrm>
         <a:prstGeom prst="rect">
           <a:avLst/>
@@ -14259,12 +14010,12 @@
         </a:fontRef>
       </dsp:style>
       <dsp:txBody>
-        <a:bodyPr spcFirstLastPara="0" vert="horz" wrap="square" lIns="3175" tIns="3175" rIns="3175" bIns="3175" numCol="1" spcCol="1270" anchor="ctr" anchorCtr="0">
+        <a:bodyPr spcFirstLastPara="0" vert="horz" wrap="square" lIns="3810" tIns="3810" rIns="3810" bIns="3810" numCol="1" spcCol="1270" anchor="ctr" anchorCtr="0">
           <a:noAutofit/>
         </a:bodyPr>
         <a:lstStyle/>
         <a:p>
-          <a:pPr marL="0" lvl="0" indent="0" algn="ctr" defTabSz="222250">
+          <a:pPr marL="0" lvl="0" indent="0" algn="ctr" defTabSz="266700">
             <a:lnSpc>
               <a:spcPct val="90000"/>
             </a:lnSpc>
@@ -14277,14 +14028,14 @@
             <a:buNone/>
           </a:pPr>
           <a:r>
-            <a:rPr lang="de-DE" sz="500" kern="1200"/>
+            <a:rPr lang="de-DE" sz="600" kern="1200"/>
             <a:t>Datenbank </a:t>
           </a:r>
         </a:p>
       </dsp:txBody>
       <dsp:txXfrm>
-        <a:off x="2032974" y="1524560"/>
-        <a:ext cx="453100" cy="226550"/>
+        <a:off x="3565184" y="1048868"/>
+        <a:ext cx="737945" cy="368972"/>
       </dsp:txXfrm>
     </dsp:sp>
     <dsp:sp modelId="{8968A884-CC5A-4C9B-92EE-9A02DDB48BB7}">
@@ -14294,8 +14045,8 @@
       </dsp:nvSpPr>
       <dsp:spPr>
         <a:xfrm>
-          <a:off x="1758848" y="1846261"/>
-          <a:ext cx="453100" cy="226550"/>
+          <a:off x="3118727" y="1572810"/>
+          <a:ext cx="737945" cy="368972"/>
         </a:xfrm>
         <a:prstGeom prst="rect">
           <a:avLst/>
@@ -14337,12 +14088,12 @@
         </a:fontRef>
       </dsp:style>
       <dsp:txBody>
-        <a:bodyPr spcFirstLastPara="0" vert="horz" wrap="square" lIns="3175" tIns="3175" rIns="3175" bIns="3175" numCol="1" spcCol="1270" anchor="ctr" anchorCtr="0">
+        <a:bodyPr spcFirstLastPara="0" vert="horz" wrap="square" lIns="3810" tIns="3810" rIns="3810" bIns="3810" numCol="1" spcCol="1270" anchor="ctr" anchorCtr="0">
           <a:noAutofit/>
         </a:bodyPr>
         <a:lstStyle/>
         <a:p>
-          <a:pPr marL="0" lvl="0" indent="0" algn="ctr" defTabSz="222250">
+          <a:pPr marL="0" lvl="0" indent="0" algn="ctr" defTabSz="266700">
             <a:lnSpc>
               <a:spcPct val="90000"/>
             </a:lnSpc>
@@ -14355,14 +14106,14 @@
             <a:buNone/>
           </a:pPr>
           <a:r>
-            <a:rPr lang="de-DE" sz="500" kern="1200"/>
+            <a:rPr lang="de-DE" sz="600" kern="1200"/>
             <a:t>Planung</a:t>
           </a:r>
         </a:p>
       </dsp:txBody>
       <dsp:txXfrm>
-        <a:off x="1758848" y="1846261"/>
-        <a:ext cx="453100" cy="226550"/>
+        <a:off x="3118727" y="1572810"/>
+        <a:ext cx="737945" cy="368972"/>
       </dsp:txXfrm>
     </dsp:sp>
     <dsp:sp modelId="{C8250C2E-896A-48AC-BF5E-A66EE97D1E1C}">
@@ -14372,8 +14123,8 @@
       </dsp:nvSpPr>
       <dsp:spPr>
         <a:xfrm>
-          <a:off x="1872123" y="2167962"/>
-          <a:ext cx="453100" cy="226550"/>
+          <a:off x="3303213" y="2096751"/>
+          <a:ext cx="737945" cy="368972"/>
         </a:xfrm>
         <a:prstGeom prst="rect">
           <a:avLst/>
@@ -14415,12 +14166,12 @@
         </a:fontRef>
       </dsp:style>
       <dsp:txBody>
-        <a:bodyPr spcFirstLastPara="0" vert="horz" wrap="square" lIns="3175" tIns="3175" rIns="3175" bIns="3175" numCol="1" spcCol="1270" anchor="ctr" anchorCtr="0">
+        <a:bodyPr spcFirstLastPara="0" vert="horz" wrap="square" lIns="3810" tIns="3810" rIns="3810" bIns="3810" numCol="1" spcCol="1270" anchor="ctr" anchorCtr="0">
           <a:noAutofit/>
         </a:bodyPr>
         <a:lstStyle/>
         <a:p>
-          <a:pPr marL="0" lvl="0" indent="0" algn="ctr" defTabSz="222250">
+          <a:pPr marL="0" lvl="0" indent="0" algn="ctr" defTabSz="266700">
             <a:lnSpc>
               <a:spcPct val="90000"/>
             </a:lnSpc>
@@ -14433,14 +14184,14 @@
             <a:buNone/>
           </a:pPr>
           <a:r>
-            <a:rPr lang="de-DE" sz="500" kern="1200"/>
+            <a:rPr lang="de-DE" sz="600" kern="1200"/>
             <a:t>Primär-Fremdschlüssel </a:t>
           </a:r>
         </a:p>
       </dsp:txBody>
       <dsp:txXfrm>
-        <a:off x="1872123" y="2167962"/>
-        <a:ext cx="453100" cy="226550"/>
+        <a:off x="3303213" y="2096751"/>
+        <a:ext cx="737945" cy="368972"/>
       </dsp:txXfrm>
     </dsp:sp>
     <dsp:sp modelId="{89ED4F28-E64F-4327-8B27-120E2B120390}">
@@ -14450,8 +14201,8 @@
       </dsp:nvSpPr>
       <dsp:spPr>
         <a:xfrm>
-          <a:off x="1872123" y="2489663"/>
-          <a:ext cx="453100" cy="226550"/>
+          <a:off x="3303213" y="2620692"/>
+          <a:ext cx="737945" cy="368972"/>
         </a:xfrm>
         <a:prstGeom prst="rect">
           <a:avLst/>
@@ -14493,12 +14244,12 @@
         </a:fontRef>
       </dsp:style>
       <dsp:txBody>
-        <a:bodyPr spcFirstLastPara="0" vert="horz" wrap="square" lIns="3175" tIns="3175" rIns="3175" bIns="3175" numCol="1" spcCol="1270" anchor="ctr" anchorCtr="0">
+        <a:bodyPr spcFirstLastPara="0" vert="horz" wrap="square" lIns="3810" tIns="3810" rIns="3810" bIns="3810" numCol="1" spcCol="1270" anchor="ctr" anchorCtr="0">
           <a:noAutofit/>
         </a:bodyPr>
         <a:lstStyle/>
         <a:p>
-          <a:pPr marL="0" lvl="0" indent="0" algn="ctr" defTabSz="222250">
+          <a:pPr marL="0" lvl="0" indent="0" algn="ctr" defTabSz="266700">
             <a:lnSpc>
               <a:spcPct val="90000"/>
             </a:lnSpc>
@@ -14511,14 +14262,14 @@
             <a:buNone/>
           </a:pPr>
           <a:r>
-            <a:rPr lang="de-DE" sz="500" kern="1200"/>
+            <a:rPr lang="de-DE" sz="600" kern="1200"/>
             <a:t>Entitäten</a:t>
           </a:r>
         </a:p>
       </dsp:txBody>
       <dsp:txXfrm>
-        <a:off x="1872123" y="2489663"/>
-        <a:ext cx="453100" cy="226550"/>
+        <a:off x="3303213" y="2620692"/>
+        <a:ext cx="737945" cy="368972"/>
       </dsp:txXfrm>
     </dsp:sp>
     <dsp:sp modelId="{B664AE14-9781-4322-9DDB-E8295AD5CB58}">
@@ -14528,8 +14279,8 @@
       </dsp:nvSpPr>
       <dsp:spPr>
         <a:xfrm>
-          <a:off x="1872123" y="2811364"/>
-          <a:ext cx="453100" cy="226550"/>
+          <a:off x="3303213" y="3144633"/>
+          <a:ext cx="737945" cy="368972"/>
         </a:xfrm>
         <a:prstGeom prst="rect">
           <a:avLst/>
@@ -14571,12 +14322,12 @@
         </a:fontRef>
       </dsp:style>
       <dsp:txBody>
-        <a:bodyPr spcFirstLastPara="0" vert="horz" wrap="square" lIns="3175" tIns="3175" rIns="3175" bIns="3175" numCol="1" spcCol="1270" anchor="ctr" anchorCtr="0">
+        <a:bodyPr spcFirstLastPara="0" vert="horz" wrap="square" lIns="3810" tIns="3810" rIns="3810" bIns="3810" numCol="1" spcCol="1270" anchor="ctr" anchorCtr="0">
           <a:noAutofit/>
         </a:bodyPr>
         <a:lstStyle/>
         <a:p>
-          <a:pPr marL="0" lvl="0" indent="0" algn="ctr" defTabSz="222250">
+          <a:pPr marL="0" lvl="0" indent="0" algn="ctr" defTabSz="266700">
             <a:lnSpc>
               <a:spcPct val="90000"/>
             </a:lnSpc>
@@ -14589,14 +14340,14 @@
             <a:buNone/>
           </a:pPr>
           <a:r>
-            <a:rPr lang="de-DE" sz="500" kern="1200"/>
+            <a:rPr lang="de-DE" sz="600" kern="1200"/>
             <a:t>Attribute</a:t>
           </a:r>
         </a:p>
       </dsp:txBody>
       <dsp:txXfrm>
-        <a:off x="1872123" y="2811364"/>
-        <a:ext cx="453100" cy="226550"/>
+        <a:off x="3303213" y="3144633"/>
+        <a:ext cx="737945" cy="368972"/>
       </dsp:txXfrm>
     </dsp:sp>
     <dsp:sp modelId="{4C28EF2C-80F0-4F2C-A998-6BF9159254F2}">
@@ -14606,8 +14357,8 @@
       </dsp:nvSpPr>
       <dsp:spPr>
         <a:xfrm>
-          <a:off x="1872123" y="3133065"/>
-          <a:ext cx="453100" cy="226550"/>
+          <a:off x="3303213" y="3668574"/>
+          <a:ext cx="737945" cy="368972"/>
         </a:xfrm>
         <a:prstGeom prst="rect">
           <a:avLst/>
@@ -14649,12 +14400,12 @@
         </a:fontRef>
       </dsp:style>
       <dsp:txBody>
-        <a:bodyPr spcFirstLastPara="0" vert="horz" wrap="square" lIns="3175" tIns="3175" rIns="3175" bIns="3175" numCol="1" spcCol="1270" anchor="ctr" anchorCtr="0">
+        <a:bodyPr spcFirstLastPara="0" vert="horz" wrap="square" lIns="3810" tIns="3810" rIns="3810" bIns="3810" numCol="1" spcCol="1270" anchor="ctr" anchorCtr="0">
           <a:noAutofit/>
         </a:bodyPr>
         <a:lstStyle/>
         <a:p>
-          <a:pPr marL="0" lvl="0" indent="0" algn="ctr" defTabSz="222250">
+          <a:pPr marL="0" lvl="0" indent="0" algn="ctr" defTabSz="266700">
             <a:lnSpc>
               <a:spcPct val="90000"/>
             </a:lnSpc>
@@ -14667,14 +14418,14 @@
             <a:buNone/>
           </a:pPr>
           <a:r>
-            <a:rPr lang="de-DE" sz="500" kern="1200"/>
+            <a:rPr lang="de-DE" sz="600" kern="1200"/>
             <a:t>Überprüfung</a:t>
           </a:r>
         </a:p>
       </dsp:txBody>
       <dsp:txXfrm>
-        <a:off x="1872123" y="3133065"/>
-        <a:ext cx="453100" cy="226550"/>
+        <a:off x="3303213" y="3668574"/>
+        <a:ext cx="737945" cy="368972"/>
       </dsp:txXfrm>
     </dsp:sp>
     <dsp:sp modelId="{1FF71B49-3C48-4B5D-97C2-F54206CB4288}">
@@ -14684,8 +14435,8 @@
       </dsp:nvSpPr>
       <dsp:spPr>
         <a:xfrm>
-          <a:off x="2307099" y="1846261"/>
-          <a:ext cx="453100" cy="226550"/>
+          <a:off x="4011641" y="1572810"/>
+          <a:ext cx="737945" cy="368972"/>
         </a:xfrm>
         <a:prstGeom prst="rect">
           <a:avLst/>
@@ -14727,12 +14478,12 @@
         </a:fontRef>
       </dsp:style>
       <dsp:txBody>
-        <a:bodyPr spcFirstLastPara="0" vert="horz" wrap="square" lIns="3175" tIns="3175" rIns="3175" bIns="3175" numCol="1" spcCol="1270" anchor="ctr" anchorCtr="0">
+        <a:bodyPr spcFirstLastPara="0" vert="horz" wrap="square" lIns="3810" tIns="3810" rIns="3810" bIns="3810" numCol="1" spcCol="1270" anchor="ctr" anchorCtr="0">
           <a:noAutofit/>
         </a:bodyPr>
         <a:lstStyle/>
         <a:p>
-          <a:pPr marL="0" lvl="0" indent="0" algn="ctr" defTabSz="222250">
+          <a:pPr marL="0" lvl="0" indent="0" algn="ctr" defTabSz="266700">
             <a:lnSpc>
               <a:spcPct val="90000"/>
             </a:lnSpc>
@@ -14745,14 +14496,14 @@
             <a:buNone/>
           </a:pPr>
           <a:r>
-            <a:rPr lang="de-DE" sz="500" kern="1200"/>
+            <a:rPr lang="de-DE" sz="600" kern="1200"/>
             <a:t>Überführung </a:t>
           </a:r>
         </a:p>
       </dsp:txBody>
       <dsp:txXfrm>
-        <a:off x="2307099" y="1846261"/>
-        <a:ext cx="453100" cy="226550"/>
+        <a:off x="4011641" y="1572810"/>
+        <a:ext cx="737945" cy="368972"/>
       </dsp:txXfrm>
     </dsp:sp>
     <dsp:sp modelId="{E5212391-556D-4FAF-A0EA-6F29214E1B7E}">
@@ -14762,8 +14513,8 @@
       </dsp:nvSpPr>
       <dsp:spPr>
         <a:xfrm>
-          <a:off x="2420374" y="2167962"/>
-          <a:ext cx="453100" cy="226550"/>
+          <a:off x="4196127" y="2096751"/>
+          <a:ext cx="737945" cy="368972"/>
         </a:xfrm>
         <a:prstGeom prst="rect">
           <a:avLst/>
@@ -14805,12 +14556,12 @@
         </a:fontRef>
       </dsp:style>
       <dsp:txBody>
-        <a:bodyPr spcFirstLastPara="0" vert="horz" wrap="square" lIns="3175" tIns="3175" rIns="3175" bIns="3175" numCol="1" spcCol="1270" anchor="ctr" anchorCtr="0">
+        <a:bodyPr spcFirstLastPara="0" vert="horz" wrap="square" lIns="3810" tIns="3810" rIns="3810" bIns="3810" numCol="1" spcCol="1270" anchor="ctr" anchorCtr="0">
           <a:noAutofit/>
         </a:bodyPr>
         <a:lstStyle/>
         <a:p>
-          <a:pPr marL="0" lvl="0" indent="0" algn="ctr" defTabSz="222250">
+          <a:pPr marL="0" lvl="0" indent="0" algn="ctr" defTabSz="266700">
             <a:lnSpc>
               <a:spcPct val="90000"/>
             </a:lnSpc>
@@ -14823,14 +14574,14 @@
             <a:buNone/>
           </a:pPr>
           <a:r>
-            <a:rPr lang="de-DE" sz="500" kern="1200"/>
+            <a:rPr lang="de-DE" sz="600" kern="1200"/>
             <a:t>Tabellen Erstellung</a:t>
           </a:r>
         </a:p>
       </dsp:txBody>
       <dsp:txXfrm>
-        <a:off x="2420374" y="2167962"/>
-        <a:ext cx="453100" cy="226550"/>
+        <a:off x="4196127" y="2096751"/>
+        <a:ext cx="737945" cy="368972"/>
       </dsp:txXfrm>
     </dsp:sp>
     <dsp:sp modelId="{A9EA1F59-1545-4941-8B1C-0AB9ECE5A0E4}">
@@ -14840,8 +14591,8 @@
       </dsp:nvSpPr>
       <dsp:spPr>
         <a:xfrm>
-          <a:off x="2420374" y="2489663"/>
-          <a:ext cx="453100" cy="226550"/>
+          <a:off x="4196127" y="2620692"/>
+          <a:ext cx="737945" cy="368972"/>
         </a:xfrm>
         <a:prstGeom prst="rect">
           <a:avLst/>
@@ -14883,12 +14634,12 @@
         </a:fontRef>
       </dsp:style>
       <dsp:txBody>
-        <a:bodyPr spcFirstLastPara="0" vert="horz" wrap="square" lIns="3175" tIns="3175" rIns="3175" bIns="3175" numCol="1" spcCol="1270" anchor="ctr" anchorCtr="0">
+        <a:bodyPr spcFirstLastPara="0" vert="horz" wrap="square" lIns="3810" tIns="3810" rIns="3810" bIns="3810" numCol="1" spcCol="1270" anchor="ctr" anchorCtr="0">
           <a:noAutofit/>
         </a:bodyPr>
         <a:lstStyle/>
         <a:p>
-          <a:pPr marL="0" lvl="0" indent="0" algn="ctr" defTabSz="222250">
+          <a:pPr marL="0" lvl="0" indent="0" algn="ctr" defTabSz="266700">
             <a:lnSpc>
               <a:spcPct val="90000"/>
             </a:lnSpc>
@@ -14901,14 +14652,14 @@
             <a:buNone/>
           </a:pPr>
           <a:r>
-            <a:rPr lang="de-DE" sz="500" kern="1200"/>
+            <a:rPr lang="de-DE" sz="600" kern="1200"/>
             <a:t>Tabelle Ausfühlen</a:t>
           </a:r>
         </a:p>
       </dsp:txBody>
       <dsp:txXfrm>
-        <a:off x="2420374" y="2489663"/>
-        <a:ext cx="453100" cy="226550"/>
+        <a:off x="4196127" y="2620692"/>
+        <a:ext cx="737945" cy="368972"/>
       </dsp:txXfrm>
     </dsp:sp>
     <dsp:sp modelId="{16FB8D72-B723-48F7-AE95-39369821546F}">
@@ -14918,8 +14669,8 @@
       </dsp:nvSpPr>
       <dsp:spPr>
         <a:xfrm>
-          <a:off x="2420374" y="2811364"/>
-          <a:ext cx="453100" cy="226550"/>
+          <a:off x="4196127" y="3144633"/>
+          <a:ext cx="737945" cy="368972"/>
         </a:xfrm>
         <a:prstGeom prst="rect">
           <a:avLst/>
@@ -14961,12 +14712,12 @@
         </a:fontRef>
       </dsp:style>
       <dsp:txBody>
-        <a:bodyPr spcFirstLastPara="0" vert="horz" wrap="square" lIns="3175" tIns="3175" rIns="3175" bIns="3175" numCol="1" spcCol="1270" anchor="ctr" anchorCtr="0">
+        <a:bodyPr spcFirstLastPara="0" vert="horz" wrap="square" lIns="3810" tIns="3810" rIns="3810" bIns="3810" numCol="1" spcCol="1270" anchor="ctr" anchorCtr="0">
           <a:noAutofit/>
         </a:bodyPr>
         <a:lstStyle/>
         <a:p>
-          <a:pPr marL="0" lvl="0" indent="0" algn="ctr" defTabSz="222250">
+          <a:pPr marL="0" lvl="0" indent="0" algn="ctr" defTabSz="266700">
             <a:lnSpc>
               <a:spcPct val="90000"/>
             </a:lnSpc>
@@ -14979,14 +14730,14 @@
             <a:buNone/>
           </a:pPr>
           <a:r>
-            <a:rPr lang="de-DE" sz="500" kern="1200"/>
+            <a:rPr lang="de-DE" sz="600" kern="1200"/>
             <a:t>Beziehung der Tabellen</a:t>
           </a:r>
         </a:p>
       </dsp:txBody>
       <dsp:txXfrm>
-        <a:off x="2420374" y="2811364"/>
-        <a:ext cx="453100" cy="226550"/>
+        <a:off x="4196127" y="3144633"/>
+        <a:ext cx="737945" cy="368972"/>
       </dsp:txXfrm>
     </dsp:sp>
     <dsp:sp modelId="{DD9F47E9-62B9-4F9D-B242-08D0BB0720A7}">
@@ -14996,8 +14747,8 @@
       </dsp:nvSpPr>
       <dsp:spPr>
         <a:xfrm>
-          <a:off x="2420374" y="3133065"/>
-          <a:ext cx="453100" cy="226550"/>
+          <a:off x="4196127" y="3668574"/>
+          <a:ext cx="737945" cy="368972"/>
         </a:xfrm>
         <a:prstGeom prst="rect">
           <a:avLst/>
@@ -15039,12 +14790,12 @@
         </a:fontRef>
       </dsp:style>
       <dsp:txBody>
-        <a:bodyPr spcFirstLastPara="0" vert="horz" wrap="square" lIns="3175" tIns="3175" rIns="3175" bIns="3175" numCol="1" spcCol="1270" anchor="ctr" anchorCtr="0">
+        <a:bodyPr spcFirstLastPara="0" vert="horz" wrap="square" lIns="3810" tIns="3810" rIns="3810" bIns="3810" numCol="1" spcCol="1270" anchor="ctr" anchorCtr="0">
           <a:noAutofit/>
         </a:bodyPr>
         <a:lstStyle/>
         <a:p>
-          <a:pPr marL="0" lvl="0" indent="0" algn="ctr" defTabSz="222250">
+          <a:pPr marL="0" lvl="0" indent="0" algn="ctr" defTabSz="266700">
             <a:lnSpc>
               <a:spcPct val="90000"/>
             </a:lnSpc>
@@ -15057,14 +14808,14 @@
             <a:buNone/>
           </a:pPr>
           <a:r>
-            <a:rPr lang="de-DE" sz="500" kern="1200"/>
+            <a:rPr lang="de-DE" sz="600" kern="1200"/>
             <a:t>Überprüfung  </a:t>
           </a:r>
         </a:p>
       </dsp:txBody>
       <dsp:txXfrm>
-        <a:off x="2420374" y="3133065"/>
-        <a:ext cx="453100" cy="226550"/>
+        <a:off x="4196127" y="3668574"/>
+        <a:ext cx="737945" cy="368972"/>
       </dsp:txXfrm>
     </dsp:sp>
     <dsp:sp modelId="{BDFD8DDA-8EFF-40B9-82CE-4EEAF66ED8EC}">
@@ -15074,8 +14825,8 @@
       </dsp:nvSpPr>
       <dsp:spPr>
         <a:xfrm>
-          <a:off x="3129476" y="1524560"/>
-          <a:ext cx="453100" cy="226550"/>
+          <a:off x="5351011" y="1048868"/>
+          <a:ext cx="737945" cy="368972"/>
         </a:xfrm>
         <a:prstGeom prst="rect">
           <a:avLst/>
@@ -15117,12 +14868,12 @@
         </a:fontRef>
       </dsp:style>
       <dsp:txBody>
-        <a:bodyPr spcFirstLastPara="0" vert="horz" wrap="square" lIns="3175" tIns="3175" rIns="3175" bIns="3175" numCol="1" spcCol="1270" anchor="ctr" anchorCtr="0">
+        <a:bodyPr spcFirstLastPara="0" vert="horz" wrap="square" lIns="3810" tIns="3810" rIns="3810" bIns="3810" numCol="1" spcCol="1270" anchor="ctr" anchorCtr="0">
           <a:noAutofit/>
         </a:bodyPr>
         <a:lstStyle/>
         <a:p>
-          <a:pPr marL="0" lvl="0" indent="0" algn="ctr" defTabSz="222250">
+          <a:pPr marL="0" lvl="0" indent="0" algn="ctr" defTabSz="266700">
             <a:lnSpc>
               <a:spcPct val="90000"/>
             </a:lnSpc>
@@ -15135,14 +14886,14 @@
             <a:buNone/>
           </a:pPr>
           <a:r>
-            <a:rPr lang="de-DE" sz="500" kern="1200"/>
+            <a:rPr lang="de-DE" sz="600" kern="1200"/>
             <a:t>Software </a:t>
           </a:r>
         </a:p>
       </dsp:txBody>
       <dsp:txXfrm>
-        <a:off x="3129476" y="1524560"/>
-        <a:ext cx="453100" cy="226550"/>
+        <a:off x="5351011" y="1048868"/>
+        <a:ext cx="737945" cy="368972"/>
       </dsp:txXfrm>
     </dsp:sp>
     <dsp:sp modelId="{A4ABEBA2-2D2C-4518-B822-0B3FA1EAD999}">
@@ -15152,8 +14903,8 @@
       </dsp:nvSpPr>
       <dsp:spPr>
         <a:xfrm>
-          <a:off x="2855351" y="1846261"/>
-          <a:ext cx="453100" cy="226550"/>
+          <a:off x="4904555" y="1572810"/>
+          <a:ext cx="737945" cy="368972"/>
         </a:xfrm>
         <a:prstGeom prst="rect">
           <a:avLst/>
@@ -15195,12 +14946,12 @@
         </a:fontRef>
       </dsp:style>
       <dsp:txBody>
-        <a:bodyPr spcFirstLastPara="0" vert="horz" wrap="square" lIns="3175" tIns="3175" rIns="3175" bIns="3175" numCol="1" spcCol="1270" anchor="ctr" anchorCtr="0">
+        <a:bodyPr spcFirstLastPara="0" vert="horz" wrap="square" lIns="3810" tIns="3810" rIns="3810" bIns="3810" numCol="1" spcCol="1270" anchor="ctr" anchorCtr="0">
           <a:noAutofit/>
         </a:bodyPr>
         <a:lstStyle/>
         <a:p>
-          <a:pPr marL="0" lvl="0" indent="0" algn="ctr" defTabSz="222250">
+          <a:pPr marL="0" lvl="0" indent="0" algn="ctr" defTabSz="266700">
             <a:lnSpc>
               <a:spcPct val="90000"/>
             </a:lnSpc>
@@ -15213,14 +14964,14 @@
             <a:buNone/>
           </a:pPr>
           <a:r>
-            <a:rPr lang="de-DE" sz="500" kern="1200"/>
+            <a:rPr lang="de-DE" sz="600" kern="1200"/>
             <a:t>Gestaltung </a:t>
           </a:r>
         </a:p>
       </dsp:txBody>
       <dsp:txXfrm>
-        <a:off x="2855351" y="1846261"/>
-        <a:ext cx="453100" cy="226550"/>
+        <a:off x="4904555" y="1572810"/>
+        <a:ext cx="737945" cy="368972"/>
       </dsp:txXfrm>
     </dsp:sp>
     <dsp:sp modelId="{67CAA7AD-C660-4B8A-A2EC-F820FE74EB7D}">
@@ -15230,8 +14981,8 @@
       </dsp:nvSpPr>
       <dsp:spPr>
         <a:xfrm>
-          <a:off x="2968626" y="2167962"/>
-          <a:ext cx="453100" cy="226550"/>
+          <a:off x="5089041" y="2096751"/>
+          <a:ext cx="737945" cy="368972"/>
         </a:xfrm>
         <a:prstGeom prst="rect">
           <a:avLst/>
@@ -15273,12 +15024,12 @@
         </a:fontRef>
       </dsp:style>
       <dsp:txBody>
-        <a:bodyPr spcFirstLastPara="0" vert="horz" wrap="square" lIns="3175" tIns="3175" rIns="3175" bIns="3175" numCol="1" spcCol="1270" anchor="ctr" anchorCtr="0">
+        <a:bodyPr spcFirstLastPara="0" vert="horz" wrap="square" lIns="3810" tIns="3810" rIns="3810" bIns="3810" numCol="1" spcCol="1270" anchor="ctr" anchorCtr="0">
           <a:noAutofit/>
         </a:bodyPr>
         <a:lstStyle/>
         <a:p>
-          <a:pPr marL="0" lvl="0" indent="0" algn="ctr" defTabSz="222250">
+          <a:pPr marL="0" lvl="0" indent="0" algn="ctr" defTabSz="266700">
             <a:lnSpc>
               <a:spcPct val="90000"/>
             </a:lnSpc>
@@ -15291,14 +15042,14 @@
             <a:buNone/>
           </a:pPr>
           <a:r>
-            <a:rPr lang="de-DE" sz="500" kern="1200"/>
+            <a:rPr lang="de-DE" sz="600" kern="1200"/>
             <a:t>Windows Forms für Passwort </a:t>
           </a:r>
         </a:p>
       </dsp:txBody>
       <dsp:txXfrm>
-        <a:off x="2968626" y="2167962"/>
-        <a:ext cx="453100" cy="226550"/>
+        <a:off x="5089041" y="2096751"/>
+        <a:ext cx="737945" cy="368972"/>
       </dsp:txXfrm>
     </dsp:sp>
     <dsp:sp modelId="{92ED99E9-05C1-4108-ADB6-D1391B042EB5}">
@@ -15308,8 +15059,8 @@
       </dsp:nvSpPr>
       <dsp:spPr>
         <a:xfrm>
-          <a:off x="2968626" y="2489663"/>
-          <a:ext cx="453100" cy="226550"/>
+          <a:off x="5089041" y="2620692"/>
+          <a:ext cx="737945" cy="368972"/>
         </a:xfrm>
         <a:prstGeom prst="rect">
           <a:avLst/>
@@ -15351,12 +15102,12 @@
         </a:fontRef>
       </dsp:style>
       <dsp:txBody>
-        <a:bodyPr spcFirstLastPara="0" vert="horz" wrap="square" lIns="3175" tIns="3175" rIns="3175" bIns="3175" numCol="1" spcCol="1270" anchor="ctr" anchorCtr="0">
+        <a:bodyPr spcFirstLastPara="0" vert="horz" wrap="square" lIns="3810" tIns="3810" rIns="3810" bIns="3810" numCol="1" spcCol="1270" anchor="ctr" anchorCtr="0">
           <a:noAutofit/>
         </a:bodyPr>
         <a:lstStyle/>
         <a:p>
-          <a:pPr marL="0" lvl="0" indent="0" algn="ctr" defTabSz="222250">
+          <a:pPr marL="0" lvl="0" indent="0" algn="ctr" defTabSz="266700">
             <a:lnSpc>
               <a:spcPct val="90000"/>
             </a:lnSpc>
@@ -15369,14 +15120,14 @@
             <a:buNone/>
           </a:pPr>
           <a:r>
-            <a:rPr lang="de-DE" sz="500" kern="1200"/>
+            <a:rPr lang="de-DE" sz="600" kern="1200"/>
             <a:t>Windows Forms Fürs Hauptmenü </a:t>
           </a:r>
         </a:p>
       </dsp:txBody>
       <dsp:txXfrm>
-        <a:off x="2968626" y="2489663"/>
-        <a:ext cx="453100" cy="226550"/>
+        <a:off x="5089041" y="2620692"/>
+        <a:ext cx="737945" cy="368972"/>
       </dsp:txXfrm>
     </dsp:sp>
     <dsp:sp modelId="{DA344A0C-BAFC-45A0-BC95-9D078900932F}">
@@ -15386,8 +15137,8 @@
       </dsp:nvSpPr>
       <dsp:spPr>
         <a:xfrm>
-          <a:off x="3403602" y="1846261"/>
-          <a:ext cx="453100" cy="226550"/>
+          <a:off x="5797468" y="1572810"/>
+          <a:ext cx="737945" cy="368972"/>
         </a:xfrm>
         <a:prstGeom prst="rect">
           <a:avLst/>
@@ -15429,12 +15180,12 @@
         </a:fontRef>
       </dsp:style>
       <dsp:txBody>
-        <a:bodyPr spcFirstLastPara="0" vert="horz" wrap="square" lIns="3175" tIns="3175" rIns="3175" bIns="3175" numCol="1" spcCol="1270" anchor="ctr" anchorCtr="0">
+        <a:bodyPr spcFirstLastPara="0" vert="horz" wrap="square" lIns="3810" tIns="3810" rIns="3810" bIns="3810" numCol="1" spcCol="1270" anchor="ctr" anchorCtr="0">
           <a:noAutofit/>
         </a:bodyPr>
         <a:lstStyle/>
         <a:p>
-          <a:pPr marL="0" lvl="0" indent="0" algn="ctr" defTabSz="222250">
+          <a:pPr marL="0" lvl="0" indent="0" algn="ctr" defTabSz="266700">
             <a:lnSpc>
               <a:spcPct val="90000"/>
             </a:lnSpc>
@@ -15447,14 +15198,14 @@
             <a:buNone/>
           </a:pPr>
           <a:r>
-            <a:rPr lang="de-DE" sz="500" kern="1200"/>
+            <a:rPr lang="de-DE" sz="600" kern="1200"/>
             <a:t>Code</a:t>
           </a:r>
         </a:p>
       </dsp:txBody>
       <dsp:txXfrm>
-        <a:off x="3403602" y="1846261"/>
-        <a:ext cx="453100" cy="226550"/>
+        <a:off x="5797468" y="1572810"/>
+        <a:ext cx="737945" cy="368972"/>
       </dsp:txXfrm>
     </dsp:sp>
     <dsp:sp modelId="{9081BAD3-C648-4B00-A092-F591C01FD926}">
@@ -15464,8 +15215,8 @@
       </dsp:nvSpPr>
       <dsp:spPr>
         <a:xfrm>
-          <a:off x="3516877" y="2167962"/>
-          <a:ext cx="453100" cy="226550"/>
+          <a:off x="5981955" y="2096751"/>
+          <a:ext cx="737945" cy="368972"/>
         </a:xfrm>
         <a:prstGeom prst="rect">
           <a:avLst/>
@@ -15507,12 +15258,12 @@
         </a:fontRef>
       </dsp:style>
       <dsp:txBody>
-        <a:bodyPr spcFirstLastPara="0" vert="horz" wrap="square" lIns="3175" tIns="3175" rIns="3175" bIns="3175" numCol="1" spcCol="1270" anchor="ctr" anchorCtr="0">
+        <a:bodyPr spcFirstLastPara="0" vert="horz" wrap="square" lIns="3810" tIns="3810" rIns="3810" bIns="3810" numCol="1" spcCol="1270" anchor="ctr" anchorCtr="0">
           <a:noAutofit/>
         </a:bodyPr>
         <a:lstStyle/>
         <a:p>
-          <a:pPr marL="0" lvl="0" indent="0" algn="ctr" defTabSz="222250">
+          <a:pPr marL="0" lvl="0" indent="0" algn="ctr" defTabSz="266700">
             <a:lnSpc>
               <a:spcPct val="90000"/>
             </a:lnSpc>
@@ -15525,14 +15276,14 @@
             <a:buNone/>
           </a:pPr>
           <a:r>
-            <a:rPr lang="de-DE" sz="500" kern="1200"/>
+            <a:rPr lang="de-DE" sz="600" kern="1200"/>
             <a:t>Datenbank Verbinden </a:t>
           </a:r>
         </a:p>
       </dsp:txBody>
       <dsp:txXfrm>
-        <a:off x="3516877" y="2167962"/>
-        <a:ext cx="453100" cy="226550"/>
+        <a:off x="5981955" y="2096751"/>
+        <a:ext cx="737945" cy="368972"/>
       </dsp:txXfrm>
     </dsp:sp>
     <dsp:sp modelId="{C98587E7-33EC-42F7-83DC-60E36D9F413F}">
@@ -15542,8 +15293,8 @@
       </dsp:nvSpPr>
       <dsp:spPr>
         <a:xfrm>
-          <a:off x="3516877" y="2489663"/>
-          <a:ext cx="453100" cy="226550"/>
+          <a:off x="5981955" y="2620692"/>
+          <a:ext cx="737945" cy="368972"/>
         </a:xfrm>
         <a:prstGeom prst="rect">
           <a:avLst/>
@@ -15585,12 +15336,12 @@
         </a:fontRef>
       </dsp:style>
       <dsp:txBody>
-        <a:bodyPr spcFirstLastPara="0" vert="horz" wrap="square" lIns="3175" tIns="3175" rIns="3175" bIns="3175" numCol="1" spcCol="1270" anchor="ctr" anchorCtr="0">
+        <a:bodyPr spcFirstLastPara="0" vert="horz" wrap="square" lIns="3810" tIns="3810" rIns="3810" bIns="3810" numCol="1" spcCol="1270" anchor="ctr" anchorCtr="0">
           <a:noAutofit/>
         </a:bodyPr>
         <a:lstStyle/>
         <a:p>
-          <a:pPr marL="0" lvl="0" indent="0" algn="ctr" defTabSz="222250">
+          <a:pPr marL="0" lvl="0" indent="0" algn="ctr" defTabSz="266700">
             <a:lnSpc>
               <a:spcPct val="90000"/>
             </a:lnSpc>
@@ -15603,14 +15354,14 @@
             <a:buNone/>
           </a:pPr>
           <a:r>
-            <a:rPr lang="de-DE" sz="500" kern="1200"/>
+            <a:rPr lang="de-DE" sz="600" kern="1200"/>
             <a:t>Codierung</a:t>
           </a:r>
         </a:p>
       </dsp:txBody>
       <dsp:txXfrm>
-        <a:off x="3516877" y="2489663"/>
-        <a:ext cx="453100" cy="226550"/>
+        <a:off x="5981955" y="2620692"/>
+        <a:ext cx="737945" cy="368972"/>
       </dsp:txXfrm>
     </dsp:sp>
     <dsp:sp modelId="{6F85E5A4-DE52-49FA-9EC0-C266A73AD3C7}">
@@ -15620,8 +15371,8 @@
       </dsp:nvSpPr>
       <dsp:spPr>
         <a:xfrm>
-          <a:off x="3516877" y="2811364"/>
-          <a:ext cx="453100" cy="226550"/>
+          <a:off x="5981955" y="3144633"/>
+          <a:ext cx="737945" cy="368972"/>
         </a:xfrm>
         <a:prstGeom prst="rect">
           <a:avLst/>
@@ -15663,12 +15414,12 @@
         </a:fontRef>
       </dsp:style>
       <dsp:txBody>
-        <a:bodyPr spcFirstLastPara="0" vert="horz" wrap="square" lIns="3175" tIns="3175" rIns="3175" bIns="3175" numCol="1" spcCol="1270" anchor="ctr" anchorCtr="0">
+        <a:bodyPr spcFirstLastPara="0" vert="horz" wrap="square" lIns="3810" tIns="3810" rIns="3810" bIns="3810" numCol="1" spcCol="1270" anchor="ctr" anchorCtr="0">
           <a:noAutofit/>
         </a:bodyPr>
         <a:lstStyle/>
         <a:p>
-          <a:pPr marL="0" lvl="0" indent="0" algn="ctr" defTabSz="222250">
+          <a:pPr marL="0" lvl="0" indent="0" algn="ctr" defTabSz="266700">
             <a:lnSpc>
               <a:spcPct val="90000"/>
             </a:lnSpc>
@@ -15681,14 +15432,14 @@
             <a:buNone/>
           </a:pPr>
           <a:r>
-            <a:rPr lang="de-DE" sz="500" kern="1200"/>
+            <a:rPr lang="de-DE" sz="600" kern="1200"/>
             <a:t>Überprüfung</a:t>
           </a:r>
         </a:p>
       </dsp:txBody>
       <dsp:txXfrm>
-        <a:off x="3516877" y="2811364"/>
-        <a:ext cx="453100" cy="226550"/>
+        <a:off x="5981955" y="3144633"/>
+        <a:ext cx="737945" cy="368972"/>
       </dsp:txXfrm>
     </dsp:sp>
     <dsp:sp modelId="{0CB9EE0B-7A5A-47AB-9419-D7A1E2C9FA1D}">
@@ -15698,8 +15449,8 @@
       </dsp:nvSpPr>
       <dsp:spPr>
         <a:xfrm>
-          <a:off x="4225979" y="1202858"/>
-          <a:ext cx="453100" cy="226550"/>
+          <a:off x="7136839" y="524927"/>
+          <a:ext cx="737945" cy="368972"/>
         </a:xfrm>
         <a:prstGeom prst="rect">
           <a:avLst/>
@@ -15741,12 +15492,12 @@
         </a:fontRef>
       </dsp:style>
       <dsp:txBody>
-        <a:bodyPr spcFirstLastPara="0" vert="horz" wrap="square" lIns="3175" tIns="3175" rIns="3175" bIns="3175" numCol="1" spcCol="1270" anchor="ctr" anchorCtr="0">
+        <a:bodyPr spcFirstLastPara="0" vert="horz" wrap="square" lIns="3810" tIns="3810" rIns="3810" bIns="3810" numCol="1" spcCol="1270" anchor="ctr" anchorCtr="0">
           <a:noAutofit/>
         </a:bodyPr>
         <a:lstStyle/>
         <a:p>
-          <a:pPr marL="0" lvl="0" indent="0" algn="ctr" defTabSz="222250">
+          <a:pPr marL="0" lvl="0" indent="0" algn="ctr" defTabSz="266700">
             <a:lnSpc>
               <a:spcPct val="90000"/>
             </a:lnSpc>
@@ -15759,14 +15510,14 @@
             <a:buNone/>
           </a:pPr>
           <a:r>
-            <a:rPr lang="de-DE" sz="500" kern="1200"/>
+            <a:rPr lang="de-DE" sz="600" kern="1200"/>
             <a:t>Nachbereitung</a:t>
           </a:r>
         </a:p>
       </dsp:txBody>
       <dsp:txXfrm>
-        <a:off x="4225979" y="1202858"/>
-        <a:ext cx="453100" cy="226550"/>
+        <a:off x="7136839" y="524927"/>
+        <a:ext cx="737945" cy="368972"/>
       </dsp:txXfrm>
     </dsp:sp>
     <dsp:sp modelId="{FF54145B-9D17-4418-800D-312CEF187ADD}">
@@ -15776,8 +15527,8 @@
       </dsp:nvSpPr>
       <dsp:spPr>
         <a:xfrm>
-          <a:off x="3951853" y="1524560"/>
-          <a:ext cx="453100" cy="226550"/>
+          <a:off x="6690382" y="1048868"/>
+          <a:ext cx="737945" cy="368972"/>
         </a:xfrm>
         <a:prstGeom prst="rect">
           <a:avLst/>
@@ -15819,12 +15570,12 @@
         </a:fontRef>
       </dsp:style>
       <dsp:txBody>
-        <a:bodyPr spcFirstLastPara="0" vert="horz" wrap="square" lIns="3175" tIns="3175" rIns="3175" bIns="3175" numCol="1" spcCol="1270" anchor="ctr" anchorCtr="0">
+        <a:bodyPr spcFirstLastPara="0" vert="horz" wrap="square" lIns="3810" tIns="3810" rIns="3810" bIns="3810" numCol="1" spcCol="1270" anchor="ctr" anchorCtr="0">
           <a:noAutofit/>
         </a:bodyPr>
         <a:lstStyle/>
         <a:p>
-          <a:pPr marL="0" lvl="0" indent="0" algn="ctr" defTabSz="222250">
+          <a:pPr marL="0" lvl="0" indent="0" algn="ctr" defTabSz="266700">
             <a:lnSpc>
               <a:spcPct val="90000"/>
             </a:lnSpc>
@@ -15837,14 +15588,14 @@
             <a:buNone/>
           </a:pPr>
           <a:r>
-            <a:rPr lang="de-DE" sz="500" kern="1200"/>
+            <a:rPr lang="de-DE" sz="600" kern="1200"/>
             <a:t>Erstellung d. Präsentation </a:t>
           </a:r>
         </a:p>
       </dsp:txBody>
       <dsp:txXfrm>
-        <a:off x="3951853" y="1524560"/>
-        <a:ext cx="453100" cy="226550"/>
+        <a:off x="6690382" y="1048868"/>
+        <a:ext cx="737945" cy="368972"/>
       </dsp:txXfrm>
     </dsp:sp>
     <dsp:sp modelId="{9ECED086-0400-4601-85CA-84F979095634}">
@@ -15854,8 +15605,8 @@
       </dsp:nvSpPr>
       <dsp:spPr>
         <a:xfrm>
-          <a:off x="4065128" y="1846261"/>
-          <a:ext cx="453100" cy="226550"/>
+          <a:off x="6874868" y="1572810"/>
+          <a:ext cx="737945" cy="368972"/>
         </a:xfrm>
         <a:prstGeom prst="rect">
           <a:avLst/>
@@ -15897,12 +15648,12 @@
         </a:fontRef>
       </dsp:style>
       <dsp:txBody>
-        <a:bodyPr spcFirstLastPara="0" vert="horz" wrap="square" lIns="3175" tIns="3175" rIns="3175" bIns="3175" numCol="1" spcCol="1270" anchor="ctr" anchorCtr="0">
+        <a:bodyPr spcFirstLastPara="0" vert="horz" wrap="square" lIns="3810" tIns="3810" rIns="3810" bIns="3810" numCol="1" spcCol="1270" anchor="ctr" anchorCtr="0">
           <a:noAutofit/>
         </a:bodyPr>
         <a:lstStyle/>
         <a:p>
-          <a:pPr marL="0" lvl="0" indent="0" algn="ctr" defTabSz="222250">
+          <a:pPr marL="0" lvl="0" indent="0" algn="ctr" defTabSz="266700">
             <a:lnSpc>
               <a:spcPct val="90000"/>
             </a:lnSpc>
@@ -15915,14 +15666,14 @@
             <a:buNone/>
           </a:pPr>
           <a:r>
-            <a:rPr lang="de-DE" sz="500" kern="1200"/>
+            <a:rPr lang="de-DE" sz="600" kern="1200"/>
             <a:t>Folien Erstellung </a:t>
           </a:r>
         </a:p>
       </dsp:txBody>
       <dsp:txXfrm>
-        <a:off x="4065128" y="1846261"/>
-        <a:ext cx="453100" cy="226550"/>
+        <a:off x="6874868" y="1572810"/>
+        <a:ext cx="737945" cy="368972"/>
       </dsp:txXfrm>
     </dsp:sp>
     <dsp:sp modelId="{8330E28F-924F-481D-8B2A-5549D044A4C4}">
@@ -15932,8 +15683,8 @@
       </dsp:nvSpPr>
       <dsp:spPr>
         <a:xfrm>
-          <a:off x="4065128" y="2167962"/>
-          <a:ext cx="453100" cy="226550"/>
+          <a:off x="6874868" y="2096751"/>
+          <a:ext cx="737945" cy="368972"/>
         </a:xfrm>
         <a:prstGeom prst="rect">
           <a:avLst/>
@@ -15975,12 +15726,12 @@
         </a:fontRef>
       </dsp:style>
       <dsp:txBody>
-        <a:bodyPr spcFirstLastPara="0" vert="horz" wrap="square" lIns="3175" tIns="3175" rIns="3175" bIns="3175" numCol="1" spcCol="1270" anchor="ctr" anchorCtr="0">
+        <a:bodyPr spcFirstLastPara="0" vert="horz" wrap="square" lIns="3810" tIns="3810" rIns="3810" bIns="3810" numCol="1" spcCol="1270" anchor="ctr" anchorCtr="0">
           <a:noAutofit/>
         </a:bodyPr>
         <a:lstStyle/>
         <a:p>
-          <a:pPr marL="0" lvl="0" indent="0" algn="ctr" defTabSz="222250">
+          <a:pPr marL="0" lvl="0" indent="0" algn="ctr" defTabSz="266700">
             <a:lnSpc>
               <a:spcPct val="90000"/>
             </a:lnSpc>
@@ -15993,14 +15744,14 @@
             <a:buNone/>
           </a:pPr>
           <a:r>
-            <a:rPr lang="de-DE" sz="500" kern="1200"/>
+            <a:rPr lang="de-DE" sz="600" kern="1200"/>
             <a:t>Informationen Einfügen(Bilder Und Texte)</a:t>
           </a:r>
         </a:p>
       </dsp:txBody>
       <dsp:txXfrm>
-        <a:off x="4065128" y="2167962"/>
-        <a:ext cx="453100" cy="226550"/>
+        <a:off x="6874868" y="2096751"/>
+        <a:ext cx="737945" cy="368972"/>
       </dsp:txXfrm>
     </dsp:sp>
     <dsp:sp modelId="{69418C7C-7E49-4B8C-B668-0022D1EFD2A5}">
@@ -16010,8 +15761,8 @@
       </dsp:nvSpPr>
       <dsp:spPr>
         <a:xfrm>
-          <a:off x="4065128" y="2489663"/>
-          <a:ext cx="453100" cy="226550"/>
+          <a:off x="6874868" y="2620692"/>
+          <a:ext cx="737945" cy="368972"/>
         </a:xfrm>
         <a:prstGeom prst="rect">
           <a:avLst/>
@@ -16053,12 +15804,12 @@
         </a:fontRef>
       </dsp:style>
       <dsp:txBody>
-        <a:bodyPr spcFirstLastPara="0" vert="horz" wrap="square" lIns="3175" tIns="3175" rIns="3175" bIns="3175" numCol="1" spcCol="1270" anchor="ctr" anchorCtr="0">
+        <a:bodyPr spcFirstLastPara="0" vert="horz" wrap="square" lIns="3810" tIns="3810" rIns="3810" bIns="3810" numCol="1" spcCol="1270" anchor="ctr" anchorCtr="0">
           <a:noAutofit/>
         </a:bodyPr>
         <a:lstStyle/>
         <a:p>
-          <a:pPr marL="0" lvl="0" indent="0" algn="ctr" defTabSz="222250">
+          <a:pPr marL="0" lvl="0" indent="0" algn="ctr" defTabSz="266700">
             <a:lnSpc>
               <a:spcPct val="90000"/>
             </a:lnSpc>
@@ -16071,14 +15822,14 @@
             <a:buNone/>
           </a:pPr>
           <a:r>
-            <a:rPr lang="de-DE" sz="500" kern="1200"/>
+            <a:rPr lang="de-DE" sz="600" kern="1200"/>
             <a:t>Effekte einfügen </a:t>
           </a:r>
         </a:p>
       </dsp:txBody>
       <dsp:txXfrm>
-        <a:off x="4065128" y="2489663"/>
-        <a:ext cx="453100" cy="226550"/>
+        <a:off x="6874868" y="2620692"/>
+        <a:ext cx="737945" cy="368972"/>
       </dsp:txXfrm>
     </dsp:sp>
     <dsp:sp modelId="{BA226840-69E2-48A4-91E6-DDDE53C91F8D}">
@@ -16088,8 +15839,8 @@
       </dsp:nvSpPr>
       <dsp:spPr>
         <a:xfrm>
-          <a:off x="4500105" y="1524560"/>
-          <a:ext cx="453100" cy="226550"/>
+          <a:off x="7583296" y="1048868"/>
+          <a:ext cx="737945" cy="368972"/>
         </a:xfrm>
         <a:prstGeom prst="rect">
           <a:avLst/>
@@ -16131,12 +15882,12 @@
         </a:fontRef>
       </dsp:style>
       <dsp:txBody>
-        <a:bodyPr spcFirstLastPara="0" vert="horz" wrap="square" lIns="3175" tIns="3175" rIns="3175" bIns="3175" numCol="1" spcCol="1270" anchor="ctr" anchorCtr="0">
+        <a:bodyPr spcFirstLastPara="0" vert="horz" wrap="square" lIns="3810" tIns="3810" rIns="3810" bIns="3810" numCol="1" spcCol="1270" anchor="ctr" anchorCtr="0">
           <a:noAutofit/>
         </a:bodyPr>
         <a:lstStyle/>
         <a:p>
-          <a:pPr marL="0" lvl="0" indent="0" algn="ctr" defTabSz="222250">
+          <a:pPr marL="0" lvl="0" indent="0" algn="ctr" defTabSz="266700">
             <a:lnSpc>
               <a:spcPct val="90000"/>
             </a:lnSpc>
@@ -16149,14 +15900,14 @@
             <a:buNone/>
           </a:pPr>
           <a:r>
-            <a:rPr lang="de-DE" sz="500" kern="1200"/>
+            <a:rPr lang="de-DE" sz="600" kern="1200"/>
             <a:t>Vortrag</a:t>
           </a:r>
         </a:p>
       </dsp:txBody>
       <dsp:txXfrm>
-        <a:off x="4500105" y="1524560"/>
-        <a:ext cx="453100" cy="226550"/>
+        <a:off x="7583296" y="1048868"/>
+        <a:ext cx="737945" cy="368972"/>
       </dsp:txXfrm>
     </dsp:sp>
     <dsp:sp modelId="{AAD27502-4190-4846-AA58-7B22FF32F0E9}">
@@ -16166,8 +15917,8 @@
       </dsp:nvSpPr>
       <dsp:spPr>
         <a:xfrm>
-          <a:off x="4613380" y="1846261"/>
-          <a:ext cx="453100" cy="226550"/>
+          <a:off x="7767782" y="1572810"/>
+          <a:ext cx="737945" cy="368972"/>
         </a:xfrm>
         <a:prstGeom prst="rect">
           <a:avLst/>
@@ -16209,12 +15960,12 @@
         </a:fontRef>
       </dsp:style>
       <dsp:txBody>
-        <a:bodyPr spcFirstLastPara="0" vert="horz" wrap="square" lIns="3175" tIns="3175" rIns="3175" bIns="3175" numCol="1" spcCol="1270" anchor="ctr" anchorCtr="0">
+        <a:bodyPr spcFirstLastPara="0" vert="horz" wrap="square" lIns="3810" tIns="3810" rIns="3810" bIns="3810" numCol="1" spcCol="1270" anchor="ctr" anchorCtr="0">
           <a:noAutofit/>
         </a:bodyPr>
         <a:lstStyle/>
         <a:p>
-          <a:pPr marL="0" lvl="0" indent="0" algn="ctr" defTabSz="222250">
+          <a:pPr marL="0" lvl="0" indent="0" algn="ctr" defTabSz="266700">
             <a:lnSpc>
               <a:spcPct val="90000"/>
             </a:lnSpc>
@@ -16227,14 +15978,14 @@
             <a:buNone/>
           </a:pPr>
           <a:r>
-            <a:rPr lang="de-DE" sz="500" kern="1200"/>
+            <a:rPr lang="de-DE" sz="600" kern="1200"/>
             <a:t>Generalprobe</a:t>
           </a:r>
         </a:p>
       </dsp:txBody>
       <dsp:txXfrm>
-        <a:off x="4613380" y="1846261"/>
-        <a:ext cx="453100" cy="226550"/>
+        <a:off x="7767782" y="1572810"/>
+        <a:ext cx="737945" cy="368972"/>
       </dsp:txXfrm>
     </dsp:sp>
     <dsp:sp modelId="{5C878782-B1BF-4DFD-993E-B6571B148373}">
@@ -16244,8 +15995,8 @@
       </dsp:nvSpPr>
       <dsp:spPr>
         <a:xfrm>
-          <a:off x="4613380" y="2167962"/>
-          <a:ext cx="453100" cy="226550"/>
+          <a:off x="7767782" y="2096751"/>
+          <a:ext cx="737945" cy="368972"/>
         </a:xfrm>
         <a:prstGeom prst="rect">
           <a:avLst/>
@@ -16287,12 +16038,12 @@
         </a:fontRef>
       </dsp:style>
       <dsp:txBody>
-        <a:bodyPr spcFirstLastPara="0" vert="horz" wrap="square" lIns="3175" tIns="3175" rIns="3175" bIns="3175" numCol="1" spcCol="1270" anchor="ctr" anchorCtr="0">
+        <a:bodyPr spcFirstLastPara="0" vert="horz" wrap="square" lIns="3810" tIns="3810" rIns="3810" bIns="3810" numCol="1" spcCol="1270" anchor="ctr" anchorCtr="0">
           <a:noAutofit/>
         </a:bodyPr>
         <a:lstStyle/>
         <a:p>
-          <a:pPr marL="0" lvl="0" indent="0" algn="ctr" defTabSz="222250">
+          <a:pPr marL="0" lvl="0" indent="0" algn="ctr" defTabSz="266700">
             <a:lnSpc>
               <a:spcPct val="90000"/>
             </a:lnSpc>
@@ -16305,14 +16056,14 @@
             <a:buNone/>
           </a:pPr>
           <a:r>
-            <a:rPr lang="de-DE" sz="500" kern="1200"/>
+            <a:rPr lang="de-DE" sz="600" kern="1200"/>
             <a:t>Vortrag Vorhalten</a:t>
           </a:r>
         </a:p>
       </dsp:txBody>
       <dsp:txXfrm>
-        <a:off x="4613380" y="2167962"/>
-        <a:ext cx="453100" cy="226550"/>
+        <a:off x="7767782" y="2096751"/>
+        <a:ext cx="737945" cy="368972"/>
       </dsp:txXfrm>
     </dsp:sp>
     <dsp:sp modelId="{775B0CE7-40E6-4433-B770-CA98DBB4D9C4}">
@@ -16322,8 +16073,8 @@
       </dsp:nvSpPr>
       <dsp:spPr>
         <a:xfrm>
-          <a:off x="4613380" y="2489663"/>
-          <a:ext cx="453100" cy="226550"/>
+          <a:off x="7767782" y="2620692"/>
+          <a:ext cx="737945" cy="368972"/>
         </a:xfrm>
         <a:prstGeom prst="rect">
           <a:avLst/>
@@ -16365,12 +16116,12 @@
         </a:fontRef>
       </dsp:style>
       <dsp:txBody>
-        <a:bodyPr spcFirstLastPara="0" vert="horz" wrap="square" lIns="3175" tIns="3175" rIns="3175" bIns="3175" numCol="1" spcCol="1270" anchor="ctr" anchorCtr="0">
+        <a:bodyPr spcFirstLastPara="0" vert="horz" wrap="square" lIns="3810" tIns="3810" rIns="3810" bIns="3810" numCol="1" spcCol="1270" anchor="ctr" anchorCtr="0">
           <a:noAutofit/>
         </a:bodyPr>
         <a:lstStyle/>
         <a:p>
-          <a:pPr marL="0" lvl="0" indent="0" algn="ctr" defTabSz="222250">
+          <a:pPr marL="0" lvl="0" indent="0" algn="ctr" defTabSz="266700">
             <a:lnSpc>
               <a:spcPct val="90000"/>
             </a:lnSpc>
@@ -16383,14 +16134,14 @@
             <a:buNone/>
           </a:pPr>
           <a:r>
-            <a:rPr lang="de-DE" sz="500" kern="1200"/>
+            <a:rPr lang="de-DE" sz="600" kern="1200"/>
             <a:t>Kritikgespräch</a:t>
           </a:r>
         </a:p>
       </dsp:txBody>
       <dsp:txXfrm>
-        <a:off x="4613380" y="2489663"/>
-        <a:ext cx="453100" cy="226550"/>
+        <a:off x="7767782" y="2620692"/>
+        <a:ext cx="737945" cy="368972"/>
       </dsp:txXfrm>
     </dsp:sp>
   </dsp:spTree>
